--- a/downloads/teacher/ai-7-week-23.docx
+++ b/downloads/teacher/ai-7-week-23.docx
@@ -1974,6 +1974,396 @@
         <w:t>For the Reproducible AI Research Study, retain an annotated worked trace and the changed-case reasoning. Connect the claim to its records, units and assumptions so another investigator can challenge or reproduce it.</w:t>
       </w:r>
     </w:p>
+    <w:p>
+      <w:pPr>
+        <w:pStyle w:val="Heading1"/>
+      </w:pPr>
+      <w:r>
+        <w:t>07. Prepare, teach and assess</w:t>
+      </w:r>
+    </w:p>
+    <w:p>
+      <w:r>
+        <w:t>Teaching target: Explain the mechanism and terminology of power and resource tradeoffs</w:t>
+      </w:r>
+    </w:p>
+    <w:p>
+      <w:r>
+        <w:t>Prepare the labelled worked-case picture, the matching workbook, fictional input cards and a place for individual responses. Check a local Python 3 environment before class; have a paper-trace version ready.</w:t>
+      </w:r>
+    </w:p>
+    <w:tbl>
+      <w:tblPr>
+        <w:tblStyle w:val="LightShading-Accent1"/>
+        <w:tblW w:type="auto" w:w="0"/>
+        <w:tblLook w:firstColumn="1" w:firstRow="1" w:lastColumn="0" w:lastRow="0" w:noHBand="0" w:noVBand="1" w:val="04A0"/>
+      </w:tblPr>
+      <w:tblGrid>
+        <w:gridCol w:w="3408"/>
+        <w:gridCol w:w="3408"/>
+        <w:gridCol w:w="3408"/>
+      </w:tblGrid>
+      <w:tr>
+        <w:trPr>
+          <w:tblHeader/>
+        </w:trPr>
+        <w:tc>
+          <w:tcPr>
+            <w:tcW w:type="dxa" w:w="3408"/>
+          </w:tcPr>
+          <w:p>
+            <w:r>
+              <w:t>Session</w:t>
+            </w:r>
+          </w:p>
+        </w:tc>
+        <w:tc>
+          <w:tcPr>
+            <w:tcW w:type="dxa" w:w="3408"/>
+          </w:tcPr>
+          <w:p>
+            <w:r>
+              <w:t>Plan</w:t>
+            </w:r>
+          </w:p>
+        </w:tc>
+        <w:tc>
+          <w:tcPr>
+            <w:tcW w:type="dxa" w:w="3408"/>
+          </w:tcPr>
+          <w:p>
+            <w:r>
+              <w:t>Resources</w:t>
+            </w:r>
+          </w:p>
+        </w:tc>
+      </w:tr>
+      <w:tr>
+        <w:tc>
+          <w:tcPr>
+            <w:tcW w:type="dxa" w:w="3408"/>
+          </w:tcPr>
+          <w:p>
+            <w:r>
+              <w:t>Session 1 · Understand · 45 min</w:t>
+            </w:r>
+          </w:p>
+        </w:tc>
+        <w:tc>
+          <w:tcPr>
+            <w:tcW w:type="dxa" w:w="3408"/>
+          </w:tcPr>
+          <w:p>
+            <w:r>
+              <w:t>0–7: recall and prerequisite; 7–15: inspect the concrete case and predict; 15–30: teacher models the worked trace; 30–40: learners explain a step using the text and visual; 40–45: check the core idea.</w:t>
+            </w:r>
+          </w:p>
+        </w:tc>
+        <w:tc>
+          <w:tcPr>
+            <w:tcW w:type="dxa" w:w="3408"/>
+          </w:tcPr>
+          <w:p>
+            <w:r>
+              <w:t>Sections 1–6; record the brief recall in the workbook.</w:t>
+            </w:r>
+          </w:p>
+        </w:tc>
+      </w:tr>
+      <w:tr>
+        <w:tc>
+          <w:tcPr>
+            <w:tcW w:type="dxa" w:w="3408"/>
+          </w:tcPr>
+          <w:p>
+            <w:r>
+              <w:t>Session 2 · Practise · 45 min</w:t>
+            </w:r>
+          </w:p>
+        </w:tc>
+        <w:tc>
+          <w:tcPr>
+            <w:tcW w:type="dxa" w:w="3408"/>
+          </w:tcPr>
+          <w:p>
+            <w:r>
+              <w:t>0–5: retrieve the procedure; 5–15: W2 completion practice; 15–23: explain and check with a partner; 23–30: each learner answers the misconception check; 30–40: targeted reteaching or a harder variation; 40–45: prepare the investigation.</w:t>
+            </w:r>
+          </w:p>
+        </w:tc>
+        <w:tc>
+          <w:tcPr>
+            <w:tcW w:type="dxa" w:w="3408"/>
+          </w:tcPr>
+          <w:p>
+            <w:r>
+              <w:t>Sections 7–10; use the matching workbook W2 and misconception check.</w:t>
+            </w:r>
+          </w:p>
+        </w:tc>
+      </w:tr>
+      <w:tr>
+        <w:tc>
+          <w:tcPr>
+            <w:tcW w:type="dxa" w:w="3408"/>
+          </w:tcPr>
+          <w:p>
+            <w:r>
+              <w:t>Session 3 · Investigate and transfer · 45 min</w:t>
+            </w:r>
+          </w:p>
+        </w:tc>
+        <w:tc>
+          <w:tcPr>
+            <w:tcW w:type="dxa" w:w="3408"/>
+          </w:tcPr>
+          <w:p>
+            <w:r>
+              <w:t>0–5: retrieve the decision rule; 5–20: investigate or trace; 20–30: start the independent case; 30–38: connect the project; 38–43: act on feedback; 43–45: plan the return check.</w:t>
+            </w:r>
+          </w:p>
+        </w:tc>
+        <w:tc>
+          <w:tcPr>
+            <w:tcW w:type="dxa" w:w="3408"/>
+          </w:tcPr>
+          <w:p>
+            <w:r>
+              <w:t>Sections 9 and 11–14. Give extra time to finish the full task set; use Section 15 when the week includes a coding lab.</w:t>
+            </w:r>
+          </w:p>
+        </w:tc>
+      </w:tr>
+    </w:tbl>
+    <w:p>
+      <w:r>
+        <w:t>Before class, solve the supported practice: For a fixed alternative100 simulations detect62 times at n20 and83 at n40. Per-unit cost3 credits. Show the intermediate steps and give the conclusion with its scope.</w:t>
+      </w:r>
+    </w:p>
+    <w:p>
+      <w:r>
+        <w:t>Reasoned practice answer: Teacher explanation: Estimated detection62% versus83%; cost60 versus120 credits per study. These simulation frequencies depend on the supplied model; null error is unmeasured.</w:t>
+      </w:r>
+    </w:p>
+    <w:p>
+      <w:r>
+        <w:t>Check every learner before discussion: Use the worked case for Power and resource tradeoffs. Proposed explanation: “The worked result establishes every future case”. Decide whether this explanation is supported. Point to the step or supplied fact that decides; explain your repair if needed.</w:t>
+      </w:r>
+    </w:p>
+    <w:p>
+      <w:r>
+        <w:t>Misconception repair: Power estimates do not repair biased sampling or establish the probability a particular hypothesis is true.</w:t>
+      </w:r>
+    </w:p>
+    <w:p>
+      <w:r>
+        <w:t>Support: read the exact case aloud, enlarge the labelled picture, supply input cards and model only the first deciding step. Accept a spoken explanation or drawing; retain the reasoning goal.</w:t>
+      </w:r>
+    </w:p>
+    <w:p>
+      <w:r>
+        <w:t>Extension: Change the assumed effect or variability but keep the sample sizes. Require a prediction and a reason before comparing. Expected result: The detection fractions need new simulation; the resource costs stay 40 and 80. Reason: Power depends on the data-generating assumptions, while this stated unit-cost calculation does not.</w:t>
+      </w:r>
+    </w:p>
+    <w:p>
+      <w:r>
+        <w:t>Independent assessment: withhold the reserved answer until the learner has attempted the new case. Record support separately from correctness.</w:t>
+      </w:r>
+    </w:p>
+    <w:tbl>
+      <w:tblPr>
+        <w:tblStyle w:val="LightShading-Accent1"/>
+        <w:tblW w:type="auto" w:w="0"/>
+        <w:tblLook w:firstColumn="1" w:firstRow="1" w:lastColumn="0" w:lastRow="0" w:noHBand="0" w:noVBand="1" w:val="04A0"/>
+      </w:tblPr>
+      <w:tblGrid>
+        <w:gridCol w:w="2556"/>
+        <w:gridCol w:w="2556"/>
+        <w:gridCol w:w="2556"/>
+        <w:gridCol w:w="2556"/>
+      </w:tblGrid>
+      <w:tr>
+        <w:trPr>
+          <w:tblHeader/>
+        </w:trPr>
+        <w:tc>
+          <w:tcPr>
+            <w:tcW w:type="dxa" w:w="2556"/>
+          </w:tcPr>
+          <w:p>
+            <w:r>
+              <w:t>Criterion</w:t>
+            </w:r>
+          </w:p>
+        </w:tc>
+        <w:tc>
+          <w:tcPr>
+            <w:tcW w:type="dxa" w:w="2556"/>
+          </w:tcPr>
+          <w:p>
+            <w:r>
+              <w:t>Not yet</w:t>
+            </w:r>
+          </w:p>
+        </w:tc>
+        <w:tc>
+          <w:tcPr>
+            <w:tcW w:type="dxa" w:w="2556"/>
+          </w:tcPr>
+          <w:p>
+            <w:r>
+              <w:t>With support</w:t>
+            </w:r>
+          </w:p>
+        </w:tc>
+        <w:tc>
+          <w:tcPr>
+            <w:tcW w:type="dxa" w:w="2556"/>
+          </w:tcPr>
+          <w:p>
+            <w:r>
+              <w:t>Independent</w:t>
+            </w:r>
+          </w:p>
+        </w:tc>
+      </w:tr>
+      <w:tr>
+        <w:tc>
+          <w:tcPr>
+            <w:tcW w:type="dxa" w:w="2556"/>
+          </w:tcPr>
+          <w:p>
+            <w:r>
+              <w:t>Explanation</w:t>
+            </w:r>
+          </w:p>
+        </w:tc>
+        <w:tc>
+          <w:tcPr>
+            <w:tcW w:type="dxa" w:w="2556"/>
+          </w:tcPr>
+          <w:p>
+            <w:r>
+              <w:t>Names an answer without a deciding fact</w:t>
+            </w:r>
+          </w:p>
+        </w:tc>
+        <w:tc>
+          <w:tcPr>
+            <w:tcW w:type="dxa" w:w="2556"/>
+          </w:tcPr>
+          <w:p>
+            <w:r>
+              <w:t>Uses a hint to link fact and decision</w:t>
+            </w:r>
+          </w:p>
+        </w:tc>
+        <w:tc>
+          <w:tcPr>
+            <w:tcW w:type="dxa" w:w="2556"/>
+          </w:tcPr>
+          <w:p>
+            <w:r>
+              <w:t>Explains the deciding fact in own words</w:t>
+            </w:r>
+          </w:p>
+        </w:tc>
+      </w:tr>
+      <w:tr>
+        <w:tc>
+          <w:tcPr>
+            <w:tcW w:type="dxa" w:w="2556"/>
+          </w:tcPr>
+          <w:p>
+            <w:r>
+              <w:t>Trace or test</w:t>
+            </w:r>
+          </w:p>
+        </w:tc>
+        <w:tc>
+          <w:tcPr>
+            <w:tcW w:type="dxa" w:w="2556"/>
+          </w:tcPr>
+          <w:p>
+            <w:r>
+              <w:t>Cannot connect input and result</w:t>
+            </w:r>
+          </w:p>
+        </w:tc>
+        <w:tc>
+          <w:tcPr>
+            <w:tcW w:type="dxa" w:w="2556"/>
+          </w:tcPr>
+          <w:p>
+            <w:r>
+              <w:t>Completes steps with prompts</w:t>
+            </w:r>
+          </w:p>
+        </w:tc>
+        <w:tc>
+          <w:tcPr>
+            <w:tcW w:type="dxa" w:w="2556"/>
+          </w:tcPr>
+          <w:p>
+            <w:r>
+              <w:t>Traces or tests a changed case accurately</w:t>
+            </w:r>
+          </w:p>
+        </w:tc>
+      </w:tr>
+      <w:tr>
+        <w:tc>
+          <w:tcPr>
+            <w:tcW w:type="dxa" w:w="2556"/>
+          </w:tcPr>
+          <w:p>
+            <w:r>
+              <w:t>Limits and revision</w:t>
+            </w:r>
+          </w:p>
+        </w:tc>
+        <w:tc>
+          <w:tcPr>
+            <w:tcW w:type="dxa" w:w="2556"/>
+          </w:tcPr>
+          <w:p>
+            <w:r>
+              <w:t>Claims more than evidence supports</w:t>
+            </w:r>
+          </w:p>
+        </w:tc>
+        <w:tc>
+          <w:tcPr>
+            <w:tcW w:type="dxa" w:w="2556"/>
+          </w:tcPr>
+          <w:p>
+            <w:r>
+              <w:t>Names a limit after a prompt</w:t>
+            </w:r>
+          </w:p>
+        </w:tc>
+        <w:tc>
+          <w:tcPr>
+            <w:tcW w:type="dxa" w:w="2556"/>
+          </w:tcPr>
+          <w:p>
+            <w:r>
+              <w:t>States a defensible limit and useful next test</w:t>
+            </w:r>
+          </w:p>
+        </w:tc>
+      </w:tr>
+    </w:tbl>
+    <w:p>
+      <w:r>
+        <w:t>Project checkpoint: Evaluate and revise. Compare with your starting method, explain errors and record a justified revision.</w:t>
+      </w:r>
+    </w:p>
+    <w:p>
+      <w:r>
+        <w:t>Use the weekly teacher answer for topic-specific reasoning. A saved progress tick is an activity record; judge mastery from the learner’s explanation and evidence.</w:t>
+      </w:r>
+    </w:p>
     <w:sectPr>
       <w:pgSz w:w="12240" w:h="15840"/>
       <w:pgMar w:top="936" w:right="1008" w:bottom="936" w:left="1008" w:header="720" w:footer="720" w:gutter="0"/>

--- a/downloads/teacher/ai-7-week-23.docx
+++ b/downloads/teacher/ai-7-week-23.docx
@@ -2364,6 +2364,39 @@
         <w:t>Use the weekly teacher answer for topic-specific reasoning. A saved progress tick is an activity record; judge mastery from the learner’s explanation and evidence.</w:t>
       </w:r>
     </w:p>
+    <w:p>
+      <w:pPr>
+        <w:pStyle w:val="Heading1"/>
+      </w:pPr>
+      <w:r>
+        <w:t>08. Use feedback, labs and repair paths</w:t>
+      </w:r>
+    </w:p>
+    <w:p>
+      <w:r>
+        <w:t>Use the two formative questions as supported practice, not as independent mastery scores. Discuss the deciding evidence rather than accepting a guessed selection.</w:t>
+      </w:r>
+    </w:p>
+    <w:p>
+      <w:r>
+        <w:t>The feedback comes from the reviewed public worked case. Do not reveal the separately reserved independent teacher answer until the learner has attempted that case.</w:t>
+      </w:r>
+    </w:p>
+    <w:p>
+      <w:r>
+        <w:t>Ask students to predict before running code. Preserve errors and actual outputs; collect a changed test and an explanation. The branch-boundary and indexing lessons deliberately include failure cases.</w:t>
+      </w:r>
+    </w:p>
+    <w:p>
+      <w:r>
+        <w:t>Use the earlier worked-explanation links to address a specific missing building block, then return to the current question. Adapt this suggestion after observing the learner; it is not an automatic diagnosis.</w:t>
+      </w:r>
+    </w:p>
+    <w:p>
+      <w:r>
+        <w:t>Collect the completed-work portfolio as evidence. Record support separately from correctness, and assess explanation, trace/test and limitations. Progress ticks and quiz selections alone do not establish mastery.</w:t>
+      </w:r>
+    </w:p>
     <w:sectPr>
       <w:pgSz w:w="12240" w:h="15840"/>
       <w:pgMar w:top="936" w:right="1008" w:bottom="936" w:left="1008" w:header="720" w:footer="720" w:gutter="0"/>

--- a/downloads/teacher/ai-7-week-23.docx
+++ b/downloads/teacher/ai-7-week-23.docx
@@ -29,16 +29,51 @@
       </w:r>
     </w:p>
     <w:p>
-      <w:pPr>
-        <w:pStyle w:val="Heading3"/>
-      </w:pPr>
-      <w:r>
-        <w:t>Teach the learning cycle</w:t>
+      <w:r>
+        <w:t>Prepare Power and resource tradeoffs: check the target, prerequisites, resources and adaptable teaching schedule.</w:t>
       </w:r>
     </w:p>
     <w:p>
-      <w:r>
-        <w:t>Primary target: Explain the mechanism and terminology of power and resource tradeoffs</w:t>
+      <w:pPr>
+        <w:pStyle w:val="Heading3"/>
+      </w:pPr>
+      <w:r>
+        <w:t>Teach the learning cycle</w:t>
+      </w:r>
+    </w:p>
+    <w:p>
+      <w:pPr>
+        <w:spacing w:line="336" w:lineRule="auto" w:after="180"/>
+      </w:pPr>
+      <w:r>
+        <w:rPr>
+          <w:b w:val="0"/>
+        </w:rPr>
+        <w:t xml:space="preserve">Primary target: Explain the </w:t>
+      </w:r>
+      <w:r>
+        <w:rPr>
+          <w:b/>
+        </w:rPr>
+        <w:t>mechanism</w:t>
+      </w:r>
+      <w:r>
+        <w:rPr>
+          <w:b w:val="0"/>
+        </w:rPr>
+        <w:t xml:space="preserve"> and terminology of </w:t>
+      </w:r>
+      <w:r>
+        <w:rPr>
+          <w:b/>
+        </w:rPr>
+        <w:t>power</w:t>
+      </w:r>
+      <w:r>
+        <w:rPr>
+          <w:b w:val="0"/>
+        </w:rPr>
+        <w:t xml:space="preserve"> and resource tradeoffs</w:t>
       </w:r>
     </w:p>
     <w:tbl>
@@ -185,16 +220,37 @@
       </w:tr>
     </w:tbl>
     <w:p>
-      <w:r>
-        <w:t>This is a starting allocation of 135 minutes, not a validated duration. Preserve all named topics. Schedule extra time for connected examples, the full investigation, independent cases and project building. Repeated copies of a case share one recorded attempt; they are not new evidence.</w:t>
+      <w:pPr>
+        <w:spacing w:line="336" w:lineRule="auto" w:after="180"/>
+      </w:pPr>
+      <w:r>
+        <w:rPr>
+          <w:b w:val="0"/>
+        </w:rPr>
+        <w:t>This is a starting allocation of 135 minutes, not a validated duration. Preserve all named topics. Schedule extra time for connected examples, the full investigation, independent cases and project building.</w:t>
       </w:r>
     </w:p>
     <w:p>
       <w:pPr>
-        <w:pStyle w:val="Heading3"/>
-      </w:pPr>
-      <w:r>
-        <w:t>Retrieval answer guidance</w:t>
+        <w:spacing w:line="336" w:lineRule="auto" w:after="180"/>
+      </w:pPr>
+      <w:r>
+        <w:rPr>
+          <w:b w:val="0"/>
+        </w:rPr>
+        <w:t xml:space="preserve">Repeated copies of a case share one recorded attempt; they are not new </w:t>
+      </w:r>
+      <w:r>
+        <w:rPr>
+          <w:b/>
+        </w:rPr>
+        <w:t>evidence</w:t>
+      </w:r>
+      <w:r>
+        <w:rPr>
+          <w:b w:val="0"/>
+        </w:rPr>
+        <w:t>.</w:t>
       </w:r>
     </w:p>
     <w:p>
@@ -202,178 +258,618 @@
         <w:pStyle w:val="Heading3"/>
       </w:pPr>
       <w:r>
-        <w:t>Pilot experiments</w:t>
+        <w:t>Retrieval answer guidance</w:t>
       </w:r>
     </w:p>
     <w:p>
-      <w:r>
-        <w:t>Without opening the old lesson, explain one key idea from Pilot experiments. Give an example and a mistake that the idea helps you avoid.</w:t>
+      <w:pPr>
+        <w:pStyle w:val="Heading3"/>
+      </w:pPr>
+      <w:r>
+        <w:t>Pilot experiments</w:t>
       </w:r>
     </w:p>
     <w:p>
-      <w:r>
-        <w:t>Look for: Explain the mechanism and terminology of pilot experiments</w:t>
+      <w:pPr>
+        <w:spacing w:line="336" w:lineRule="auto" w:after="180"/>
+      </w:pPr>
+      <w:r>
+        <w:rPr>
+          <w:b w:val="0"/>
+        </w:rPr>
+        <w:t>Without opening the old lesson, explain one key idea from Pilot experiments. Give an example and a mistake that the idea helps you avoid.</w:t>
       </w:r>
     </w:p>
     <w:p>
-      <w:r>
-        <w:t>Reference example, not the only acceptable wording: Teacher explanation: A pilot checks feasibility, measurement and failure handling before the primary study. Pilot results used for revision are development evidence. Run a small fixture set to test data capture, timing boundaries, rubric and analysis code. Fix defects and freeze the revised plan before new primary cases.</w:t>
+      <w:pPr>
+        <w:spacing w:line="336" w:lineRule="auto" w:after="180"/>
+      </w:pPr>
+      <w:r>
+        <w:rPr>
+          <w:b w:val="0"/>
+        </w:rPr>
+        <w:t xml:space="preserve">Look for: Explain the </w:t>
+      </w:r>
+      <w:r>
+        <w:rPr>
+          <w:b/>
+        </w:rPr>
+        <w:t>mechanism</w:t>
+      </w:r>
+      <w:r>
+        <w:rPr>
+          <w:b w:val="0"/>
+        </w:rPr>
+        <w:t xml:space="preserve"> and terminology of pilot experiments</w:t>
       </w:r>
     </w:p>
     <w:p>
       <w:pPr>
-        <w:pStyle w:val="Heading3"/>
-      </w:pPr>
-      <w:r>
-        <w:t>Privacy and data governance</w:t>
+        <w:spacing w:line="336" w:lineRule="auto" w:after="180"/>
+      </w:pPr>
+      <w:r>
+        <w:rPr>
+          <w:b w:val="0"/>
+        </w:rPr>
+        <w:t xml:space="preserve">Reference example, not the only acceptable wording: Teacher explanation: A pilot checks feasibility, measurement and failure handling before the primary study. Pilot results used for revision are development </w:t>
+      </w:r>
+      <w:r>
+        <w:rPr>
+          <w:b/>
+        </w:rPr>
+        <w:t>evidence</w:t>
+      </w:r>
+      <w:r>
+        <w:rPr>
+          <w:b w:val="0"/>
+        </w:rPr>
+        <w:t>.</w:t>
       </w:r>
     </w:p>
     <w:p>
-      <w:r>
-        <w:t>Without opening the old lesson, explain one key idea from Privacy and data governance. Give an example and a mistake that the idea helps you avoid.</w:t>
+      <w:pPr>
+        <w:spacing w:line="336" w:lineRule="auto" w:after="180"/>
+      </w:pPr>
+      <w:r>
+        <w:rPr>
+          <w:b w:val="0"/>
+        </w:rPr>
+        <w:t>Run a small fixture set to test data capture, timing boundaries, rubric and analysis code. Fix defects and freeze the revised plan before new primary cases.</w:t>
       </w:r>
     </w:p>
     <w:p>
-      <w:r>
-        <w:t>Look for: Explain the mechanism and terminology of privacy and data governance</w:t>
+      <w:pPr>
+        <w:pStyle w:val="Heading3"/>
+      </w:pPr>
+      <w:r>
+        <w:t>Privacy and data governance</w:t>
       </w:r>
     </w:p>
     <w:p>
-      <w:r>
-        <w:t>Reference example, not the only acceptable wording: Teacher explanation: Data governance specifies who may use which records, for what purpose and for how long. Coded data can still be reidentifiable. For fictional records separate participant-code table from analysis values; limit access and retention. Remove unnecessary fields and small-group details before a permitted aggregate export.</w:t>
+      <w:pPr>
+        <w:spacing w:line="336" w:lineRule="auto" w:after="180"/>
+      </w:pPr>
+      <w:r>
+        <w:rPr>
+          <w:b w:val="0"/>
+        </w:rPr>
+        <w:t>Without opening the old lesson, explain one key idea from Privacy and data governance. Give an example and a mistake that the idea helps you avoid.</w:t>
       </w:r>
     </w:p>
     <w:p>
       <w:pPr>
-        <w:pStyle w:val="Heading3"/>
-      </w:pPr>
-      <w:r>
-        <w:t>Sensitivity analysis</w:t>
+        <w:spacing w:line="336" w:lineRule="auto" w:after="180"/>
+      </w:pPr>
+      <w:r>
+        <w:rPr>
+          <w:b w:val="0"/>
+        </w:rPr>
+        <w:t xml:space="preserve">Look for: Explain the </w:t>
+      </w:r>
+      <w:r>
+        <w:rPr>
+          <w:b/>
+        </w:rPr>
+        <w:t>mechanism</w:t>
+      </w:r>
+      <w:r>
+        <w:rPr>
+          <w:b w:val="0"/>
+        </w:rPr>
+        <w:t xml:space="preserve"> and terminology of privacy and data governance</w:t>
       </w:r>
     </w:p>
     <w:p>
-      <w:r>
-        <w:t>Without opening the old lesson, explain one key idea from Sensitivity analysis. Give an example and a mistake that the idea helps you avoid.</w:t>
+      <w:pPr>
+        <w:spacing w:line="336" w:lineRule="auto" w:after="180"/>
+      </w:pPr>
+      <w:r>
+        <w:rPr>
+          <w:b w:val="0"/>
+        </w:rPr>
+        <w:t>Reference example, not the only acceptable wording: Teacher explanation: Data governance specifies who may use which records, for what purpose and for how long. Coded data can still be reidentifiable.</w:t>
       </w:r>
     </w:p>
     <w:p>
-      <w:r>
-        <w:t>Look for: Explain the mechanism and terminology of sensitivity analysis</w:t>
+      <w:pPr>
+        <w:spacing w:line="336" w:lineRule="auto" w:after="180"/>
+      </w:pPr>
+      <w:r>
+        <w:rPr>
+          <w:b w:val="0"/>
+        </w:rPr>
+        <w:t>For fictional records separate participant-code table from analysis values; limit access and retention. Remove unnecessary fields and small-group details before a permitted aggregate export.</w:t>
       </w:r>
     </w:p>
     <w:p>
-      <w:r>
-        <w:t>Reference example, not the only acceptable wording: Teacher explanation: Sensitivity analysis checks whether a conclusion changes under plausible settings or analysis choices. It should not secretly select the most favourable result. Prespecify a range and preserve all results. Distinguish robustness across settings from proof beyond the tested range. Settings affecting data roles require special caution.</w:t>
+      <w:pPr>
+        <w:pStyle w:val="Heading3"/>
+      </w:pPr>
+      <w:r>
+        <w:t>Sensitivity analysis</w:t>
       </w:r>
     </w:p>
     <w:p>
-      <w:r>
-        <w:t>Two 45-minute sessions. Power concerns detecting a declared effect under a specified model and test. Planning depends on effect size, variability, unit independence and budget. Use the supplied constructed scenarios to make the mechanism inspectable. Collect W4 before sharing solutions. Students should name intermediate evidence and limitations; classroom pacing and learning effectiveness remain unvalidated.</w:t>
+      <w:pPr>
+        <w:spacing w:line="336" w:lineRule="auto" w:after="180"/>
+      </w:pPr>
+      <w:r>
+        <w:rPr>
+          <w:b w:val="0"/>
+        </w:rPr>
+        <w:t>Without opening the old lesson, explain one key idea from Sensitivity analysis. Give an example and a mistake that the idea helps you avoid.</w:t>
       </w:r>
     </w:p>
     <w:p>
       <w:pPr>
-        <w:pStyle w:val="Heading3"/>
-      </w:pPr>
-      <w:r>
-        <w:t>Outcomes</w:t>
+        <w:spacing w:line="336" w:lineRule="auto" w:after="180"/>
+      </w:pPr>
+      <w:r>
+        <w:rPr>
+          <w:b w:val="0"/>
+        </w:rPr>
+        <w:t xml:space="preserve">Look for: Explain the </w:t>
+      </w:r>
+      <w:r>
+        <w:rPr>
+          <w:b/>
+        </w:rPr>
+        <w:t>mechanism</w:t>
+      </w:r>
+      <w:r>
+        <w:rPr>
+          <w:b w:val="0"/>
+        </w:rPr>
+        <w:t xml:space="preserve"> and terminology of sensitivity analysis</w:t>
       </w:r>
     </w:p>
     <w:p>
-      <w:r>
-        <w:t>Explain the mechanism and terminology of power and resource tradeoffs</w:t>
+      <w:pPr>
+        <w:spacing w:line="336" w:lineRule="auto" w:after="180"/>
+      </w:pPr>
+      <w:r>
+        <w:rPr>
+          <w:b w:val="0"/>
+        </w:rPr>
+        <w:t>Reference example, not the only acceptable wording: Teacher explanation: Sensitivity analysis checks whether a conclusion changes under plausible settings or analysis choices.</w:t>
       </w:r>
     </w:p>
     <w:p>
-      <w:r>
-        <w:t>Apply the stated procedure to a new case with a traceable result</w:t>
+      <w:pPr>
+        <w:spacing w:line="336" w:lineRule="auto" w:after="180"/>
+      </w:pPr>
+      <w:r>
+        <w:rPr>
+          <w:b w:val="0"/>
+        </w:rPr>
+        <w:t>It should not secretly select the most favourable result. Prespecify a range and preserve all results. Distinguish robustness across settings from proof beyond the tested range.</w:t>
       </w:r>
     </w:p>
     <w:p>
-      <w:r>
-        <w:t>Identify an assumption or limitation and design a revealing follow-up</w:t>
+      <w:pPr>
+        <w:spacing w:line="336" w:lineRule="auto" w:after="180"/>
+      </w:pPr>
+      <w:r>
+        <w:rPr>
+          <w:b w:val="0"/>
+        </w:rPr>
+        <w:t>Settings affecting data roles require special caution.</w:t>
       </w:r>
     </w:p>
     <w:p>
       <w:pPr>
-        <w:pStyle w:val="Heading3"/>
-      </w:pPr>
-      <w:r>
-        <w:t>Preparation</w:t>
+        <w:spacing w:line="336" w:lineRule="auto" w:after="180"/>
+      </w:pPr>
+      <w:r>
+        <w:rPr>
+          <w:b w:val="0"/>
+        </w:rPr>
+        <w:t xml:space="preserve">Two 45-minute sessions. </w:t>
+      </w:r>
+      <w:r>
+        <w:rPr>
+          <w:b/>
+        </w:rPr>
+        <w:t>Power</w:t>
+      </w:r>
+      <w:r>
+        <w:rPr>
+          <w:b w:val="0"/>
+        </w:rPr>
+        <w:t xml:space="preserve"> concerns detecting a declared effect under a specified model and test. Planning depends on effect size, variability, unit independence and budget.</w:t>
       </w:r>
     </w:p>
     <w:p>
-      <w:r>
-        <w:t>Lesson and workbook; paper and pencil</w:t>
+      <w:pPr>
+        <w:spacing w:line="336" w:lineRule="auto" w:after="180"/>
+      </w:pPr>
+      <w:r>
+        <w:rPr>
+          <w:b w:val="0"/>
+        </w:rPr>
+        <w:t xml:space="preserve">Use the supplied constructed scenarios to make the </w:t>
+      </w:r>
+      <w:r>
+        <w:rPr>
+          <w:b/>
+        </w:rPr>
+        <w:t>mechanism</w:t>
+      </w:r>
+      <w:r>
+        <w:rPr>
+          <w:b w:val="0"/>
+        </w:rPr>
+        <w:t xml:space="preserve"> inspectable. Collect W4 before sharing solutions.</w:t>
       </w:r>
     </w:p>
     <w:p>
-      <w:r>
-        <w:t>Calculator and optional local Python 3 for arithmetic; no live API or private data</w:t>
+      <w:pPr>
+        <w:spacing w:line="336" w:lineRule="auto" w:after="180"/>
+      </w:pPr>
+      <w:r>
+        <w:rPr>
+          <w:b w:val="0"/>
+        </w:rPr>
+        <w:t xml:space="preserve">Students should name intermediate </w:t>
+      </w:r>
+      <w:r>
+        <w:rPr>
+          <w:b/>
+        </w:rPr>
+        <w:t>evidence</w:t>
+      </w:r>
+      <w:r>
+        <w:rPr>
+          <w:b w:val="0"/>
+        </w:rPr>
+        <w:t xml:space="preserve"> and limitations; classroom pacing and learning effectiveness remain unvalidated.</w:t>
       </w:r>
     </w:p>
     <w:p>
-      <w:r>
-        <w:t>Prepare the fresh retry separately and withhold its solution until after collection</w:t>
+      <w:pPr>
+        <w:pStyle w:val="Heading3"/>
+      </w:pPr>
+      <w:r>
+        <w:t>Outcomes</w:t>
       </w:r>
     </w:p>
     <w:p>
       <w:pPr>
-        <w:pStyle w:val="Heading3"/>
-      </w:pPr>
-      <w:r>
-        <w:t>Prerequisite answer</w:t>
+        <w:spacing w:line="336" w:lineRule="auto" w:after="180"/>
+      </w:pPr>
+      <w:r>
+        <w:rPr>
+          <w:b w:val="0"/>
+        </w:rPr>
+        <w:t xml:space="preserve">Explain the </w:t>
+      </w:r>
+      <w:r>
+        <w:rPr>
+          <w:b/>
+        </w:rPr>
+        <w:t>mechanism</w:t>
+      </w:r>
+      <w:r>
+        <w:rPr>
+          <w:b w:val="0"/>
+        </w:rPr>
+        <w:t xml:space="preserve"> and terminology of </w:t>
+      </w:r>
+      <w:r>
+        <w:rPr>
+          <w:b/>
+        </w:rPr>
+        <w:t>power</w:t>
+      </w:r>
+      <w:r>
+        <w:rPr>
+          <w:b w:val="0"/>
+        </w:rPr>
+        <w:t xml:space="preserve"> and resource tradeoffs</w:t>
       </w:r>
     </w:p>
     <w:p>
-      <w:r>
-        <w:t>A result depends on the inputs, procedure and conditions that produced it. Preserve data roles and distinguish observed outcomes from predictions or unmeasured conditions. If the prior concept cannot be explained, use a short retrieval activity before this chapter.</w:t>
+      <w:pPr>
+        <w:spacing w:line="336" w:lineRule="auto" w:after="180"/>
+      </w:pPr>
+      <w:r>
+        <w:rPr>
+          <w:b w:val="0"/>
+        </w:rPr>
+        <w:t>Apply the stated procedure to a new case with a traceable result</w:t>
       </w:r>
     </w:p>
     <w:p>
       <w:pPr>
-        <w:pStyle w:val="Heading3"/>
-      </w:pPr>
-      <w:r>
-        <w:t>End goal for the pictorial case</w:t>
+        <w:spacing w:line="336" w:lineRule="auto" w:after="180"/>
+      </w:pPr>
+      <w:r>
+        <w:rPr>
+          <w:b w:val="0"/>
+        </w:rPr>
+        <w:t>Identify an assumption or limitation and design a revealing follow-up</w:t>
       </w:r>
     </w:p>
     <w:p>
-      <w:r>
-        <w:t>Explain power and resource tradeoffs using the records and boundaries of this fictional investigation.</w:t>
+      <w:pPr>
+        <w:pStyle w:val="Heading3"/>
+      </w:pPr>
+      <w:r>
+        <w:t>Preparation</w:t>
       </w:r>
     </w:p>
     <w:p>
-      <w:r>
-        <w:t>This added worked case illustrates the week’s main idea. Retain all original and connected topics; schedule its practice within the teaching cycle.</w:t>
+      <w:pPr>
+        <w:spacing w:line="336" w:lineRule="auto" w:after="180"/>
+      </w:pPr>
+      <w:r>
+        <w:rPr>
+          <w:b w:val="0"/>
+        </w:rPr>
+        <w:t>Lesson and workbook; paper and pencil</w:t>
       </w:r>
     </w:p>
     <w:p>
       <w:pPr>
-        <w:pStyle w:val="Heading1"/>
-      </w:pPr>
-      <w:r>
-        <w:t>02. Explain and model the mechanism</w:t>
+        <w:spacing w:line="336" w:lineRule="auto" w:after="180"/>
+      </w:pPr>
+      <w:r>
+        <w:rPr>
+          <w:b w:val="0"/>
+        </w:rPr>
+        <w:t>Calculator and optional local Python 3 for arithmetic; no live API or private data</w:t>
       </w:r>
     </w:p>
     <w:p>
-      <w:r>
-        <w:t>Power concerns detecting a declared effect under a specified model and test. Planning depends on effect size, variability, unit independence and budget.</w:t>
+      <w:pPr>
+        <w:spacing w:line="336" w:lineRule="auto" w:after="180"/>
+      </w:pPr>
+      <w:r>
+        <w:rPr>
+          <w:b w:val="0"/>
+        </w:rPr>
+        <w:t>Prepare the fresh retry separately and withhold its solution until after collection</w:t>
       </w:r>
     </w:p>
     <w:p>
-      <w:r>
-        <w:t>Begin by writing the question the procedure is intended to answer. Identify the information already supplied, the information it will produce and the information still missing. These are constructed classroom examples; they do not require live accounts, private records or an external service. Do not treat a plausible explanation as a measured outcome.</w:t>
+      <w:pPr>
+        <w:pStyle w:val="Heading3"/>
+      </w:pPr>
+      <w:r>
+        <w:t>Prerequisite answer</w:t>
       </w:r>
     </w:p>
     <w:p>
-      <w:r>
-        <w:t>Use supplied simulation results rather than an unsupported universal sample-size rule. Estimated detection frequency is detections/simulated alternative trials; false positives require null trials separately.</w:t>
+      <w:pPr>
+        <w:spacing w:line="336" w:lineRule="auto" w:after="180"/>
+      </w:pPr>
+      <w:r>
+        <w:rPr>
+          <w:b w:val="0"/>
+        </w:rPr>
+        <w:t xml:space="preserve">A result depends on the </w:t>
+      </w:r>
+      <w:r>
+        <w:rPr>
+          <w:b/>
+        </w:rPr>
+        <w:t>input</w:t>
+      </w:r>
+      <w:r>
+        <w:rPr>
+          <w:b w:val="0"/>
+        </w:rPr>
+        <w:t xml:space="preserve">s, procedure and conditions that produced it. Preserve data roles and distinguish observed outcomes from </w:t>
+      </w:r>
+      <w:r>
+        <w:rPr>
+          <w:b/>
+        </w:rPr>
+        <w:t>prediction</w:t>
+      </w:r>
+      <w:r>
+        <w:rPr>
+          <w:b w:val="0"/>
+        </w:rPr>
+        <w:t>s or unmeasured conditions.</w:t>
       </w:r>
     </w:p>
     <w:p>
-      <w:r>
-        <w:t>Before applying the procedure, write its units, denominator or decision boundary where relevant. A partner should be able to repeat each step using the same inputs. If a required input is absent or violates the stated contract, record that condition explicitly instead of quietly replacing it with a convenient value.</w:t>
+      <w:pPr>
+        <w:spacing w:line="336" w:lineRule="auto" w:after="180"/>
+      </w:pPr>
+      <w:r>
+        <w:rPr>
+          <w:b w:val="0"/>
+        </w:rPr>
+        <w:t>If the prior concept cannot be explained, use a short retrieval activity before this chapter.</w:t>
+      </w:r>
+    </w:p>
+    <w:p>
+      <w:pPr>
+        <w:pStyle w:val="Heading3"/>
+      </w:pPr>
+      <w:r>
+        <w:t>End goal for the pictorial case</w:t>
+      </w:r>
+    </w:p>
+    <w:p>
+      <w:pPr>
+        <w:spacing w:line="336" w:lineRule="auto" w:after="180"/>
+      </w:pPr>
+      <w:r>
+        <w:rPr>
+          <w:b w:val="0"/>
+        </w:rPr>
+        <w:t xml:space="preserve">Explain </w:t>
+      </w:r>
+      <w:r>
+        <w:rPr>
+          <w:b/>
+        </w:rPr>
+        <w:t>power</w:t>
+      </w:r>
+      <w:r>
+        <w:rPr>
+          <w:b w:val="0"/>
+        </w:rPr>
+        <w:t xml:space="preserve"> and resource tradeoffs using the records and boundaries of this fictional investigation.</w:t>
+      </w:r>
+    </w:p>
+    <w:p>
+      <w:pPr>
+        <w:spacing w:line="336" w:lineRule="auto" w:after="180"/>
+      </w:pPr>
+      <w:r>
+        <w:rPr>
+          <w:b w:val="0"/>
+        </w:rPr>
+        <w:t>This added worked case illustrates the week’s main idea. Retain all original and connected topics; schedule its practice within the teaching cycle.</w:t>
+      </w:r>
+    </w:p>
+    <w:p>
+      <w:pPr>
+        <w:pStyle w:val="Heading1"/>
+      </w:pPr>
+      <w:r>
+        <w:t>02. Explain and model the mechanism</w:t>
+      </w:r>
+    </w:p>
+    <w:p>
+      <w:r>
+        <w:t>Model Power and resource tradeoffs using the supplied case, labelled mechanism and reasoning. Make the scope of each conclusion explicit.</w:t>
+      </w:r>
+    </w:p>
+    <w:p>
+      <w:pPr>
+        <w:spacing w:line="336" w:lineRule="auto" w:after="180"/>
+      </w:pPr>
+      <w:r>
+        <w:rPr>
+          <w:b/>
+        </w:rPr>
+        <w:t>Power</w:t>
+      </w:r>
+      <w:r>
+        <w:rPr>
+          <w:b w:val="0"/>
+        </w:rPr>
+        <w:t xml:space="preserve"> concerns detecting a declared effect under a specified model and test. Planning depends on effect size, variability, unit independence and budget.</w:t>
+      </w:r>
+    </w:p>
+    <w:p>
+      <w:pPr>
+        <w:pStyle w:val="Heading3"/>
+      </w:pPr>
+      <w:r>
+        <w:t>Explain Power and resource tradeoffs · 1</w:t>
+      </w:r>
+    </w:p>
+    <w:p>
+      <w:pPr>
+        <w:spacing w:line="336" w:lineRule="auto" w:after="180"/>
+      </w:pPr>
+      <w:r>
+        <w:rPr>
+          <w:b w:val="0"/>
+        </w:rPr>
+        <w:t>Begin by writing the question the procedure is intended to answer. Identify the information already supplied, the information it will produce and the information still missing.</w:t>
+      </w:r>
+    </w:p>
+    <w:p>
+      <w:pPr>
+        <w:spacing w:line="336" w:lineRule="auto" w:after="180"/>
+      </w:pPr>
+      <w:r>
+        <w:rPr>
+          <w:b w:val="0"/>
+        </w:rPr>
+        <w:t>These are constructed classroom examples; they do not require live accounts, private records or an external service. Do not treat a plausible explanation as a measured outcome.</w:t>
+      </w:r>
+    </w:p>
+    <w:p>
+      <w:pPr>
+        <w:spacing w:line="336" w:lineRule="auto" w:after="180"/>
+      </w:pPr>
+      <w:r>
+        <w:rPr>
+          <w:b w:val="0"/>
+        </w:rPr>
+        <w:t>Use supplied simulation results rather than an unsupported universal sample-size rule. Estimated detection frequency is detections/simulated alternative trials; false positives require null trials separately.</w:t>
+      </w:r>
+    </w:p>
+    <w:p>
+      <w:pPr>
+        <w:pStyle w:val="Heading3"/>
+      </w:pPr>
+      <w:r>
+        <w:t>Explain Power and resource tradeoffs · 2</w:t>
+      </w:r>
+    </w:p>
+    <w:p>
+      <w:pPr>
+        <w:spacing w:line="336" w:lineRule="auto" w:after="180"/>
+      </w:pPr>
+      <w:r>
+        <w:rPr>
+          <w:b w:val="0"/>
+        </w:rPr>
+        <w:t xml:space="preserve">Before applying the procedure, write its units, denominator or decision boundary where relevant. A partner should be able to repeat each step using the same </w:t>
+      </w:r>
+      <w:r>
+        <w:rPr>
+          <w:b/>
+        </w:rPr>
+        <w:t>input</w:t>
+      </w:r>
+      <w:r>
+        <w:rPr>
+          <w:b w:val="0"/>
+        </w:rPr>
+        <w:t>s.</w:t>
+      </w:r>
+    </w:p>
+    <w:p>
+      <w:pPr>
+        <w:spacing w:line="336" w:lineRule="auto" w:after="180"/>
+      </w:pPr>
+      <w:r>
+        <w:rPr>
+          <w:b w:val="0"/>
+        </w:rPr>
+        <w:t xml:space="preserve">If a required </w:t>
+      </w:r>
+      <w:r>
+        <w:rPr>
+          <w:b/>
+        </w:rPr>
+        <w:t>input</w:t>
+      </w:r>
+      <w:r>
+        <w:rPr>
+          <w:b w:val="0"/>
+        </w:rPr>
+        <w:t xml:space="preserve"> is absent or violates the stated contract, record that condition explicitly instead of quietly replacing it with a convenient value.</w:t>
       </w:r>
     </w:p>
     <w:tbl>
@@ -571,36 +1067,210 @@
       </w:r>
     </w:p>
     <w:p>
-      <w:r>
-        <w:t>Guided: Estimated detection62% versus83%; cost60 versus120 credits per study. These simulation frequencies depend on the supplied model; null error is unmeasured. Qualification: Power estimates do not repair biased sampling or establish the probability a particular hypothesis is true. Exit: accept a concrete variation with its predicted outcome and a stated condition that would challenge the mechanism; reject a claim resting on unmeasured evidence.</w:t>
+      <w:pPr>
+        <w:pStyle w:val="Heading3"/>
+      </w:pPr>
+      <w:r>
+        <w:t>Explain Power and resource tradeoffs · 3</w:t>
       </w:r>
     </w:p>
     <w:p>
       <w:pPr>
-        <w:pStyle w:val="Heading3"/>
-      </w:pPr>
-      <w:r>
-        <w:t>Model the reasoning aloud</w:t>
+        <w:spacing w:line="336" w:lineRule="auto" w:after="180"/>
+      </w:pPr>
+      <w:r>
+        <w:rPr>
+          <w:b w:val="0"/>
+        </w:rPr>
+        <w:t>Guided: Estimated detection62% versus83%; cost60 versus120 credits per study. These simulation frequencies depend on the supplied model; null error is unmeasured.</w:t>
       </w:r>
     </w:p>
     <w:p>
-      <w:r>
-        <w:t>Use the complete worked example below before asking learners to complete W2. Reveal a small part, invite a prediction, then explain the deciding step. These teacher notes contain solutions; do not reveal the independent case answer during modelling.</w:t>
+      <w:pPr>
+        <w:spacing w:line="336" w:lineRule="auto" w:after="180"/>
+      </w:pPr>
+      <w:r>
+        <w:rPr>
+          <w:b w:val="0"/>
+        </w:rPr>
+        <w:t xml:space="preserve">Qualification: </w:t>
+      </w:r>
+      <w:r>
+        <w:rPr>
+          <w:b/>
+        </w:rPr>
+        <w:t>Power</w:t>
+      </w:r>
+      <w:r>
+        <w:rPr>
+          <w:b w:val="0"/>
+        </w:rPr>
+        <w:t xml:space="preserve"> estimates do not repair biased sampling or establish the probability a particular hypothesis is true.</w:t>
       </w:r>
     </w:p>
     <w:p>
-      <w:r>
-        <w:t>For a fixed alternative100 simulations detect62 times at n20 and83 at n40. Per-unit cost3 credits.</w:t>
+      <w:pPr>
+        <w:spacing w:line="336" w:lineRule="auto" w:after="180"/>
+      </w:pPr>
+      <w:r>
+        <w:rPr>
+          <w:b w:val="0"/>
+        </w:rPr>
+        <w:t xml:space="preserve">Exit: accept a concrete variation with its predicted outcome and a stated condition that would challenge the </w:t>
+      </w:r>
+      <w:r>
+        <w:rPr>
+          <w:b/>
+        </w:rPr>
+        <w:t>mechanism</w:t>
+      </w:r>
+      <w:r>
+        <w:rPr>
+          <w:b w:val="0"/>
+        </w:rPr>
+        <w:t xml:space="preserve">; reject a claim resting on unmeasured </w:t>
+      </w:r>
+      <w:r>
+        <w:rPr>
+          <w:b/>
+        </w:rPr>
+        <w:t>evidence</w:t>
+      </w:r>
+      <w:r>
+        <w:rPr>
+          <w:b w:val="0"/>
+        </w:rPr>
+        <w:t>.</w:t>
       </w:r>
     </w:p>
     <w:p>
-      <w:r>
-        <w:t>Estimated detection62% versus83%; cost60 versus120 credits per study. These simulation frequencies depend on the supplied model; null error is unmeasured.</w:t>
+      <w:pPr>
+        <w:pStyle w:val="Heading3"/>
+      </w:pPr>
+      <w:r>
+        <w:t>Model the reasoning aloud</w:t>
       </w:r>
     </w:p>
     <w:p>
-      <w:r>
-        <w:t>Compare the intermediate evidence with the final statement. Explain why each number or decision follows from the stated inputs. The conclusion belongs to this scenario and procedure; changing the inputs, evaluation population or authority can change what it establishes. Retain the raw record so a later revision can be compared honestly.</w:t>
+      <w:pPr>
+        <w:spacing w:line="336" w:lineRule="auto" w:after="180"/>
+      </w:pPr>
+      <w:r>
+        <w:rPr>
+          <w:b w:val="0"/>
+        </w:rPr>
+        <w:t xml:space="preserve">Use the complete worked example below before asking learners to complete W2. Reveal a small part, invite a </w:t>
+      </w:r>
+      <w:r>
+        <w:rPr>
+          <w:b/>
+        </w:rPr>
+        <w:t>prediction</w:t>
+      </w:r>
+      <w:r>
+        <w:rPr>
+          <w:b w:val="0"/>
+        </w:rPr>
+        <w:t>, then explain the deciding step.</w:t>
+      </w:r>
+    </w:p>
+    <w:p>
+      <w:pPr>
+        <w:spacing w:line="336" w:lineRule="auto" w:after="180"/>
+      </w:pPr>
+      <w:r>
+        <w:rPr>
+          <w:b w:val="0"/>
+        </w:rPr>
+        <w:t>These teacher notes contain solutions; do not reveal the independent case answer during modelling.</w:t>
+      </w:r>
+    </w:p>
+    <w:p>
+      <w:pPr>
+        <w:spacing w:line="336" w:lineRule="auto" w:after="180"/>
+      </w:pPr>
+      <w:r>
+        <w:rPr>
+          <w:b w:val="0"/>
+        </w:rPr>
+        <w:t>For a fixed alternative100 simulations detect62 times at n20 and83 at n40. Per-unit cost3 credits.</w:t>
+      </w:r>
+    </w:p>
+    <w:p>
+      <w:pPr>
+        <w:spacing w:line="336" w:lineRule="auto" w:after="180"/>
+      </w:pPr>
+      <w:r>
+        <w:rPr>
+          <w:b w:val="0"/>
+        </w:rPr>
+        <w:t>Estimated detection62% versus83%; cost60 versus120 credits per study. These simulation frequencies depend on the supplied model; null error is unmeasured.</w:t>
+      </w:r>
+    </w:p>
+    <w:p>
+      <w:pPr>
+        <w:pStyle w:val="Heading3"/>
+      </w:pPr>
+      <w:r>
+        <w:t>Model the reasoning aloud · 4</w:t>
+      </w:r>
+    </w:p>
+    <w:p>
+      <w:pPr>
+        <w:spacing w:line="336" w:lineRule="auto" w:after="180"/>
+      </w:pPr>
+      <w:r>
+        <w:rPr>
+          <w:b w:val="0"/>
+        </w:rPr>
+        <w:t xml:space="preserve">Compare the intermediate </w:t>
+      </w:r>
+      <w:r>
+        <w:rPr>
+          <w:b/>
+        </w:rPr>
+        <w:t>evidence</w:t>
+      </w:r>
+      <w:r>
+        <w:rPr>
+          <w:b w:val="0"/>
+        </w:rPr>
+        <w:t xml:space="preserve"> with the final statement. Explain why each number or decision follows from the stated </w:t>
+      </w:r>
+      <w:r>
+        <w:rPr>
+          <w:b/>
+        </w:rPr>
+        <w:t>input</w:t>
+      </w:r>
+      <w:r>
+        <w:rPr>
+          <w:b w:val="0"/>
+        </w:rPr>
+        <w:t>s.</w:t>
+      </w:r>
+    </w:p>
+    <w:p>
+      <w:pPr>
+        <w:spacing w:line="336" w:lineRule="auto" w:after="180"/>
+      </w:pPr>
+      <w:r>
+        <w:rPr>
+          <w:b w:val="0"/>
+        </w:rPr>
+        <w:t xml:space="preserve">The conclusion belongs to this scenario and procedure; changing the </w:t>
+      </w:r>
+      <w:r>
+        <w:rPr>
+          <w:b/>
+        </w:rPr>
+        <w:t>input</w:t>
+      </w:r>
+      <w:r>
+        <w:rPr>
+          <w:b w:val="0"/>
+        </w:rPr>
+        <w:t>s, evaluation population or authority can change what it establishes. Retain the raw record so a later revision can be compared honestly.</w:t>
       </w:r>
     </w:p>
     <w:tbl>
@@ -706,7 +1376,13 @@
       </w:tr>
     </w:tbl>
     <w:p>
-      <w:r>
+      <w:pPr>
+        <w:spacing w:line="336" w:lineRule="auto" w:after="180"/>
+      </w:pPr>
+      <w:r>
+        <w:rPr>
+          <w:b w:val="0"/>
+        </w:rPr>
         <w:t>Use the diagram and verbal explanation together. Ask learners to match a sentence to a specific visual step; do not assign learners fixed visual or auditory learning styles.</w:t>
       </w:r>
     </w:p>
@@ -719,7 +1395,13 @@
       </w:r>
     </w:p>
     <w:p>
-      <w:r>
+      <w:pPr>
+        <w:spacing w:line="336" w:lineRule="auto" w:after="180"/>
+      </w:pPr>
+      <w:r>
+        <w:rPr>
+          <w:b w:val="0"/>
+        </w:rPr>
         <w:t>A simulated detection-and-resource trade-off. A fictional simulation repeats a study under the same assumed alternative effect, using two independent-unit sample sizes.</w:t>
       </w:r>
     </w:p>
@@ -732,8 +1414,35 @@
       </w:r>
     </w:p>
     <w:p>
-      <w:r>
-        <w:t>There are 100 simulation trials per design. At n=20, 60 detect the specified effect; at n=40, 80 detect it. Each independent unit costs 2 resource units. Same test and effect assumptions are used.</w:t>
+      <w:pPr>
+        <w:pStyle w:val="Heading3"/>
+      </w:pPr>
+      <w:r>
+        <w:t>Supplied facts</w:t>
+      </w:r>
+    </w:p>
+    <w:p>
+      <w:pPr>
+        <w:spacing w:line="336" w:lineRule="auto" w:after="180"/>
+        <w:shd w:fill="F1F6FC"/>
+      </w:pPr>
+      <w:r>
+        <w:rPr>
+          <w:b w:val="0"/>
+        </w:rPr>
+        <w:t xml:space="preserve">There are 100 </w:t>
+      </w:r>
+      <w:r>
+        <w:rPr>
+          <w:b/>
+        </w:rPr>
+        <w:t>simulation trial</w:t>
+      </w:r>
+      <w:r>
+        <w:rPr>
+          <w:b w:val="0"/>
+        </w:rPr>
+        <w:t>s per design. At n=20, 60 detect the specified effect; at n=40, 80 detect it. Each independent unit costs 2 resource units. Same test and effect assumptions are used.</w:t>
       </w:r>
     </w:p>
     <w:p>
@@ -932,21 +1641,41 @@
       </w:r>
     </w:p>
     <w:p>
-      <w:r>
-        <w:t>Power is the probability of detecting a specified effect under a specified model and decision rule. Repeated simulation can estimate it; the estimate depends on effect size, variability, design and test assumptions, not sample size alone.</w:t>
+      <w:pPr>
+        <w:pStyle w:val="Heading3"/>
+      </w:pPr>
+      <w:r>
+        <w:t>Why the result follows</w:t>
       </w:r>
     </w:p>
     <w:p>
       <w:pPr>
-        <w:pStyle w:val="Heading3"/>
-      </w:pPr>
-      <w:r>
-        <w:t>What this example does not establish</w:t>
+        <w:spacing w:line="336" w:lineRule="auto" w:after="180"/>
+        <w:shd w:fill="F1F6FC"/>
+      </w:pPr>
+      <w:r>
+        <w:rPr>
+          <w:b/>
+        </w:rPr>
+        <w:t>Power</w:t>
+      </w:r>
+      <w:r>
+        <w:rPr>
+          <w:b w:val="0"/>
+        </w:rPr>
+        <w:t xml:space="preserve"> is the probability of detecting a specified effect under a specified model and decision rule.</w:t>
       </w:r>
     </w:p>
     <w:p>
-      <w:r>
-        <w:t>Only 100 trials per design produce noisy estimates. They are fictional stipulated results, not executed simulation or evidence about pupils.</w:t>
+      <w:pPr>
+        <w:spacing w:line="336" w:lineRule="auto" w:after="180"/>
+        <w:shd w:fill="F1F6FC"/>
+      </w:pPr>
+      <w:r>
+        <w:rPr>
+          <w:b w:val="0"/>
+        </w:rPr>
+        <w:t>Repeated simulation can estimate it; the estimate depends on effect size, variability, design and test assumptions, not sample size alone.</w:t>
       </w:r>
     </w:p>
     <w:p>
@@ -954,22 +1683,47 @@
         <w:pStyle w:val="Heading3"/>
       </w:pPr>
       <w:r>
-        <w:t>Change one thing in the pictured case</w:t>
+        <w:t>What this example does not establish</w:t>
       </w:r>
     </w:p>
     <w:p>
-      <w:r>
-        <w:t>Change: Change the assumed effect or variability but keep the sample sizes.</w:t>
+      <w:pPr>
+        <w:pStyle w:val="Heading3"/>
+      </w:pPr>
+      <w:r>
+        <w:t>Keep the stated limit</w:t>
       </w:r>
     </w:p>
     <w:p>
-      <w:r>
-        <w:t>Prediction: The detection fractions need new simulation; the resource costs stay 40 and 80.</w:t>
+      <w:pPr>
+        <w:spacing w:line="336" w:lineRule="auto" w:after="180"/>
+        <w:shd w:fill="FFF5E6"/>
+      </w:pPr>
+      <w:r>
+        <w:rPr>
+          <w:b w:val="0"/>
+        </w:rPr>
+        <w:t xml:space="preserve">Only 100 trials per design produce noisy estimates. They are fictional stipulated results, not executed simulation or </w:t>
+      </w:r>
+      <w:r>
+        <w:rPr>
+          <w:b/>
+        </w:rPr>
+        <w:t>evidence</w:t>
+      </w:r>
+      <w:r>
+        <w:rPr>
+          <w:b w:val="0"/>
+        </w:rPr>
+        <w:t xml:space="preserve"> about pupils.</w:t>
       </w:r>
     </w:p>
     <w:p>
-      <w:r>
-        <w:t>Reason: Power depends on the data-generating assumptions, while this stated unit-cost calculation does not.</w:t>
+      <w:pPr>
+        <w:pStyle w:val="Heading3"/>
+      </w:pPr>
+      <w:r>
+        <w:t>Change one thing in the pictured case</w:t>
       </w:r>
     </w:p>
     <w:p>
@@ -977,20 +1731,152 @@
         <w:pStyle w:val="Heading3"/>
       </w:pPr>
       <w:r>
-        <w:t>Ask while showing the picture</w:t>
+        <w:t>Change one thing</w:t>
       </w:r>
     </w:p>
     <w:p>
-      <w:r>
-        <w:t>Cover the result. Ask learners to name the inputs and predict the next step. Uncover one step, connect the icon to the actual procedure, and explain its evidence. Then change the supplied condition and compare. The picture is a representation; it does not document execution of a real AI model.</w:t>
+      <w:pPr>
+        <w:spacing w:line="336" w:lineRule="auto" w:after="180"/>
+        <w:shd w:fill="F5F1FB"/>
+      </w:pPr>
+      <w:r>
+        <w:rPr>
+          <w:b w:val="0"/>
+        </w:rPr>
+        <w:t>Change: Change the assumed effect or variability but keep the sample sizes.</w:t>
       </w:r>
     </w:p>
     <w:p>
       <w:pPr>
+        <w:pStyle w:val="Heading3"/>
+      </w:pPr>
+      <w:r>
+        <w:t>Predicted result</w:t>
+      </w:r>
+    </w:p>
+    <w:p>
+      <w:pPr>
+        <w:spacing w:line="336" w:lineRule="auto" w:after="180"/>
+        <w:shd w:fill="F1F6FC"/>
+      </w:pPr>
+      <w:r>
+        <w:rPr>
+          <w:b/>
+        </w:rPr>
+        <w:t>Prediction</w:t>
+      </w:r>
+      <w:r>
+        <w:rPr>
+          <w:b w:val="0"/>
+        </w:rPr>
+        <w:t>: The detection fractions need new simulation; the resource costs stay 40 and 80.</w:t>
+      </w:r>
+    </w:p>
+    <w:p>
+      <w:pPr>
+        <w:pStyle w:val="Heading3"/>
+      </w:pPr>
+      <w:r>
+        <w:t>Why the result follows</w:t>
+      </w:r>
+    </w:p>
+    <w:p>
+      <w:pPr>
+        <w:spacing w:line="336" w:lineRule="auto" w:after="180"/>
+        <w:shd w:fill="F1F6FC"/>
+      </w:pPr>
+      <w:r>
+        <w:rPr>
+          <w:b w:val="0"/>
+        </w:rPr>
+        <w:t xml:space="preserve">Reason: </w:t>
+      </w:r>
+      <w:r>
+        <w:rPr>
+          <w:b/>
+        </w:rPr>
+        <w:t>Power</w:t>
+      </w:r>
+      <w:r>
+        <w:rPr>
+          <w:b w:val="0"/>
+        </w:rPr>
+        <w:t xml:space="preserve"> depends on the data-generating assumptions, while this stated unit-cost calculation does not.</w:t>
+      </w:r>
+    </w:p>
+    <w:p>
+      <w:pPr>
+        <w:pStyle w:val="Heading3"/>
+      </w:pPr>
+      <w:r>
+        <w:t>Ask while showing the picture</w:t>
+      </w:r>
+    </w:p>
+    <w:p>
+      <w:pPr>
+        <w:pStyle w:val="Heading3"/>
+      </w:pPr>
+      <w:r>
+        <w:t>Ask while showing the picture · 5</w:t>
+      </w:r>
+    </w:p>
+    <w:p>
+      <w:pPr>
+        <w:spacing w:line="336" w:lineRule="auto" w:after="180"/>
+      </w:pPr>
+      <w:r>
+        <w:rPr>
+          <w:b w:val="0"/>
+        </w:rPr>
+        <w:t xml:space="preserve">Cover the result. Ask learners to name the </w:t>
+      </w:r>
+      <w:r>
+        <w:rPr>
+          <w:b/>
+        </w:rPr>
+        <w:t>input</w:t>
+      </w:r>
+      <w:r>
+        <w:rPr>
+          <w:b w:val="0"/>
+        </w:rPr>
+        <w:t xml:space="preserve">s and predict the next step. Uncover one step, connect the icon to the actual procedure, and explain its </w:t>
+      </w:r>
+      <w:r>
+        <w:rPr>
+          <w:b/>
+        </w:rPr>
+        <w:t>evidence</w:t>
+      </w:r>
+      <w:r>
+        <w:rPr>
+          <w:b w:val="0"/>
+        </w:rPr>
+        <w:t>. Then change the supplied condition and compare.</w:t>
+      </w:r>
+    </w:p>
+    <w:p>
+      <w:pPr>
+        <w:spacing w:line="336" w:lineRule="auto" w:after="180"/>
+      </w:pPr>
+      <w:r>
+        <w:rPr>
+          <w:b w:val="0"/>
+        </w:rPr>
+        <w:t>The picture is a representation; it does not document execution of a real AI model.</w:t>
+      </w:r>
+    </w:p>
+    <w:p>
+      <w:pPr>
         <w:pStyle w:val="Heading1"/>
       </w:pPr>
       <w:r>
         <w:t>03. Demonstrate and guide practice</w:t>
+      </w:r>
+    </w:p>
+    <w:p>
+      <w:r>
+        <w:t>Demonstrate Power and resource tradeoffs, reduce support deliberately and check individual reasoning before discussing answers.</w:t>
       </w:r>
     </w:p>
     <w:tbl>
@@ -1206,36 +2092,100 @@
       </w:tr>
     </w:tbl>
     <w:p>
-      <w:r>
-        <w:t>Use the worked example in Sections 3 and 6. Collect a prediction before revealing its result; ask the learner to point to each intermediate fact.</w:t>
+      <w:pPr>
+        <w:spacing w:line="336" w:lineRule="auto" w:after="180"/>
+      </w:pPr>
+      <w:r>
+        <w:rPr>
+          <w:b w:val="0"/>
+        </w:rPr>
+        <w:t xml:space="preserve">Use the worked example in Sections 3 and 6. Collect a </w:t>
+      </w:r>
+      <w:r>
+        <w:rPr>
+          <w:b/>
+        </w:rPr>
+        <w:t>prediction</w:t>
+      </w:r>
+      <w:r>
+        <w:rPr>
+          <w:b w:val="0"/>
+        </w:rPr>
+        <w:t xml:space="preserve"> before revealing its result; ask the learner to point to each intermediate fact.</w:t>
       </w:r>
     </w:p>
     <w:p>
-      <w:r>
-        <w:t>Provide an input/procedure/result/limit frame and a calculator when needed. Ask students to identify the first step before completing the whole trace. Extension: compare two concrete variants of this mechanism while holding unrelated conditions fixed; report both successful and unsuccessful outcomes.</w:t>
+      <w:pPr>
+        <w:spacing w:line="336" w:lineRule="auto" w:after="180"/>
+      </w:pPr>
+      <w:r>
+        <w:rPr>
+          <w:b w:val="0"/>
+        </w:rPr>
+        <w:t xml:space="preserve">Provide an </w:t>
+      </w:r>
+      <w:r>
+        <w:rPr>
+          <w:b/>
+        </w:rPr>
+        <w:t>input</w:t>
+      </w:r>
+      <w:r>
+        <w:rPr>
+          <w:b w:val="0"/>
+        </w:rPr>
+        <w:t>/procedure/result/limit frame and a calculator when needed. Ask students to identify the first step before completing the whole trace.</w:t>
       </w:r>
     </w:p>
     <w:p>
       <w:pPr>
-        <w:pStyle w:val="Heading3"/>
-      </w:pPr>
-      <w:r>
-        <w:t>Reduce help deliberately</w:t>
+        <w:spacing w:line="336" w:lineRule="auto" w:after="180"/>
+      </w:pPr>
+      <w:r>
+        <w:rPr>
+          <w:b w:val="0"/>
+        </w:rPr>
+        <w:t xml:space="preserve">Extension: compare two concrete variants of this </w:t>
+      </w:r>
+      <w:r>
+        <w:rPr>
+          <w:b/>
+        </w:rPr>
+        <w:t>mechanism</w:t>
+      </w:r>
+      <w:r>
+        <w:rPr>
+          <w:b w:val="0"/>
+        </w:rPr>
+        <w:t xml:space="preserve"> while holding unrelated conditions fixed; report both successful and unsuccessful outcomes.</w:t>
       </w:r>
     </w:p>
     <w:p>
-      <w:r>
-        <w:t>Completion task: For a fixed alternative100 simulations detect62 times at n20 and83 at n40. Per-unit cost3 credits. Show the intermediate steps and give the conclusion with its scope.</w:t>
+      <w:pPr>
+        <w:pStyle w:val="Heading3"/>
+      </w:pPr>
+      <w:r>
+        <w:t>Reduce help deliberately</w:t>
       </w:r>
     </w:p>
     <w:p>
-      <w:r>
-        <w:t>Teacher check: Teacher explanation: Estimated detection62% versus83%; cost60 versus120 credits per study. These simulation frequencies depend on the supplied model; null error is unmeasured.</w:t>
+      <w:pPr>
+        <w:pStyle w:val="Heading3"/>
+      </w:pPr>
+      <w:r>
+        <w:t>Completion practice</w:t>
       </w:r>
     </w:p>
     <w:p>
-      <w:r>
-        <w:t>Start by identifying the given inputs together. Leave the intermediate steps blank. If needed, model one step, then withdraw that help on the next step. Move to a full trace only when the partial trace is understood. For partners, alternate explainer and checker; collect a response from every learner before discussion.</w:t>
+      <w:pPr>
+        <w:spacing w:line="336" w:lineRule="auto" w:after="180"/>
+        <w:shd w:fill="F5F1FB"/>
+      </w:pPr>
+      <w:r>
+        <w:rPr>
+          <w:b w:val="0"/>
+        </w:rPr>
+        <w:t>Completion task: For a fixed alternative100 simulations detect62 times at n20 and83 at n40. Per-unit cost3 credits. Show the intermediate steps and give the conclusion with its scope.</w:t>
       </w:r>
     </w:p>
     <w:p>
@@ -1243,22 +2193,53 @@
         <w:pStyle w:val="Heading3"/>
       </w:pPr>
       <w:r>
-        <w:t>Individual reasoning check</w:t>
+        <w:t>Reasoning to listen for</w:t>
       </w:r>
     </w:p>
     <w:p>
-      <w:r>
-        <w:t>Use the worked case for Power and resource tradeoffs. Proposed explanation: “The worked result establishes every future case”. Decide whether this explanation is supported. Point to the step or supplied fact that decides; explain your repair if needed.</w:t>
+      <w:pPr>
+        <w:spacing w:line="336" w:lineRule="auto" w:after="180"/>
+        <w:shd w:fill="F1F6FC"/>
+      </w:pPr>
+      <w:r>
+        <w:rPr>
+          <w:b w:val="0"/>
+        </w:rPr>
+        <w:t>Teacher check: Teacher explanation: Estimated detection62% versus83%; cost60 versus120 credits per study. These simulation frequencies depend on the supplied model; null error is unmeasured.</w:t>
       </w:r>
     </w:p>
     <w:p>
-      <w:r>
-        <w:t>Expected correction: Power estimates do not repair biased sampling or establish the probability a particular hypothesis is true.</w:t>
+      <w:pPr>
+        <w:spacing w:line="336" w:lineRule="auto" w:after="180"/>
+      </w:pPr>
+      <w:r>
+        <w:rPr>
+          <w:b w:val="0"/>
+        </w:rPr>
+        <w:t xml:space="preserve">Start by identifying the given </w:t>
+      </w:r>
+      <w:r>
+        <w:rPr>
+          <w:b/>
+        </w:rPr>
+        <w:t>input</w:t>
+      </w:r>
+      <w:r>
+        <w:rPr>
+          <w:b w:val="0"/>
+        </w:rPr>
+        <w:t>s together. Leave the intermediate steps blank. If needed, model one step, then withdraw that help on the next step. Move to a full trace only when the partial trace is understood.</w:t>
       </w:r>
     </w:p>
     <w:p>
-      <w:r>
-        <w:t>Collect explanations, not only yes/no votes. If a misunderstanding is common, re-model the relevant step for the class. If it affects a few learners, give a short targeted group explanation while others solve a more demanding variation.</w:t>
+      <w:pPr>
+        <w:spacing w:line="336" w:lineRule="auto" w:after="180"/>
+      </w:pPr>
+      <w:r>
+        <w:rPr>
+          <w:b w:val="0"/>
+        </w:rPr>
+        <w:t>For partners, alternate explainer and checker; collect a response from every learner before discussion.</w:t>
       </w:r>
     </w:p>
     <w:p>
@@ -1266,63 +2247,369 @@
         <w:pStyle w:val="Heading3"/>
       </w:pPr>
       <w:r>
-        <w:t>Pictorial practice question</w:t>
+        <w:t>Individual reasoning check</w:t>
       </w:r>
     </w:p>
     <w:p>
-      <w:r>
-        <w:t>Calculate both simulated detection fractions and resource costs. What additional detection is observed for the extra forty units, and does that establish power for an actual classroom study?</w:t>
+      <w:pPr>
+        <w:spacing w:line="336" w:lineRule="auto" w:after="180"/>
+      </w:pPr>
+      <w:r>
+        <w:rPr>
+          <w:b w:val="0"/>
+        </w:rPr>
+        <w:t xml:space="preserve">Use the worked case for </w:t>
+      </w:r>
+      <w:r>
+        <w:rPr>
+          <w:b/>
+        </w:rPr>
+        <w:t>Power</w:t>
+      </w:r>
+      <w:r>
+        <w:rPr>
+          <w:b w:val="0"/>
+        </w:rPr>
+        <w:t xml:space="preserve"> and resource tradeoffs. Proposed explanation: “The worked result establishes every future case”. Decide whether this explanation is supported.</w:t>
       </w:r>
     </w:p>
     <w:p>
       <w:pPr>
-        <w:pStyle w:val="Heading3"/>
-      </w:pPr>
-      <w:r>
-        <w:t>Reasoned teacher answer</w:t>
+        <w:spacing w:line="336" w:lineRule="auto" w:after="180"/>
+      </w:pPr>
+      <w:r>
+        <w:rPr>
+          <w:b w:val="0"/>
+        </w:rPr>
+        <w:t>Point to the step or supplied fact that decides; explain your repair if needed.</w:t>
       </w:r>
     </w:p>
     <w:p>
-      <w:r>
-        <w:t>The fractions are 60% and 80%; costs are 40 and 80 units. Forty extra units add 20 percentage points here. These simulation estimates do not establish real-study power without justified assumptions.</w:t>
+      <w:pPr>
+        <w:pStyle w:val="Heading3"/>
+      </w:pPr>
+      <w:r>
+        <w:t>Expected repair</w:t>
       </w:r>
     </w:p>
     <w:p>
-      <w:r>
-        <w:t>Changed-case reasoning: The detection fractions need new simulation; the resource costs stay 40 and 80. Power depends on the data-generating assumptions, while this stated unit-cost calculation does not.</w:t>
+      <w:pPr>
+        <w:spacing w:line="336" w:lineRule="auto" w:after="180"/>
+        <w:shd w:fill="F1F6FC"/>
+      </w:pPr>
+      <w:r>
+        <w:rPr>
+          <w:b w:val="0"/>
+        </w:rPr>
+        <w:t xml:space="preserve">Expected correction: </w:t>
+      </w:r>
+      <w:r>
+        <w:rPr>
+          <w:b/>
+        </w:rPr>
+        <w:t>Power</w:t>
+      </w:r>
+      <w:r>
+        <w:rPr>
+          <w:b w:val="0"/>
+        </w:rPr>
+        <w:t xml:space="preserve"> estimates do not repair biased sampling or establish the probability a particular hypothesis is true.</w:t>
       </w:r>
     </w:p>
     <w:p>
-      <w:r>
-        <w:t>Collect each learner’s explanation before discussion. Use the first missing connection between input, deciding step and result to choose support. This question is worked-case practice, not fresh mastery evidence.</w:t>
+      <w:pPr>
+        <w:spacing w:line="336" w:lineRule="auto" w:after="180"/>
+      </w:pPr>
+      <w:r>
+        <w:rPr>
+          <w:b w:val="0"/>
+        </w:rPr>
+        <w:t>Collect explanations, not only yes/no votes. If a misunderstanding is common, re-model the relevant step for the class.</w:t>
       </w:r>
     </w:p>
     <w:p>
       <w:pPr>
-        <w:pStyle w:val="Heading1"/>
-      </w:pPr>
-      <w:r>
-        <w:t>04. Run the investigation and diagnose misconceptions</w:t>
+        <w:spacing w:line="336" w:lineRule="auto" w:after="180"/>
+      </w:pPr>
+      <w:r>
+        <w:rPr>
+          <w:b w:val="0"/>
+        </w:rPr>
+        <w:t>If it affects a few learners, give a short targeted group explanation while others solve a more demanding variation.</w:t>
       </w:r>
     </w:p>
     <w:p>
-      <w:r>
-        <w:t>The worked result establishes every future case: Power estimates do not repair biased sampling or establish the probability a particular hypothesis is true.</w:t>
+      <w:pPr>
+        <w:pStyle w:val="Heading3"/>
+      </w:pPr>
+      <w:r>
+        <w:t>Pictorial practice question</w:t>
       </w:r>
     </w:p>
     <w:p>
-      <w:r>
-        <w:t>A missing input may be replaced without recording the change: A replacement changes the evidence or contract. Record the change and its justification; do not silently turn unknown into a measured value.</w:t>
+      <w:pPr>
+        <w:spacing w:line="336" w:lineRule="auto" w:after="180"/>
+        <w:shd w:fill="F5F1FB"/>
+      </w:pPr>
+      <w:r>
+        <w:rPr>
+          <w:b w:val="0"/>
+        </w:rPr>
+        <w:t xml:space="preserve">Calculate both simulated detection fractions and resource costs. What additional detection is observed for the extra forty units, and does that establish </w:t>
+      </w:r>
+      <w:r>
+        <w:rPr>
+          <w:b/>
+        </w:rPr>
+        <w:t>power</w:t>
+      </w:r>
+      <w:r>
+        <w:rPr>
+          <w:b w:val="0"/>
+        </w:rPr>
+        <w:t xml:space="preserve"> for an actual classroom study?</w:t>
       </w:r>
     </w:p>
     <w:p>
-      <w:r>
-        <w:t>Repeating an assessed case is new independent evidence: A replay checks consistency. An example used for feedback or revision cannot later be described as untouched final evaluation.</w:t>
+      <w:pPr>
+        <w:pStyle w:val="Heading3"/>
+      </w:pPr>
+      <w:r>
+        <w:t>Reasoned teacher answer</w:t>
       </w:r>
     </w:p>
     <w:p>
-      <w:r>
-        <w:t>Use Section 9 for the evidence ledger. Add a boundary or missing-input case and record the expected response before checking. More successful repeats of one case do not establish wider coverage.</w:t>
+      <w:pPr>
+        <w:spacing w:line="336" w:lineRule="auto" w:after="180"/>
+      </w:pPr>
+      <w:r>
+        <w:rPr>
+          <w:b w:val="0"/>
+        </w:rPr>
+        <w:t xml:space="preserve">The fractions are </w:t>
+      </w:r>
+      <w:r>
+        <w:rPr>
+          <w:b/>
+        </w:rPr>
+        <w:t>60%</w:t>
+      </w:r>
+      <w:r>
+        <w:rPr>
+          <w:b w:val="0"/>
+        </w:rPr>
+        <w:t xml:space="preserve"> and </w:t>
+      </w:r>
+      <w:r>
+        <w:rPr>
+          <w:b/>
+        </w:rPr>
+        <w:t>80%</w:t>
+      </w:r>
+      <w:r>
+        <w:rPr>
+          <w:b w:val="0"/>
+        </w:rPr>
+        <w:t xml:space="preserve">; costs are 40 and 80 units. Forty extra units add 20 percentage points here. These simulation estimates do not establish real-study </w:t>
+      </w:r>
+      <w:r>
+        <w:rPr>
+          <w:b/>
+        </w:rPr>
+        <w:t>power</w:t>
+      </w:r>
+      <w:r>
+        <w:rPr>
+          <w:b w:val="0"/>
+        </w:rPr>
+        <w:t xml:space="preserve"> without justified assumptions.</w:t>
+      </w:r>
+    </w:p>
+    <w:p>
+      <w:pPr>
+        <w:spacing w:line="336" w:lineRule="auto" w:after="180"/>
+      </w:pPr>
+      <w:r>
+        <w:rPr>
+          <w:b w:val="0"/>
+        </w:rPr>
+        <w:t xml:space="preserve">Changed-case reasoning: The detection fractions need new simulation; the resource costs stay 40 and 80. </w:t>
+      </w:r>
+      <w:r>
+        <w:rPr>
+          <w:b/>
+        </w:rPr>
+        <w:t>Power</w:t>
+      </w:r>
+      <w:r>
+        <w:rPr>
+          <w:b w:val="0"/>
+        </w:rPr>
+        <w:t xml:space="preserve"> depends on the data-generating assumptions, while this stated unit-cost calculation does not.</w:t>
+      </w:r>
+    </w:p>
+    <w:p>
+      <w:pPr>
+        <w:spacing w:line="336" w:lineRule="auto" w:after="180"/>
+      </w:pPr>
+      <w:r>
+        <w:rPr>
+          <w:b w:val="0"/>
+        </w:rPr>
+        <w:t xml:space="preserve">Collect each learner’s explanation before discussion. Use the first missing connection between </w:t>
+      </w:r>
+      <w:r>
+        <w:rPr>
+          <w:b/>
+        </w:rPr>
+        <w:t>input</w:t>
+      </w:r>
+      <w:r>
+        <w:rPr>
+          <w:b w:val="0"/>
+        </w:rPr>
+        <w:t xml:space="preserve">, deciding step and result to choose support. This question is worked-case practice, not fresh mastery </w:t>
+      </w:r>
+      <w:r>
+        <w:rPr>
+          <w:b/>
+        </w:rPr>
+        <w:t>evidence</w:t>
+      </w:r>
+      <w:r>
+        <w:rPr>
+          <w:b w:val="0"/>
+        </w:rPr>
+        <w:t>.</w:t>
+      </w:r>
+    </w:p>
+    <w:p>
+      <w:pPr>
+        <w:pStyle w:val="Heading1"/>
+      </w:pPr>
+      <w:r>
+        <w:t>04. Run the investigation and diagnose misconceptions</w:t>
+      </w:r>
+    </w:p>
+    <w:p>
+      <w:r>
+        <w:t>Run the Power and resource tradeoffs investigation and use the first unsupported step to choose a teaching response.</w:t>
+      </w:r>
+    </w:p>
+    <w:p>
+      <w:pPr>
+        <w:spacing w:line="336" w:lineRule="auto" w:after="180"/>
+      </w:pPr>
+      <w:r>
+        <w:rPr>
+          <w:b w:val="0"/>
+        </w:rPr>
+        <w:t xml:space="preserve">The worked result establishes every future case: </w:t>
+      </w:r>
+      <w:r>
+        <w:rPr>
+          <w:b/>
+        </w:rPr>
+        <w:t>Power</w:t>
+      </w:r>
+      <w:r>
+        <w:rPr>
+          <w:b w:val="0"/>
+        </w:rPr>
+        <w:t xml:space="preserve"> estimates do not repair biased sampling or establish the probability a particular hypothesis is true.</w:t>
+      </w:r>
+    </w:p>
+    <w:p>
+      <w:pPr>
+        <w:spacing w:line="336" w:lineRule="auto" w:after="180"/>
+      </w:pPr>
+      <w:r>
+        <w:rPr>
+          <w:b w:val="0"/>
+        </w:rPr>
+        <w:t xml:space="preserve">A missing </w:t>
+      </w:r>
+      <w:r>
+        <w:rPr>
+          <w:b/>
+        </w:rPr>
+        <w:t>input</w:t>
+      </w:r>
+      <w:r>
+        <w:rPr>
+          <w:b w:val="0"/>
+        </w:rPr>
+        <w:t xml:space="preserve"> may be replaced without recording the change: A replacement changes the </w:t>
+      </w:r>
+      <w:r>
+        <w:rPr>
+          <w:b/>
+        </w:rPr>
+        <w:t>evidence</w:t>
+      </w:r>
+      <w:r>
+        <w:rPr>
+          <w:b w:val="0"/>
+        </w:rPr>
+        <w:t xml:space="preserve"> or contract. Record the change and its justification; do not silently turn unknown into a measured value.</w:t>
+      </w:r>
+    </w:p>
+    <w:p>
+      <w:pPr>
+        <w:spacing w:line="336" w:lineRule="auto" w:after="180"/>
+      </w:pPr>
+      <w:r>
+        <w:rPr>
+          <w:b w:val="0"/>
+        </w:rPr>
+        <w:t xml:space="preserve">Repeating an assessed case is new independent </w:t>
+      </w:r>
+      <w:r>
+        <w:rPr>
+          <w:b/>
+        </w:rPr>
+        <w:t>evidence</w:t>
+      </w:r>
+      <w:r>
+        <w:rPr>
+          <w:b w:val="0"/>
+        </w:rPr>
+        <w:t>: A replay checks consistency. An example used for feedback or revision cannot later be described as untouched final evaluation.</w:t>
+      </w:r>
+    </w:p>
+    <w:p>
+      <w:pPr>
+        <w:spacing w:line="336" w:lineRule="auto" w:after="180"/>
+      </w:pPr>
+      <w:r>
+        <w:rPr>
+          <w:b w:val="0"/>
+        </w:rPr>
+        <w:t xml:space="preserve">Use Section 9 for the </w:t>
+      </w:r>
+      <w:r>
+        <w:rPr>
+          <w:b/>
+        </w:rPr>
+        <w:t>evidence</w:t>
+      </w:r>
+      <w:r>
+        <w:rPr>
+          <w:b w:val="0"/>
+        </w:rPr>
+        <w:t xml:space="preserve"> ledger. Add a boundary or missing-</w:t>
+      </w:r>
+      <w:r>
+        <w:rPr>
+          <w:b/>
+        </w:rPr>
+        <w:t>input</w:t>
+      </w:r>
+      <w:r>
+        <w:rPr>
+          <w:b w:val="0"/>
+        </w:rPr>
+        <w:t xml:space="preserve"> case and record the expected response before checking. More successful repeats of one case do not establish wider coverage.</w:t>
       </w:r>
     </w:p>
     <w:p>
@@ -1480,29 +2767,38 @@
       </w:tr>
     </w:tbl>
     <w:p>
-      <w:r>
-        <w:t>Offer an oral explanation, drawing, enlarged visual or fewer examples when that removes a reading/writing barrier. Keep the same reasoning goal. Stretch secure learners by changing a boundary or assumption and asking them to defend the effect, not simply by assigning more of the same questions.</w:t>
+      <w:pPr>
+        <w:spacing w:line="336" w:lineRule="auto" w:after="180"/>
+      </w:pPr>
+      <w:r>
+        <w:rPr>
+          <w:b w:val="0"/>
+        </w:rPr>
+        <w:t>Offer an oral explanation, drawing, enlarged visual or fewer examples when that removes a reading/writing barrier. Keep the same reasoning goal.</w:t>
       </w:r>
     </w:p>
     <w:p>
       <w:pPr>
-        <w:pStyle w:val="Heading1"/>
-      </w:pPr>
-      <w:r>
-        <w:t>05. Assess and explain the answers</w:t>
+        <w:spacing w:line="336" w:lineRule="auto" w:after="180"/>
+      </w:pPr>
+      <w:r>
+        <w:rPr>
+          <w:b w:val="0"/>
+        </w:rPr>
+        <w:t>Stretch secure learners by changing a boundary or assumption and asking them to defend the effect, not simply by assigning more of the same questions.</w:t>
       </w:r>
     </w:p>
     <w:p>
       <w:pPr>
-        <w:pStyle w:val="Heading3"/>
-      </w:pPr>
-      <w:r>
-        <w:t>Guided and exit questions</w:t>
+        <w:pStyle w:val="Heading1"/>
+      </w:pPr>
+      <w:r>
+        <w:t>05. Assess and explain the answers</w:t>
       </w:r>
     </w:p>
     <w:p>
       <w:r>
-        <w:t>Guided: Estimated detection62% versus83%; cost60 versus120 credits per study. These simulation frequencies depend on the supplied model; null error is unmeasured. Qualification: Power estimates do not repair biased sampling or establish the probability a particular hypothesis is true. Exit: accept a concrete variation with its predicted outcome and a stated condition that would challenge the mechanism; reject a claim resting on unmeasured evidence.</w:t>
+        <w:t>Use the Power and resource tradeoffs questions, teacher keys and criteria after the relevant attempts. Previously discussed cases are practice; protect the separately selected independent task.</w:t>
       </w:r>
     </w:p>
     <w:p>
@@ -1510,89 +2806,232 @@
         <w:pStyle w:val="Heading3"/>
       </w:pPr>
       <w:r>
-        <w:t>W1 Explain the mechanism</w:t>
+        <w:t>Guided and exit questions</w:t>
       </w:r>
     </w:p>
     <w:p>
-      <w:r>
-        <w:t>Explain the weekly mechanism in your own words. Use the worked scenario to name its input, decision rule and output.</w:t>
+      <w:pPr>
+        <w:spacing w:line="336" w:lineRule="auto" w:after="180"/>
+      </w:pPr>
+      <w:r>
+        <w:rPr>
+          <w:b w:val="0"/>
+        </w:rPr>
+        <w:t>Guided: Estimated detection62% versus83%; cost60 versus120 credits per study. These simulation frequencies depend on the supplied model; null error is unmeasured.</w:t>
       </w:r>
     </w:p>
     <w:p>
-      <w:r>
-        <w:t>Teacher explanation: Power concerns detecting a declared effect under a specified model and test. Planning depends on effect size, variability, unit independence and budget. Use supplied simulation results rather than an unsupported universal sample-size rule. Estimated detection frequency is detections/simulated alternative trials; false positives require null trials separately.</w:t>
+      <w:pPr>
+        <w:spacing w:line="336" w:lineRule="auto" w:after="180"/>
+      </w:pPr>
+      <w:r>
+        <w:rPr>
+          <w:b w:val="0"/>
+        </w:rPr>
+        <w:t xml:space="preserve">Qualification: </w:t>
+      </w:r>
+      <w:r>
+        <w:rPr>
+          <w:b/>
+        </w:rPr>
+        <w:t>Power</w:t>
+      </w:r>
+      <w:r>
+        <w:rPr>
+          <w:b w:val="0"/>
+        </w:rPr>
+        <w:t xml:space="preserve"> estimates do not repair biased sampling or establish the probability a particular hypothesis is true.</w:t>
       </w:r>
     </w:p>
     <w:p>
       <w:pPr>
-        <w:pStyle w:val="Heading3"/>
-      </w:pPr>
-      <w:r>
-        <w:t>W2 Trace the worked case</w:t>
+        <w:spacing w:line="336" w:lineRule="auto" w:after="180"/>
+      </w:pPr>
+      <w:r>
+        <w:rPr>
+          <w:b w:val="0"/>
+        </w:rPr>
+        <w:t xml:space="preserve">Exit: accept a concrete variation with its predicted outcome and a stated condition that would challenge the </w:t>
+      </w:r>
+      <w:r>
+        <w:rPr>
+          <w:b/>
+        </w:rPr>
+        <w:t>mechanism</w:t>
+      </w:r>
+      <w:r>
+        <w:rPr>
+          <w:b w:val="0"/>
+        </w:rPr>
+        <w:t xml:space="preserve">; reject a claim resting on unmeasured </w:t>
+      </w:r>
+      <w:r>
+        <w:rPr>
+          <w:b/>
+        </w:rPr>
+        <w:t>evidence</w:t>
+      </w:r>
+      <w:r>
+        <w:rPr>
+          <w:b w:val="0"/>
+        </w:rPr>
+        <w:t>.</w:t>
       </w:r>
     </w:p>
     <w:p>
-      <w:r>
-        <w:t>For a fixed alternative100 simulations detect62 times at n20 and83 at n40. Per-unit cost3 credits. Show the intermediate steps and give the conclusion with its scope.</w:t>
+      <w:pPr>
+        <w:pStyle w:val="Heading3"/>
+      </w:pPr>
+      <w:r>
+        <w:t>W1 Explain the mechanism</w:t>
       </w:r>
     </w:p>
     <w:p>
-      <w:r>
-        <w:t>Teacher explanation: Estimated detection62% versus83%; cost60 versus120 credits per study. These simulation frequencies depend on the supplied model; null error is unmeasured.</w:t>
+      <w:pPr>
+        <w:pStyle w:val="Heading3"/>
+      </w:pPr>
+      <w:r>
+        <w:t>Workbook question · W1</w:t>
       </w:r>
     </w:p>
     <w:p>
       <w:pPr>
-        <w:pStyle w:val="Heading3"/>
-      </w:pPr>
-      <w:r>
-        <w:t>W3 Audit the limit</w:t>
+        <w:spacing w:line="336" w:lineRule="auto" w:after="180"/>
+        <w:shd w:fill="F5F1FB"/>
+      </w:pPr>
+      <w:r>
+        <w:rPr>
+          <w:b w:val="0"/>
+        </w:rPr>
+        <w:t xml:space="preserve">Explain the weekly </w:t>
+      </w:r>
+      <w:r>
+        <w:rPr>
+          <w:b/>
+        </w:rPr>
+        <w:t>mechanism</w:t>
+      </w:r>
+      <w:r>
+        <w:rPr>
+          <w:b w:val="0"/>
+        </w:rPr>
+        <w:t xml:space="preserve"> in your own words. Use the worked scenario to name its </w:t>
+      </w:r>
+      <w:r>
+        <w:rPr>
+          <w:b/>
+        </w:rPr>
+        <w:t>input</w:t>
+      </w:r>
+      <w:r>
+        <w:rPr>
+          <w:b w:val="0"/>
+        </w:rPr>
+        <w:t xml:space="preserve">, decision rule and </w:t>
+      </w:r>
+      <w:r>
+        <w:rPr>
+          <w:b/>
+        </w:rPr>
+        <w:t>output</w:t>
+      </w:r>
+      <w:r>
+        <w:rPr>
+          <w:b w:val="0"/>
+        </w:rPr>
+        <w:t>.</w:t>
       </w:r>
     </w:p>
     <w:p>
-      <w:r>
-        <w:t>A report omits this qualification: Power estimates do not repair biased sampling or establish the probability a particular hypothesis is true. Explain how omitting it could change a reader's interpretation, and write an accurate replacement.</w:t>
+      <w:pPr>
+        <w:pStyle w:val="Heading3"/>
+      </w:pPr>
+      <w:r>
+        <w:t>Teacher reasoning · W1</w:t>
       </w:r>
     </w:p>
     <w:p>
-      <w:r>
-        <w:t>Teacher explanation: Power estimates do not repair biased sampling or establish the probability a particular hypothesis is true. State the observed result separately from the unverified or out-of-scope claim; preserve the original evidence rather than inventing a missing fact.</w:t>
+      <w:pPr>
+        <w:spacing w:line="336" w:lineRule="auto" w:after="180"/>
+        <w:shd w:fill="F1F6FC"/>
+      </w:pPr>
+      <w:r>
+        <w:rPr>
+          <w:b w:val="0"/>
+        </w:rPr>
+        <w:t xml:space="preserve">Teacher explanation: </w:t>
+      </w:r>
+      <w:r>
+        <w:rPr>
+          <w:b/>
+        </w:rPr>
+        <w:t>Power</w:t>
+      </w:r>
+      <w:r>
+        <w:rPr>
+          <w:b w:val="0"/>
+        </w:rPr>
+        <w:t xml:space="preserve"> concerns detecting a declared effect under a specified model and test. Planning depends on effect size, variability, unit independence and budget.</w:t>
       </w:r>
     </w:p>
     <w:p>
       <w:pPr>
-        <w:pStyle w:val="Heading3"/>
-      </w:pPr>
-      <w:r>
-        <w:t>W4 Apply a new case independently</w:t>
+        <w:spacing w:line="336" w:lineRule="auto" w:after="180"/>
+        <w:shd w:fill="F1F6FC"/>
+      </w:pPr>
+      <w:r>
+        <w:rPr>
+          <w:b w:val="0"/>
+        </w:rPr>
+        <w:t>Use supplied simulation results rather than an unsupported universal sample-size rule. Estimated detection frequency is detections/simulated alternative trials; false positives require null trials separately.</w:t>
       </w:r>
     </w:p>
     <w:p>
-      <w:r>
-        <w:t>One hundred alternative trials detect70 at n30 and85 at n60; unit cost2. Compare.</w:t>
+      <w:pPr>
+        <w:pStyle w:val="Heading3"/>
+      </w:pPr>
+      <w:r>
+        <w:t>W2 Trace the worked case</w:t>
       </w:r>
     </w:p>
     <w:p>
-      <w:r>
-        <w:t>Teacher explanation: 70% versus85%; cost60 versus120. Larger n improves detection here but not automatically under every model.</w:t>
+      <w:pPr>
+        <w:pStyle w:val="Heading3"/>
+      </w:pPr>
+      <w:r>
+        <w:t>Workbook question · W2</w:t>
       </w:r>
     </w:p>
     <w:p>
       <w:pPr>
-        <w:pStyle w:val="Heading3"/>
-      </w:pPr>
-      <w:r>
-        <w:t>W5 Design a revealing follow-up</w:t>
+        <w:spacing w:line="336" w:lineRule="auto" w:after="180"/>
+        <w:shd w:fill="F5F1FB"/>
+      </w:pPr>
+      <w:r>
+        <w:rPr>
+          <w:b w:val="0"/>
+        </w:rPr>
+        <w:t>For a fixed alternative100 simulations detect62 times at n20 and83 at n40. Per-unit cost3 credits. Show the intermediate steps and give the conclusion with its scope.</w:t>
       </w:r>
     </w:p>
     <w:p>
-      <w:r>
-        <w:t>For the worked scenario, propose one additional case that could reveal a failure, describe its expected outcome before running it, and explain what would need to remain fixed for a fair comparison. Do not reuse W4 as a new final test after receiving feedback.</w:t>
+      <w:pPr>
+        <w:pStyle w:val="Heading3"/>
+      </w:pPr>
+      <w:r>
+        <w:t>Teacher reasoning · W2</w:t>
       </w:r>
     </w:p>
     <w:p>
-      <w:r>
-        <w:t>Teacher explanation: Accept a concrete variant of the worked input or a missing/conflicting/boundary condition, with an expectation derived from the declared procedure. Require preserved settings, original outputs and data roles. Power estimates do not repair biased sampling or establish the probability a particular hypothesis is true. The new case should test this particular mechanism rather than merely restate the original result.</w:t>
+      <w:pPr>
+        <w:spacing w:line="336" w:lineRule="auto" w:after="180"/>
+        <w:shd w:fill="F1F6FC"/>
+      </w:pPr>
+      <w:r>
+        <w:rPr>
+          <w:b w:val="0"/>
+        </w:rPr>
+        <w:t>Teacher explanation: Estimated detection62% versus83%; cost60 versus120 credits per study. These simulation frequencies depend on the supplied model; null error is unmeasured.</w:t>
       </w:r>
     </w:p>
     <w:p>
@@ -1600,25 +3039,51 @@
         <w:pStyle w:val="Heading3"/>
       </w:pPr>
       <w:r>
-        <w:t>Independent assessment and fresh retry</w:t>
+        <w:t>W3 Audit the limit</w:t>
       </w:r>
     </w:p>
     <w:p>
-      <w:r>
-        <w:t>W4: 70% versus85%; cost60 versus120. Larger n improves detection here but not automatically under every model. Require intermediate reasoning and the stated scope. Fresh retry: Fifty alternative simulations detect35; sample n25, cost4 each. Expected reasoning: Estimated detection70%; study cost100 credits. Finite simulation uncertainty remains. If students need support, record it and reassess with another new case rather than awarding independence to a copied answer.</w:t>
+      <w:pPr>
+        <w:pStyle w:val="Heading3"/>
+      </w:pPr>
+      <w:r>
+        <w:t>Workbook question · W3</w:t>
       </w:r>
     </w:p>
     <w:p>
       <w:pPr>
-        <w:pStyle w:val="Heading3"/>
-      </w:pPr>
-      <w:r>
-        <w:t>Assess independent transfer</w:t>
+        <w:spacing w:line="336" w:lineRule="auto" w:after="180"/>
+        <w:shd w:fill="F5F1FB"/>
+      </w:pPr>
+      <w:r>
+        <w:rPr>
+          <w:b w:val="0"/>
+        </w:rPr>
+        <w:t xml:space="preserve">A report omits this qualification: </w:t>
+      </w:r>
+      <w:r>
+        <w:rPr>
+          <w:b/>
+        </w:rPr>
+        <w:t>Power</w:t>
+      </w:r>
+      <w:r>
+        <w:rPr>
+          <w:b w:val="0"/>
+        </w:rPr>
+        <w:t xml:space="preserve"> estimates do not repair biased sampling or establish the probability a particular hypothesis is true.</w:t>
       </w:r>
     </w:p>
     <w:p>
-      <w:r>
-        <w:t>Selected case: One hundred alternative trials detect70 at n30 and85 at n60; unit cost2. Compare.</w:t>
+      <w:pPr>
+        <w:spacing w:line="336" w:lineRule="auto" w:after="180"/>
+        <w:shd w:fill="F5F1FB"/>
+      </w:pPr>
+      <w:r>
+        <w:rPr>
+          <w:b w:val="0"/>
+        </w:rPr>
+        <w:t>Explain how omitting it could change a reader's interpretation, and write an accurate replacement.</w:t>
       </w:r>
     </w:p>
     <w:p>
@@ -1626,12 +3091,391 @@
         <w:pStyle w:val="Heading3"/>
       </w:pPr>
       <w:r>
-        <w:t>Selected case answer</w:t>
+        <w:t>Teacher reasoning · W3</w:t>
       </w:r>
     </w:p>
     <w:p>
-      <w:r>
-        <w:t>Teacher explanation: 70% versus85%; cost60 versus120. Larger n improves detection here but not automatically under every model.</w:t>
+      <w:pPr>
+        <w:spacing w:line="336" w:lineRule="auto" w:after="180"/>
+        <w:shd w:fill="F1F6FC"/>
+      </w:pPr>
+      <w:r>
+        <w:rPr>
+          <w:b w:val="0"/>
+        </w:rPr>
+        <w:t xml:space="preserve">Teacher explanation: </w:t>
+      </w:r>
+      <w:r>
+        <w:rPr>
+          <w:b/>
+        </w:rPr>
+        <w:t>Power</w:t>
+      </w:r>
+      <w:r>
+        <w:rPr>
+          <w:b w:val="0"/>
+        </w:rPr>
+        <w:t xml:space="preserve"> estimates do not repair biased sampling or establish the probability a particular hypothesis is true.</w:t>
+      </w:r>
+    </w:p>
+    <w:p>
+      <w:pPr>
+        <w:spacing w:line="336" w:lineRule="auto" w:after="180"/>
+        <w:shd w:fill="F1F6FC"/>
+      </w:pPr>
+      <w:r>
+        <w:rPr>
+          <w:b w:val="0"/>
+        </w:rPr>
+        <w:t xml:space="preserve">State the observed result separately from the unverified or out-of-scope claim; preserve the original </w:t>
+      </w:r>
+      <w:r>
+        <w:rPr>
+          <w:b/>
+        </w:rPr>
+        <w:t>evidence</w:t>
+      </w:r>
+      <w:r>
+        <w:rPr>
+          <w:b w:val="0"/>
+        </w:rPr>
+        <w:t xml:space="preserve"> rather than inventing a missing fact.</w:t>
+      </w:r>
+    </w:p>
+    <w:p>
+      <w:pPr>
+        <w:pStyle w:val="Heading3"/>
+      </w:pPr>
+      <w:r>
+        <w:t>W4 Apply a new case independently</w:t>
+      </w:r>
+    </w:p>
+    <w:p>
+      <w:pPr>
+        <w:pStyle w:val="Heading3"/>
+      </w:pPr>
+      <w:r>
+        <w:t>Workbook question · W4</w:t>
+      </w:r>
+    </w:p>
+    <w:p>
+      <w:pPr>
+        <w:spacing w:line="336" w:lineRule="auto" w:after="180"/>
+        <w:shd w:fill="F5F1FB"/>
+      </w:pPr>
+      <w:r>
+        <w:rPr>
+          <w:b w:val="0"/>
+        </w:rPr>
+        <w:t>One hundred alternative trials detect70 at n30 and85 at n60; unit cost2. Compare.</w:t>
+      </w:r>
+    </w:p>
+    <w:p>
+      <w:pPr>
+        <w:pStyle w:val="Heading3"/>
+      </w:pPr>
+      <w:r>
+        <w:t>Teacher reasoning · W4</w:t>
+      </w:r>
+    </w:p>
+    <w:p>
+      <w:pPr>
+        <w:spacing w:line="336" w:lineRule="auto" w:after="180"/>
+        <w:shd w:fill="F1F6FC"/>
+      </w:pPr>
+      <w:r>
+        <w:rPr>
+          <w:b w:val="0"/>
+        </w:rPr>
+        <w:t xml:space="preserve">Teacher explanation: </w:t>
+      </w:r>
+      <w:r>
+        <w:rPr>
+          <w:b/>
+        </w:rPr>
+        <w:t>70%</w:t>
+      </w:r>
+      <w:r>
+        <w:rPr>
+          <w:b w:val="0"/>
+        </w:rPr>
+        <w:t xml:space="preserve"> versus85%; cost60 versus120. Larger n improves detection here but not automatically under every model.</w:t>
+      </w:r>
+    </w:p>
+    <w:p>
+      <w:pPr>
+        <w:pStyle w:val="Heading3"/>
+      </w:pPr>
+      <w:r>
+        <w:t>W5 Design a revealing follow-up</w:t>
+      </w:r>
+    </w:p>
+    <w:p>
+      <w:pPr>
+        <w:pStyle w:val="Heading3"/>
+      </w:pPr>
+      <w:r>
+        <w:t>Workbook question · W5</w:t>
+      </w:r>
+    </w:p>
+    <w:p>
+      <w:pPr>
+        <w:spacing w:line="336" w:lineRule="auto" w:after="180"/>
+        <w:shd w:fill="F5F1FB"/>
+      </w:pPr>
+      <w:r>
+        <w:rPr>
+          <w:b w:val="0"/>
+        </w:rPr>
+        <w:t>For the worked scenario, propose one additional case that could reveal a failure, describe its expected outcome before running it, and explain what would need to remain fixed for a fair comparison.</w:t>
+      </w:r>
+    </w:p>
+    <w:p>
+      <w:pPr>
+        <w:spacing w:line="336" w:lineRule="auto" w:after="180"/>
+        <w:shd w:fill="F5F1FB"/>
+      </w:pPr>
+      <w:r>
+        <w:rPr>
+          <w:b w:val="0"/>
+        </w:rPr>
+        <w:t>Do not reuse W4 as a new final test after receiving feedback.</w:t>
+      </w:r>
+    </w:p>
+    <w:p>
+      <w:pPr>
+        <w:pStyle w:val="Heading3"/>
+      </w:pPr>
+      <w:r>
+        <w:t>Teacher reasoning · W5</w:t>
+      </w:r>
+    </w:p>
+    <w:p>
+      <w:pPr>
+        <w:spacing w:line="336" w:lineRule="auto" w:after="180"/>
+        <w:shd w:fill="F1F6FC"/>
+      </w:pPr>
+      <w:r>
+        <w:rPr>
+          <w:b w:val="0"/>
+        </w:rPr>
+        <w:t xml:space="preserve">Teacher explanation: Accept a concrete variant of the worked </w:t>
+      </w:r>
+      <w:r>
+        <w:rPr>
+          <w:b/>
+        </w:rPr>
+        <w:t>input</w:t>
+      </w:r>
+      <w:r>
+        <w:rPr>
+          <w:b w:val="0"/>
+        </w:rPr>
+        <w:t xml:space="preserve"> or a missing/conflicting/boundary condition, with an expectation derived from the declared procedure.</w:t>
+      </w:r>
+    </w:p>
+    <w:p>
+      <w:pPr>
+        <w:spacing w:line="336" w:lineRule="auto" w:after="180"/>
+        <w:shd w:fill="F1F6FC"/>
+      </w:pPr>
+      <w:r>
+        <w:rPr>
+          <w:b w:val="0"/>
+        </w:rPr>
+        <w:t xml:space="preserve">Require preserved settings, original </w:t>
+      </w:r>
+      <w:r>
+        <w:rPr>
+          <w:b/>
+        </w:rPr>
+        <w:t>output</w:t>
+      </w:r>
+      <w:r>
+        <w:rPr>
+          <w:b w:val="0"/>
+        </w:rPr>
+        <w:t xml:space="preserve">s and data roles. </w:t>
+      </w:r>
+      <w:r>
+        <w:rPr>
+          <w:b/>
+        </w:rPr>
+        <w:t>Power</w:t>
+      </w:r>
+      <w:r>
+        <w:rPr>
+          <w:b w:val="0"/>
+        </w:rPr>
+        <w:t xml:space="preserve"> estimates do not repair biased sampling or establish the probability a particular hypothesis is true.</w:t>
+      </w:r>
+    </w:p>
+    <w:p>
+      <w:pPr>
+        <w:spacing w:line="336" w:lineRule="auto" w:after="180"/>
+        <w:shd w:fill="F1F6FC"/>
+      </w:pPr>
+      <w:r>
+        <w:rPr>
+          <w:b w:val="0"/>
+        </w:rPr>
+        <w:t xml:space="preserve">The new case should test this particular </w:t>
+      </w:r>
+      <w:r>
+        <w:rPr>
+          <w:b/>
+        </w:rPr>
+        <w:t>mechanism</w:t>
+      </w:r>
+      <w:r>
+        <w:rPr>
+          <w:b w:val="0"/>
+        </w:rPr>
+        <w:t xml:space="preserve"> rather than merely restate the original result.</w:t>
+      </w:r>
+    </w:p>
+    <w:p>
+      <w:pPr>
+        <w:pStyle w:val="Heading3"/>
+      </w:pPr>
+      <w:r>
+        <w:t>Independent assessment and fresh retry</w:t>
+      </w:r>
+    </w:p>
+    <w:p>
+      <w:pPr>
+        <w:pStyle w:val="Heading3"/>
+      </w:pPr>
+      <w:r>
+        <w:t>Teacher key · Independent assessment and fresh retry</w:t>
+      </w:r>
+    </w:p>
+    <w:p>
+      <w:pPr>
+        <w:spacing w:line="336" w:lineRule="auto" w:after="180"/>
+        <w:shd w:fill="F1F6FC"/>
+      </w:pPr>
+      <w:r>
+        <w:rPr>
+          <w:b w:val="0"/>
+        </w:rPr>
+        <w:t xml:space="preserve">W4: </w:t>
+      </w:r>
+      <w:r>
+        <w:rPr>
+          <w:b/>
+        </w:rPr>
+        <w:t>70%</w:t>
+      </w:r>
+      <w:r>
+        <w:rPr>
+          <w:b w:val="0"/>
+        </w:rPr>
+        <w:t xml:space="preserve"> versus85%; cost60 versus120. Larger n improves detection here but not automatically under every model. Require intermediate reasoning and the stated scope.</w:t>
+      </w:r>
+    </w:p>
+    <w:p>
+      <w:pPr>
+        <w:spacing w:line="336" w:lineRule="auto" w:after="180"/>
+        <w:shd w:fill="F1F6FC"/>
+      </w:pPr>
+      <w:r>
+        <w:rPr>
+          <w:b w:val="0"/>
+        </w:rPr>
+        <w:t>Fresh retry: Fifty alternative simulations detect35; sample n25, cost4 each. Expected reasoning: Estimated detection</w:t>
+      </w:r>
+      <w:r>
+        <w:rPr>
+          <w:b/>
+        </w:rPr>
+        <w:t>70%</w:t>
+      </w:r>
+      <w:r>
+        <w:rPr>
+          <w:b w:val="0"/>
+        </w:rPr>
+        <w:t>; study cost100 credits. Finite simulation uncertainty remains.</w:t>
+      </w:r>
+    </w:p>
+    <w:p>
+      <w:pPr>
+        <w:spacing w:line="336" w:lineRule="auto" w:after="180"/>
+        <w:shd w:fill="F1F6FC"/>
+      </w:pPr>
+      <w:r>
+        <w:rPr>
+          <w:b w:val="0"/>
+        </w:rPr>
+        <w:t>If students need support, record it and reassess with another new case rather than awarding independence to a copied answer.</w:t>
+      </w:r>
+    </w:p>
+    <w:p>
+      <w:pPr>
+        <w:pStyle w:val="Heading3"/>
+      </w:pPr>
+      <w:r>
+        <w:t>Assess independent transfer</w:t>
+      </w:r>
+    </w:p>
+    <w:p>
+      <w:pPr>
+        <w:pStyle w:val="Heading3"/>
+      </w:pPr>
+      <w:r>
+        <w:t>Independent question · withhold the key</w:t>
+      </w:r>
+    </w:p>
+    <w:p>
+      <w:pPr>
+        <w:spacing w:line="336" w:lineRule="auto" w:after="180"/>
+        <w:shd w:fill="F5F1FB"/>
+      </w:pPr>
+      <w:r>
+        <w:rPr>
+          <w:b w:val="0"/>
+        </w:rPr>
+        <w:t>Selected case: One hundred alternative trials detect70 at n30 and85 at n60; unit cost2. Compare.</w:t>
+      </w:r>
+    </w:p>
+    <w:p>
+      <w:pPr>
+        <w:pStyle w:val="Heading3"/>
+      </w:pPr>
+      <w:r>
+        <w:t>Selected case answer</w:t>
+      </w:r>
+    </w:p>
+    <w:p>
+      <w:pPr>
+        <w:pStyle w:val="Heading3"/>
+      </w:pPr>
+      <w:r>
+        <w:t>Teacher key · Selected case answer</w:t>
+      </w:r>
+    </w:p>
+    <w:p>
+      <w:pPr>
+        <w:spacing w:line="336" w:lineRule="auto" w:after="180"/>
+        <w:shd w:fill="F1F6FC"/>
+      </w:pPr>
+      <w:r>
+        <w:rPr>
+          <w:b w:val="0"/>
+        </w:rPr>
+        <w:t xml:space="preserve">Teacher explanation: </w:t>
+      </w:r>
+      <w:r>
+        <w:rPr>
+          <w:b/>
+        </w:rPr>
+        <w:t>70%</w:t>
+      </w:r>
+      <w:r>
+        <w:rPr>
+          <w:b w:val="0"/>
+        </w:rPr>
+        <w:t xml:space="preserve"> versus85%; cost60 versus120. Larger n improves detection here but not automatically under every model.</w:t>
       </w:r>
     </w:p>
     <w:tbl>
@@ -1737,67 +3581,305 @@
       </w:tr>
     </w:tbl>
     <w:p>
-      <w:r>
-        <w:t>Record each dimension as not yet, with support, or independent. Accept a valid alternative procedure with a defensible trace. Do not penalise an honestly recorded model failure if the learner correctly explains its evidence and limits.</w:t>
+      <w:pPr>
+        <w:pStyle w:val="Heading3"/>
+      </w:pPr>
+      <w:r>
+        <w:t>Teacher key · Selected case answer</w:t>
       </w:r>
     </w:p>
     <w:p>
       <w:pPr>
-        <w:pStyle w:val="Heading3"/>
-      </w:pPr>
-      <w:r>
-        <w:t>Feedback that the learner uses</w:t>
+        <w:spacing w:line="336" w:lineRule="auto" w:after="180"/>
+        <w:shd w:fill="F1F6FC"/>
+      </w:pPr>
+      <w:r>
+        <w:rPr>
+          <w:b w:val="0"/>
+        </w:rPr>
+        <w:t>Record each dimension as not yet, with support, or independent. Accept a valid alternative procedure with a defensible trace.</w:t>
       </w:r>
     </w:p>
     <w:p>
-      <w:r>
-        <w:t>Name the earliest unsupported step and give one action to repair it. Have the learner make that repair now and explain why. Then assess the relevant skill on a fresh, fully specified case. Confirm it was not previously practised with feedback; solve and check the new case before assigning it. A follow-up design prompt is a starting brief, not automatically an equivalent test.</w:t>
+      <w:pPr>
+        <w:spacing w:line="336" w:lineRule="auto" w:after="180"/>
+        <w:shd w:fill="F1F6FC"/>
+      </w:pPr>
+      <w:r>
+        <w:rPr>
+          <w:b w:val="0"/>
+        </w:rPr>
+        <w:t xml:space="preserve">Do not penalise an honestly recorded model failure if the learner correctly explains its </w:t>
+      </w:r>
+      <w:r>
+        <w:rPr>
+          <w:b/>
+        </w:rPr>
+        <w:t>evidence</w:t>
+      </w:r>
+      <w:r>
+        <w:rPr>
+          <w:b w:val="0"/>
+        </w:rPr>
+        <w:t xml:space="preserve"> and limits.</w:t>
       </w:r>
     </w:p>
     <w:p>
       <w:pPr>
-        <w:pStyle w:val="Heading1"/>
-      </w:pPr>
-      <w:r>
-        <w:t>06. Connect the project, support and next lesson</w:t>
+        <w:pStyle w:val="Heading3"/>
+      </w:pPr>
+      <w:r>
+        <w:t>Feedback that the learner uses</w:t>
       </w:r>
     </w:p>
     <w:p>
-      <w:r>
-        <w:t>Add a labelled power and resource tradeoffs evidence sheet to Reproducible AI Research Study. Show how you can explain the mechanism and terminology of power and resource tradeoffs. Use the supplied fictional case and keep its inputs, intermediate steps, calculation or prediction, and limitation. Connect this record to last week’s record; a matching answer without a trace is insufficient.</w:t>
+      <w:pPr>
+        <w:spacing w:line="336" w:lineRule="auto" w:after="180"/>
+      </w:pPr>
+      <w:r>
+        <w:rPr>
+          <w:b w:val="0"/>
+        </w:rPr>
+        <w:t>Name the earliest unsupported step and give one action to repair it. Have the learner make that repair now and explain why. Then assess the relevant skill on a fresh, fully specified case.</w:t>
       </w:r>
     </w:p>
     <w:p>
-      <w:r>
-        <w:t>Provide an input/procedure/result/limit frame and a calculator when needed. Ask students to identify the first step before completing the whole trace. Extension: compare two concrete variants of this mechanism while holding unrelated conditions fixed; report both successful and unsuccessful outcomes.</w:t>
+      <w:pPr>
+        <w:spacing w:line="336" w:lineRule="auto" w:after="180"/>
+      </w:pPr>
+      <w:r>
+        <w:rPr>
+          <w:b w:val="0"/>
+        </w:rPr>
+        <w:t>Confirm it was not previously practised with feedback; solve and check the new case before assigning it. A follow-up design prompt is a starting brief, not automatically an equivalent test.</w:t>
       </w:r>
     </w:p>
     <w:p>
-      <w:r>
-        <w:t>Next connection: Reproducible environment and records. Preserve the current case record and retrieve its evidence boundary before moving on.</w:t>
+      <w:pPr>
+        <w:pStyle w:val="Heading1"/>
+      </w:pPr>
+      <w:r>
+        <w:t>06. Connect the project, support and next lesson</w:t>
       </w:r>
     </w:p>
     <w:p>
       <w:r>
-        <w:t>Retain the project ledger and assess a changed case after support. Check the relevant prerequisite before carrying this component forward.</w:t>
+        <w:t>Connect Power and resource tradeoffs to Reproducible AI Research Study, adapt support and plan a later changed-case check.</w:t>
       </w:r>
     </w:p>
     <w:p>
       <w:pPr>
-        <w:pStyle w:val="Heading3"/>
-      </w:pPr>
-      <w:r>
-        <w:t>Plan the delayed return</w:t>
+        <w:spacing w:line="336" w:lineRule="auto" w:after="180"/>
+      </w:pPr>
+      <w:r>
+        <w:rPr>
+          <w:b w:val="0"/>
+        </w:rPr>
+        <w:t xml:space="preserve">Add a labelled </w:t>
+      </w:r>
+      <w:r>
+        <w:rPr>
+          <w:b/>
+        </w:rPr>
+        <w:t>power</w:t>
+      </w:r>
+      <w:r>
+        <w:rPr>
+          <w:b w:val="0"/>
+        </w:rPr>
+        <w:t xml:space="preserve"> and resource tradeoffs </w:t>
+      </w:r>
+      <w:r>
+        <w:rPr>
+          <w:b/>
+        </w:rPr>
+        <w:t>evidence</w:t>
+      </w:r>
+      <w:r>
+        <w:rPr>
+          <w:b w:val="0"/>
+        </w:rPr>
+        <w:t xml:space="preserve"> sheet to Reproducible AI Research Study. Show how you can explain the </w:t>
+      </w:r>
+      <w:r>
+        <w:rPr>
+          <w:b/>
+        </w:rPr>
+        <w:t>mechanism</w:t>
+      </w:r>
+      <w:r>
+        <w:rPr>
+          <w:b w:val="0"/>
+        </w:rPr>
+        <w:t xml:space="preserve"> and terminology of </w:t>
+      </w:r>
+      <w:r>
+        <w:rPr>
+          <w:b/>
+        </w:rPr>
+        <w:t>power</w:t>
+      </w:r>
+      <w:r>
+        <w:rPr>
+          <w:b w:val="0"/>
+        </w:rPr>
+        <w:t xml:space="preserve"> and resource tradeoffs.</w:t>
       </w:r>
     </w:p>
     <w:p>
-      <w:r>
-        <w:t>Suggested return points in this level: ai-7/24, ai-7/26, ai-7/29. Use actual classroom dates, adjusting for holidays and gaps. One, three and six teaching weeks are scheduling choices, not a claimed optimal spacing.</w:t>
+      <w:pPr>
+        <w:spacing w:line="336" w:lineRule="auto" w:after="180"/>
+      </w:pPr>
+      <w:r>
+        <w:rPr>
+          <w:b w:val="0"/>
+        </w:rPr>
+        <w:t xml:space="preserve">Use the supplied fictional case and keep its </w:t>
+      </w:r>
+      <w:r>
+        <w:rPr>
+          <w:b/>
+        </w:rPr>
+        <w:t>input</w:t>
+      </w:r>
+      <w:r>
+        <w:rPr>
+          <w:b w:val="0"/>
+        </w:rPr>
+        <w:t xml:space="preserve">s, intermediate steps, calculation or </w:t>
+      </w:r>
+      <w:r>
+        <w:rPr>
+          <w:b/>
+        </w:rPr>
+        <w:t>prediction</w:t>
+      </w:r>
+      <w:r>
+        <w:rPr>
+          <w:b w:val="0"/>
+        </w:rPr>
+        <w:t>, and limitation. Connect this record to last week’s record; a matching answer without a trace is insufficient.</w:t>
       </w:r>
     </w:p>
     <w:p>
-      <w:r>
-        <w:t>At a delayed check, ask for the idea from memory and a changed application. Compare with the earlier independent response and record support used. For a new level, revisit the previous capstone before checking the new prerequisites.</w:t>
+      <w:pPr>
+        <w:spacing w:line="336" w:lineRule="auto" w:after="180"/>
+      </w:pPr>
+      <w:r>
+        <w:rPr>
+          <w:b w:val="0"/>
+        </w:rPr>
+        <w:t xml:space="preserve">Provide an </w:t>
+      </w:r>
+      <w:r>
+        <w:rPr>
+          <w:b/>
+        </w:rPr>
+        <w:t>input</w:t>
+      </w:r>
+      <w:r>
+        <w:rPr>
+          <w:b w:val="0"/>
+        </w:rPr>
+        <w:t>/procedure/result/limit frame and a calculator when needed. Ask students to identify the first step before completing the whole trace.</w:t>
+      </w:r>
+    </w:p>
+    <w:p>
+      <w:pPr>
+        <w:spacing w:line="336" w:lineRule="auto" w:after="180"/>
+      </w:pPr>
+      <w:r>
+        <w:rPr>
+          <w:b w:val="0"/>
+        </w:rPr>
+        <w:t xml:space="preserve">Extension: compare two concrete variants of this </w:t>
+      </w:r>
+      <w:r>
+        <w:rPr>
+          <w:b/>
+        </w:rPr>
+        <w:t>mechanism</w:t>
+      </w:r>
+      <w:r>
+        <w:rPr>
+          <w:b w:val="0"/>
+        </w:rPr>
+        <w:t xml:space="preserve"> while holding unrelated conditions fixed; report both successful and unsuccessful outcomes.</w:t>
+      </w:r>
+    </w:p>
+    <w:p>
+      <w:pPr>
+        <w:spacing w:line="336" w:lineRule="auto" w:after="180"/>
+      </w:pPr>
+      <w:r>
+        <w:rPr>
+          <w:b w:val="0"/>
+        </w:rPr>
+        <w:t xml:space="preserve">Next connection: Reproducible environment and records. Preserve the current case record and retrieve its </w:t>
+      </w:r>
+      <w:r>
+        <w:rPr>
+          <w:b/>
+        </w:rPr>
+        <w:t>evidence</w:t>
+      </w:r>
+      <w:r>
+        <w:rPr>
+          <w:b w:val="0"/>
+        </w:rPr>
+        <w:t xml:space="preserve"> boundary before moving on.</w:t>
+      </w:r>
+    </w:p>
+    <w:p>
+      <w:pPr>
+        <w:spacing w:line="336" w:lineRule="auto" w:after="180"/>
+      </w:pPr>
+      <w:r>
+        <w:rPr>
+          <w:b w:val="0"/>
+        </w:rPr>
+        <w:t>Retain the project ledger and assess a changed case after support. Check the relevant prerequisite before carrying this component forward.</w:t>
+      </w:r>
+    </w:p>
+    <w:p>
+      <w:pPr>
+        <w:pStyle w:val="Heading3"/>
+      </w:pPr>
+      <w:r>
+        <w:t>Plan the delayed return</w:t>
+      </w:r>
+    </w:p>
+    <w:p>
+      <w:pPr>
+        <w:spacing w:line="336" w:lineRule="auto" w:after="180"/>
+      </w:pPr>
+      <w:r>
+        <w:rPr>
+          <w:b w:val="0"/>
+        </w:rPr>
+        <w:t>Suggested return points in this level: ai-7/24, ai-7/26, ai-7/29. Use actual classroom dates, adjusting for holidays and gaps. One, three and six teaching weeks are scheduling choices, not a claimed optimal spacing.</w:t>
+      </w:r>
+    </w:p>
+    <w:p>
+      <w:pPr>
+        <w:spacing w:line="336" w:lineRule="auto" w:after="180"/>
+      </w:pPr>
+      <w:r>
+        <w:rPr>
+          <w:b w:val="0"/>
+        </w:rPr>
+        <w:t>At a delayed check, ask for the idea from memory and a changed application. Compare with the earlier independent response and record support used.</w:t>
+      </w:r>
+    </w:p>
+    <w:p>
+      <w:pPr>
+        <w:spacing w:line="336" w:lineRule="auto" w:after="180"/>
+      </w:pPr>
+      <w:r>
+        <w:rPr>
+          <w:b w:val="0"/>
+        </w:rPr>
+        <w:t>For a new level, revisit the previous capstone before checking the new prerequisites.</w:t>
       </w:r>
     </w:p>
     <w:tbl>
@@ -1957,8 +4039,26 @@
       </w:tr>
     </w:tbl>
     <w:p>
-      <w:r>
-        <w:t>Use the evidence to choose reteaching or the next step. A completed page, confidence rating or attractive project does not by itself demonstrate understanding.</w:t>
+      <w:pPr>
+        <w:spacing w:line="336" w:lineRule="auto" w:after="180"/>
+      </w:pPr>
+      <w:r>
+        <w:rPr>
+          <w:b w:val="0"/>
+        </w:rPr>
+        <w:t xml:space="preserve">Use the </w:t>
+      </w:r>
+      <w:r>
+        <w:rPr>
+          <w:b/>
+        </w:rPr>
+        <w:t>evidence</w:t>
+      </w:r>
+      <w:r>
+        <w:rPr>
+          <w:b w:val="0"/>
+        </w:rPr>
+        <w:t xml:space="preserve"> to choose reteaching or the next step. A completed page, confidence rating or attractive project does not by itself demonstrate understanding.</w:t>
       </w:r>
     </w:p>
     <w:p>
@@ -1970,7 +4070,13 @@
       </w:r>
     </w:p>
     <w:p>
-      <w:r>
+      <w:pPr>
+        <w:spacing w:line="336" w:lineRule="auto" w:after="180"/>
+      </w:pPr>
+      <w:r>
+        <w:rPr>
+          <w:b w:val="0"/>
+        </w:rPr>
         <w:t>For the Reproducible AI Research Study, retain an annotated worked trace and the changed-case reasoning. Connect the claim to its records, units and assumptions so another investigator can challenge or reproduce it.</w:t>
       </w:r>
     </w:p>
@@ -1984,12 +4090,74 @@
     </w:p>
     <w:p>
       <w:r>
-        <w:t>Teaching target: Explain the mechanism and terminology of power and resource tradeoffs</w:t>
+        <w:t>Use this preparation summary alongside the detailed Power and resource tradeoffs lesson; it is a checklist rather than a replacement for the full sequence.</w:t>
       </w:r>
     </w:p>
     <w:p>
-      <w:r>
-        <w:t>Prepare the labelled worked-case picture, the matching workbook, fictional input cards and a place for individual responses. Check a local Python 3 environment before class; have a paper-trace version ready.</w:t>
+      <w:pPr>
+        <w:pStyle w:val="Heading3"/>
+      </w:pPr>
+      <w:r>
+        <w:t>Teaching target</w:t>
+      </w:r>
+    </w:p>
+    <w:p>
+      <w:pPr>
+        <w:spacing w:line="336" w:lineRule="auto" w:after="180"/>
+        <w:shd w:fill="EDF7F3"/>
+      </w:pPr>
+      <w:r>
+        <w:rPr>
+          <w:b w:val="0"/>
+        </w:rPr>
+        <w:t xml:space="preserve">Teaching target: Explain the </w:t>
+      </w:r>
+      <w:r>
+        <w:rPr>
+          <w:b/>
+        </w:rPr>
+        <w:t>mechanism</w:t>
+      </w:r>
+      <w:r>
+        <w:rPr>
+          <w:b w:val="0"/>
+        </w:rPr>
+        <w:t xml:space="preserve"> and terminology of </w:t>
+      </w:r>
+      <w:r>
+        <w:rPr>
+          <w:b/>
+        </w:rPr>
+        <w:t>power</w:t>
+      </w:r>
+      <w:r>
+        <w:rPr>
+          <w:b w:val="0"/>
+        </w:rPr>
+        <w:t xml:space="preserve"> and resource tradeoffs</w:t>
+      </w:r>
+    </w:p>
+    <w:p>
+      <w:pPr>
+        <w:spacing w:line="336" w:lineRule="auto" w:after="180"/>
+      </w:pPr>
+      <w:r>
+        <w:rPr>
+          <w:b w:val="0"/>
+        </w:rPr>
+        <w:t xml:space="preserve">Prepare the labelled worked-case picture, the matching workbook, fictional </w:t>
+      </w:r>
+      <w:r>
+        <w:rPr>
+          <w:b/>
+        </w:rPr>
+        <w:t>input</w:t>
+      </w:r>
+      <w:r>
+        <w:rPr>
+          <w:b w:val="0"/>
+        </w:rPr>
+        <w:t xml:space="preserve"> cards and a place for individual responses. Check a local Python 3 environment before class; have a paper-trace version ready.</w:t>
       </w:r>
     </w:p>
     <w:tbl>
@@ -2136,37 +4304,207 @@
       </w:tr>
     </w:tbl>
     <w:p>
-      <w:r>
+      <w:pPr>
+        <w:spacing w:line="336" w:lineRule="auto" w:after="180"/>
+      </w:pPr>
+      <w:r>
+        <w:rPr>
+          <w:b w:val="0"/>
+        </w:rPr>
         <w:t>Before class, solve the supported practice: For a fixed alternative100 simulations detect62 times at n20 and83 at n40. Per-unit cost3 credits. Show the intermediate steps and give the conclusion with its scope.</w:t>
       </w:r>
     </w:p>
     <w:p>
-      <w:r>
-        <w:t>Reasoned practice answer: Teacher explanation: Estimated detection62% versus83%; cost60 versus120 credits per study. These simulation frequencies depend on the supplied model; null error is unmeasured.</w:t>
+      <w:pPr>
+        <w:pStyle w:val="Heading3"/>
+      </w:pPr>
+      <w:r>
+        <w:t>Supported practice answer</w:t>
       </w:r>
     </w:p>
     <w:p>
-      <w:r>
-        <w:t>Check every learner before discussion: Use the worked case for Power and resource tradeoffs. Proposed explanation: “The worked result establishes every future case”. Decide whether this explanation is supported. Point to the step or supplied fact that decides; explain your repair if needed.</w:t>
+      <w:pPr>
+        <w:spacing w:line="336" w:lineRule="auto" w:after="180"/>
+        <w:shd w:fill="F1F6FC"/>
+      </w:pPr>
+      <w:r>
+        <w:rPr>
+          <w:b w:val="0"/>
+        </w:rPr>
+        <w:t>Reasoned practice answer: Teacher explanation: Estimated detection62% versus83%; cost60 versus120 credits per study. These simulation frequencies depend on the supplied model; null error is unmeasured.</w:t>
       </w:r>
     </w:p>
     <w:p>
-      <w:r>
-        <w:t>Misconception repair: Power estimates do not repair biased sampling or establish the probability a particular hypothesis is true.</w:t>
+      <w:pPr>
+        <w:spacing w:line="336" w:lineRule="auto" w:after="180"/>
+      </w:pPr>
+      <w:r>
+        <w:rPr>
+          <w:b w:val="0"/>
+        </w:rPr>
+        <w:t xml:space="preserve">Check every learner before discussion: Use the worked case for </w:t>
+      </w:r>
+      <w:r>
+        <w:rPr>
+          <w:b/>
+        </w:rPr>
+        <w:t>Power</w:t>
+      </w:r>
+      <w:r>
+        <w:rPr>
+          <w:b w:val="0"/>
+        </w:rPr>
+        <w:t xml:space="preserve"> and resource tradeoffs. Proposed explanation: “The worked result establishes every future case”. Decide whether this explanation is supported.</w:t>
       </w:r>
     </w:p>
     <w:p>
-      <w:r>
-        <w:t>Support: read the exact case aloud, enlarge the labelled picture, supply input cards and model only the first deciding step. Accept a spoken explanation or drawing; retain the reasoning goal.</w:t>
+      <w:pPr>
+        <w:spacing w:line="336" w:lineRule="auto" w:after="180"/>
+      </w:pPr>
+      <w:r>
+        <w:rPr>
+          <w:b w:val="0"/>
+        </w:rPr>
+        <w:t>Point to the step or supplied fact that decides; explain your repair if needed.</w:t>
       </w:r>
     </w:p>
     <w:p>
-      <w:r>
-        <w:t>Extension: Change the assumed effect or variability but keep the sample sizes. Require a prediction and a reason before comparing. Expected result: The detection fractions need new simulation; the resource costs stay 40 and 80. Reason: Power depends on the data-generating assumptions, while this stated unit-cost calculation does not.</w:t>
+      <w:pPr>
+        <w:pStyle w:val="Heading3"/>
+      </w:pPr>
+      <w:r>
+        <w:t>Repair the misconception</w:t>
       </w:r>
     </w:p>
     <w:p>
-      <w:r>
+      <w:pPr>
+        <w:spacing w:line="336" w:lineRule="auto" w:after="180"/>
+        <w:shd w:fill="FFF5E6"/>
+      </w:pPr>
+      <w:r>
+        <w:rPr>
+          <w:b w:val="0"/>
+        </w:rPr>
+        <w:t xml:space="preserve">Misconception repair: </w:t>
+      </w:r>
+      <w:r>
+        <w:rPr>
+          <w:b/>
+        </w:rPr>
+        <w:t>Power</w:t>
+      </w:r>
+      <w:r>
+        <w:rPr>
+          <w:b w:val="0"/>
+        </w:rPr>
+        <w:t xml:space="preserve"> estimates do not repair biased sampling or establish the probability a particular hypothesis is true.</w:t>
+      </w:r>
+    </w:p>
+    <w:p>
+      <w:pPr>
+        <w:pStyle w:val="Heading3"/>
+      </w:pPr>
+      <w:r>
+        <w:t>Support without giving away the answer</w:t>
+      </w:r>
+    </w:p>
+    <w:p>
+      <w:pPr>
+        <w:spacing w:line="336" w:lineRule="auto" w:after="180"/>
+        <w:shd w:fill="F1F6F8"/>
+      </w:pPr>
+      <w:r>
+        <w:rPr>
+          <w:b w:val="0"/>
+        </w:rPr>
+        <w:t xml:space="preserve">Support: read the exact case aloud, enlarge the labelled picture, supply </w:t>
+      </w:r>
+      <w:r>
+        <w:rPr>
+          <w:b/>
+        </w:rPr>
+        <w:t>input</w:t>
+      </w:r>
+      <w:r>
+        <w:rPr>
+          <w:b w:val="0"/>
+        </w:rPr>
+        <w:t xml:space="preserve"> cards and model only the first deciding step. Accept a spoken explanation or drawing; retain the reasoning goal.</w:t>
+      </w:r>
+    </w:p>
+    <w:p>
+      <w:pPr>
+        <w:pStyle w:val="Heading3"/>
+      </w:pPr>
+      <w:r>
+        <w:t>Extend the reasoning</w:t>
+      </w:r>
+    </w:p>
+    <w:p>
+      <w:pPr>
+        <w:spacing w:line="336" w:lineRule="auto" w:after="180"/>
+        <w:shd w:fill="F5F1FB"/>
+      </w:pPr>
+      <w:r>
+        <w:rPr>
+          <w:b w:val="0"/>
+        </w:rPr>
+        <w:t xml:space="preserve">Extension: Change the assumed effect or variability but keep the sample sizes. Require a </w:t>
+      </w:r>
+      <w:r>
+        <w:rPr>
+          <w:b/>
+        </w:rPr>
+        <w:t>prediction</w:t>
+      </w:r>
+      <w:r>
+        <w:rPr>
+          <w:b w:val="0"/>
+        </w:rPr>
+        <w:t xml:space="preserve"> and a reason before comparing.</w:t>
+      </w:r>
+    </w:p>
+    <w:p>
+      <w:pPr>
+        <w:spacing w:line="336" w:lineRule="auto" w:after="180"/>
+        <w:shd w:fill="F5F1FB"/>
+      </w:pPr>
+      <w:r>
+        <w:rPr>
+          <w:b w:val="0"/>
+        </w:rPr>
+        <w:t xml:space="preserve">Expected result: The detection fractions need new simulation; the resource costs stay 40 and 80. Reason: </w:t>
+      </w:r>
+      <w:r>
+        <w:rPr>
+          <w:b/>
+        </w:rPr>
+        <w:t>Power</w:t>
+      </w:r>
+      <w:r>
+        <w:rPr>
+          <w:b w:val="0"/>
+        </w:rPr>
+        <w:t xml:space="preserve"> depends on the data-generating assumptions, while this stated unit-cost calculation does not.</w:t>
+      </w:r>
+    </w:p>
+    <w:p>
+      <w:pPr>
+        <w:pStyle w:val="Heading3"/>
+      </w:pPr>
+      <w:r>
+        <w:t>Protect the independent attempt</w:t>
+      </w:r>
+    </w:p>
+    <w:p>
+      <w:pPr>
+        <w:spacing w:line="336" w:lineRule="auto" w:after="180"/>
+        <w:shd w:fill="FFF5E6"/>
+      </w:pPr>
+      <w:r>
+        <w:rPr>
+          <w:b w:val="0"/>
+        </w:rPr>
         <w:t>Independent assessment: withhold the reserved answer until the learner has attempted the new case. Record support separately from correctness.</w:t>
       </w:r>
     </w:p>
@@ -2355,46 +4693,1034 @@
       </w:tr>
     </w:tbl>
     <w:p>
-      <w:r>
-        <w:t>Project checkpoint: Evaluate and revise. Compare with your starting method, explain errors and record a justified revision.</w:t>
+      <w:pPr>
+        <w:pStyle w:val="Heading3"/>
+      </w:pPr>
+      <w:r>
+        <w:t>Project checkpoint</w:t>
       </w:r>
     </w:p>
     <w:p>
-      <w:r>
-        <w:t>Use the weekly teacher answer for topic-specific reasoning. A saved progress tick is an activity record; judge mastery from the learner’s explanation and evidence.</w:t>
+      <w:pPr>
+        <w:spacing w:line="336" w:lineRule="auto" w:after="180"/>
+        <w:shd w:fill="EDF7F3"/>
+      </w:pPr>
+      <w:r>
+        <w:rPr>
+          <w:b w:val="0"/>
+        </w:rPr>
+        <w:t>Project checkpoint: Evaluate and revise. Compare with your starting method, explain errors and record a justified revision.</w:t>
       </w:r>
     </w:p>
     <w:p>
       <w:pPr>
-        <w:pStyle w:val="Heading1"/>
-      </w:pPr>
-      <w:r>
-        <w:t>08. Use feedback, labs and repair paths</w:t>
+        <w:spacing w:line="336" w:lineRule="auto" w:after="180"/>
+      </w:pPr>
+      <w:r>
+        <w:rPr>
+          <w:b w:val="0"/>
+        </w:rPr>
+        <w:t xml:space="preserve">Use the weekly teacher answer for topic-specific reasoning. A saved progress tick is an activity record; judge mastery from the learner’s explanation and </w:t>
+      </w:r>
+      <w:r>
+        <w:rPr>
+          <w:b/>
+        </w:rPr>
+        <w:t>evidence</w:t>
+      </w:r>
+      <w:r>
+        <w:rPr>
+          <w:b w:val="0"/>
+        </w:rPr>
+        <w:t>.</w:t>
       </w:r>
     </w:p>
     <w:p>
-      <w:r>
-        <w:t>Use the two formative questions as supported practice, not as independent mastery scores. Discuss the deciding evidence rather than accepting a guessed selection.</w:t>
+      <w:pPr>
+        <w:pStyle w:val="Heading1"/>
+      </w:pPr>
+      <w:r>
+        <w:t>08. Use feedback, labs and repair paths</w:t>
       </w:r>
     </w:p>
     <w:p>
       <w:r>
-        <w:t>The feedback comes from the reviewed public worked case. Do not reveal the separately reserved independent teacher answer until the learner has attempted that case.</w:t>
+        <w:t>Use feedback, earlier review and portfolios purposefully. Apply the coding routine only when this lesson has an executable lab.</w:t>
       </w:r>
     </w:p>
     <w:p>
-      <w:r>
-        <w:t>Ask students to predict before running code. Preserve errors and actual outputs; collect a changed test and an explanation. The branch-boundary and indexing lessons deliberately include failure cases.</w:t>
+      <w:pPr>
+        <w:spacing w:line="336" w:lineRule="auto" w:after="180"/>
+      </w:pPr>
+      <w:r>
+        <w:rPr>
+          <w:b w:val="0"/>
+        </w:rPr>
+        <w:t xml:space="preserve">Use the two formative questions as supported practice, not as independent mastery scores. Discuss the deciding </w:t>
+      </w:r>
+      <w:r>
+        <w:rPr>
+          <w:b/>
+        </w:rPr>
+        <w:t>evidence</w:t>
+      </w:r>
+      <w:r>
+        <w:rPr>
+          <w:b w:val="0"/>
+        </w:rPr>
+        <w:t xml:space="preserve"> rather than accepting a guessed selection.</w:t>
       </w:r>
     </w:p>
     <w:p>
-      <w:r>
-        <w:t>Use the earlier worked-explanation links to address a specific missing building block, then return to the current question. Adapt this suggestion after observing the learner; it is not an automatic diagnosis.</w:t>
+      <w:pPr>
+        <w:spacing w:line="336" w:lineRule="auto" w:after="180"/>
+      </w:pPr>
+      <w:r>
+        <w:rPr>
+          <w:b w:val="0"/>
+        </w:rPr>
+        <w:t>The feedback comes from the reviewed public worked case. Do not reveal the separately reserved independent teacher answer until the learner has attempted that case.</w:t>
       </w:r>
     </w:p>
     <w:p>
-      <w:r>
-        <w:t>Collect the completed-work portfolio as evidence. Record support separately from correctness, and assess explanation, trace/test and limitations. Progress ticks and quiz selections alone do not establish mastery.</w:t>
+      <w:pPr>
+        <w:pStyle w:val="Heading3"/>
+      </w:pPr>
+      <w:r>
+        <w:t>For later coding lessons</w:t>
+      </w:r>
+    </w:p>
+    <w:p>
+      <w:r>
+        <w:t>This week has no code block. Use this routine when a later lesson includes an executable lab.</w:t>
+      </w:r>
+    </w:p>
+    <w:p>
+      <w:pPr>
+        <w:spacing w:line="336" w:lineRule="auto" w:after="180"/>
+        <w:shd w:fill="F1F6F8"/>
+      </w:pPr>
+      <w:r>
+        <w:rPr>
+          <w:b w:val="0"/>
+        </w:rPr>
+        <w:t xml:space="preserve">Ask students to predict before running code. Preserve errors and actual </w:t>
+      </w:r>
+      <w:r>
+        <w:rPr>
+          <w:b/>
+        </w:rPr>
+        <w:t>output</w:t>
+      </w:r>
+      <w:r>
+        <w:rPr>
+          <w:b w:val="0"/>
+        </w:rPr>
+        <w:t>s; collect a changed test and an explanation. The branch-boundary and indexing lessons deliberately include failure cases.</w:t>
+      </w:r>
+    </w:p>
+    <w:p>
+      <w:pPr>
+        <w:spacing w:line="336" w:lineRule="auto" w:after="180"/>
+      </w:pPr>
+      <w:r>
+        <w:rPr>
+          <w:b w:val="0"/>
+        </w:rPr>
+        <w:t>Use the earlier worked-explanation links to address a specific missing building block, then return to the current question. Adapt this suggestion after observing the learner; it is not an automatic diagnosis.</w:t>
+      </w:r>
+    </w:p>
+    <w:p>
+      <w:pPr>
+        <w:spacing w:line="336" w:lineRule="auto" w:after="180"/>
+      </w:pPr>
+      <w:r>
+        <w:rPr>
+          <w:b w:val="0"/>
+        </w:rPr>
+        <w:t xml:space="preserve">Collect the completed-work portfolio as </w:t>
+      </w:r>
+      <w:r>
+        <w:rPr>
+          <w:b/>
+        </w:rPr>
+        <w:t>evidence</w:t>
+      </w:r>
+      <w:r>
+        <w:rPr>
+          <w:b w:val="0"/>
+        </w:rPr>
+        <w:t>. Record support separately from correctness, and assess explanation, trace/test and limitations. Progress ticks and quiz selections alone do not establish mastery.</w:t>
+      </w:r>
+    </w:p>
+    <w:p>
+      <w:pPr>
+        <w:pStyle w:val="Heading1"/>
+      </w:pPr>
+      <w:r>
+        <w:t>09. Visual concept journey</w:t>
+      </w:r>
+    </w:p>
+    <w:p>
+      <w:r>
+        <w:t>Show one Power and resource tradeoffs graphic at a time, request a prediction and discuss its trace before the independent assessment.</w:t>
+      </w:r>
+    </w:p>
+    <w:p>
+      <w:pPr>
+        <w:spacing w:line="336" w:lineRule="auto" w:after="180"/>
+      </w:pPr>
+      <w:r>
+        <w:rPr>
+          <w:b w:val="0"/>
+        </w:rPr>
+        <w:t xml:space="preserve">Use one picture at a time. Hide a worked result before asking for a </w:t>
+      </w:r>
+      <w:r>
+        <w:rPr>
+          <w:b/>
+        </w:rPr>
+        <w:t>prediction</w:t>
+      </w:r>
+      <w:r>
+        <w:rPr>
+          <w:b w:val="0"/>
+        </w:rPr>
+        <w:t>, then reveal it for feedback. These are supported teaching cases; retain the separate independent assessment for a fresh first attempt.</w:t>
+      </w:r>
+    </w:p>
+    <w:p>
+      <w:pPr>
+        <w:pStyle w:val="Heading3"/>
+      </w:pPr>
+      <w:r>
+        <w:t>01. Power and resource tradeoffs: the case</w:t>
+      </w:r>
+    </w:p>
+    <w:p>
+      <w:r>
+        <w:drawing>
+          <wp:inline xmlns:a="http://schemas.openxmlformats.org/drawingml/2006/main" xmlns:pic="http://schemas.openxmlformats.org/drawingml/2006/picture">
+            <wp:extent cx="5486400" cy="2843784"/>
+            <wp:docPr id="3" name="Picture 3" descr="A simulated detection-and-resource trade-off. A fictional simulation repeats a study under the same assumed alternative effect, using two independent-unit sample sizes. Supplied facts: There are 100 simulation trials per design. At n=20, 60 detect the specified effect; at n=40, 80 detect it. Each independent unit costs 2 resource units. Same test and effect assumptions are used."/>
+            <wp:cNvGraphicFramePr>
+              <a:graphicFrameLocks noChangeAspect="1"/>
+            </wp:cNvGraphicFramePr>
+            <a:graphic>
+              <a:graphicData uri="http://schemas.openxmlformats.org/drawingml/2006/picture">
+                <pic:pic>
+                  <pic:nvPicPr>
+                    <pic:cNvPr id="0" name="academy-story-ai-7-23-01.png"/>
+                    <pic:cNvPicPr/>
+                  </pic:nvPicPr>
+                  <pic:blipFill>
+                    <a:blip r:embed="rId11"/>
+                    <a:stretch>
+                      <a:fillRect/>
+                    </a:stretch>
+                  </pic:blipFill>
+                  <pic:spPr>
+                    <a:xfrm>
+                      <a:off x="0" y="0"/>
+                      <a:ext cx="5486400" cy="2843784"/>
+                    </a:xfrm>
+                    <a:prstGeom prst="rect"/>
+                  </pic:spPr>
+                </pic:pic>
+              </a:graphicData>
+            </a:graphic>
+          </wp:inline>
+        </w:drawing>
+      </w:r>
+    </w:p>
+    <w:p>
+      <w:pPr>
+        <w:spacing w:line="336" w:lineRule="auto" w:after="180"/>
+      </w:pPr>
+      <w:r>
+        <w:rPr>
+          <w:b w:val="0"/>
+        </w:rPr>
+        <w:t>A simulated detection-and-resource trade-off. A fictional simulation repeats a study under the same assumed alternative effect, using two independent-unit sample sizes.</w:t>
+      </w:r>
+    </w:p>
+    <w:p>
+      <w:pPr>
+        <w:spacing w:line="336" w:lineRule="auto" w:after="180"/>
+      </w:pPr>
+      <w:r>
+        <w:rPr>
+          <w:b w:val="0"/>
+        </w:rPr>
+        <w:t xml:space="preserve">Supplied facts: There are 100 </w:t>
+      </w:r>
+      <w:r>
+        <w:rPr>
+          <w:b/>
+        </w:rPr>
+        <w:t>simulation trial</w:t>
+      </w:r>
+      <w:r>
+        <w:rPr>
+          <w:b w:val="0"/>
+        </w:rPr>
+        <w:t>s per design. At n=20, 60 detect the specified effect; at n=40, 80 detect it. Each independent unit costs 2 resource units. Same test and effect assumptions are used.</w:t>
+      </w:r>
+    </w:p>
+    <w:p>
+      <w:pPr>
+        <w:spacing w:line="336" w:lineRule="auto" w:after="180"/>
+        <w:shd w:fill="F5F1FB"/>
+      </w:pPr>
+      <w:r>
+        <w:rPr>
+          <w:b w:val="0"/>
+        </w:rPr>
+        <w:t>Point to the given fact that matters most. Explain why it matters.</w:t>
+      </w:r>
+    </w:p>
+    <w:p>
+      <w:pPr>
+        <w:pStyle w:val="Heading3"/>
+      </w:pPr>
+      <w:r>
+        <w:t>Discuss while showing the picture</w:t>
+      </w:r>
+    </w:p>
+    <w:p>
+      <w:pPr>
+        <w:spacing w:line="336" w:lineRule="auto" w:after="180"/>
+        <w:shd w:fill="F1F6F8"/>
+      </w:pPr>
+      <w:r>
+        <w:rPr>
+          <w:b w:val="0"/>
+        </w:rPr>
+        <w:t>Teacher prompt: Point to the given fact that matters most. Explain why it matters. Ask learners to describe one label or arrow in ordinary words. Use the adjacent transcript if the image is difficult to see.</w:t>
+      </w:r>
+    </w:p>
+    <w:p>
+      <w:pPr>
+        <w:pStyle w:val="Heading3"/>
+      </w:pPr>
+      <w:r>
+        <w:t>02. Follow the deciding steps</w:t>
+      </w:r>
+    </w:p>
+    <w:p>
+      <w:r>
+        <w:drawing>
+          <wp:inline xmlns:a="http://schemas.openxmlformats.org/drawingml/2006/main" xmlns:pic="http://schemas.openxmlformats.org/drawingml/2006/picture">
+            <wp:extent cx="5486400" cy="3337560"/>
+            <wp:docPr id="4" name="Picture 4" descr="Estimate simulated detection: Observed detection fractions are 60/100=60% and 80/100=80%. → Calculate design cost: n=20 costs 40 resource units; n=40 costs 80 units. → Compare the trade-off: Doubling cost adds 20 percentage points of simulated detection under these assumptions."/>
+            <wp:cNvGraphicFramePr>
+              <a:graphicFrameLocks noChangeAspect="1"/>
+            </wp:cNvGraphicFramePr>
+            <a:graphic>
+              <a:graphicData uri="http://schemas.openxmlformats.org/drawingml/2006/picture">
+                <pic:pic>
+                  <pic:nvPicPr>
+                    <pic:cNvPr id="0" name="academy-story-ai-7-23-02.png"/>
+                    <pic:cNvPicPr/>
+                  </pic:nvPicPr>
+                  <pic:blipFill>
+                    <a:blip r:embed="rId12"/>
+                    <a:stretch>
+                      <a:fillRect/>
+                    </a:stretch>
+                  </pic:blipFill>
+                  <pic:spPr>
+                    <a:xfrm>
+                      <a:off x="0" y="0"/>
+                      <a:ext cx="5486400" cy="3337560"/>
+                    </a:xfrm>
+                    <a:prstGeom prst="rect"/>
+                  </pic:spPr>
+                </pic:pic>
+              </a:graphicData>
+            </a:graphic>
+          </wp:inline>
+        </w:drawing>
+      </w:r>
+    </w:p>
+    <w:p>
+      <w:pPr>
+        <w:spacing w:line="336" w:lineRule="auto" w:after="180"/>
+      </w:pPr>
+      <w:r>
+        <w:rPr>
+          <w:b w:val="0"/>
+        </w:rPr>
+        <w:t>Estimate simulated detection: Observed detection fractions are 60/100=</w:t>
+      </w:r>
+      <w:r>
+        <w:rPr>
+          <w:b/>
+        </w:rPr>
+        <w:t>60%</w:t>
+      </w:r>
+      <w:r>
+        <w:rPr>
+          <w:b w:val="0"/>
+        </w:rPr>
+        <w:t xml:space="preserve"> and 80/100=</w:t>
+      </w:r>
+      <w:r>
+        <w:rPr>
+          <w:b/>
+        </w:rPr>
+        <w:t>80%</w:t>
+      </w:r>
+      <w:r>
+        <w:rPr>
+          <w:b w:val="0"/>
+        </w:rPr>
+        <w:t>. → Calculate design cost: n=20 costs 40 resource units; n=40 costs 80 units. → Compare the trade-off: Doubling cost adds 20 percentage points of simulated detection under these assumptions.</w:t>
+      </w:r>
+    </w:p>
+    <w:p>
+      <w:pPr>
+        <w:spacing w:line="336" w:lineRule="auto" w:after="180"/>
+        <w:shd w:fill="F5F1FB"/>
+      </w:pPr>
+      <w:r>
+        <w:rPr>
+          <w:b w:val="0"/>
+        </w:rPr>
+        <w:t xml:space="preserve">Point to each numbered stage and explain which recorded </w:t>
+      </w:r>
+      <w:r>
+        <w:rPr>
+          <w:b/>
+        </w:rPr>
+        <w:t>input</w:t>
+      </w:r>
+      <w:r>
+        <w:rPr>
+          <w:b w:val="0"/>
+        </w:rPr>
+        <w:t xml:space="preserve"> it uses.</w:t>
+      </w:r>
+    </w:p>
+    <w:p>
+      <w:pPr>
+        <w:pStyle w:val="Heading3"/>
+      </w:pPr>
+      <w:r>
+        <w:t>Discuss while showing the picture</w:t>
+      </w:r>
+    </w:p>
+    <w:p>
+      <w:pPr>
+        <w:spacing w:line="336" w:lineRule="auto" w:after="180"/>
+        <w:shd w:fill="F1F6F8"/>
+      </w:pPr>
+      <w:r>
+        <w:rPr>
+          <w:b w:val="0"/>
+        </w:rPr>
+        <w:t xml:space="preserve">Teacher prompt: Point to each numbered stage and explain which recorded </w:t>
+      </w:r>
+      <w:r>
+        <w:rPr>
+          <w:b/>
+        </w:rPr>
+        <w:t>input</w:t>
+      </w:r>
+      <w:r>
+        <w:rPr>
+          <w:b w:val="0"/>
+        </w:rPr>
+        <w:t xml:space="preserve"> it uses. Ask learners to describe one label or arrow in ordinary words. Use the adjacent transcript if the image is difficult to see.</w:t>
+      </w:r>
+    </w:p>
+    <w:p>
+      <w:pPr>
+        <w:pStyle w:val="Heading3"/>
+      </w:pPr>
+      <w:r>
+        <w:t>03. Stipulated simulation and resource records</w:t>
+      </w:r>
+    </w:p>
+    <w:p>
+      <w:r>
+        <w:drawing>
+          <wp:inline xmlns:a="http://schemas.openxmlformats.org/drawingml/2006/main" xmlns:pic="http://schemas.openxmlformats.org/drawingml/2006/picture">
+            <wp:extent cx="5486400" cy="3096768"/>
+            <wp:docPr id="5" name="Picture 5" descr="Stipulated simulation and resource records. Smaller design: Independent units = 20, Detections = 60, Trials = 100, Cost units = 40. Larger design: Independent units = 40, Detections = 80, Trials = 100, Cost units = 80."/>
+            <wp:cNvGraphicFramePr>
+              <a:graphicFrameLocks noChangeAspect="1"/>
+            </wp:cNvGraphicFramePr>
+            <a:graphic>
+              <a:graphicData uri="http://schemas.openxmlformats.org/drawingml/2006/picture">
+                <pic:pic>
+                  <pic:nvPicPr>
+                    <pic:cNvPr id="0" name="academy-story-ai-7-23-03.png"/>
+                    <pic:cNvPicPr/>
+                  </pic:nvPicPr>
+                  <pic:blipFill>
+                    <a:blip r:embed="rId13"/>
+                    <a:stretch>
+                      <a:fillRect/>
+                    </a:stretch>
+                  </pic:blipFill>
+                  <pic:spPr>
+                    <a:xfrm>
+                      <a:off x="0" y="0"/>
+                      <a:ext cx="5486400" cy="3096768"/>
+                    </a:xfrm>
+                    <a:prstGeom prst="rect"/>
+                  </pic:spPr>
+                </pic:pic>
+              </a:graphicData>
+            </a:graphic>
+          </wp:inline>
+        </w:drawing>
+      </w:r>
+    </w:p>
+    <w:p>
+      <w:pPr>
+        <w:spacing w:line="336" w:lineRule="auto" w:after="180"/>
+      </w:pPr>
+      <w:r>
+        <w:rPr>
+          <w:b w:val="0"/>
+        </w:rPr>
+        <w:t>Stipulated simulation and resource records. Smaller design: Independent units = 20, Detections = 60, Trials = 100, Cost units = 40. Larger design: Independent units = 40, Detections = 80, Trials = 100, Cost units = 80.</w:t>
+      </w:r>
+    </w:p>
+    <w:p>
+      <w:pPr>
+        <w:spacing w:line="336" w:lineRule="auto" w:after="180"/>
+        <w:shd w:fill="F5F1FB"/>
+      </w:pPr>
+      <w:r>
+        <w:rPr>
+          <w:b w:val="0"/>
+        </w:rPr>
+        <w:t>Read the labels and values. Explain the relationship the model shows.</w:t>
+      </w:r>
+    </w:p>
+    <w:p>
+      <w:pPr>
+        <w:pStyle w:val="Heading3"/>
+      </w:pPr>
+      <w:r>
+        <w:t>Discuss while showing the picture</w:t>
+      </w:r>
+    </w:p>
+    <w:p>
+      <w:pPr>
+        <w:spacing w:line="336" w:lineRule="auto" w:after="180"/>
+        <w:shd w:fill="F1F6F8"/>
+      </w:pPr>
+      <w:r>
+        <w:rPr>
+          <w:b w:val="0"/>
+        </w:rPr>
+        <w:t>Teacher prompt: Read the labels and values. Explain the relationship the model shows. Ask learners to describe one label or arrow in ordinary words. Use the adjacent transcript if the image is difficult to see.</w:t>
+      </w:r>
+    </w:p>
+    <w:p>
+      <w:pPr>
+        <w:spacing w:line="336" w:lineRule="auto" w:after="180"/>
+        <w:shd w:fill="F1F6F8"/>
+      </w:pPr>
+      <w:r>
+        <w:rPr>
+          <w:b w:val="0"/>
+        </w:rPr>
+        <w:t>Check row/column meanings, units and denominators before discussing a difference. Supplied toy values are not real class or model results.</w:t>
+      </w:r>
+    </w:p>
+    <w:p>
+      <w:pPr>
+        <w:pStyle w:val="Heading3"/>
+      </w:pPr>
+      <w:r>
+        <w:t>04. Change one thing. Trace what follows.</w:t>
+      </w:r>
+    </w:p>
+    <w:p>
+      <w:r>
+        <w:drawing>
+          <wp:inline xmlns:a="http://schemas.openxmlformats.org/drawingml/2006/main" xmlns:pic="http://schemas.openxmlformats.org/drawingml/2006/picture">
+            <wp:extent cx="5486400" cy="3191256"/>
+            <wp:docPr id="6" name="Picture 6" descr="Original case: Doubling cost adds 20 percentage points of simulated detection under these assumptions. Changed condition: Change the assumed effect or variability but keep the sample sizes. Expected result: The detection fractions need new simulation; the resource costs stay 40 and 80. Reason: Power depends on the data-generating assumptions, while this stated unit-cost calculation does not."/>
+            <wp:cNvGraphicFramePr>
+              <a:graphicFrameLocks noChangeAspect="1"/>
+            </wp:cNvGraphicFramePr>
+            <a:graphic>
+              <a:graphicData uri="http://schemas.openxmlformats.org/drawingml/2006/picture">
+                <pic:pic>
+                  <pic:nvPicPr>
+                    <pic:cNvPr id="0" name="academy-story-ai-7-23-04.png"/>
+                    <pic:cNvPicPr/>
+                  </pic:nvPicPr>
+                  <pic:blipFill>
+                    <a:blip r:embed="rId14"/>
+                    <a:stretch>
+                      <a:fillRect/>
+                    </a:stretch>
+                  </pic:blipFill>
+                  <pic:spPr>
+                    <a:xfrm>
+                      <a:off x="0" y="0"/>
+                      <a:ext cx="5486400" cy="3191256"/>
+                    </a:xfrm>
+                    <a:prstGeom prst="rect"/>
+                  </pic:spPr>
+                </pic:pic>
+              </a:graphicData>
+            </a:graphic>
+          </wp:inline>
+        </w:drawing>
+      </w:r>
+    </w:p>
+    <w:p>
+      <w:pPr>
+        <w:spacing w:line="336" w:lineRule="auto" w:after="180"/>
+      </w:pPr>
+      <w:r>
+        <w:rPr>
+          <w:b w:val="0"/>
+        </w:rPr>
+        <w:t>Original case: Doubling cost adds 20 percentage points of simulated detection under these assumptions. Changed condition: Change the assumed effect or variability but keep the sample sizes.</w:t>
+      </w:r>
+    </w:p>
+    <w:p>
+      <w:pPr>
+        <w:spacing w:line="336" w:lineRule="auto" w:after="180"/>
+      </w:pPr>
+      <w:r>
+        <w:rPr>
+          <w:b w:val="0"/>
+        </w:rPr>
+        <w:t xml:space="preserve">Expected result: The detection fractions need new simulation; the resource costs stay 40 and 80. Reason: </w:t>
+      </w:r>
+      <w:r>
+        <w:rPr>
+          <w:b/>
+        </w:rPr>
+        <w:t>Power</w:t>
+      </w:r>
+      <w:r>
+        <w:rPr>
+          <w:b w:val="0"/>
+        </w:rPr>
+        <w:t xml:space="preserve"> depends on the data-generating assumptions, while this stated unit-cost calculation does not.</w:t>
+      </w:r>
+    </w:p>
+    <w:p>
+      <w:pPr>
+        <w:spacing w:line="336" w:lineRule="auto" w:after="180"/>
+        <w:shd w:fill="F5F1FB"/>
+      </w:pPr>
+      <w:r>
+        <w:rPr>
+          <w:b w:val="0"/>
+        </w:rPr>
+        <w:t>Predict before checking the worked changed-case result. Name what changed and what the supplied facts allow you to conclude.</w:t>
+      </w:r>
+    </w:p>
+    <w:p>
+      <w:pPr>
+        <w:pStyle w:val="Heading3"/>
+      </w:pPr>
+      <w:r>
+        <w:t>Discuss while showing the picture</w:t>
+      </w:r>
+    </w:p>
+    <w:p>
+      <w:pPr>
+        <w:spacing w:line="336" w:lineRule="auto" w:after="180"/>
+        <w:shd w:fill="F1F6F8"/>
+      </w:pPr>
+      <w:r>
+        <w:rPr>
+          <w:b w:val="0"/>
+        </w:rPr>
+        <w:t>Teacher prompt: Predict before checking the worked changed-case result. Name what changed and what the supplied facts allow you to conclude. Ask learners to describe one label or arrow in ordinary words.</w:t>
+      </w:r>
+    </w:p>
+    <w:p>
+      <w:pPr>
+        <w:spacing w:line="336" w:lineRule="auto" w:after="180"/>
+        <w:shd w:fill="F1F6F8"/>
+      </w:pPr>
+      <w:r>
+        <w:rPr>
+          <w:b w:val="0"/>
+        </w:rPr>
+        <w:t xml:space="preserve">Use the adjacent transcript if the image is difficult to see. Changed-case reasoning: </w:t>
+      </w:r>
+      <w:r>
+        <w:rPr>
+          <w:b/>
+        </w:rPr>
+        <w:t>Power</w:t>
+      </w:r>
+      <w:r>
+        <w:rPr>
+          <w:b w:val="0"/>
+        </w:rPr>
+        <w:t xml:space="preserve"> depends on the data-generating assumptions, while this stated unit-cost calculation does not.</w:t>
+      </w:r>
+    </w:p>
+    <w:p>
+      <w:pPr>
+        <w:pStyle w:val="Heading3"/>
+      </w:pPr>
+      <w:r>
+        <w:t>05. Connect the explanation to its limit</w:t>
+      </w:r>
+    </w:p>
+    <w:p>
+      <w:r>
+        <w:drawing>
+          <wp:inline xmlns:a="http://schemas.openxmlformats.org/drawingml/2006/main" xmlns:pic="http://schemas.openxmlformats.org/drawingml/2006/picture">
+            <wp:extent cx="5486400" cy="2834640"/>
+            <wp:docPr id="7" name="Picture 7" descr="Power is the probability of detecting a specified effect under a specified model and decision rule. Repeated simulation can estimate it; the estimate depends on effect size, variability, design and test assumptions, not sample size alone. Limit: Only 100 trials per design produce noisy estimates. They are fictional stipulated results, not executed simulation or evidence about pupils."/>
+            <wp:cNvGraphicFramePr>
+              <a:graphicFrameLocks noChangeAspect="1"/>
+            </wp:cNvGraphicFramePr>
+            <a:graphic>
+              <a:graphicData uri="http://schemas.openxmlformats.org/drawingml/2006/picture">
+                <pic:pic>
+                  <pic:nvPicPr>
+                    <pic:cNvPr id="0" name="academy-story-ai-7-23-05.png"/>
+                    <pic:cNvPicPr/>
+                  </pic:nvPicPr>
+                  <pic:blipFill>
+                    <a:blip r:embed="rId15"/>
+                    <a:stretch>
+                      <a:fillRect/>
+                    </a:stretch>
+                  </pic:blipFill>
+                  <pic:spPr>
+                    <a:xfrm>
+                      <a:off x="0" y="0"/>
+                      <a:ext cx="5486400" cy="2834640"/>
+                    </a:xfrm>
+                    <a:prstGeom prst="rect"/>
+                  </pic:spPr>
+                </pic:pic>
+              </a:graphicData>
+            </a:graphic>
+          </wp:inline>
+        </w:drawing>
+      </w:r>
+    </w:p>
+    <w:p>
+      <w:pPr>
+        <w:spacing w:line="336" w:lineRule="auto" w:after="180"/>
+      </w:pPr>
+      <w:r>
+        <w:rPr>
+          <w:b/>
+        </w:rPr>
+        <w:t>Power</w:t>
+      </w:r>
+      <w:r>
+        <w:rPr>
+          <w:b w:val="0"/>
+        </w:rPr>
+        <w:t xml:space="preserve"> is the probability of detecting a specified effect under a specified model and decision rule.</w:t>
+      </w:r>
+    </w:p>
+    <w:p>
+      <w:pPr>
+        <w:spacing w:line="336" w:lineRule="auto" w:after="180"/>
+      </w:pPr>
+      <w:r>
+        <w:rPr>
+          <w:b w:val="0"/>
+        </w:rPr>
+        <w:t>Repeated simulation can estimate it; the estimate depends on effect size, variability, design and test assumptions, not sample size alone. Limit: Only 100 trials per design produce noisy estimates.</w:t>
+      </w:r>
+    </w:p>
+    <w:p>
+      <w:pPr>
+        <w:spacing w:line="336" w:lineRule="auto" w:after="180"/>
+      </w:pPr>
+      <w:r>
+        <w:rPr>
+          <w:b w:val="0"/>
+        </w:rPr>
+        <w:t xml:space="preserve">They are fictional stipulated results, not executed simulation or </w:t>
+      </w:r>
+      <w:r>
+        <w:rPr>
+          <w:b/>
+        </w:rPr>
+        <w:t>evidence</w:t>
+      </w:r>
+      <w:r>
+        <w:rPr>
+          <w:b w:val="0"/>
+        </w:rPr>
+        <w:t xml:space="preserve"> about pupils.</w:t>
+      </w:r>
+    </w:p>
+    <w:p>
+      <w:pPr>
+        <w:spacing w:line="336" w:lineRule="auto" w:after="180"/>
+        <w:shd w:fill="F5F1FB"/>
+      </w:pPr>
+      <w:r>
+        <w:rPr>
+          <w:b w:val="0"/>
+        </w:rPr>
+        <w:t>Explain the case, then point to a limit on the claim.</w:t>
+      </w:r>
+    </w:p>
+    <w:p>
+      <w:pPr>
+        <w:pStyle w:val="Heading3"/>
+      </w:pPr>
+      <w:r>
+        <w:t>Discuss while showing the picture</w:t>
+      </w:r>
+    </w:p>
+    <w:p>
+      <w:pPr>
+        <w:spacing w:line="336" w:lineRule="auto" w:after="180"/>
+        <w:shd w:fill="F1F6F8"/>
+      </w:pPr>
+      <w:r>
+        <w:rPr>
+          <w:b w:val="0"/>
+        </w:rPr>
+        <w:t>Teacher prompt: Explain the case, then point to a limit on the claim. Ask learners to describe one label or arrow in ordinary words. Use the adjacent transcript if the image is difficult to see.</w:t>
+      </w:r>
+    </w:p>
+    <w:p>
+      <w:pPr>
+        <w:spacing w:line="336" w:lineRule="auto" w:after="180"/>
+        <w:shd w:fill="F1F6F8"/>
+      </w:pPr>
+      <w:r>
+        <w:rPr>
+          <w:b w:val="0"/>
+        </w:rPr>
+        <w:t xml:space="preserve">Keep the stated scope: Only 100 trials per design produce noisy estimates. They are fictional stipulated results, not executed simulation or </w:t>
+      </w:r>
+      <w:r>
+        <w:rPr>
+          <w:b/>
+        </w:rPr>
+        <w:t>evidence</w:t>
+      </w:r>
+      <w:r>
+        <w:rPr>
+          <w:b w:val="0"/>
+        </w:rPr>
+        <w:t xml:space="preserve"> about pupils.</w:t>
+      </w:r>
+    </w:p>
+    <w:p>
+      <w:pPr>
+        <w:pStyle w:val="Heading3"/>
+      </w:pPr>
+      <w:r>
+        <w:t>06. Make the idea visible in your project</w:t>
+      </w:r>
+    </w:p>
+    <w:p>
+      <w:r>
+        <w:drawing>
+          <wp:inline xmlns:a="http://schemas.openxmlformats.org/drawingml/2006/main" xmlns:pic="http://schemas.openxmlformats.org/drawingml/2006/picture">
+            <wp:extent cx="5486400" cy="3681984"/>
+            <wp:docPr id="8" name="Picture 8" descr="For the Reproducible AI Research Study, retain an annotated worked trace and the changed-case reasoning. Connect the claim to its records, units and assumptions so another investigator can challenge or reproduce it. Draw your input, deciding step, result and limit. Supported question: Calculate both simulated detection fractions and resource costs. What additional detection is observed for the extra forty units, and does that establish power for an actual classroom study?"/>
+            <wp:cNvGraphicFramePr>
+              <a:graphicFrameLocks noChangeAspect="1"/>
+            </wp:cNvGraphicFramePr>
+            <a:graphic>
+              <a:graphicData uri="http://schemas.openxmlformats.org/drawingml/2006/picture">
+                <pic:pic>
+                  <pic:nvPicPr>
+                    <pic:cNvPr id="0" name="academy-story-ai-7-23-06.png"/>
+                    <pic:cNvPicPr/>
+                  </pic:nvPicPr>
+                  <pic:blipFill>
+                    <a:blip r:embed="rId16"/>
+                    <a:stretch>
+                      <a:fillRect/>
+                    </a:stretch>
+                  </pic:blipFill>
+                  <pic:spPr>
+                    <a:xfrm>
+                      <a:off x="0" y="0"/>
+                      <a:ext cx="5486400" cy="3681984"/>
+                    </a:xfrm>
+                    <a:prstGeom prst="rect"/>
+                  </pic:spPr>
+                </pic:pic>
+              </a:graphicData>
+            </a:graphic>
+          </wp:inline>
+        </w:drawing>
+      </w:r>
+    </w:p>
+    <w:p>
+      <w:pPr>
+        <w:spacing w:line="336" w:lineRule="auto" w:after="180"/>
+      </w:pPr>
+      <w:r>
+        <w:rPr>
+          <w:b w:val="0"/>
+        </w:rPr>
+        <w:t>For the Reproducible AI Research Study, retain an annotated worked trace and the changed-case reasoning. Connect the claim to its records, units and assumptions so another investigator can challenge or reproduce it.</w:t>
+      </w:r>
+    </w:p>
+    <w:p>
+      <w:pPr>
+        <w:spacing w:line="336" w:lineRule="auto" w:after="180"/>
+      </w:pPr>
+      <w:r>
+        <w:rPr>
+          <w:b w:val="0"/>
+        </w:rPr>
+        <w:t xml:space="preserve">Draw your </w:t>
+      </w:r>
+      <w:r>
+        <w:rPr>
+          <w:b/>
+        </w:rPr>
+        <w:t>input</w:t>
+      </w:r>
+      <w:r>
+        <w:rPr>
+          <w:b w:val="0"/>
+        </w:rPr>
+        <w:t>, deciding step, result and limit. Supported question: Calculate both simulated detection fractions and resource costs.</w:t>
+      </w:r>
+    </w:p>
+    <w:p>
+      <w:pPr>
+        <w:spacing w:line="336" w:lineRule="auto" w:after="180"/>
+      </w:pPr>
+      <w:r>
+        <w:rPr>
+          <w:b w:val="0"/>
+        </w:rPr>
+        <w:t xml:space="preserve">What additional detection is observed for the extra forty units, and does that establish </w:t>
+      </w:r>
+      <w:r>
+        <w:rPr>
+          <w:b/>
+        </w:rPr>
+        <w:t>power</w:t>
+      </w:r>
+      <w:r>
+        <w:rPr>
+          <w:b w:val="0"/>
+        </w:rPr>
+        <w:t xml:space="preserve"> for an actual classroom study?</w:t>
+      </w:r>
+    </w:p>
+    <w:p>
+      <w:pPr>
+        <w:spacing w:line="336" w:lineRule="auto" w:after="180"/>
+        <w:shd w:fill="F5F1FB"/>
+      </w:pPr>
+      <w:r>
+        <w:rPr>
+          <w:b w:val="0"/>
+        </w:rPr>
+        <w:t xml:space="preserve">Draw your project trace and justify the deciding step using </w:t>
+      </w:r>
+      <w:r>
+        <w:rPr>
+          <w:b/>
+        </w:rPr>
+        <w:t>evidence</w:t>
+      </w:r>
+      <w:r>
+        <w:rPr>
+          <w:b w:val="0"/>
+        </w:rPr>
+        <w:t>.</w:t>
+      </w:r>
+    </w:p>
+    <w:p>
+      <w:pPr>
+        <w:pStyle w:val="Heading3"/>
+      </w:pPr>
+      <w:r>
+        <w:t>Discuss while showing the picture</w:t>
+      </w:r>
+    </w:p>
+    <w:p>
+      <w:pPr>
+        <w:spacing w:line="336" w:lineRule="auto" w:after="180"/>
+        <w:shd w:fill="F1F6F8"/>
+      </w:pPr>
+      <w:r>
+        <w:rPr>
+          <w:b w:val="0"/>
+        </w:rPr>
+        <w:t xml:space="preserve">Teacher prompt: Draw your project trace and justify the deciding step using </w:t>
+      </w:r>
+      <w:r>
+        <w:rPr>
+          <w:b/>
+        </w:rPr>
+        <w:t>evidence</w:t>
+      </w:r>
+      <w:r>
+        <w:rPr>
+          <w:b w:val="0"/>
+        </w:rPr>
+        <w:t>. Ask learners to describe one label or arrow in ordinary words. Use the adjacent transcript if the image is difficult to see.</w:t>
+      </w:r>
+    </w:p>
+    <w:p>
+      <w:pPr>
+        <w:spacing w:line="336" w:lineRule="auto" w:after="180"/>
+        <w:shd w:fill="F1F6F8"/>
+      </w:pPr>
+      <w:r>
+        <w:rPr>
+          <w:b w:val="0"/>
+        </w:rPr>
+        <w:t xml:space="preserve">Supported practice key: The fractions are </w:t>
+      </w:r>
+      <w:r>
+        <w:rPr>
+          <w:b/>
+        </w:rPr>
+        <w:t>60%</w:t>
+      </w:r>
+      <w:r>
+        <w:rPr>
+          <w:b w:val="0"/>
+        </w:rPr>
+        <w:t xml:space="preserve"> and </w:t>
+      </w:r>
+      <w:r>
+        <w:rPr>
+          <w:b/>
+        </w:rPr>
+        <w:t>80%</w:t>
+      </w:r>
+      <w:r>
+        <w:rPr>
+          <w:b w:val="0"/>
+        </w:rPr>
+        <w:t xml:space="preserve">; costs are 40 and 80 units. Forty extra units add 20 percentage points here. These simulation estimates do not establish real-study </w:t>
+      </w:r>
+      <w:r>
+        <w:rPr>
+          <w:b/>
+        </w:rPr>
+        <w:t>power</w:t>
+      </w:r>
+      <w:r>
+        <w:rPr>
+          <w:b w:val="0"/>
+        </w:rPr>
+        <w:t xml:space="preserve"> without justified assumptions.</w:t>
       </w:r>
     </w:p>
     <w:sectPr>

--- a/downloads/teacher/ai-7-week-23.docx
+++ b/downloads/teacher/ai-7-week-23.docx
@@ -149,7 +149,7 @@
           </w:tcPr>
           <w:p>
             <w:r>
-              <w:t>Sections 1–6; record the brief recall in the workbook.</w:t>
+              <w:t>Use Your mission, Notice the evidence, See how it works, Words that unlock the idea and Follow a worked example; record the brief recall in the workbook.</w:t>
             </w:r>
           </w:p>
         </w:tc>
@@ -181,7 +181,7 @@
           </w:tcPr>
           <w:p>
             <w:r>
-              <w:t>Sections 7–10; use the matching workbook W2 and misconception check.</w:t>
+              <w:t>Use Find and repair a mistake, Practise together and Run the investigation, with workbook W2 and Individual reasoning check.</w:t>
             </w:r>
           </w:p>
         </w:tc>
@@ -213,7 +213,7 @@
           </w:tcPr>
           <w:p>
             <w:r>
-              <w:t>Sections 9 and 11–14. Give extra time to finish the full task set; use Section 15 when the week includes a coding lab.</w:t>
+              <w:t>Use Run the investigation, Build your understanding, Connect your project and Show what you know. Reserve further time for the full task set. Use a code example only where one is actually supplied.</w:t>
             </w:r>
           </w:p>
         </w:tc>
@@ -484,7 +484,7 @@
         <w:rPr>
           <w:b w:val="0"/>
         </w:rPr>
-        <w:t xml:space="preserve">Two 45-minute sessions. </w:t>
+        <w:t xml:space="preserve">Compact alternative: two 45-minute sessions for the core explanation and W1–W5 only. The main plan uses three sessions; schedule further time for the complete investigation, project, visual journey and any code examples. </w:t>
       </w:r>
       <w:r>
         <w:rPr>
@@ -1953,7 +1953,7 @@
           </w:tcPr>
           <w:p>
             <w:r>
-              <w:t>Explain section 1 and vocabulary. Complete W1 with a mechanism-based explanation.</w:t>
+              <w:t>Explain See how it works and Words that unlock the idea. Complete W1 with a mechanism-based explanation.</w:t>
             </w:r>
           </w:p>
         </w:tc>
@@ -4233,7 +4233,7 @@
           </w:tcPr>
           <w:p>
             <w:r>
-              <w:t>Sections 1–6; record the brief recall in the workbook.</w:t>
+              <w:t>Use Your mission, Notice the evidence, See how it works, Words that unlock the idea and Follow a worked example; record the brief recall in the workbook.</w:t>
             </w:r>
           </w:p>
         </w:tc>
@@ -4265,7 +4265,7 @@
           </w:tcPr>
           <w:p>
             <w:r>
-              <w:t>Sections 7–10; use the matching workbook W2 and misconception check.</w:t>
+              <w:t>Use Find and repair a mistake, Practise together and Run the investigation, with workbook W2 and Individual reasoning check.</w:t>
             </w:r>
           </w:p>
         </w:tc>
@@ -4297,7 +4297,7 @@
           </w:tcPr>
           <w:p>
             <w:r>
-              <w:t>Sections 9 and 11–14. Give extra time to finish the full task set; use Section 15 when the week includes a coding lab.</w:t>
+              <w:t>Use Run the investigation, Build your understanding, Connect your project and Show what you know. Reserve further time for the full task set. Use a code example only where one is actually supplied.</w:t>
             </w:r>
           </w:p>
         </w:tc>

--- a/downloads/teacher/ai-7-week-23.docx
+++ b/downloads/teacher/ai-7-week-23.docx
@@ -25,20 +25,38 @@
         <w:pStyle w:val="Heading1"/>
       </w:pPr>
       <w:r>
-        <w:t>01. Prepare the purpose, prerequisites and materials</w:t>
+        <w:t>Teach the evidence-to-conclusion chain for Power and resource tradeoffs</w:t>
       </w:r>
     </w:p>
     <w:p>
       <w:r>
-        <w:t>Prepare Power and resource tradeoffs: check the target, prerequisites, resources and adaptable teaching schedule.</w:t>
+        <w:t>Distinguish supplied alternative-trial frequencies, per-study cost and unmeasured null error.</w:t>
       </w:r>
     </w:p>
     <w:p>
-      <w:pPr>
-        <w:pStyle w:val="Heading3"/>
-      </w:pPr>
-      <w:r>
-        <w:t>Teach the learning cycle</w:t>
+      <w:r>
+        <w:t>Model the main case → reveal the picture gradually → probe limits → assess independent reasoning → plan a changed-case return.</w:t>
+      </w:r>
+    </w:p>
+    <w:p>
+      <w:pPr>
+        <w:pStyle w:val="Heading1"/>
+      </w:pPr>
+      <w:r>
+        <w:t>01. Prepare the connected research investigation</w:t>
+      </w:r>
+    </w:p>
+    <w:p>
+      <w:r>
+        <w:t>Keep modelling, shared practice and independent evidence distinct.</w:t>
+      </w:r>
+    </w:p>
+    <w:p>
+      <w:pPr>
+        <w:pStyle w:val="Heading2"/>
+      </w:pPr>
+      <w:r>
+        <w:t>Target and main teaching plan</w:t>
       </w:r>
     </w:p>
     <w:p>
@@ -255,18 +273,21 @@
     </w:p>
     <w:p>
       <w:pPr>
-        <w:pStyle w:val="Heading3"/>
-      </w:pPr>
-      <w:r>
-        <w:t>Retrieval answer guidance</w:t>
+        <w:pStyle w:val="Heading2"/>
+      </w:pPr>
+      <w:r>
+        <w:t>Preparation and prerequisite</w:t>
       </w:r>
     </w:p>
     <w:p>
       <w:pPr>
-        <w:pStyle w:val="Heading3"/>
-      </w:pPr>
-      <w:r>
-        <w:t>Pilot experiments</w:t>
+        <w:spacing w:line="336" w:lineRule="auto" w:after="180"/>
+      </w:pPr>
+      <w:r>
+        <w:rPr>
+          <w:b w:val="0"/>
+        </w:rPr>
+        <w:t>Lesson and workbook; paper and pencil</w:t>
       </w:r>
     </w:p>
     <w:p>
@@ -277,7 +298,7 @@
         <w:rPr>
           <w:b w:val="0"/>
         </w:rPr>
-        <w:t>Without opening the old lesson, explain one key idea from Pilot experiments. Give an example and a mistake that the idea helps you avoid.</w:t>
+        <w:t>Calculator and optional local Python 3 for arithmetic; no live API or private data</w:t>
       </w:r>
     </w:p>
     <w:p>
@@ -288,19 +309,7 @@
         <w:rPr>
           <w:b w:val="0"/>
         </w:rPr>
-        <w:t xml:space="preserve">Look for: Explain the </w:t>
-      </w:r>
-      <w:r>
-        <w:rPr>
-          <w:b/>
-        </w:rPr>
-        <w:t>mechanism</w:t>
-      </w:r>
-      <w:r>
-        <w:rPr>
-          <w:b w:val="0"/>
-        </w:rPr>
-        <w:t xml:space="preserve"> and terminology of pilot experiments</w:t>
+        <w:t>Prepare the fresh retry separately and withhold its solution until after collection</w:t>
       </w:r>
     </w:p>
     <w:p>
@@ -311,19 +320,31 @@
         <w:rPr>
           <w:b w:val="0"/>
         </w:rPr>
-        <w:t xml:space="preserve">Reference example, not the only acceptable wording: Teacher explanation: A pilot checks feasibility, measurement and failure handling before the primary study. Pilot results used for revision are development </w:t>
+        <w:t xml:space="preserve">A result depends on the </w:t>
       </w:r>
       <w:r>
         <w:rPr>
           <w:b/>
         </w:rPr>
-        <w:t>evidence</w:t>
+        <w:t>input</w:t>
       </w:r>
       <w:r>
         <w:rPr>
           <w:b w:val="0"/>
         </w:rPr>
-        <w:t>.</w:t>
+        <w:t xml:space="preserve">s, procedure and conditions that produced it. Preserve data roles and distinguish observed outcomes from </w:t>
+      </w:r>
+      <w:r>
+        <w:rPr>
+          <w:b/>
+        </w:rPr>
+        <w:t>prediction</w:t>
+      </w:r>
+      <w:r>
+        <w:rPr>
+          <w:b w:val="0"/>
+        </w:rPr>
+        <w:t>s or unmeasured conditions.</w:t>
       </w:r>
     </w:p>
     <w:p>
@@ -334,15 +355,15 @@
         <w:rPr>
           <w:b w:val="0"/>
         </w:rPr>
-        <w:t>Run a small fixture set to test data capture, timing boundaries, rubric and analysis code. Fix defects and freeze the revised plan before new primary cases.</w:t>
+        <w:t>If the prior concept cannot be explained, use a short retrieval activity before this chapter.</w:t>
       </w:r>
     </w:p>
     <w:p>
       <w:pPr>
-        <w:pStyle w:val="Heading3"/>
-      </w:pPr>
-      <w:r>
-        <w:t>Privacy and data governance</w:t>
+        <w:pStyle w:val="Heading2"/>
+      </w:pPr>
+      <w:r>
+        <w:t>Opening retrieval</w:t>
       </w:r>
     </w:p>
     <w:p>
@@ -353,7 +374,7 @@
         <w:rPr>
           <w:b w:val="0"/>
         </w:rPr>
-        <w:t>Without opening the old lesson, explain one key idea from Privacy and data governance. Give an example and a mistake that the idea helps you avoid.</w:t>
+        <w:t>Without opening the old lesson, explain one key idea from Pilot experiments. Give an example and a mistake that the idea helps you avoid.</w:t>
       </w:r>
     </w:p>
     <w:p>
@@ -376,7 +397,7 @@
         <w:rPr>
           <w:b w:val="0"/>
         </w:rPr>
-        <w:t xml:space="preserve"> and terminology of privacy and data governance</w:t>
+        <w:t xml:space="preserve"> and terminology of pilot experiments</w:t>
       </w:r>
     </w:p>
     <w:p>
@@ -387,7 +408,19 @@
         <w:rPr>
           <w:b w:val="0"/>
         </w:rPr>
-        <w:t>Reference example, not the only acceptable wording: Teacher explanation: Data governance specifies who may use which records, for what purpose and for how long. Coded data can still be reidentifiable.</w:t>
+        <w:t xml:space="preserve">Reference example, not the only acceptable wording: Teacher explanation: A pilot checks feasibility, measurement and failure handling before the primary study. Pilot results used for revision are development </w:t>
+      </w:r>
+      <w:r>
+        <w:rPr>
+          <w:b/>
+        </w:rPr>
+        <w:t>evidence</w:t>
+      </w:r>
+      <w:r>
+        <w:rPr>
+          <w:b w:val="0"/>
+        </w:rPr>
+        <w:t>.</w:t>
       </w:r>
     </w:p>
     <w:p>
@@ -398,15 +431,18 @@
         <w:rPr>
           <w:b w:val="0"/>
         </w:rPr>
-        <w:t>For fictional records separate participant-code table from analysis values; limit access and retention. Remove unnecessary fields and small-group details before a permitted aggregate export.</w:t>
+        <w:t>Run a small fixture set to test data capture, timing boundaries, rubric and analysis code. Fix defects and freeze the revised plan before new primary cases.</w:t>
       </w:r>
     </w:p>
     <w:p>
       <w:pPr>
-        <w:pStyle w:val="Heading3"/>
-      </w:pPr>
-      <w:r>
-        <w:t>Sensitivity analysis</w:t>
+        <w:spacing w:line="336" w:lineRule="auto" w:after="180"/>
+      </w:pPr>
+      <w:r>
+        <w:rPr>
+          <w:b w:val="0"/>
+        </w:rPr>
+        <w:t>Without opening the old lesson, explain one key idea from Privacy and data governance. Give an example and a mistake that the idea helps you avoid.</w:t>
       </w:r>
     </w:p>
     <w:p>
@@ -417,7 +453,19 @@
         <w:rPr>
           <w:b w:val="0"/>
         </w:rPr>
-        <w:t>Without opening the old lesson, explain one key idea from Sensitivity analysis. Give an example and a mistake that the idea helps you avoid.</w:t>
+        <w:t xml:space="preserve">Look for: Explain the </w:t>
+      </w:r>
+      <w:r>
+        <w:rPr>
+          <w:b/>
+        </w:rPr>
+        <w:t>mechanism</w:t>
+      </w:r>
+      <w:r>
+        <w:rPr>
+          <w:b w:val="0"/>
+        </w:rPr>
+        <w:t xml:space="preserve"> and terminology of privacy and data governance</w:t>
       </w:r>
     </w:p>
     <w:p>
@@ -428,19 +476,7 @@
         <w:rPr>
           <w:b w:val="0"/>
         </w:rPr>
-        <w:t xml:space="preserve">Look for: Explain the </w:t>
-      </w:r>
-      <w:r>
-        <w:rPr>
-          <w:b/>
-        </w:rPr>
-        <w:t>mechanism</w:t>
-      </w:r>
-      <w:r>
-        <w:rPr>
-          <w:b w:val="0"/>
-        </w:rPr>
-        <w:t xml:space="preserve"> and terminology of sensitivity analysis</w:t>
+        <w:t>Reference example, not the only acceptable wording: Teacher explanation: Data governance specifies who may use which records, for what purpose and for how long. Coded data can still be reidentifiable.</w:t>
       </w:r>
     </w:p>
     <w:p>
@@ -451,7 +487,7 @@
         <w:rPr>
           <w:b w:val="0"/>
         </w:rPr>
-        <w:t>Reference example, not the only acceptable wording: Teacher explanation: Sensitivity analysis checks whether a conclusion changes under plausible settings or analysis choices.</w:t>
+        <w:t>For fictional records separate participant-code table from analysis values; limit access and retention. Remove unnecessary fields and small-group details before a permitted aggregate export.</w:t>
       </w:r>
     </w:p>
     <w:p>
@@ -462,7 +498,7 @@
         <w:rPr>
           <w:b w:val="0"/>
         </w:rPr>
-        <w:t>It should not secretly select the most favourable result. Prespecify a range and preserve all results. Distinguish robustness across settings from proof beyond the tested range.</w:t>
+        <w:t>Without opening the old lesson, explain one key idea from Sensitivity analysis. Give an example and a mistake that the idea helps you avoid.</w:t>
       </w:r>
     </w:p>
     <w:p>
@@ -473,7 +509,19 @@
         <w:rPr>
           <w:b w:val="0"/>
         </w:rPr>
-        <w:t>Settings affecting data roles require special caution.</w:t>
+        <w:t xml:space="preserve">Look for: Explain the </w:t>
+      </w:r>
+      <w:r>
+        <w:rPr>
+          <w:b/>
+        </w:rPr>
+        <w:t>mechanism</w:t>
+      </w:r>
+      <w:r>
+        <w:rPr>
+          <w:b w:val="0"/>
+        </w:rPr>
+        <w:t xml:space="preserve"> and terminology of sensitivity analysis</w:t>
       </w:r>
     </w:p>
     <w:p>
@@ -484,19 +532,7 @@
         <w:rPr>
           <w:b w:val="0"/>
         </w:rPr>
-        <w:t xml:space="preserve">Compact alternative: two 45-minute sessions for the core explanation and W1–W5 only. The main plan uses three sessions; schedule further time for the complete investigation, project, visual journey and any code examples. </w:t>
-      </w:r>
-      <w:r>
-        <w:rPr>
-          <w:b/>
-        </w:rPr>
-        <w:t>Power</w:t>
-      </w:r>
-      <w:r>
-        <w:rPr>
-          <w:b w:val="0"/>
-        </w:rPr>
-        <w:t xml:space="preserve"> concerns detecting a declared effect under a specified model and test. Planning depends on effect size, variability, unit independence and budget.</w:t>
+        <w:t>Reference example, not the only acceptable wording: Teacher explanation: Sensitivity analysis checks whether a conclusion changes under plausible settings or analysis choices.</w:t>
       </w:r>
     </w:p>
     <w:p>
@@ -507,19 +543,7 @@
         <w:rPr>
           <w:b w:val="0"/>
         </w:rPr>
-        <w:t xml:space="preserve">Use the supplied constructed scenarios to make the </w:t>
-      </w:r>
-      <w:r>
-        <w:rPr>
-          <w:b/>
-        </w:rPr>
-        <w:t>mechanism</w:t>
-      </w:r>
-      <w:r>
-        <w:rPr>
-          <w:b w:val="0"/>
-        </w:rPr>
-        <w:t xml:space="preserve"> inspectable. Collect W4 before sharing solutions.</w:t>
+        <w:t>It should not secretly select the most favourable result. Prespecify a range and preserve all results. Distinguish robustness across settings from proof beyond the tested range.</w:t>
       </w:r>
     </w:p>
     <w:p>
@@ -530,27 +554,15 @@
         <w:rPr>
           <w:b w:val="0"/>
         </w:rPr>
-        <w:t xml:space="preserve">Students should name intermediate </w:t>
-      </w:r>
-      <w:r>
-        <w:rPr>
-          <w:b/>
-        </w:rPr>
-        <w:t>evidence</w:t>
-      </w:r>
-      <w:r>
-        <w:rPr>
-          <w:b w:val="0"/>
-        </w:rPr>
-        <w:t xml:space="preserve"> and limitations; classroom pacing and learning effectiveness remain unvalidated.</w:t>
+        <w:t>Settings affecting data roles require special caution.</w:t>
       </w:r>
     </w:p>
     <w:p>
       <w:pPr>
-        <w:pStyle w:val="Heading3"/>
-      </w:pPr>
-      <w:r>
-        <w:t>Outcomes</w:t>
+        <w:pStyle w:val="Heading2"/>
+      </w:pPr>
+      <w:r>
+        <w:t>Pictured end goal</w:t>
       </w:r>
     </w:p>
     <w:p>
@@ -561,53 +573,35 @@
         <w:rPr>
           <w:b w:val="0"/>
         </w:rPr>
-        <w:t xml:space="preserve">Explain the </w:t>
+        <w:t xml:space="preserve">Explain </w:t>
       </w:r>
       <w:r>
         <w:rPr>
           <w:b/>
         </w:rPr>
-        <w:t>mechanism</w:t>
+        <w:t>power</w:t>
       </w:r>
       <w:r>
         <w:rPr>
           <w:b w:val="0"/>
         </w:rPr>
-        <w:t xml:space="preserve"> and terminology of </w:t>
-      </w:r>
-      <w:r>
-        <w:rPr>
-          <w:b/>
-        </w:rPr>
-        <w:t>power</w:t>
-      </w:r>
-      <w:r>
-        <w:rPr>
-          <w:b w:val="0"/>
-        </w:rPr>
-        <w:t xml:space="preserve"> and resource tradeoffs</w:t>
+        <w:t xml:space="preserve"> and resource tradeoffs using the records and boundaries of this fictional investigation.</w:t>
       </w:r>
     </w:p>
     <w:p>
       <w:pPr>
-        <w:spacing w:line="336" w:lineRule="auto" w:after="180"/>
-      </w:pPr>
-      <w:r>
-        <w:rPr>
-          <w:b w:val="0"/>
-        </w:rPr>
-        <w:t>Apply the stated procedure to a new case with a traceable result</w:t>
+        <w:pStyle w:val="Heading2"/>
+      </w:pPr>
+      <w:r>
+        <w:t>Earlier wording, alternatives and picture transcripts · reference / check after trying</w:t>
       </w:r>
     </w:p>
     <w:p>
       <w:pPr>
-        <w:spacing w:line="336" w:lineRule="auto" w:after="180"/>
-      </w:pPr>
-      <w:r>
-        <w:rPr>
-          <w:b w:val="0"/>
-        </w:rPr>
-        <w:t>Identify an assumption or limitation and design a revealing follow-up</w:t>
+        <w:pStyle w:val="Heading3"/>
+      </w:pPr>
+      <w:r>
+        <w:t>Teach the learning cycle</w:t>
       </w:r>
     </w:p>
     <w:p>
@@ -615,48 +609,54 @@
         <w:pStyle w:val="Heading3"/>
       </w:pPr>
       <w:r>
-        <w:t>Preparation</w:t>
+        <w:t>Retrieval answer guidance</w:t>
       </w:r>
     </w:p>
     <w:p>
       <w:pPr>
-        <w:spacing w:line="336" w:lineRule="auto" w:after="180"/>
-      </w:pPr>
-      <w:r>
-        <w:rPr>
-          <w:b w:val="0"/>
-        </w:rPr>
-        <w:t>Lesson and workbook; paper and pencil</w:t>
+        <w:pStyle w:val="Heading3"/>
+      </w:pPr>
+      <w:r>
+        <w:t>Pilot experiments</w:t>
       </w:r>
     </w:p>
     <w:p>
       <w:pPr>
-        <w:spacing w:line="336" w:lineRule="auto" w:after="180"/>
-      </w:pPr>
-      <w:r>
-        <w:rPr>
-          <w:b w:val="0"/>
-        </w:rPr>
-        <w:t>Calculator and optional local Python 3 for arithmetic; no live API or private data</w:t>
+        <w:pStyle w:val="Heading3"/>
+      </w:pPr>
+      <w:r>
+        <w:t>Privacy and data governance</w:t>
       </w:r>
     </w:p>
     <w:p>
       <w:pPr>
-        <w:spacing w:line="336" w:lineRule="auto" w:after="180"/>
-      </w:pPr>
-      <w:r>
-        <w:rPr>
-          <w:b w:val="0"/>
-        </w:rPr>
-        <w:t>Prepare the fresh retry separately and withhold its solution until after collection</w:t>
+        <w:pStyle w:val="Heading3"/>
+      </w:pPr>
+      <w:r>
+        <w:t>Sensitivity analysis</w:t>
       </w:r>
     </w:p>
     <w:p>
       <w:pPr>
-        <w:pStyle w:val="Heading3"/>
-      </w:pPr>
-      <w:r>
-        <w:t>Prerequisite answer</w:t>
+        <w:spacing w:line="336" w:lineRule="auto" w:after="180"/>
+      </w:pPr>
+      <w:r>
+        <w:rPr>
+          <w:b w:val="0"/>
+        </w:rPr>
+        <w:t xml:space="preserve">Compact alternative: two 45-minute sessions for the core explanation and W1–W5 only. The main plan uses three sessions; schedule further time for the complete investigation, project, visual journey and any code examples. </w:t>
+      </w:r>
+      <w:r>
+        <w:rPr>
+          <w:b/>
+        </w:rPr>
+        <w:t>Power</w:t>
+      </w:r>
+      <w:r>
+        <w:rPr>
+          <w:b w:val="0"/>
+        </w:rPr>
+        <w:t xml:space="preserve"> concerns detecting a declared effect under a specified model and test. Planning depends on effect size, variability, unit independence and budget.</w:t>
       </w:r>
     </w:p>
     <w:p>
@@ -667,31 +667,19 @@
         <w:rPr>
           <w:b w:val="0"/>
         </w:rPr>
-        <w:t xml:space="preserve">A result depends on the </w:t>
+        <w:t xml:space="preserve">Use the supplied constructed scenarios to make the </w:t>
       </w:r>
       <w:r>
         <w:rPr>
           <w:b/>
         </w:rPr>
-        <w:t>input</w:t>
+        <w:t>mechanism</w:t>
       </w:r>
       <w:r>
         <w:rPr>
           <w:b w:val="0"/>
         </w:rPr>
-        <w:t xml:space="preserve">s, procedure and conditions that produced it. Preserve data roles and distinguish observed outcomes from </w:t>
-      </w:r>
-      <w:r>
-        <w:rPr>
-          <w:b/>
-        </w:rPr>
-        <w:t>prediction</w:t>
-      </w:r>
-      <w:r>
-        <w:rPr>
-          <w:b w:val="0"/>
-        </w:rPr>
-        <w:t>s or unmeasured conditions.</w:t>
+        <w:t xml:space="preserve"> inspectable. Collect W4 before sharing solutions.</w:t>
       </w:r>
     </w:p>
     <w:p>
@@ -702,7 +690,19 @@
         <w:rPr>
           <w:b w:val="0"/>
         </w:rPr>
-        <w:t>If the prior concept cannot be explained, use a short retrieval activity before this chapter.</w:t>
+        <w:t xml:space="preserve">Students should name intermediate </w:t>
+      </w:r>
+      <w:r>
+        <w:rPr>
+          <w:b/>
+        </w:rPr>
+        <w:t>evidence</w:t>
+      </w:r>
+      <w:r>
+        <w:rPr>
+          <w:b w:val="0"/>
+        </w:rPr>
+        <w:t xml:space="preserve"> and limitations; classroom pacing and learning effectiveness remain unvalidated.</w:t>
       </w:r>
     </w:p>
     <w:p>
@@ -710,7 +710,7 @@
         <w:pStyle w:val="Heading3"/>
       </w:pPr>
       <w:r>
-        <w:t>End goal for the pictorial case</w:t>
+        <w:t>Outcomes</w:t>
       </w:r>
     </w:p>
     <w:p>
@@ -721,19 +721,31 @@
         <w:rPr>
           <w:b w:val="0"/>
         </w:rPr>
-        <w:t xml:space="preserve">Explain </w:t>
+        <w:t xml:space="preserve">Explain the </w:t>
       </w:r>
       <w:r>
         <w:rPr>
           <w:b/>
         </w:rPr>
+        <w:t>mechanism</w:t>
+      </w:r>
+      <w:r>
+        <w:rPr>
+          <w:b w:val="0"/>
+        </w:rPr>
+        <w:t xml:space="preserve"> and terminology of </w:t>
+      </w:r>
+      <w:r>
+        <w:rPr>
+          <w:b/>
+        </w:rPr>
         <w:t>power</w:t>
       </w:r>
       <w:r>
         <w:rPr>
           <w:b w:val="0"/>
         </w:rPr>
-        <w:t xml:space="preserve"> and resource tradeoffs using the records and boundaries of this fictional investigation.</w:t>
+        <w:t xml:space="preserve"> and resource tradeoffs</w:t>
       </w:r>
     </w:p>
     <w:p>
@@ -744,37 +756,34 @@
         <w:rPr>
           <w:b w:val="0"/>
         </w:rPr>
-        <w:t>This added worked case illustrates the week’s main idea. Retain all original and connected topics; schedule its practice within the teaching cycle.</w:t>
+        <w:t>Apply the stated procedure to a new case with a traceable result</w:t>
       </w:r>
     </w:p>
     <w:p>
       <w:pPr>
-        <w:pStyle w:val="Heading1"/>
-      </w:pPr>
-      <w:r>
-        <w:t>02. Explain and model the mechanism</w:t>
+        <w:spacing w:line="336" w:lineRule="auto" w:after="180"/>
+      </w:pPr>
+      <w:r>
+        <w:rPr>
+          <w:b w:val="0"/>
+        </w:rPr>
+        <w:t>Identify an assumption or limitation and design a revealing follow-up</w:t>
       </w:r>
     </w:p>
     <w:p>
-      <w:r>
-        <w:t>Model Power and resource tradeoffs using the supplied case, labelled mechanism and reasoning. Make the scope of each conclusion explicit.</w:t>
+      <w:pPr>
+        <w:pStyle w:val="Heading3"/>
+      </w:pPr>
+      <w:r>
+        <w:t>Preparation</w:t>
       </w:r>
     </w:p>
     <w:p>
       <w:pPr>
-        <w:spacing w:line="336" w:lineRule="auto" w:after="180"/>
-      </w:pPr>
-      <w:r>
-        <w:rPr>
-          <w:b/>
-        </w:rPr>
-        <w:t>Power</w:t>
-      </w:r>
-      <w:r>
-        <w:rPr>
-          <w:b w:val="0"/>
-        </w:rPr>
-        <w:t xml:space="preserve"> concerns detecting a declared effect under a specified model and test. Planning depends on effect size, variability, unit independence and budget.</w:t>
+        <w:pStyle w:val="Heading3"/>
+      </w:pPr>
+      <w:r>
+        <w:t>Prerequisite answer</w:t>
       </w:r>
     </w:p>
     <w:p>
@@ -782,7 +791,7 @@
         <w:pStyle w:val="Heading3"/>
       </w:pPr>
       <w:r>
-        <w:t>Explain Power and resource tradeoffs · 1</w:t>
+        <w:t>End goal for the pictorial case</w:t>
       </w:r>
     </w:p>
     <w:p>
@@ -793,37 +802,1670 @@
         <w:rPr>
           <w:b w:val="0"/>
         </w:rPr>
-        <w:t>Begin by writing the question the procedure is intended to answer. Identify the information already supplied, the information it will produce and the information still missing.</w:t>
+        <w:t>This added worked case illustrates the week’s main idea. Retain all original and connected topics; schedule its practice within the teaching cycle.</w:t>
       </w:r>
     </w:p>
     <w:p>
       <w:pPr>
-        <w:spacing w:line="336" w:lineRule="auto" w:after="180"/>
-      </w:pPr>
-      <w:r>
-        <w:rPr>
-          <w:b w:val="0"/>
-        </w:rPr>
-        <w:t>These are constructed classroom examples; they do not require live accounts, private records or an external service. Do not treat a plausible explanation as a measured outcome.</w:t>
+        <w:pStyle w:val="Heading1"/>
+      </w:pPr>
+      <w:r>
+        <w:t>02. Model the whole case and check each inference</w:t>
       </w:r>
     </w:p>
     <w:p>
-      <w:pPr>
-        <w:spacing w:line="336" w:lineRule="auto" w:after="180"/>
-      </w:pPr>
-      <w:r>
-        <w:rPr>
-          <w:b w:val="0"/>
-        </w:rPr>
-        <w:t>Use supplied simulation results rather than an unsupported universal sample-size rule. Estimated detection frequency is detections/simulated alternative trials; false positives require null trials separately.</w:t>
+      <w:r>
+        <w:t>Keep the independent answer private until after the first attempt.</w:t>
       </w:r>
     </w:p>
     <w:p>
       <w:pPr>
+        <w:pStyle w:val="Heading2"/>
+      </w:pPr>
+      <w:r>
+        <w:t>Definitions and complete contract</w:t>
+      </w:r>
+    </w:p>
+    <w:p>
+      <w:pPr>
+        <w:spacing w:line="336" w:lineRule="auto" w:after="180"/>
+      </w:pPr>
+      <w:r>
+        <w:rPr>
+          <w:b/>
+        </w:rPr>
+        <w:t>Power</w:t>
+      </w:r>
+      <w:r>
+        <w:rPr>
+          <w:b w:val="0"/>
+        </w:rPr>
+        <w:t xml:space="preserve"> concerns detecting a declared effect under a specified model and test. Planning depends on effect size, variability, unit independence and budget.</w:t>
+      </w:r>
+    </w:p>
+    <w:p>
+      <w:pPr>
+        <w:spacing w:line="336" w:lineRule="auto" w:after="180"/>
+      </w:pPr>
+      <w:r>
+        <w:rPr>
+          <w:b w:val="0"/>
+        </w:rPr>
+        <w:t>Use supplied simulation results rather than an unsupported universal sample-size rule. Estimated detection frequency is detections/simulated alternative trials; false positives require null trials separately.</w:t>
+      </w:r>
+    </w:p>
+    <w:tbl>
+      <w:tblPr>
+        <w:tblStyle w:val="LightShading-Accent1"/>
+        <w:tblW w:type="auto" w:w="0"/>
+        <w:tblLook w:firstColumn="1" w:firstRow="1" w:lastColumn="0" w:lastRow="0" w:noHBand="0" w:noVBand="1" w:val="04A0"/>
+      </w:tblPr>
+      <w:tblGrid>
+        <w:gridCol w:w="5112"/>
+        <w:gridCol w:w="5112"/>
+      </w:tblGrid>
+      <w:tr>
+        <w:trPr>
+          <w:tblHeader/>
+        </w:trPr>
+        <w:tc>
+          <w:tcPr>
+            <w:tcW w:type="dxa" w:w="5112"/>
+          </w:tcPr>
+          <w:p>
+            <w:r>
+              <w:t>Planning item</w:t>
+            </w:r>
+          </w:p>
+        </w:tc>
+        <w:tc>
+          <w:tcPr>
+            <w:tcW w:type="dxa" w:w="5112"/>
+          </w:tcPr>
+          <w:p>
+            <w:r>
+              <w:t>Complete main example</w:t>
+            </w:r>
+          </w:p>
+        </w:tc>
+      </w:tr>
+      <w:tr>
+        <w:tc>
+          <w:tcPr>
+            <w:tcW w:type="dxa" w:w="5112"/>
+          </w:tcPr>
+          <w:p>
+            <w:r>
+              <w:t>Alternative model</w:t>
+            </w:r>
+          </w:p>
+        </w:tc>
+        <w:tc>
+          <w:tcPr>
+            <w:tcW w:type="dxa" w:w="5112"/>
+          </w:tcPr>
+          <w:p>
+            <w:r>
+              <w:t>Fixed supplied alternative and test; model details not provided for reproduction</w:t>
+            </w:r>
+          </w:p>
+        </w:tc>
+      </w:tr>
+      <w:tr>
+        <w:tc>
+          <w:tcPr>
+            <w:tcW w:type="dxa" w:w="5112"/>
+          </w:tcPr>
+          <w:p>
+            <w:r>
+              <w:t>Trial counts</w:t>
+            </w:r>
+          </w:p>
+        </w:tc>
+        <w:tc>
+          <w:tcPr>
+            <w:tcW w:type="dxa" w:w="5112"/>
+          </w:tcPr>
+          <w:p>
+            <w:r>
+              <w:t>One hundred alternative simulations per design, stipulated</w:t>
+            </w:r>
+          </w:p>
+        </w:tc>
+      </w:tr>
+      <w:tr>
+        <w:tc>
+          <w:tcPr>
+            <w:tcW w:type="dxa" w:w="5112"/>
+          </w:tcPr>
+          <w:p>
+            <w:r>
+              <w:t>Small design</w:t>
+            </w:r>
+          </w:p>
+        </w:tc>
+        <w:tc>
+          <w:tcPr>
+            <w:tcW w:type="dxa" w:w="5112"/>
+          </w:tcPr>
+          <w:p>
+            <w:r>
+              <w:t>n = 20 independent units; 62 detections</w:t>
+            </w:r>
+          </w:p>
+        </w:tc>
+      </w:tr>
+      <w:tr>
+        <w:tc>
+          <w:tcPr>
+            <w:tcW w:type="dxa" w:w="5112"/>
+          </w:tcPr>
+          <w:p>
+            <w:r>
+              <w:t>Large design</w:t>
+            </w:r>
+          </w:p>
+        </w:tc>
+        <w:tc>
+          <w:tcPr>
+            <w:tcW w:type="dxa" w:w="5112"/>
+          </w:tcPr>
+          <w:p>
+            <w:r>
+              <w:t>n = 40 independent units; 83 detections</w:t>
+            </w:r>
+          </w:p>
+        </w:tc>
+      </w:tr>
+      <w:tr>
+        <w:tc>
+          <w:tcPr>
+            <w:tcW w:type="dxa" w:w="5112"/>
+          </w:tcPr>
+          <w:p>
+            <w:r>
+              <w:t>Unit cost</w:t>
+            </w:r>
+          </w:p>
+        </w:tc>
+        <w:tc>
+          <w:tcPr>
+            <w:tcW w:type="dxa" w:w="5112"/>
+          </w:tcPr>
+          <w:p>
+            <w:r>
+              <w:t>Three credits per independent unit</w:t>
+            </w:r>
+          </w:p>
+        </w:tc>
+      </w:tr>
+      <w:tr>
+        <w:tc>
+          <w:tcPr>
+            <w:tcW w:type="dxa" w:w="5112"/>
+          </w:tcPr>
+          <w:p>
+            <w:r>
+              <w:t>Per-study cost</w:t>
+            </w:r>
+          </w:p>
+        </w:tc>
+        <w:tc>
+          <w:tcPr>
+            <w:tcW w:type="dxa" w:w="5112"/>
+          </w:tcPr>
+          <w:p>
+            <w:r>
+              <w:t>n × 3, not the total cost of all one hundred simulation trials</w:t>
+            </w:r>
+          </w:p>
+        </w:tc>
+      </w:tr>
+      <w:tr>
+        <w:tc>
+          <w:tcPr>
+            <w:tcW w:type="dxa" w:w="5112"/>
+          </w:tcPr>
+          <w:p>
+            <w:r>
+              <w:t>Unknown quantities</w:t>
+            </w:r>
+          </w:p>
+        </w:tc>
+        <w:tc>
+          <w:tcPr>
+            <w:tcW w:type="dxa" w:w="5112"/>
+          </w:tcPr>
+          <w:p>
+            <w:r>
+              <w:t>Null false-positive rate, simulation uncertainty interval, real-study power and actual compute cost</w:t>
+            </w:r>
+          </w:p>
+        </w:tc>
+      </w:tr>
+      <w:tr>
+        <w:tc>
+          <w:tcPr>
+            <w:tcW w:type="dxa" w:w="5112"/>
+          </w:tcPr>
+          <w:p>
+            <w:r>
+              <w:t>Separate picture</w:t>
+            </w:r>
+          </w:p>
+        </w:tc>
+        <w:tc>
+          <w:tcPr>
+            <w:tcW w:type="dxa" w:w="5112"/>
+          </w:tcPr>
+          <w:p>
+            <w:r>
+              <w:t>Different supplied counts: 60/100 and 80/100, unit cost two resource units</w:t>
+            </w:r>
+          </w:p>
+        </w:tc>
+      </w:tr>
+    </w:tbl>
+    <w:p>
+      <w:pPr>
+        <w:pStyle w:val="Heading2"/>
+      </w:pPr>
+      <w:r>
+        <w:t>Main evidence ledger and checked key</w:t>
+      </w:r>
+    </w:p>
+    <w:tbl>
+      <w:tblPr>
+        <w:tblStyle w:val="LightShading-Accent1"/>
+        <w:tblW w:type="auto" w:w="0"/>
+        <w:tblLook w:firstColumn="1" w:firstRow="1" w:lastColumn="0" w:lastRow="0" w:noHBand="0" w:noVBand="1" w:val="04A0"/>
+      </w:tblPr>
+      <w:tblGrid>
+        <w:gridCol w:w="3408"/>
+        <w:gridCol w:w="3408"/>
+        <w:gridCol w:w="3408"/>
+      </w:tblGrid>
+      <w:tr>
+        <w:trPr>
+          <w:tblHeader/>
+        </w:trPr>
+        <w:tc>
+          <w:tcPr>
+            <w:tcW w:type="dxa" w:w="3408"/>
+          </w:tcPr>
+          <w:p>
+            <w:r>
+              <w:t>Main quantity</w:t>
+            </w:r>
+          </w:p>
+        </w:tc>
+        <w:tc>
+          <w:tcPr>
+            <w:tcW w:type="dxa" w:w="3408"/>
+          </w:tcPr>
+          <w:p>
+            <w:r>
+              <w:t>n = 20</w:t>
+            </w:r>
+          </w:p>
+        </w:tc>
+        <w:tc>
+          <w:tcPr>
+            <w:tcW w:type="dxa" w:w="3408"/>
+          </w:tcPr>
+          <w:p>
+            <w:r>
+              <w:t>n = 40</w:t>
+            </w:r>
+          </w:p>
+        </w:tc>
+      </w:tr>
+      <w:tr>
+        <w:tc>
+          <w:tcPr>
+            <w:tcW w:type="dxa" w:w="3408"/>
+          </w:tcPr>
+          <w:p>
+            <w:r>
+              <w:t>Supplied detections / alternative trials</w:t>
+            </w:r>
+          </w:p>
+        </w:tc>
+        <w:tc>
+          <w:tcPr>
+            <w:tcW w:type="dxa" w:w="3408"/>
+          </w:tcPr>
+          <w:p>
+            <w:r>
+              <w:t>62/100</w:t>
+            </w:r>
+          </w:p>
+        </w:tc>
+        <w:tc>
+          <w:tcPr>
+            <w:tcW w:type="dxa" w:w="3408"/>
+          </w:tcPr>
+          <w:p>
+            <w:r>
+              <w:t>83/100</w:t>
+            </w:r>
+          </w:p>
+        </w:tc>
+      </w:tr>
+      <w:tr>
+        <w:tc>
+          <w:tcPr>
+            <w:tcW w:type="dxa" w:w="3408"/>
+          </w:tcPr>
+          <w:p>
+            <w:r>
+              <w:t>Estimated detection frequency</w:t>
+            </w:r>
+          </w:p>
+        </w:tc>
+        <w:tc>
+          <w:tcPr>
+            <w:tcW w:type="dxa" w:w="3408"/>
+          </w:tcPr>
+          <w:p>
+            <w:r>
+              <w:t>62%</w:t>
+            </w:r>
+          </w:p>
+        </w:tc>
+        <w:tc>
+          <w:tcPr>
+            <w:tcW w:type="dxa" w:w="3408"/>
+          </w:tcPr>
+          <w:p>
+            <w:r>
+              <w:t>83%</w:t>
+            </w:r>
+          </w:p>
+        </w:tc>
+      </w:tr>
+      <w:tr>
+        <w:tc>
+          <w:tcPr>
+            <w:tcW w:type="dxa" w:w="3408"/>
+          </w:tcPr>
+          <w:p>
+            <w:r>
+              <w:t>Independent units per study</w:t>
+            </w:r>
+          </w:p>
+        </w:tc>
+        <w:tc>
+          <w:tcPr>
+            <w:tcW w:type="dxa" w:w="3408"/>
+          </w:tcPr>
+          <w:p>
+            <w:r>
+              <w:t>20</w:t>
+            </w:r>
+          </w:p>
+        </w:tc>
+        <w:tc>
+          <w:tcPr>
+            <w:tcW w:type="dxa" w:w="3408"/>
+          </w:tcPr>
+          <w:p>
+            <w:r>
+              <w:t>40</w:t>
+            </w:r>
+          </w:p>
+        </w:tc>
+      </w:tr>
+      <w:tr>
+        <w:tc>
+          <w:tcPr>
+            <w:tcW w:type="dxa" w:w="3408"/>
+          </w:tcPr>
+          <w:p>
+            <w:r>
+              <w:t>Per-unit cost</w:t>
+            </w:r>
+          </w:p>
+        </w:tc>
+        <w:tc>
+          <w:tcPr>
+            <w:tcW w:type="dxa" w:w="3408"/>
+          </w:tcPr>
+          <w:p>
+            <w:r>
+              <w:t>3 credits</w:t>
+            </w:r>
+          </w:p>
+        </w:tc>
+        <w:tc>
+          <w:tcPr>
+            <w:tcW w:type="dxa" w:w="3408"/>
+          </w:tcPr>
+          <w:p>
+            <w:r>
+              <w:t>3 credits</w:t>
+            </w:r>
+          </w:p>
+        </w:tc>
+      </w:tr>
+      <w:tr>
+        <w:tc>
+          <w:tcPr>
+            <w:tcW w:type="dxa" w:w="3408"/>
+          </w:tcPr>
+          <w:p>
+            <w:r>
+              <w:t>Per-study cost</w:t>
+            </w:r>
+          </w:p>
+        </w:tc>
+        <w:tc>
+          <w:tcPr>
+            <w:tcW w:type="dxa" w:w="3408"/>
+          </w:tcPr>
+          <w:p>
+            <w:r>
+              <w:t>20 × 3 = 60 credits</w:t>
+            </w:r>
+          </w:p>
+        </w:tc>
+        <w:tc>
+          <w:tcPr>
+            <w:tcW w:type="dxa" w:w="3408"/>
+          </w:tcPr>
+          <w:p>
+            <w:r>
+              <w:t>40 × 3 = 120 credits</w:t>
+            </w:r>
+          </w:p>
+        </w:tc>
+      </w:tr>
+      <w:tr>
+        <w:tc>
+          <w:tcPr>
+            <w:tcW w:type="dxa" w:w="3408"/>
+          </w:tcPr>
+          <w:p>
+            <w:r>
+              <w:t>Large minus small</w:t>
+            </w:r>
+          </w:p>
+        </w:tc>
+        <w:tc>
+          <w:tcPr>
+            <w:tcW w:type="dxa" w:w="3408"/>
+          </w:tcPr>
+          <w:p>
+            <w:r>
+              <w:t>21 percentage points more observed detection</w:t>
+            </w:r>
+          </w:p>
+        </w:tc>
+        <w:tc>
+          <w:tcPr>
+            <w:tcW w:type="dxa" w:w="3408"/>
+          </w:tcPr>
+          <w:p>
+            <w:r>
+              <w:t>60 extra credits per study</w:t>
+            </w:r>
+          </w:p>
+        </w:tc>
+      </w:tr>
+      <w:tr>
+        <w:tc>
+          <w:tcPr>
+            <w:tcW w:type="dxa" w:w="3408"/>
+          </w:tcPr>
+          <w:p>
+            <w:r>
+              <w:t>Null error and actual-study guarantee</w:t>
+            </w:r>
+          </w:p>
+        </w:tc>
+        <w:tc>
+          <w:tcPr>
+            <w:tcW w:type="dxa" w:w="3408"/>
+          </w:tcPr>
+          <w:p>
+            <w:r>
+              <w:t>Not supplied</w:t>
+            </w:r>
+          </w:p>
+        </w:tc>
+        <w:tc>
+          <w:tcPr>
+            <w:tcW w:type="dxa" w:w="3408"/>
+          </w:tcPr>
+          <w:p>
+            <w:r>
+              <w:t>Not supplied</w:t>
+            </w:r>
+          </w:p>
+        </w:tc>
+      </w:tr>
+    </w:tbl>
+    <w:p>
+      <w:pPr>
+        <w:spacing w:line="336" w:lineRule="auto" w:after="180"/>
+      </w:pPr>
+      <w:r>
+        <w:rPr>
+          <w:b w:val="0"/>
+        </w:rPr>
+        <w:t>Main: 62% versus 83% supplied alternative-trial detection frequencies, a twenty-one-percentage-point difference. Per-study costs are sixty and one hundred twenty credits, an extra sixty. Picture: 60% versus 80%, cost forty versus eighty resource units, twenty points for forty extra units. These are different supplied scenarios. Changed effect or variability needs new planning; no replacement frequency is known.</w:t>
+      </w:r>
+    </w:p>
+    <w:p>
+      <w:pPr>
+        <w:spacing w:line="336" w:lineRule="auto" w:after="180"/>
+      </w:pPr>
+      <w:r>
+        <w:rPr>
+          <w:b w:val="0"/>
+        </w:rPr>
+        <w:t>Independent task: 70/100 versus 85/100 gives 70% versus 85%, fifteen points; n = 30 or 60 at two per unit costs sixty or one hundred twenty. Null error is unmeasured, finite-trial estimates are noisy, and no real-study guarantee or universal sample-size claim follows.</w:t>
+      </w:r>
+    </w:p>
+    <w:p>
+      <w:pPr>
         <w:pStyle w:val="Heading3"/>
       </w:pPr>
       <w:r>
-        <w:t>Explain Power and resource tradeoffs · 2</w:t>
+        <w:t>Power and resource tradeoffs — evidence trace</w:t>
+      </w:r>
+    </w:p>
+    <w:tbl>
+      <w:tblPr>
+        <w:tblStyle w:val="LightShading-Accent1"/>
+        <w:tblW w:type="auto" w:w="0"/>
+        <w:tblLook w:firstColumn="1" w:firstRow="1" w:lastColumn="0" w:lastRow="0" w:noHBand="0" w:noVBand="1" w:val="04A0"/>
+      </w:tblPr>
+      <w:tblGrid>
+        <w:gridCol w:w="3408"/>
+        <w:gridCol w:w="3408"/>
+        <w:gridCol w:w="3408"/>
+      </w:tblGrid>
+      <w:tr>
+        <w:trPr>
+          <w:tblHeader/>
+        </w:trPr>
+        <w:tc>
+          <w:tcPr>
+            <w:tcW w:type="dxa" w:w="3408"/>
+          </w:tcPr>
+          <w:p>
+            <w:r>
+              <w:t>Input and scope</w:t>
+            </w:r>
+          </w:p>
+        </w:tc>
+        <w:tc>
+          <w:tcPr>
+            <w:tcW w:type="dxa" w:w="3408"/>
+          </w:tcPr>
+          <w:p>
+            <w:r>
+              <w:t>Check or calculation</w:t>
+            </w:r>
+          </w:p>
+        </w:tc>
+        <w:tc>
+          <w:tcPr>
+            <w:tcW w:type="dxa" w:w="3408"/>
+          </w:tcPr>
+          <w:p>
+            <w:r>
+              <w:t>Conclusion and limit</w:t>
+            </w:r>
+          </w:p>
+        </w:tc>
+      </w:tr>
+      <w:tr>
+        <w:tc>
+          <w:tcPr>
+            <w:tcW w:type="dxa" w:w="3408"/>
+          </w:tcPr>
+          <w:p>
+            <w:r>
+              <w:t>For a fixed alternative 100 simulations detect 62 times at n 20 and83 at n 40. Per-unit cost 3 credits.</w:t>
+            </w:r>
+          </w:p>
+        </w:tc>
+        <w:tc>
+          <w:tcPr>
+            <w:tcW w:type="dxa" w:w="3408"/>
+          </w:tcPr>
+          <w:p>
+            <w:r>
+              <w:t>Use supplied simulation results rather than an unsupported universal sample-size rule. Estimated detection frequency is detections/simulated alternative trials; false positives require null trials separately.</w:t>
+            </w:r>
+          </w:p>
+        </w:tc>
+        <w:tc>
+          <w:tcPr>
+            <w:tcW w:type="dxa" w:w="3408"/>
+          </w:tcPr>
+          <w:p>
+            <w:r>
+              <w:t>Estimated detection 62% versus 83%; cost 60 versus 120 credits per study. These simulation frequencies depend on the supplied model; null error is unmeasured.</w:t>
+            </w:r>
+          </w:p>
+        </w:tc>
+      </w:tr>
+    </w:tbl>
+    <w:p>
+      <w:r>
+        <w:t>The figure connects this chapter's worked input, declared procedure and result. Read the complete worked reasoning for qualifiers and intermediate steps; the abbreviated labels do not replace that reasoning.</w:t>
+      </w:r>
+    </w:p>
+    <w:p>
+      <w:pPr>
+        <w:spacing w:line="336" w:lineRule="auto" w:after="180"/>
+      </w:pPr>
+      <w:r>
+        <w:rPr>
+          <w:b w:val="0"/>
+        </w:rPr>
+        <w:t xml:space="preserve">Guided: Estimated detection 62% versus 83%; cost 60 versus 120 credits per study. These simulation frequencies depend on the supplied model; null error is unmeasured. Qualification: </w:t>
+      </w:r>
+      <w:r>
+        <w:rPr>
+          <w:b/>
+        </w:rPr>
+        <w:t>Power</w:t>
+      </w:r>
+      <w:r>
+        <w:rPr>
+          <w:b w:val="0"/>
+        </w:rPr>
+        <w:t xml:space="preserve"> estimates do not repair biased sampling or establish the probability a particular hypothesis is true. Exit: accept a concrete variation with its predicted outcome and a stated condition that would challenge the </w:t>
+      </w:r>
+      <w:r>
+        <w:rPr>
+          <w:b/>
+        </w:rPr>
+        <w:t>mechanism</w:t>
+      </w:r>
+      <w:r>
+        <w:rPr>
+          <w:b w:val="0"/>
+        </w:rPr>
+        <w:t xml:space="preserve">; reject a claim resting on unmeasured </w:t>
+      </w:r>
+      <w:r>
+        <w:rPr>
+          <w:b/>
+        </w:rPr>
+        <w:t>evidence</w:t>
+      </w:r>
+      <w:r>
+        <w:rPr>
+          <w:b w:val="0"/>
+        </w:rPr>
+        <w:t>.</w:t>
+      </w:r>
+    </w:p>
+    <w:p>
+      <w:pPr>
+        <w:spacing w:line="336" w:lineRule="auto" w:after="180"/>
+      </w:pPr>
+      <w:r>
+        <w:rPr>
+          <w:b w:val="0"/>
+        </w:rPr>
+        <w:t>For a fixed alternative 100 simulations detect 62 times at n 20 and83 at n 40. Per-unit cost 3 credits.</w:t>
+      </w:r>
+    </w:p>
+    <w:p>
+      <w:pPr>
+        <w:spacing w:line="336" w:lineRule="auto" w:after="180"/>
+      </w:pPr>
+      <w:r>
+        <w:rPr>
+          <w:b w:val="0"/>
+        </w:rPr>
+        <w:t>Estimated detection 62% versus 83%; cost 60 versus 120 credits per study. These simulation frequencies depend on the supplied model; null error is unmeasured.</w:t>
+      </w:r>
+    </w:p>
+    <w:p>
+      <w:pPr>
+        <w:spacing w:line="336" w:lineRule="auto" w:after="180"/>
+      </w:pPr>
+      <w:r>
+        <w:rPr>
+          <w:b w:val="0"/>
+        </w:rPr>
+        <w:t xml:space="preserve">Compare the intermediate </w:t>
+      </w:r>
+      <w:r>
+        <w:rPr>
+          <w:b/>
+        </w:rPr>
+        <w:t>evidence</w:t>
+      </w:r>
+      <w:r>
+        <w:rPr>
+          <w:b w:val="0"/>
+        </w:rPr>
+        <w:t xml:space="preserve"> with the final statement. Explain why each number or decision follows from the stated </w:t>
+      </w:r>
+      <w:r>
+        <w:rPr>
+          <w:b/>
+        </w:rPr>
+        <w:t>input</w:t>
+      </w:r>
+      <w:r>
+        <w:rPr>
+          <w:b w:val="0"/>
+        </w:rPr>
+        <w:t>s.</w:t>
+      </w:r>
+    </w:p>
+    <w:p>
+      <w:pPr>
+        <w:spacing w:line="336" w:lineRule="auto" w:after="180"/>
+      </w:pPr>
+      <w:r>
+        <w:rPr>
+          <w:b w:val="0"/>
+        </w:rPr>
+        <w:t xml:space="preserve">The conclusion belongs to this scenario and procedure; changing the </w:t>
+      </w:r>
+      <w:r>
+        <w:rPr>
+          <w:b/>
+        </w:rPr>
+        <w:t>input</w:t>
+      </w:r>
+      <w:r>
+        <w:rPr>
+          <w:b w:val="0"/>
+        </w:rPr>
+        <w:t>s, evaluation population or authority can change what it establishes. Retain the raw record so a later revision can be compared honestly.</w:t>
+      </w:r>
+    </w:p>
+    <w:p>
+      <w:pPr>
+        <w:pStyle w:val="Heading2"/>
+      </w:pPr>
+      <w:r>
+        <w:t>Boundary and misconception probes</w:t>
+      </w:r>
+    </w:p>
+    <w:tbl>
+      <w:tblPr>
+        <w:tblStyle w:val="LightShading-Accent1"/>
+        <w:tblW w:type="auto" w:w="0"/>
+        <w:tblLook w:firstColumn="1" w:firstRow="1" w:lastColumn="0" w:lastRow="0" w:noHBand="0" w:noVBand="1" w:val="04A0"/>
+      </w:tblPr>
+      <w:tblGrid>
+        <w:gridCol w:w="5112"/>
+        <w:gridCol w:w="5112"/>
+      </w:tblGrid>
+      <w:tr>
+        <w:trPr>
+          <w:tblHeader/>
+        </w:trPr>
+        <w:tc>
+          <w:tcPr>
+            <w:tcW w:type="dxa" w:w="5112"/>
+          </w:tcPr>
+          <w:p>
+            <w:r>
+              <w:t>Power/budget probe</w:t>
+            </w:r>
+          </w:p>
+        </w:tc>
+        <w:tc>
+          <w:tcPr>
+            <w:tcW w:type="dxa" w:w="5112"/>
+          </w:tcPr>
+          <w:p>
+            <w:r>
+              <w:t>Checked interpretation</w:t>
+            </w:r>
+          </w:p>
+        </w:tc>
+      </w:tr>
+      <w:tr>
+        <w:tc>
+          <w:tcPr>
+            <w:tcW w:type="dxa" w:w="5112"/>
+          </w:tcPr>
+          <w:p>
+            <w:r>
+              <w:t>62 detections out of 100 alternative trials</w:t>
+            </w:r>
+          </w:p>
+        </w:tc>
+        <w:tc>
+          <w:tcPr>
+            <w:tcW w:type="dxa" w:w="5112"/>
+          </w:tcPr>
+          <w:p>
+            <w:r>
+              <w:t>62% estimate, not known exact power</w:t>
+            </w:r>
+          </w:p>
+        </w:tc>
+      </w:tr>
+      <w:tr>
+        <w:tc>
+          <w:tcPr>
+            <w:tcW w:type="dxa" w:w="5112"/>
+          </w:tcPr>
+          <w:p>
+            <w:r>
+              <w:t>No null trials</w:t>
+            </w:r>
+          </w:p>
+        </w:tc>
+        <w:tc>
+          <w:tcPr>
+            <w:tcW w:type="dxa" w:w="5112"/>
+          </w:tcPr>
+          <w:p>
+            <w:r>
+              <w:t>False-positive frequency is unmeasured</w:t>
+            </w:r>
+          </w:p>
+        </w:tc>
+      </w:tr>
+      <w:tr>
+        <w:tc>
+          <w:tcPr>
+            <w:tcW w:type="dxa" w:w="5112"/>
+          </w:tcPr>
+          <w:p>
+            <w:r>
+              <w:t>Per-study cost versus all simulation work</w:t>
+            </w:r>
+          </w:p>
+        </w:tc>
+        <w:tc>
+          <w:tcPr>
+            <w:tcW w:type="dxa" w:w="5112"/>
+          </w:tcPr>
+          <w:p>
+            <w:r>
+              <w:t>Different denominators; do not confuse them</w:t>
+            </w:r>
+          </w:p>
+        </w:tc>
+      </w:tr>
+      <w:tr>
+        <w:tc>
+          <w:tcPr>
+            <w:tcW w:type="dxa" w:w="5112"/>
+          </w:tcPr>
+          <w:p>
+            <w:r>
+              <w:t>More units under fixed assumptions</w:t>
+            </w:r>
+          </w:p>
+        </w:tc>
+        <w:tc>
+          <w:tcPr>
+            <w:tcW w:type="dxa" w:w="5112"/>
+          </w:tcPr>
+          <w:p>
+            <w:r>
+              <w:t>Compare supplied frequencies and cost; no universal rule</w:t>
+            </w:r>
+          </w:p>
+        </w:tc>
+      </w:tr>
+      <w:tr>
+        <w:tc>
+          <w:tcPr>
+            <w:tcW w:type="dxa" w:w="5112"/>
+          </w:tcPr>
+          <w:p>
+            <w:r>
+              <w:t>Effect or variability changes</w:t>
+            </w:r>
+          </w:p>
+        </w:tc>
+        <w:tc>
+          <w:tcPr>
+            <w:tcW w:type="dxa" w:w="5112"/>
+          </w:tcPr>
+          <w:p>
+            <w:r>
+              <w:t>Recompute under the new model; old power need not transfer</w:t>
+            </w:r>
+          </w:p>
+        </w:tc>
+      </w:tr>
+      <w:tr>
+        <w:tc>
+          <w:tcPr>
+            <w:tcW w:type="dxa" w:w="5112"/>
+          </w:tcPr>
+          <w:p>
+            <w:r>
+              <w:t>Different unit IDs</w:t>
+            </w:r>
+          </w:p>
+        </w:tc>
+        <w:tc>
+          <w:tcPr>
+            <w:tcW w:type="dxa" w:w="5112"/>
+          </w:tcPr>
+          <w:p>
+            <w:r>
+              <w:t>Does not itself establish independent sampling</w:t>
+            </w:r>
+          </w:p>
+        </w:tc>
+      </w:tr>
+      <w:tr>
+        <w:tc>
+          <w:tcPr>
+            <w:tcW w:type="dxa" w:w="5112"/>
+          </w:tcPr>
+          <w:p>
+            <w:r>
+              <w:t>Higher observed detection rate</w:t>
+            </w:r>
+          </w:p>
+        </w:tc>
+        <w:tc>
+          <w:tcPr>
+            <w:tcW w:type="dxa" w:w="5112"/>
+          </w:tcPr>
+          <w:p>
+            <w:r>
+              <w:t>Not a guarantee the next study succeeds</w:t>
+            </w:r>
+          </w:p>
+        </w:tc>
+      </w:tr>
+      <w:tr>
+        <w:tc>
+          <w:tcPr>
+            <w:tcW w:type="dxa" w:w="5112"/>
+          </w:tcPr>
+          <w:p>
+            <w:r>
+              <w:t>Simulation model unspecified</w:t>
+            </w:r>
+          </w:p>
+        </w:tc>
+        <w:tc>
+          <w:tcPr>
+            <w:tcW w:type="dxa" w:w="5112"/>
+          </w:tcPr>
+          <w:p>
+            <w:r>
+              <w:t>Do not pretend supplied counts can reproduce the simulation</w:t>
+            </w:r>
+          </w:p>
+        </w:tc>
+      </w:tr>
+    </w:tbl>
+    <w:p>
+      <w:pPr>
+        <w:pStyle w:val="Heading2"/>
+      </w:pPr>
+      <w:r>
+        <w:t>Separate pictured facts and full reasoning</w:t>
+      </w:r>
+    </w:p>
+    <w:p>
+      <w:pPr>
+        <w:spacing w:line="336" w:lineRule="auto" w:after="180"/>
+      </w:pPr>
+      <w:r>
+        <w:rPr>
+          <w:b w:val="0"/>
+        </w:rPr>
+        <w:t>A simulated detection-and-resource trade-off. A fictional simulation repeats a study under the same assumed alternative effect, using two independent-unit sample sizes.</w:t>
+      </w:r>
+    </w:p>
+    <w:p>
+      <w:pPr>
+        <w:spacing w:line="336" w:lineRule="auto" w:after="180"/>
+      </w:pPr>
+      <w:r>
+        <w:rPr>
+          <w:b w:val="0"/>
+        </w:rPr>
+        <w:t xml:space="preserve">There are 100 </w:t>
+      </w:r>
+      <w:r>
+        <w:rPr>
+          <w:b/>
+        </w:rPr>
+        <w:t>simulation trial</w:t>
+      </w:r>
+      <w:r>
+        <w:rPr>
+          <w:b w:val="0"/>
+        </w:rPr>
+        <w:t>s per design. At n=20, 60 detect the specified effect; at n=40, 80 detect it. Each independent unit costs 2 resource units. Same test and effect assumptions are used.</w:t>
+      </w:r>
+    </w:p>
+    <w:p>
+      <w:pPr>
+        <w:spacing w:line="336" w:lineRule="auto" w:after="180"/>
+      </w:pPr>
+      <w:r>
+        <w:rPr>
+          <w:b w:val="0"/>
+        </w:rPr>
+        <w:t>The separate picture uses one hundred stipulated alternative trials per design, with sixty detections at n = 20 and eighty at n = 40. Its unit cost is two resource units, unlike the main example’s three credits. Estimated detection frequencies are 60% and 80%; per-study costs are forty and eighty resource units. The extra forty resource units accompany a twenty-percentage-point observed difference.</w:t>
+      </w:r>
+    </w:p>
+    <w:p>
+      <w:pPr>
+        <w:spacing w:line="336" w:lineRule="auto" w:after="180"/>
+      </w:pPr>
+      <w:r>
+        <w:rPr>
+          <w:b w:val="0"/>
+        </w:rPr>
+        <w:t>Neither is a measured effect on real pupils. Changing the assumed effect or variability may change power even at the same sample sizes, but no replacement detection counts are supplied. Null false-positive error needs separate null trials or appropriate theory.</w:t>
+      </w:r>
+    </w:p>
+    <w:tbl>
+      <w:tblPr>
+        <w:tblStyle w:val="LightShading-Accent1"/>
+        <w:tblW w:type="auto" w:w="0"/>
+        <w:tblLook w:firstColumn="1" w:firstRow="1" w:lastColumn="0" w:lastRow="0" w:noHBand="0" w:noVBand="1" w:val="04A0"/>
+      </w:tblPr>
+      <w:tblGrid>
+        <w:gridCol w:w="3408"/>
+        <w:gridCol w:w="3408"/>
+        <w:gridCol w:w="3408"/>
+      </w:tblGrid>
+      <w:tr>
+        <w:trPr>
+          <w:tblHeader/>
+        </w:trPr>
+        <w:tc>
+          <w:tcPr>
+            <w:tcW w:type="dxa" w:w="3408"/>
+          </w:tcPr>
+          <w:p>
+            <w:r>
+              <w:t>Separate picture quantity</w:t>
+            </w:r>
+          </w:p>
+        </w:tc>
+        <w:tc>
+          <w:tcPr>
+            <w:tcW w:type="dxa" w:w="3408"/>
+          </w:tcPr>
+          <w:p>
+            <w:r>
+              <w:t>n = 20</w:t>
+            </w:r>
+          </w:p>
+        </w:tc>
+        <w:tc>
+          <w:tcPr>
+            <w:tcW w:type="dxa" w:w="3408"/>
+          </w:tcPr>
+          <w:p>
+            <w:r>
+              <w:t>n = 40</w:t>
+            </w:r>
+          </w:p>
+        </w:tc>
+      </w:tr>
+      <w:tr>
+        <w:tc>
+          <w:tcPr>
+            <w:tcW w:type="dxa" w:w="3408"/>
+          </w:tcPr>
+          <w:p>
+            <w:r>
+              <w:t>Detections / supplied trials</w:t>
+            </w:r>
+          </w:p>
+        </w:tc>
+        <w:tc>
+          <w:tcPr>
+            <w:tcW w:type="dxa" w:w="3408"/>
+          </w:tcPr>
+          <w:p>
+            <w:r>
+              <w:t>60/100</w:t>
+            </w:r>
+          </w:p>
+        </w:tc>
+        <w:tc>
+          <w:tcPr>
+            <w:tcW w:type="dxa" w:w="3408"/>
+          </w:tcPr>
+          <w:p>
+            <w:r>
+              <w:t>80/100</w:t>
+            </w:r>
+          </w:p>
+        </w:tc>
+      </w:tr>
+      <w:tr>
+        <w:tc>
+          <w:tcPr>
+            <w:tcW w:type="dxa" w:w="3408"/>
+          </w:tcPr>
+          <w:p>
+            <w:r>
+              <w:t>Detection frequency</w:t>
+            </w:r>
+          </w:p>
+        </w:tc>
+        <w:tc>
+          <w:tcPr>
+            <w:tcW w:type="dxa" w:w="3408"/>
+          </w:tcPr>
+          <w:p>
+            <w:r>
+              <w:t>60%</w:t>
+            </w:r>
+          </w:p>
+        </w:tc>
+        <w:tc>
+          <w:tcPr>
+            <w:tcW w:type="dxa" w:w="3408"/>
+          </w:tcPr>
+          <w:p>
+            <w:r>
+              <w:t>80%</w:t>
+            </w:r>
+          </w:p>
+        </w:tc>
+      </w:tr>
+      <w:tr>
+        <w:tc>
+          <w:tcPr>
+            <w:tcW w:type="dxa" w:w="3408"/>
+          </w:tcPr>
+          <w:p>
+            <w:r>
+              <w:t>Cost per independent unit</w:t>
+            </w:r>
+          </w:p>
+        </w:tc>
+        <w:tc>
+          <w:tcPr>
+            <w:tcW w:type="dxa" w:w="3408"/>
+          </w:tcPr>
+          <w:p>
+            <w:r>
+              <w:t>2 resource units</w:t>
+            </w:r>
+          </w:p>
+        </w:tc>
+        <w:tc>
+          <w:tcPr>
+            <w:tcW w:type="dxa" w:w="3408"/>
+          </w:tcPr>
+          <w:p>
+            <w:r>
+              <w:t>2 resource units</w:t>
+            </w:r>
+          </w:p>
+        </w:tc>
+      </w:tr>
+      <w:tr>
+        <w:tc>
+          <w:tcPr>
+            <w:tcW w:type="dxa" w:w="3408"/>
+          </w:tcPr>
+          <w:p>
+            <w:r>
+              <w:t>Per-study cost</w:t>
+            </w:r>
+          </w:p>
+        </w:tc>
+        <w:tc>
+          <w:tcPr>
+            <w:tcW w:type="dxa" w:w="3408"/>
+          </w:tcPr>
+          <w:p>
+            <w:r>
+              <w:t>40 resource units</w:t>
+            </w:r>
+          </w:p>
+        </w:tc>
+        <w:tc>
+          <w:tcPr>
+            <w:tcW w:type="dxa" w:w="3408"/>
+          </w:tcPr>
+          <w:p>
+            <w:r>
+              <w:t>80 resource units</w:t>
+            </w:r>
+          </w:p>
+        </w:tc>
+      </w:tr>
+      <w:tr>
+        <w:tc>
+          <w:tcPr>
+            <w:tcW w:type="dxa" w:w="3408"/>
+          </w:tcPr>
+          <w:p>
+            <w:r>
+              <w:t>Large minus small</w:t>
+            </w:r>
+          </w:p>
+        </w:tc>
+        <w:tc>
+          <w:tcPr>
+            <w:tcW w:type="dxa" w:w="3408"/>
+          </w:tcPr>
+          <w:p>
+            <w:r>
+              <w:t>20 percentage points more detection</w:t>
+            </w:r>
+          </w:p>
+        </w:tc>
+        <w:tc>
+          <w:tcPr>
+            <w:tcW w:type="dxa" w:w="3408"/>
+          </w:tcPr>
+          <w:p>
+            <w:r>
+              <w:t>40 extra resource units</w:t>
+            </w:r>
+          </w:p>
+        </w:tc>
+      </w:tr>
+      <w:tr>
+        <w:tc>
+          <w:tcPr>
+            <w:tcW w:type="dxa" w:w="3408"/>
+          </w:tcPr>
+          <w:p>
+            <w:r>
+              <w:t>Changed effect/variability</w:t>
+            </w:r>
+          </w:p>
+        </w:tc>
+        <w:tc>
+          <w:tcPr>
+            <w:tcW w:type="dxa" w:w="3408"/>
+          </w:tcPr>
+          <w:p>
+            <w:r>
+              <w:t>New frequency unknown</w:t>
+            </w:r>
+          </w:p>
+        </w:tc>
+        <w:tc>
+          <w:tcPr>
+            <w:tcW w:type="dxa" w:w="3408"/>
+          </w:tcPr>
+          <w:p>
+            <w:r>
+              <w:t>New frequency unknown</w:t>
+            </w:r>
+          </w:p>
+        </w:tc>
+      </w:tr>
+      <w:tr>
+        <w:tc>
+          <w:tcPr>
+            <w:tcW w:type="dxa" w:w="3408"/>
+          </w:tcPr>
+          <w:p>
+            <w:r>
+              <w:t>What was actually run here</w:t>
+            </w:r>
+          </w:p>
+        </w:tc>
+        <w:tc>
+          <w:tcPr>
+            <w:tcW w:type="dxa" w:w="3408"/>
+          </w:tcPr>
+          <w:p>
+            <w:r>
+              <w:t>No simulations</w:t>
+            </w:r>
+          </w:p>
+        </w:tc>
+        <w:tc>
+          <w:tcPr>
+            <w:tcW w:type="dxa" w:w="3408"/>
+          </w:tcPr>
+          <w:p>
+            <w:r>
+              <w:t>No real study</w:t>
+            </w:r>
+          </w:p>
+        </w:tc>
+      </w:tr>
+    </w:tbl>
+    <w:p>
+      <w:r>
+        <w:drawing>
+          <wp:inline xmlns:a="http://schemas.openxmlformats.org/drawingml/2006/main" xmlns:pic="http://schemas.openxmlformats.org/drawingml/2006/picture">
+            <wp:extent cx="5486400" cy="2992582"/>
+            <wp:docPr id="1" name="Picture 1" descr="Main stipulated alternative simulations detect sixty-two of one hundred at twenty units and eighty-three of one hundred at forty units. Separate cost panel shows sixty versus one hundred twenty credits per study at three credits per unit. Detection differs by twenty-one percentage points; cost by sixty credits. Null error is unmeasured."/>
+            <wp:cNvGraphicFramePr>
+              <a:graphicFrameLocks noChangeAspect="1"/>
+            </wp:cNvGraphicFramePr>
+            <a:graphic>
+              <a:graphicData uri="http://schemas.openxmlformats.org/drawingml/2006/picture">
+                <pic:pic>
+                  <pic:nvPicPr>
+                    <pic:cNvPr id="0" name="ai-7-23-power-cost.png"/>
+                    <pic:cNvPicPr/>
+                  </pic:nvPicPr>
+                  <pic:blipFill>
+                    <a:blip r:embed="rId9"/>
+                    <a:stretch>
+                      <a:fillRect/>
+                    </a:stretch>
+                  </pic:blipFill>
+                  <pic:spPr>
+                    <a:xfrm>
+                      <a:off x="0" y="0"/>
+                      <a:ext cx="5486400" cy="2992582"/>
+                    </a:xfrm>
+                    <a:prstGeom prst="rect"/>
+                  </pic:spPr>
+                </pic:pic>
+              </a:graphicData>
+            </a:graphic>
+          </wp:inline>
+        </w:drawing>
+      </w:r>
+    </w:p>
+    <w:p>
+      <w:pPr>
+        <w:pStyle w:val="Heading2"/>
+      </w:pPr>
+      <w:r>
+        <w:t>Picture trace and changed-condition key</w:t>
+      </w:r>
+    </w:p>
+    <w:p>
+      <w:r>
+        <w:drawing>
+          <wp:inline xmlns:a="http://schemas.openxmlformats.org/drawingml/2006/main" xmlns:pic="http://schemas.openxmlformats.org/drawingml/2006/picture">
+            <wp:extent cx="5486400" cy="3337560"/>
+            <wp:docPr id="2" name="Picture 2" descr="Estimate simulated detection: Observed detection fractions are 60/100=60% and 80/100=80%. → Calculate design cost: n=20 costs 40 resource units; n=40 costs 80 units. → Compare the trade-off: Doubling cost adds 20 percentage points of simulated detection under these assumptions."/>
+            <wp:cNvGraphicFramePr>
+              <a:graphicFrameLocks noChangeAspect="1"/>
+            </wp:cNvGraphicFramePr>
+            <a:graphic>
+              <a:graphicData uri="http://schemas.openxmlformats.org/drawingml/2006/picture">
+                <pic:pic>
+                  <pic:nvPicPr>
+                    <pic:cNvPr id="0" name="academy-story-ai-7-23-02.png"/>
+                    <pic:cNvPicPr/>
+                  </pic:nvPicPr>
+                  <pic:blipFill>
+                    <a:blip r:embed="rId10"/>
+                    <a:stretch>
+                      <a:fillRect/>
+                    </a:stretch>
+                  </pic:blipFill>
+                  <pic:spPr>
+                    <a:xfrm>
+                      <a:off x="0" y="0"/>
+                      <a:ext cx="5486400" cy="3337560"/>
+                    </a:xfrm>
+                    <a:prstGeom prst="rect"/>
+                  </pic:spPr>
+                </pic:pic>
+              </a:graphicData>
+            </a:graphic>
+          </wp:inline>
+        </w:drawing>
+      </w:r>
+    </w:p>
+    <w:p>
+      <w:pPr>
+        <w:pStyle w:val="Heading3"/>
+      </w:pPr>
+      <w:r>
+        <w:t>Read the picture one step at a time</w:t>
+      </w:r>
+    </w:p>
+    <w:tbl>
+      <w:tblPr>
+        <w:tblStyle w:val="LightShading-Accent1"/>
+        <w:tblW w:type="auto" w:w="0"/>
+        <w:tblLook w:firstColumn="1" w:firstRow="1" w:lastColumn="0" w:lastRow="0" w:noHBand="0" w:noVBand="1" w:val="04A0"/>
+      </w:tblPr>
+      <w:tblGrid>
+        <w:gridCol w:w="5112"/>
+        <w:gridCol w:w="5112"/>
+      </w:tblGrid>
+      <w:tr>
+        <w:trPr>
+          <w:tblHeader/>
+        </w:trPr>
+        <w:tc>
+          <w:tcPr>
+            <w:tcW w:type="dxa" w:w="5112"/>
+          </w:tcPr>
+          <w:p>
+            <w:r>
+              <w:t>Step</w:t>
+            </w:r>
+          </w:p>
+        </w:tc>
+        <w:tc>
+          <w:tcPr>
+            <w:tcW w:type="dxa" w:w="5112"/>
+          </w:tcPr>
+          <w:p>
+            <w:r>
+              <w:t>What happens and why</w:t>
+            </w:r>
+          </w:p>
+        </w:tc>
+      </w:tr>
+      <w:tr>
+        <w:tc>
+          <w:tcPr>
+            <w:tcW w:type="dxa" w:w="5112"/>
+          </w:tcPr>
+          <w:p>
+            <w:r>
+              <w:t>1. Estimate simulated detection</w:t>
+            </w:r>
+          </w:p>
+        </w:tc>
+        <w:tc>
+          <w:tcPr>
+            <w:tcW w:type="dxa" w:w="5112"/>
+          </w:tcPr>
+          <w:p>
+            <w:r>
+              <w:t>Observed detection fractions are 60/100=60% and 80/100=80%.</w:t>
+            </w:r>
+          </w:p>
+        </w:tc>
+      </w:tr>
+      <w:tr>
+        <w:tc>
+          <w:tcPr>
+            <w:tcW w:type="dxa" w:w="5112"/>
+          </w:tcPr>
+          <w:p>
+            <w:r>
+              <w:t>2. Calculate design cost</w:t>
+            </w:r>
+          </w:p>
+        </w:tc>
+        <w:tc>
+          <w:tcPr>
+            <w:tcW w:type="dxa" w:w="5112"/>
+          </w:tcPr>
+          <w:p>
+            <w:r>
+              <w:t>n=20 costs 40 resource units; n=40 costs 80 units.</w:t>
+            </w:r>
+          </w:p>
+        </w:tc>
+      </w:tr>
+      <w:tr>
+        <w:tc>
+          <w:tcPr>
+            <w:tcW w:type="dxa" w:w="5112"/>
+          </w:tcPr>
+          <w:p>
+            <w:r>
+              <w:t>3. Compare the trade-off</w:t>
+            </w:r>
+          </w:p>
+        </w:tc>
+        <w:tc>
+          <w:tcPr>
+            <w:tcW w:type="dxa" w:w="5112"/>
+          </w:tcPr>
+          <w:p>
+            <w:r>
+              <w:t>Doubling cost adds 20 percentage points of simulated detection under these assumptions.</w:t>
+            </w:r>
+          </w:p>
+        </w:tc>
+      </w:tr>
+    </w:tbl>
+    <w:p>
+      <w:r>
+        <w:t>Match each pictured step to the supplied facts. This is a worked teaching case, not an independent assessment.</w:t>
+      </w:r>
+    </w:p>
+    <w:p>
+      <w:pPr>
+        <w:spacing w:line="336" w:lineRule="auto" w:after="180"/>
+      </w:pPr>
+      <w:r>
+        <w:rPr>
+          <w:b/>
+        </w:rPr>
+        <w:t>Power</w:t>
+      </w:r>
+      <w:r>
+        <w:rPr>
+          <w:b w:val="0"/>
+        </w:rPr>
+        <w:t xml:space="preserve"> is the probability of detecting a specified effect under a specified model and decision rule.</w:t>
+      </w:r>
+    </w:p>
+    <w:p>
+      <w:pPr>
+        <w:spacing w:line="336" w:lineRule="auto" w:after="180"/>
+      </w:pPr>
+      <w:r>
+        <w:rPr>
+          <w:b w:val="0"/>
+        </w:rPr>
+        <w:t>Repeated simulation can estimate it; the estimate depends on effect size, variability, design and test assumptions, not sample size alone.</w:t>
+      </w:r>
+    </w:p>
+    <w:p>
+      <w:pPr>
+        <w:spacing w:line="336" w:lineRule="auto" w:after="180"/>
+      </w:pPr>
+      <w:r>
+        <w:rPr>
+          <w:b w:val="0"/>
+        </w:rPr>
+        <w:t xml:space="preserve">Only 100 trials per design produce noisy estimates. They are fictional stipulated results, not executed simulation or </w:t>
+      </w:r>
+      <w:r>
+        <w:rPr>
+          <w:b/>
+        </w:rPr>
+        <w:t>evidence</w:t>
+      </w:r>
+      <w:r>
+        <w:rPr>
+          <w:b w:val="0"/>
+        </w:rPr>
+        <w:t xml:space="preserve"> about pupils.</w:t>
+      </w:r>
+    </w:p>
+    <w:p>
+      <w:pPr>
+        <w:spacing w:line="336" w:lineRule="auto" w:after="180"/>
+      </w:pPr>
+      <w:r>
+        <w:rPr>
+          <w:b w:val="0"/>
+        </w:rPr>
+        <w:t>Change: Change the assumed effect or variability but keep the sample sizes.</w:t>
+      </w:r>
+    </w:p>
+    <w:p>
+      <w:pPr>
+        <w:spacing w:line="336" w:lineRule="auto" w:after="180"/>
+      </w:pPr>
+      <w:r>
+        <w:rPr>
+          <w:b/>
+        </w:rPr>
+        <w:t>Prediction</w:t>
+      </w:r>
+      <w:r>
+        <w:rPr>
+          <w:b w:val="0"/>
+        </w:rPr>
+        <w:t>: The detection fractions need new simulation; the resource costs stay 40 and 80.</w:t>
+      </w:r>
+    </w:p>
+    <w:p>
+      <w:pPr>
+        <w:spacing w:line="336" w:lineRule="auto" w:after="180"/>
+      </w:pPr>
+      <w:r>
+        <w:rPr>
+          <w:b w:val="0"/>
+        </w:rPr>
+        <w:t xml:space="preserve">Reason: </w:t>
+      </w:r>
+      <w:r>
+        <w:rPr>
+          <w:b/>
+        </w:rPr>
+        <w:t>Power</w:t>
+      </w:r>
+      <w:r>
+        <w:rPr>
+          <w:b w:val="0"/>
+        </w:rPr>
+        <w:t xml:space="preserve"> depends on the data-generating assumptions, while this stated unit-cost calculation does not.</w:t>
+      </w:r>
+    </w:p>
+    <w:p>
+      <w:pPr>
+        <w:pStyle w:val="Heading2"/>
+      </w:pPr>
+      <w:r>
+        <w:t>Earlier wording, alternatives and picture transcripts · reference / check after trying</w:t>
+      </w:r>
+    </w:p>
+    <w:p>
+      <w:pPr>
+        <w:spacing w:line="336" w:lineRule="auto" w:after="180"/>
+      </w:pPr>
+      <w:r>
+        <w:rPr>
+          <w:b w:val="0"/>
+        </w:rPr>
+        <w:t>Begin by writing the question the procedure is intended to answer. Identify the information already supplied, the information it will produce and the information still missing.</w:t>
+      </w:r>
+    </w:p>
+    <w:p>
+      <w:pPr>
+        <w:spacing w:line="336" w:lineRule="auto" w:after="180"/>
+      </w:pPr>
+      <w:r>
+        <w:rPr>
+          <w:b w:val="0"/>
+        </w:rPr>
+        <w:t>These are constructed classroom examples; they do not require live accounts, private records or an external service. Do not treat a plausible explanation as a measured outcome.</w:t>
       </w:r>
     </w:p>
     <w:p>
@@ -979,99 +2621,30 @@
         <w:pStyle w:val="Heading3"/>
       </w:pPr>
       <w:r>
-        <w:t>Power and resource tradeoffs — evidence trace</w:t>
-      </w:r>
-    </w:p>
-    <w:tbl>
-      <w:tblPr>
-        <w:tblStyle w:val="LightShading-Accent1"/>
-        <w:tblW w:type="auto" w:w="0"/>
-        <w:tblLook w:firstColumn="1" w:firstRow="1" w:lastColumn="0" w:lastRow="0" w:noHBand="0" w:noVBand="1" w:val="04A0"/>
-      </w:tblPr>
-      <w:tblGrid>
-        <w:gridCol w:w="3408"/>
-        <w:gridCol w:w="3408"/>
-        <w:gridCol w:w="3408"/>
-      </w:tblGrid>
-      <w:tr>
-        <w:trPr>
-          <w:tblHeader/>
-        </w:trPr>
-        <w:tc>
-          <w:tcPr>
-            <w:tcW w:type="dxa" w:w="3408"/>
-          </w:tcPr>
-          <w:p>
-            <w:r>
-              <w:t>Input and scope</w:t>
-            </w:r>
-          </w:p>
-        </w:tc>
-        <w:tc>
-          <w:tcPr>
-            <w:tcW w:type="dxa" w:w="3408"/>
-          </w:tcPr>
-          <w:p>
-            <w:r>
-              <w:t>Check or calculation</w:t>
-            </w:r>
-          </w:p>
-        </w:tc>
-        <w:tc>
-          <w:tcPr>
-            <w:tcW w:type="dxa" w:w="3408"/>
-          </w:tcPr>
-          <w:p>
-            <w:r>
-              <w:t>Conclusion and limit</w:t>
-            </w:r>
-          </w:p>
-        </w:tc>
-      </w:tr>
-      <w:tr>
-        <w:tc>
-          <w:tcPr>
-            <w:tcW w:type="dxa" w:w="3408"/>
-          </w:tcPr>
-          <w:p>
-            <w:r>
-              <w:t>For a fixed alternative100 simulations detect62 times at n20 and83 at n40. Per-unit cost3 credits.</w:t>
-            </w:r>
-          </w:p>
-        </w:tc>
-        <w:tc>
-          <w:tcPr>
-            <w:tcW w:type="dxa" w:w="3408"/>
-          </w:tcPr>
-          <w:p>
-            <w:r>
-              <w:t>Use supplied simulation results rather than an unsupported universal sample-size rule. Estimated detection frequency is detections/simulated alternative trials; false positives require null trials separately.</w:t>
-            </w:r>
-          </w:p>
-        </w:tc>
-        <w:tc>
-          <w:tcPr>
-            <w:tcW w:type="dxa" w:w="3408"/>
-          </w:tcPr>
-          <w:p>
-            <w:r>
-              <w:t>Estimated detection62% versus83%; cost60 versus120 credits per study. These simulation frequencies depend on the supplied model; null error is unmeasured.</w:t>
-            </w:r>
-          </w:p>
-        </w:tc>
-      </w:tr>
-    </w:tbl>
-    <w:p>
-      <w:r>
-        <w:t>The figure connects this chapter's worked input, declared procedure and result. Read the complete worked reasoning for qualifiers and intermediate steps; the abbreviated labels do not replace that reasoning.</w:t>
+        <w:t>Model the reasoning aloud</w:t>
       </w:r>
     </w:p>
     <w:p>
       <w:pPr>
-        <w:pStyle w:val="Heading3"/>
-      </w:pPr>
-      <w:r>
-        <w:t>Explain Power and resource tradeoffs · 3</w:t>
+        <w:spacing w:line="336" w:lineRule="auto" w:after="180"/>
+      </w:pPr>
+      <w:r>
+        <w:rPr>
+          <w:b w:val="0"/>
+        </w:rPr>
+        <w:t xml:space="preserve">Use the complete worked example below before asking learners to complete W2. Reveal a small part, invite a </w:t>
+      </w:r>
+      <w:r>
+        <w:rPr>
+          <w:b/>
+        </w:rPr>
+        <w:t>prediction</w:t>
+      </w:r>
+      <w:r>
+        <w:rPr>
+          <w:b w:val="0"/>
+        </w:rPr>
+        <w:t>, then explain the deciding step.</w:t>
       </w:r>
     </w:p>
     <w:p>
@@ -1082,195 +2655,7 @@
         <w:rPr>
           <w:b w:val="0"/>
         </w:rPr>
-        <w:t>Guided: Estimated detection62% versus83%; cost60 versus120 credits per study. These simulation frequencies depend on the supplied model; null error is unmeasured.</w:t>
-      </w:r>
-    </w:p>
-    <w:p>
-      <w:pPr>
-        <w:spacing w:line="336" w:lineRule="auto" w:after="180"/>
-      </w:pPr>
-      <w:r>
-        <w:rPr>
-          <w:b w:val="0"/>
-        </w:rPr>
-        <w:t xml:space="preserve">Qualification: </w:t>
-      </w:r>
-      <w:r>
-        <w:rPr>
-          <w:b/>
-        </w:rPr>
-        <w:t>Power</w:t>
-      </w:r>
-      <w:r>
-        <w:rPr>
-          <w:b w:val="0"/>
-        </w:rPr>
-        <w:t xml:space="preserve"> estimates do not repair biased sampling or establish the probability a particular hypothesis is true.</w:t>
-      </w:r>
-    </w:p>
-    <w:p>
-      <w:pPr>
-        <w:spacing w:line="336" w:lineRule="auto" w:after="180"/>
-      </w:pPr>
-      <w:r>
-        <w:rPr>
-          <w:b w:val="0"/>
-        </w:rPr>
-        <w:t xml:space="preserve">Exit: accept a concrete variation with its predicted outcome and a stated condition that would challenge the </w:t>
-      </w:r>
-      <w:r>
-        <w:rPr>
-          <w:b/>
-        </w:rPr>
-        <w:t>mechanism</w:t>
-      </w:r>
-      <w:r>
-        <w:rPr>
-          <w:b w:val="0"/>
-        </w:rPr>
-        <w:t xml:space="preserve">; reject a claim resting on unmeasured </w:t>
-      </w:r>
-      <w:r>
-        <w:rPr>
-          <w:b/>
-        </w:rPr>
-        <w:t>evidence</w:t>
-      </w:r>
-      <w:r>
-        <w:rPr>
-          <w:b w:val="0"/>
-        </w:rPr>
-        <w:t>.</w:t>
-      </w:r>
-    </w:p>
-    <w:p>
-      <w:pPr>
-        <w:pStyle w:val="Heading3"/>
-      </w:pPr>
-      <w:r>
-        <w:t>Model the reasoning aloud</w:t>
-      </w:r>
-    </w:p>
-    <w:p>
-      <w:pPr>
-        <w:spacing w:line="336" w:lineRule="auto" w:after="180"/>
-      </w:pPr>
-      <w:r>
-        <w:rPr>
-          <w:b w:val="0"/>
-        </w:rPr>
-        <w:t xml:space="preserve">Use the complete worked example below before asking learners to complete W2. Reveal a small part, invite a </w:t>
-      </w:r>
-      <w:r>
-        <w:rPr>
-          <w:b/>
-        </w:rPr>
-        <w:t>prediction</w:t>
-      </w:r>
-      <w:r>
-        <w:rPr>
-          <w:b w:val="0"/>
-        </w:rPr>
-        <w:t>, then explain the deciding step.</w:t>
-      </w:r>
-    </w:p>
-    <w:p>
-      <w:pPr>
-        <w:spacing w:line="336" w:lineRule="auto" w:after="180"/>
-      </w:pPr>
-      <w:r>
-        <w:rPr>
-          <w:b w:val="0"/>
-        </w:rPr>
         <w:t>These teacher notes contain solutions; do not reveal the independent case answer during modelling.</w:t>
-      </w:r>
-    </w:p>
-    <w:p>
-      <w:pPr>
-        <w:spacing w:line="336" w:lineRule="auto" w:after="180"/>
-      </w:pPr>
-      <w:r>
-        <w:rPr>
-          <w:b w:val="0"/>
-        </w:rPr>
-        <w:t>For a fixed alternative100 simulations detect62 times at n20 and83 at n40. Per-unit cost3 credits.</w:t>
-      </w:r>
-    </w:p>
-    <w:p>
-      <w:pPr>
-        <w:spacing w:line="336" w:lineRule="auto" w:after="180"/>
-      </w:pPr>
-      <w:r>
-        <w:rPr>
-          <w:b w:val="0"/>
-        </w:rPr>
-        <w:t>Estimated detection62% versus83%; cost60 versus120 credits per study. These simulation frequencies depend on the supplied model; null error is unmeasured.</w:t>
-      </w:r>
-    </w:p>
-    <w:p>
-      <w:pPr>
-        <w:pStyle w:val="Heading3"/>
-      </w:pPr>
-      <w:r>
-        <w:t>Model the reasoning aloud · 4</w:t>
-      </w:r>
-    </w:p>
-    <w:p>
-      <w:pPr>
-        <w:spacing w:line="336" w:lineRule="auto" w:after="180"/>
-      </w:pPr>
-      <w:r>
-        <w:rPr>
-          <w:b w:val="0"/>
-        </w:rPr>
-        <w:t xml:space="preserve">Compare the intermediate </w:t>
-      </w:r>
-      <w:r>
-        <w:rPr>
-          <w:b/>
-        </w:rPr>
-        <w:t>evidence</w:t>
-      </w:r>
-      <w:r>
-        <w:rPr>
-          <w:b w:val="0"/>
-        </w:rPr>
-        <w:t xml:space="preserve"> with the final statement. Explain why each number or decision follows from the stated </w:t>
-      </w:r>
-      <w:r>
-        <w:rPr>
-          <w:b/>
-        </w:rPr>
-        <w:t>input</w:t>
-      </w:r>
-      <w:r>
-        <w:rPr>
-          <w:b w:val="0"/>
-        </w:rPr>
-        <w:t>s.</w:t>
-      </w:r>
-    </w:p>
-    <w:p>
-      <w:pPr>
-        <w:spacing w:line="336" w:lineRule="auto" w:after="180"/>
-      </w:pPr>
-      <w:r>
-        <w:rPr>
-          <w:b w:val="0"/>
-        </w:rPr>
-        <w:t xml:space="preserve">The conclusion belongs to this scenario and procedure; changing the </w:t>
-      </w:r>
-      <w:r>
-        <w:rPr>
-          <w:b/>
-        </w:rPr>
-        <w:t>input</w:t>
-      </w:r>
-      <w:r>
-        <w:rPr>
-          <w:b w:val="0"/>
-        </w:rPr>
-        <w:t>s, evaluation population or authority can change what it establishes. Retain the raw record so a later revision can be compared honestly.</w:t>
       </w:r>
     </w:p>
     <w:tbl>
@@ -1396,53 +2781,10 @@
     </w:p>
     <w:p>
       <w:pPr>
-        <w:spacing w:line="336" w:lineRule="auto" w:after="180"/>
-      </w:pPr>
-      <w:r>
-        <w:rPr>
-          <w:b w:val="0"/>
-        </w:rPr>
-        <w:t>A simulated detection-and-resource trade-off. A fictional simulation repeats a study under the same assumed alternative effect, using two independent-unit sample sizes.</w:t>
-      </w:r>
-    </w:p>
-    <w:p>
-      <w:pPr>
         <w:pStyle w:val="Heading3"/>
       </w:pPr>
       <w:r>
         <w:t>The facts we will use</w:t>
-      </w:r>
-    </w:p>
-    <w:p>
-      <w:pPr>
-        <w:pStyle w:val="Heading3"/>
-      </w:pPr>
-      <w:r>
-        <w:t>Supplied facts</w:t>
-      </w:r>
-    </w:p>
-    <w:p>
-      <w:pPr>
-        <w:spacing w:line="336" w:lineRule="auto" w:after="180"/>
-        <w:shd w:fill="F1F6FC"/>
-      </w:pPr>
-      <w:r>
-        <w:rPr>
-          <w:b w:val="0"/>
-        </w:rPr>
-        <w:t xml:space="preserve">There are 100 </w:t>
-      </w:r>
-      <w:r>
-        <w:rPr>
-          <w:b/>
-        </w:rPr>
-        <w:t>simulation trial</w:t>
-      </w:r>
-      <w:r>
-        <w:rPr>
-          <w:b w:val="0"/>
-        </w:rPr>
-        <w:t>s per design. At n=20, 60 detect the specified effect; at n=40, 80 detect it. Each independent unit costs 2 resource units. Same test and effect assumptions are used.</w:t>
       </w:r>
     </w:p>
     <w:p>
@@ -1450,7 +2792,7 @@
         <w:drawing>
           <wp:inline xmlns:a="http://schemas.openxmlformats.org/drawingml/2006/main" xmlns:pic="http://schemas.openxmlformats.org/drawingml/2006/picture">
             <wp:extent cx="5486400" cy="3077029"/>
-            <wp:docPr id="1" name="Picture 1" descr="Stipulated simulation and resource records"/>
+            <wp:docPr id="3" name="Picture 3" descr="Stipulated simulation and resource records"/>
             <wp:cNvGraphicFramePr>
               <a:graphicFrameLocks noChangeAspect="1"/>
             </wp:cNvGraphicFramePr>
@@ -1462,7 +2804,7 @@
                     <pic:cNvPicPr/>
                   </pic:nvPicPr>
                   <pic:blipFill>
-                    <a:blip r:embed="rId9"/>
+                    <a:blip r:embed="rId11"/>
                     <a:stretch>
                       <a:fillRect/>
                     </a:stretch>
@@ -1486,7 +2828,7 @@
         <w:drawing>
           <wp:inline xmlns:a="http://schemas.openxmlformats.org/drawingml/2006/main" xmlns:pic="http://schemas.openxmlformats.org/drawingml/2006/picture">
             <wp:extent cx="5486400" cy="5225143"/>
-            <wp:docPr id="2" name="Picture 2" descr="Power and resource tradeoffs. Estimate simulated detection: Observed detection fractions are 60/100=60% and 80/100=80%.. Calculate design cost: n=20 costs 40 resource units; n=40 costs 80 units.. Compare the trade-off: Doubling cost adds 20 percentage points of simulated detection under these assumptions."/>
+            <wp:docPr id="4" name="Picture 4" descr="Power and resource tradeoffs. Estimate simulated detection: Observed detection fractions are 60/100=60% and 80/100=80%.. Calculate design cost: n=20 costs 40 resource units; n=40 costs 80 units.. Compare the trade-off: Doubling cost adds 20 percentage points of simulated detection under these assumptions."/>
             <wp:cNvGraphicFramePr>
               <a:graphicFrameLocks noChangeAspect="1"/>
             </wp:cNvGraphicFramePr>
@@ -1498,7 +2840,7 @@
                     <pic:cNvPicPr/>
                   </pic:nvPicPr>
                   <pic:blipFill>
-                    <a:blip r:embed="rId10"/>
+                    <a:blip r:embed="rId12"/>
                     <a:stretch>
                       <a:fillRect/>
                     </a:stretch>
@@ -1522,114 +2864,7 @@
         <w:pStyle w:val="Heading3"/>
       </w:pPr>
       <w:r>
-        <w:t>Read the picture one step at a time</w:t>
-      </w:r>
-    </w:p>
-    <w:tbl>
-      <w:tblPr>
-        <w:tblStyle w:val="LightShading-Accent1"/>
-        <w:tblW w:type="auto" w:w="0"/>
-        <w:tblLook w:firstColumn="1" w:firstRow="1" w:lastColumn="0" w:lastRow="0" w:noHBand="0" w:noVBand="1" w:val="04A0"/>
-      </w:tblPr>
-      <w:tblGrid>
-        <w:gridCol w:w="5112"/>
-        <w:gridCol w:w="5112"/>
-      </w:tblGrid>
-      <w:tr>
-        <w:trPr>
-          <w:tblHeader/>
-        </w:trPr>
-        <w:tc>
-          <w:tcPr>
-            <w:tcW w:type="dxa" w:w="5112"/>
-          </w:tcPr>
-          <w:p>
-            <w:r>
-              <w:t>Step</w:t>
-            </w:r>
-          </w:p>
-        </w:tc>
-        <w:tc>
-          <w:tcPr>
-            <w:tcW w:type="dxa" w:w="5112"/>
-          </w:tcPr>
-          <w:p>
-            <w:r>
-              <w:t>What happens and why</w:t>
-            </w:r>
-          </w:p>
-        </w:tc>
-      </w:tr>
-      <w:tr>
-        <w:tc>
-          <w:tcPr>
-            <w:tcW w:type="dxa" w:w="5112"/>
-          </w:tcPr>
-          <w:p>
-            <w:r>
-              <w:t>1. Estimate simulated detection</w:t>
-            </w:r>
-          </w:p>
-        </w:tc>
-        <w:tc>
-          <w:tcPr>
-            <w:tcW w:type="dxa" w:w="5112"/>
-          </w:tcPr>
-          <w:p>
-            <w:r>
-              <w:t>Observed detection fractions are 60/100=60% and 80/100=80%.</w:t>
-            </w:r>
-          </w:p>
-        </w:tc>
-      </w:tr>
-      <w:tr>
-        <w:tc>
-          <w:tcPr>
-            <w:tcW w:type="dxa" w:w="5112"/>
-          </w:tcPr>
-          <w:p>
-            <w:r>
-              <w:t>2. Calculate design cost</w:t>
-            </w:r>
-          </w:p>
-        </w:tc>
-        <w:tc>
-          <w:tcPr>
-            <w:tcW w:type="dxa" w:w="5112"/>
-          </w:tcPr>
-          <w:p>
-            <w:r>
-              <w:t>n=20 costs 40 resource units; n=40 costs 80 units.</w:t>
-            </w:r>
-          </w:p>
-        </w:tc>
-      </w:tr>
-      <w:tr>
-        <w:tc>
-          <w:tcPr>
-            <w:tcW w:type="dxa" w:w="5112"/>
-          </w:tcPr>
-          <w:p>
-            <w:r>
-              <w:t>3. Compare the trade-off</w:t>
-            </w:r>
-          </w:p>
-        </w:tc>
-        <w:tc>
-          <w:tcPr>
-            <w:tcW w:type="dxa" w:w="5112"/>
-          </w:tcPr>
-          <w:p>
-            <w:r>
-              <w:t>Doubling cost adds 20 percentage points of simulated detection under these assumptions.</w:t>
-            </w:r>
-          </w:p>
-        </w:tc>
-      </w:tr>
-    </w:tbl>
-    <w:p>
-      <w:r>
-        <w:t>Match each pictured step to the supplied facts. This is a worked teaching case, not an independent assessment.</w:t>
+        <w:t>Why this result follows</w:t>
       </w:r>
     </w:p>
     <w:p>
@@ -1637,7 +2872,7 @@
         <w:pStyle w:val="Heading3"/>
       </w:pPr>
       <w:r>
-        <w:t>Why this result follows</w:t>
+        <w:t>What this example does not establish</w:t>
       </w:r>
     </w:p>
     <w:p>
@@ -1645,151 +2880,157 @@
         <w:pStyle w:val="Heading3"/>
       </w:pPr>
       <w:r>
-        <w:t>Why the result follows</w:t>
+        <w:t>Change one thing in the pictured case</w:t>
       </w:r>
     </w:p>
     <w:p>
       <w:pPr>
-        <w:spacing w:line="336" w:lineRule="auto" w:after="180"/>
-        <w:shd w:fill="F1F6FC"/>
-      </w:pPr>
-      <w:r>
-        <w:rPr>
-          <w:b/>
-        </w:rPr>
-        <w:t>Power</w:t>
-      </w:r>
-      <w:r>
-        <w:rPr>
-          <w:b w:val="0"/>
-        </w:rPr>
-        <w:t xml:space="preserve"> is the probability of detecting a specified effect under a specified model and decision rule.</w:t>
+        <w:pStyle w:val="Heading3"/>
+      </w:pPr>
+      <w:r>
+        <w:t>Ask while showing the picture</w:t>
       </w:r>
     </w:p>
     <w:p>
       <w:pPr>
         <w:spacing w:line="336" w:lineRule="auto" w:after="180"/>
-        <w:shd w:fill="F1F6FC"/>
       </w:pPr>
       <w:r>
         <w:rPr>
           <w:b w:val="0"/>
         </w:rPr>
-        <w:t>Repeated simulation can estimate it; the estimate depends on effect size, variability, design and test assumptions, not sample size alone.</w:t>
+        <w:t xml:space="preserve">Cover the result. Ask learners to name the </w:t>
+      </w:r>
+      <w:r>
+        <w:rPr>
+          <w:b/>
+        </w:rPr>
+        <w:t>input</w:t>
+      </w:r>
+      <w:r>
+        <w:rPr>
+          <w:b w:val="0"/>
+        </w:rPr>
+        <w:t xml:space="preserve">s and predict the next step. Uncover one step, connect the icon to the actual procedure, and explain its </w:t>
+      </w:r>
+      <w:r>
+        <w:rPr>
+          <w:b/>
+        </w:rPr>
+        <w:t>evidence</w:t>
+      </w:r>
+      <w:r>
+        <w:rPr>
+          <w:b w:val="0"/>
+        </w:rPr>
+        <w:t>. Then change the supplied condition and compare.</w:t>
       </w:r>
     </w:p>
     <w:p>
       <w:pPr>
-        <w:pStyle w:val="Heading3"/>
-      </w:pPr>
-      <w:r>
-        <w:t>What this example does not establish</w:t>
+        <w:spacing w:line="336" w:lineRule="auto" w:after="180"/>
+      </w:pPr>
+      <w:r>
+        <w:rPr>
+          <w:b w:val="0"/>
+        </w:rPr>
+        <w:t>The picture is a representation; it does not document execution of a real AI model.</w:t>
       </w:r>
     </w:p>
     <w:p>
       <w:pPr>
-        <w:pStyle w:val="Heading3"/>
-      </w:pPr>
-      <w:r>
-        <w:t>Keep the stated limit</w:t>
+        <w:pStyle w:val="Heading1"/>
+      </w:pPr>
+      <w:r>
+        <w:t>03. Model a step,then remove help</w:t>
       </w:r>
     </w:p>
     <w:p>
-      <w:pPr>
-        <w:spacing w:line="336" w:lineRule="auto" w:after="180"/>
-        <w:shd w:fill="FFF5E6"/>
-      </w:pPr>
-      <w:r>
-        <w:rPr>
-          <w:b w:val="0"/>
-        </w:rPr>
-        <w:t xml:space="preserve">Only 100 trials per design produce noisy estimates. They are fictional stipulated results, not executed simulation or </w:t>
-      </w:r>
-      <w:r>
-        <w:rPr>
-          <w:b/>
-        </w:rPr>
-        <w:t>evidence</w:t>
-      </w:r>
-      <w:r>
-        <w:rPr>
-          <w:b w:val="0"/>
-        </w:rPr>
-        <w:t xml:space="preserve"> about pupils.</w:t>
+      <w:r>
+        <w:t>Collect each learner’s reasoning before showing a key.</w:t>
       </w:r>
     </w:p>
     <w:p>
       <w:pPr>
-        <w:pStyle w:val="Heading3"/>
-      </w:pPr>
-      <w:r>
-        <w:t>Change one thing in the pictured case</w:t>
+        <w:pStyle w:val="Heading2"/>
+      </w:pPr>
+      <w:r>
+        <w:t>Current completion task and checked reasoning</w:t>
       </w:r>
     </w:p>
     <w:p>
       <w:pPr>
-        <w:pStyle w:val="Heading3"/>
-      </w:pPr>
-      <w:r>
-        <w:t>Change one thing</w:t>
+        <w:spacing w:line="336" w:lineRule="auto" w:after="180"/>
+      </w:pPr>
+      <w:r>
+        <w:rPr>
+          <w:b w:val="0"/>
+        </w:rPr>
+        <w:t>Completion task: For a fixed alternative 100 simulations detect 62 times at n 20 and83 at n 40. Per-unit cost 3 credits. Show the intermediate steps and give the conclusion with its scope.</w:t>
       </w:r>
     </w:p>
     <w:p>
       <w:pPr>
         <w:spacing w:line="336" w:lineRule="auto" w:after="180"/>
-        <w:shd w:fill="F5F1FB"/>
       </w:pPr>
       <w:r>
         <w:rPr>
           <w:b w:val="0"/>
         </w:rPr>
-        <w:t>Change: Change the assumed effect or variability but keep the sample sizes.</w:t>
+        <w:t>Teacher check: Teacher explanation: Estimated detection 62% versus 83%; cost 60 versus 120 credits per study. These simulation frequencies depend on the supplied model; null error is unmeasured.</w:t>
       </w:r>
     </w:p>
     <w:p>
       <w:pPr>
-        <w:pStyle w:val="Heading3"/>
-      </w:pPr>
-      <w:r>
-        <w:t>Predicted result</w:t>
+        <w:spacing w:line="336" w:lineRule="auto" w:after="180"/>
+      </w:pPr>
+      <w:r>
+        <w:rPr>
+          <w:b w:val="0"/>
+        </w:rPr>
+        <w:t xml:space="preserve">Start by identifying the given </w:t>
+      </w:r>
+      <w:r>
+        <w:rPr>
+          <w:b/>
+        </w:rPr>
+        <w:t>input</w:t>
+      </w:r>
+      <w:r>
+        <w:rPr>
+          <w:b w:val="0"/>
+        </w:rPr>
+        <w:t>s together. Leave the intermediate steps blank. If needed, model one step, then withdraw that help on the next step. Move to a full trace only when the partial trace is understood.</w:t>
       </w:r>
     </w:p>
     <w:p>
       <w:pPr>
         <w:spacing w:line="336" w:lineRule="auto" w:after="180"/>
-        <w:shd w:fill="F1F6FC"/>
-      </w:pPr>
-      <w:r>
-        <w:rPr>
-          <w:b/>
-        </w:rPr>
-        <w:t>Prediction</w:t>
-      </w:r>
+      </w:pPr>
       <w:r>
         <w:rPr>
           <w:b w:val="0"/>
         </w:rPr>
-        <w:t>: The detection fractions need new simulation; the resource costs stay 40 and 80.</w:t>
+        <w:t>For partners, alternate explainer and checker; collect a response from every learner before discussion.</w:t>
       </w:r>
     </w:p>
     <w:p>
       <w:pPr>
-        <w:pStyle w:val="Heading3"/>
-      </w:pPr>
-      <w:r>
-        <w:t>Why the result follows</w:t>
+        <w:pStyle w:val="Heading2"/>
+      </w:pPr>
+      <w:r>
+        <w:t>Individual misconception check</w:t>
       </w:r>
     </w:p>
     <w:p>
       <w:pPr>
         <w:spacing w:line="336" w:lineRule="auto" w:after="180"/>
-        <w:shd w:fill="F1F6FC"/>
       </w:pPr>
       <w:r>
         <w:rPr>
           <w:b w:val="0"/>
         </w:rPr>
-        <w:t xml:space="preserve">Reason: </w:t>
+        <w:t xml:space="preserve">Use the worked case for </w:t>
       </w:r>
       <w:r>
         <w:rPr>
@@ -1801,23 +3042,41 @@
         <w:rPr>
           <w:b w:val="0"/>
         </w:rPr>
-        <w:t xml:space="preserve"> depends on the data-generating assumptions, while this stated unit-cost calculation does not.</w:t>
+        <w:t xml:space="preserve"> and resource tradeoffs. Proposed explanation: “The worked result establishes every future case”. Decide whether this explanation is supported.</w:t>
       </w:r>
     </w:p>
     <w:p>
       <w:pPr>
-        <w:pStyle w:val="Heading3"/>
-      </w:pPr>
-      <w:r>
-        <w:t>Ask while showing the picture</w:t>
+        <w:spacing w:line="336" w:lineRule="auto" w:after="180"/>
+      </w:pPr>
+      <w:r>
+        <w:rPr>
+          <w:b w:val="0"/>
+        </w:rPr>
+        <w:t>Point to the step or supplied fact that decides; explain your repair if needed.</w:t>
       </w:r>
     </w:p>
     <w:p>
       <w:pPr>
-        <w:pStyle w:val="Heading3"/>
-      </w:pPr>
-      <w:r>
-        <w:t>Ask while showing the picture · 5</w:t>
+        <w:spacing w:line="336" w:lineRule="auto" w:after="180"/>
+      </w:pPr>
+      <w:r>
+        <w:rPr>
+          <w:b w:val="0"/>
+        </w:rPr>
+        <w:t xml:space="preserve">Expected correction: </w:t>
+      </w:r>
+      <w:r>
+        <w:rPr>
+          <w:b/>
+        </w:rPr>
+        <w:t>Power</w:t>
+      </w:r>
+      <w:r>
+        <w:rPr>
+          <w:b w:val="0"/>
+        </w:rPr>
+        <w:t xml:space="preserve"> estimates do not repair biased sampling or establish the probability a particular hypothesis is true.</w:t>
       </w:r>
     </w:p>
     <w:p>
@@ -1828,31 +3087,7 @@
         <w:rPr>
           <w:b w:val="0"/>
         </w:rPr>
-        <w:t xml:space="preserve">Cover the result. Ask learners to name the </w:t>
-      </w:r>
-      <w:r>
-        <w:rPr>
-          <w:b/>
-        </w:rPr>
-        <w:t>input</w:t>
-      </w:r>
-      <w:r>
-        <w:rPr>
-          <w:b w:val="0"/>
-        </w:rPr>
-        <w:t xml:space="preserve">s and predict the next step. Uncover one step, connect the icon to the actual procedure, and explain its </w:t>
-      </w:r>
-      <w:r>
-        <w:rPr>
-          <w:b/>
-        </w:rPr>
-        <w:t>evidence</w:t>
-      </w:r>
-      <w:r>
-        <w:rPr>
-          <w:b w:val="0"/>
-        </w:rPr>
-        <w:t>. Then change the supplied condition and compare.</w:t>
+        <w:t>Collect explanations, not only yes/no votes. If a misunderstanding is common, re-model the relevant step for the class.</w:t>
       </w:r>
     </w:p>
     <w:p>
@@ -1863,20 +3098,228 @@
         <w:rPr>
           <w:b w:val="0"/>
         </w:rPr>
-        <w:t>The picture is a representation; it does not document execution of a real AI model.</w:t>
+        <w:t>If it affects a few learners, give a short targeted group explanation while others solve a more demanding variation.</w:t>
       </w:r>
     </w:p>
     <w:p>
       <w:pPr>
-        <w:pStyle w:val="Heading1"/>
-      </w:pPr>
-      <w:r>
-        <w:t>03. Demonstrate and guide practice</w:t>
+        <w:pStyle w:val="Heading2"/>
+      </w:pPr>
+      <w:r>
+        <w:t>Pictured reasoning and changed case</w:t>
       </w:r>
     </w:p>
     <w:p>
-      <w:r>
-        <w:t>Demonstrate Power and resource tradeoffs, reduce support deliberately and check individual reasoning before discussing answers.</w:t>
+      <w:pPr>
+        <w:spacing w:line="336" w:lineRule="auto" w:after="180"/>
+      </w:pPr>
+      <w:r>
+        <w:rPr>
+          <w:b w:val="0"/>
+        </w:rPr>
+        <w:t xml:space="preserve">Calculate both simulated detection fractions and resource costs. What additional detection is observed for the extra forty units, and does that establish </w:t>
+      </w:r>
+      <w:r>
+        <w:rPr>
+          <w:b/>
+        </w:rPr>
+        <w:t>power</w:t>
+      </w:r>
+      <w:r>
+        <w:rPr>
+          <w:b w:val="0"/>
+        </w:rPr>
+        <w:t xml:space="preserve"> for an actual classroom study?</w:t>
+      </w:r>
+    </w:p>
+    <w:p>
+      <w:pPr>
+        <w:spacing w:line="336" w:lineRule="auto" w:after="180"/>
+      </w:pPr>
+      <w:r>
+        <w:rPr>
+          <w:b w:val="0"/>
+        </w:rPr>
+        <w:t xml:space="preserve">The fractions are </w:t>
+      </w:r>
+      <w:r>
+        <w:rPr>
+          <w:b/>
+        </w:rPr>
+        <w:t>60%</w:t>
+      </w:r>
+      <w:r>
+        <w:rPr>
+          <w:b w:val="0"/>
+        </w:rPr>
+        <w:t xml:space="preserve"> and </w:t>
+      </w:r>
+      <w:r>
+        <w:rPr>
+          <w:b/>
+        </w:rPr>
+        <w:t>80%</w:t>
+      </w:r>
+      <w:r>
+        <w:rPr>
+          <w:b w:val="0"/>
+        </w:rPr>
+        <w:t xml:space="preserve">; costs are 40 and 80 units. Forty extra units add 20 percentage points here. These simulation estimates do not establish real-study </w:t>
+      </w:r>
+      <w:r>
+        <w:rPr>
+          <w:b/>
+        </w:rPr>
+        <w:t>power</w:t>
+      </w:r>
+      <w:r>
+        <w:rPr>
+          <w:b w:val="0"/>
+        </w:rPr>
+        <w:t xml:space="preserve"> without justified assumptions.</w:t>
+      </w:r>
+    </w:p>
+    <w:p>
+      <w:pPr>
+        <w:spacing w:line="336" w:lineRule="auto" w:after="180"/>
+      </w:pPr>
+      <w:r>
+        <w:rPr>
+          <w:b w:val="0"/>
+        </w:rPr>
+        <w:t xml:space="preserve">Changed-case reasoning: The detection fractions need new simulation; the resource costs stay 40 and 80. </w:t>
+      </w:r>
+      <w:r>
+        <w:rPr>
+          <w:b/>
+        </w:rPr>
+        <w:t>Power</w:t>
+      </w:r>
+      <w:r>
+        <w:rPr>
+          <w:b w:val="0"/>
+        </w:rPr>
+        <w:t xml:space="preserve"> depends on the data-generating assumptions, while this stated unit-cost calculation does not.</w:t>
+      </w:r>
+    </w:p>
+    <w:p>
+      <w:pPr>
+        <w:spacing w:line="336" w:lineRule="auto" w:after="180"/>
+      </w:pPr>
+      <w:r>
+        <w:rPr>
+          <w:b w:val="0"/>
+        </w:rPr>
+        <w:t xml:space="preserve">Collect each learner’s explanation before discussion. Use the first missing connection between </w:t>
+      </w:r>
+      <w:r>
+        <w:rPr>
+          <w:b/>
+        </w:rPr>
+        <w:t>input</w:t>
+      </w:r>
+      <w:r>
+        <w:rPr>
+          <w:b w:val="0"/>
+        </w:rPr>
+        <w:t xml:space="preserve">, deciding step and result to choose support. This question is worked-case practice, not fresh mastery </w:t>
+      </w:r>
+      <w:r>
+        <w:rPr>
+          <w:b/>
+        </w:rPr>
+        <w:t>evidence</w:t>
+      </w:r>
+      <w:r>
+        <w:rPr>
+          <w:b w:val="0"/>
+        </w:rPr>
+        <w:t>.</w:t>
+      </w:r>
+    </w:p>
+    <w:p>
+      <w:pPr>
+        <w:pStyle w:val="Heading2"/>
+      </w:pPr>
+      <w:r>
+        <w:t>Accessible support and extension</w:t>
+      </w:r>
+    </w:p>
+    <w:p>
+      <w:pPr>
+        <w:spacing w:line="336" w:lineRule="auto" w:after="180"/>
+      </w:pPr>
+      <w:r>
+        <w:rPr>
+          <w:b w:val="0"/>
+        </w:rPr>
+        <w:t xml:space="preserve">Use the worked example in Sections 3 and 6. Collect a </w:t>
+      </w:r>
+      <w:r>
+        <w:rPr>
+          <w:b/>
+        </w:rPr>
+        <w:t>prediction</w:t>
+      </w:r>
+      <w:r>
+        <w:rPr>
+          <w:b w:val="0"/>
+        </w:rPr>
+        <w:t xml:space="preserve"> before revealing its result; ask the learner to point to each intermediate fact.</w:t>
+      </w:r>
+    </w:p>
+    <w:p>
+      <w:pPr>
+        <w:spacing w:line="336" w:lineRule="auto" w:after="180"/>
+      </w:pPr>
+      <w:r>
+        <w:rPr>
+          <w:b w:val="0"/>
+        </w:rPr>
+        <w:t xml:space="preserve">Provide an </w:t>
+      </w:r>
+      <w:r>
+        <w:rPr>
+          <w:b/>
+        </w:rPr>
+        <w:t>input</w:t>
+      </w:r>
+      <w:r>
+        <w:rPr>
+          <w:b w:val="0"/>
+        </w:rPr>
+        <w:t>/procedure/result/limit frame and a calculator when needed. Ask students to identify the first step before completing the whole trace.</w:t>
+      </w:r>
+    </w:p>
+    <w:p>
+      <w:pPr>
+        <w:spacing w:line="336" w:lineRule="auto" w:after="180"/>
+      </w:pPr>
+      <w:r>
+        <w:rPr>
+          <w:b w:val="0"/>
+        </w:rPr>
+        <w:t xml:space="preserve">Extension: compare two concrete variants of this </w:t>
+      </w:r>
+      <w:r>
+        <w:rPr>
+          <w:b/>
+        </w:rPr>
+        <w:t>mechanism</w:t>
+      </w:r>
+      <w:r>
+        <w:rPr>
+          <w:b w:val="0"/>
+        </w:rPr>
+        <w:t xml:space="preserve"> while holding unrelated conditions fixed; report both successful and unsuccessful outcomes.</w:t>
+      </w:r>
+    </w:p>
+    <w:p>
+      <w:pPr>
+        <w:pStyle w:val="Heading2"/>
+      </w:pPr>
+      <w:r>
+        <w:t>Earlier wording, alternatives and picture transcripts · reference / check after trying</w:t>
       </w:r>
     </w:p>
     <w:tbl>
@@ -2093,71 +3536,26 @@
     </w:tbl>
     <w:p>
       <w:pPr>
-        <w:spacing w:line="336" w:lineRule="auto" w:after="180"/>
-      </w:pPr>
-      <w:r>
-        <w:rPr>
-          <w:b w:val="0"/>
-        </w:rPr>
-        <w:t xml:space="preserve">Use the worked example in Sections 3 and 6. Collect a </w:t>
-      </w:r>
-      <w:r>
-        <w:rPr>
-          <w:b/>
-        </w:rPr>
-        <w:t>prediction</w:t>
-      </w:r>
-      <w:r>
-        <w:rPr>
-          <w:b w:val="0"/>
-        </w:rPr>
-        <w:t xml:space="preserve"> before revealing its result; ask the learner to point to each intermediate fact.</w:t>
+        <w:pStyle w:val="Heading3"/>
+      </w:pPr>
+      <w:r>
+        <w:t>Reduce help deliberately</w:t>
       </w:r>
     </w:p>
     <w:p>
       <w:pPr>
-        <w:spacing w:line="336" w:lineRule="auto" w:after="180"/>
-      </w:pPr>
-      <w:r>
-        <w:rPr>
-          <w:b w:val="0"/>
-        </w:rPr>
-        <w:t xml:space="preserve">Provide an </w:t>
-      </w:r>
-      <w:r>
-        <w:rPr>
-          <w:b/>
-        </w:rPr>
-        <w:t>input</w:t>
-      </w:r>
-      <w:r>
-        <w:rPr>
-          <w:b w:val="0"/>
-        </w:rPr>
-        <w:t>/procedure/result/limit frame and a calculator when needed. Ask students to identify the first step before completing the whole trace.</w:t>
+        <w:pStyle w:val="Heading3"/>
+      </w:pPr>
+      <w:r>
+        <w:t>Individual reasoning check</w:t>
       </w:r>
     </w:p>
     <w:p>
       <w:pPr>
-        <w:spacing w:line="336" w:lineRule="auto" w:after="180"/>
-      </w:pPr>
-      <w:r>
-        <w:rPr>
-          <w:b w:val="0"/>
-        </w:rPr>
-        <w:t xml:space="preserve">Extension: compare two concrete variants of this </w:t>
-      </w:r>
-      <w:r>
-        <w:rPr>
-          <w:b/>
-        </w:rPr>
-        <w:t>mechanism</w:t>
-      </w:r>
-      <w:r>
-        <w:rPr>
-          <w:b w:val="0"/>
-        </w:rPr>
-        <w:t xml:space="preserve"> while holding unrelated conditions fixed; report both successful and unsuccessful outcomes.</w:t>
+        <w:pStyle w:val="Heading3"/>
+      </w:pPr>
+      <w:r>
+        <w:t>Pictorial practice question</w:t>
       </w:r>
     </w:p>
     <w:p>
@@ -2165,47 +3563,39 @@
         <w:pStyle w:val="Heading3"/>
       </w:pPr>
       <w:r>
-        <w:t>Reduce help deliberately</w:t>
+        <w:t>Reasoned teacher answer</w:t>
       </w:r>
     </w:p>
     <w:p>
       <w:pPr>
-        <w:pStyle w:val="Heading3"/>
-      </w:pPr>
-      <w:r>
-        <w:t>Completion practice</w:t>
+        <w:pStyle w:val="Heading1"/>
+      </w:pPr>
+      <w:r>
+        <w:t>04. Run the complete supplied investigation</w:t>
       </w:r>
     </w:p>
     <w:p>
-      <w:pPr>
-        <w:spacing w:line="336" w:lineRule="auto" w:after="180"/>
-        <w:shd w:fill="F5F1FB"/>
-      </w:pPr>
-      <w:r>
-        <w:rPr>
-          <w:b w:val="0"/>
-        </w:rPr>
-        <w:t>Completion task: For a fixed alternative100 simulations detect62 times at n20 and83 at n40. Per-unit cost3 credits. Show the intermediate steps and give the conclusion with its scope.</w:t>
+      <w:r>
+        <w:t>Separate predictions,actual runs and paper traces.</w:t>
       </w:r>
     </w:p>
     <w:p>
       <w:pPr>
-        <w:pStyle w:val="Heading3"/>
-      </w:pPr>
-      <w:r>
-        <w:t>Reasoning to listen for</w:t>
+        <w:pStyle w:val="Heading2"/>
+      </w:pPr>
+      <w:r>
+        <w:t>Complete inputs,expected results and limits</w:t>
       </w:r>
     </w:p>
     <w:p>
       <w:pPr>
         <w:spacing w:line="336" w:lineRule="auto" w:after="180"/>
-        <w:shd w:fill="F1F6FC"/>
       </w:pPr>
       <w:r>
         <w:rPr>
           <w:b w:val="0"/>
         </w:rPr>
-        <w:t>Teacher check: Teacher explanation: Estimated detection62% versus83%; cost60 versus120 credits per study. These simulation frequencies depend on the supplied model; null error is unmeasured.</w:t>
+        <w:t>Main: 62% versus 83% supplied alternative-trial detection frequencies, a twenty-one-percentage-point difference. Per-study costs are sixty and one hundred twenty credits, an extra sixty. Picture: 60% versus 80%, cost forty versus eighty resource units, twenty points for forty extra units. These are different supplied scenarios. Changed effect or variability needs new planning; no replacement frequency is known.</w:t>
       </w:r>
     </w:p>
     <w:p>
@@ -2216,38 +3606,38 @@
         <w:rPr>
           <w:b w:val="0"/>
         </w:rPr>
-        <w:t xml:space="preserve">Start by identifying the given </w:t>
-      </w:r>
-      <w:r>
-        <w:rPr>
-          <w:b/>
-        </w:rPr>
-        <w:t>input</w:t>
-      </w:r>
-      <w:r>
-        <w:rPr>
-          <w:b w:val="0"/>
-        </w:rPr>
-        <w:t>s together. Leave the intermediate steps blank. If needed, model one step, then withdraw that help on the next step. Move to a full trace only when the partial trace is understood.</w:t>
+        <w:t>Independent task: 70/100 versus 85/100 gives 70% versus 85%, fifteen points; n = 30 or 60 at two per unit costs sixty or one hundred twenty. Null error is unmeasured, finite-trial estimates are noisy, and no real-study guarantee or universal sample-size claim follows.</w:t>
       </w:r>
     </w:p>
     <w:p>
       <w:pPr>
-        <w:spacing w:line="336" w:lineRule="auto" w:after="180"/>
-      </w:pPr>
-      <w:r>
-        <w:rPr>
-          <w:b w:val="0"/>
-        </w:rPr>
-        <w:t>For partners, alternate explainer and checker; collect a response from every learner before discussion.</w:t>
+        <w:pStyle w:val="Heading2"/>
+      </w:pPr>
+      <w:r>
+        <w:t>Diagnose the current misconceptions</w:t>
       </w:r>
     </w:p>
     <w:p>
       <w:pPr>
-        <w:pStyle w:val="Heading3"/>
-      </w:pPr>
-      <w:r>
-        <w:t>Individual reasoning check</w:t>
+        <w:spacing w:line="336" w:lineRule="auto" w:after="180"/>
+      </w:pPr>
+      <w:r>
+        <w:rPr>
+          <w:b w:val="0"/>
+        </w:rPr>
+        <w:t xml:space="preserve">The worked result establishes every future case: </w:t>
+      </w:r>
+      <w:r>
+        <w:rPr>
+          <w:b/>
+        </w:rPr>
+        <w:t>Power</w:t>
+      </w:r>
+      <w:r>
+        <w:rPr>
+          <w:b w:val="0"/>
+        </w:rPr>
+        <w:t xml:space="preserve"> estimates do not repair biased sampling or establish the probability a particular hypothesis is true.</w:t>
       </w:r>
     </w:p>
     <w:p>
@@ -2258,19 +3648,31 @@
         <w:rPr>
           <w:b w:val="0"/>
         </w:rPr>
-        <w:t xml:space="preserve">Use the worked case for </w:t>
+        <w:t xml:space="preserve">A missing </w:t>
       </w:r>
       <w:r>
         <w:rPr>
           <w:b/>
         </w:rPr>
-        <w:t>Power</w:t>
+        <w:t>input</w:t>
       </w:r>
       <w:r>
         <w:rPr>
           <w:b w:val="0"/>
         </w:rPr>
-        <w:t xml:space="preserve"> and resource tradeoffs. Proposed explanation: “The worked result establishes every future case”. Decide whether this explanation is supported.</w:t>
+        <w:t xml:space="preserve"> may be replaced without recording the change: A replacement changes the </w:t>
+      </w:r>
+      <w:r>
+        <w:rPr>
+          <w:b/>
+        </w:rPr>
+        <w:t>evidence</w:t>
+      </w:r>
+      <w:r>
+        <w:rPr>
+          <w:b w:val="0"/>
+        </w:rPr>
+        <w:t xml:space="preserve"> or contract. Record the change and its justification; do not silently turn unknown into a measured value.</w:t>
       </w:r>
     </w:p>
     <w:p>
@@ -2281,343 +3683,62 @@
         <w:rPr>
           <w:b w:val="0"/>
         </w:rPr>
-        <w:t>Point to the step or supplied fact that decides; explain your repair if needed.</w:t>
+        <w:t xml:space="preserve">Repeating an assessed case is new independent </w:t>
+      </w:r>
+      <w:r>
+        <w:rPr>
+          <w:b/>
+        </w:rPr>
+        <w:t>evidence</w:t>
+      </w:r>
+      <w:r>
+        <w:rPr>
+          <w:b w:val="0"/>
+        </w:rPr>
+        <w:t>: A replay checks consistency. An example used for feedback or revision cannot later be described as untouched final evaluation.</w:t>
       </w:r>
     </w:p>
     <w:p>
       <w:pPr>
-        <w:pStyle w:val="Heading3"/>
-      </w:pPr>
-      <w:r>
-        <w:t>Expected repair</w:t>
+        <w:spacing w:line="336" w:lineRule="auto" w:after="180"/>
+      </w:pPr>
+      <w:r>
+        <w:rPr>
+          <w:b w:val="0"/>
+        </w:rPr>
+        <w:t xml:space="preserve">Use Section 9 for the </w:t>
+      </w:r>
+      <w:r>
+        <w:rPr>
+          <w:b/>
+        </w:rPr>
+        <w:t>evidence</w:t>
+      </w:r>
+      <w:r>
+        <w:rPr>
+          <w:b w:val="0"/>
+        </w:rPr>
+        <w:t xml:space="preserve"> ledger. Add a boundary or missing-</w:t>
+      </w:r>
+      <w:r>
+        <w:rPr>
+          <w:b/>
+        </w:rPr>
+        <w:t>input</w:t>
+      </w:r>
+      <w:r>
+        <w:rPr>
+          <w:b w:val="0"/>
+        </w:rPr>
+        <w:t xml:space="preserve"> case and record the expected response before checking. More successful repeats of one case do not establish wider coverage.</w:t>
       </w:r>
     </w:p>
     <w:p>
       <w:pPr>
-        <w:spacing w:line="336" w:lineRule="auto" w:after="180"/>
-        <w:shd w:fill="F1F6FC"/>
-      </w:pPr>
-      <w:r>
-        <w:rPr>
-          <w:b w:val="0"/>
-        </w:rPr>
-        <w:t xml:space="preserve">Expected correction: </w:t>
-      </w:r>
-      <w:r>
-        <w:rPr>
-          <w:b/>
-        </w:rPr>
-        <w:t>Power</w:t>
-      </w:r>
-      <w:r>
-        <w:rPr>
-          <w:b w:val="0"/>
-        </w:rPr>
-        <w:t xml:space="preserve"> estimates do not repair biased sampling or establish the probability a particular hypothesis is true.</w:t>
-      </w:r>
-    </w:p>
-    <w:p>
-      <w:pPr>
-        <w:spacing w:line="336" w:lineRule="auto" w:after="180"/>
-      </w:pPr>
-      <w:r>
-        <w:rPr>
-          <w:b w:val="0"/>
-        </w:rPr>
-        <w:t>Collect explanations, not only yes/no votes. If a misunderstanding is common, re-model the relevant step for the class.</w:t>
-      </w:r>
-    </w:p>
-    <w:p>
-      <w:pPr>
-        <w:spacing w:line="336" w:lineRule="auto" w:after="180"/>
-      </w:pPr>
-      <w:r>
-        <w:rPr>
-          <w:b w:val="0"/>
-        </w:rPr>
-        <w:t>If it affects a few learners, give a short targeted group explanation while others solve a more demanding variation.</w:t>
-      </w:r>
-    </w:p>
-    <w:p>
-      <w:pPr>
-        <w:pStyle w:val="Heading3"/>
-      </w:pPr>
-      <w:r>
-        <w:t>Pictorial practice question</w:t>
-      </w:r>
-    </w:p>
-    <w:p>
-      <w:pPr>
-        <w:spacing w:line="336" w:lineRule="auto" w:after="180"/>
-        <w:shd w:fill="F5F1FB"/>
-      </w:pPr>
-      <w:r>
-        <w:rPr>
-          <w:b w:val="0"/>
-        </w:rPr>
-        <w:t xml:space="preserve">Calculate both simulated detection fractions and resource costs. What additional detection is observed for the extra forty units, and does that establish </w:t>
-      </w:r>
-      <w:r>
-        <w:rPr>
-          <w:b/>
-        </w:rPr>
-        <w:t>power</w:t>
-      </w:r>
-      <w:r>
-        <w:rPr>
-          <w:b w:val="0"/>
-        </w:rPr>
-        <w:t xml:space="preserve"> for an actual classroom study?</w:t>
-      </w:r>
-    </w:p>
-    <w:p>
-      <w:pPr>
-        <w:pStyle w:val="Heading3"/>
-      </w:pPr>
-      <w:r>
-        <w:t>Reasoned teacher answer</w:t>
-      </w:r>
-    </w:p>
-    <w:p>
-      <w:pPr>
-        <w:spacing w:line="336" w:lineRule="auto" w:after="180"/>
-      </w:pPr>
-      <w:r>
-        <w:rPr>
-          <w:b w:val="0"/>
-        </w:rPr>
-        <w:t xml:space="preserve">The fractions are </w:t>
-      </w:r>
-      <w:r>
-        <w:rPr>
-          <w:b/>
-        </w:rPr>
-        <w:t>60%</w:t>
-      </w:r>
-      <w:r>
-        <w:rPr>
-          <w:b w:val="0"/>
-        </w:rPr>
-        <w:t xml:space="preserve"> and </w:t>
-      </w:r>
-      <w:r>
-        <w:rPr>
-          <w:b/>
-        </w:rPr>
-        <w:t>80%</w:t>
-      </w:r>
-      <w:r>
-        <w:rPr>
-          <w:b w:val="0"/>
-        </w:rPr>
-        <w:t xml:space="preserve">; costs are 40 and 80 units. Forty extra units add 20 percentage points here. These simulation estimates do not establish real-study </w:t>
-      </w:r>
-      <w:r>
-        <w:rPr>
-          <w:b/>
-        </w:rPr>
-        <w:t>power</w:t>
-      </w:r>
-      <w:r>
-        <w:rPr>
-          <w:b w:val="0"/>
-        </w:rPr>
-        <w:t xml:space="preserve"> without justified assumptions.</w:t>
-      </w:r>
-    </w:p>
-    <w:p>
-      <w:pPr>
-        <w:spacing w:line="336" w:lineRule="auto" w:after="180"/>
-      </w:pPr>
-      <w:r>
-        <w:rPr>
-          <w:b w:val="0"/>
-        </w:rPr>
-        <w:t xml:space="preserve">Changed-case reasoning: The detection fractions need new simulation; the resource costs stay 40 and 80. </w:t>
-      </w:r>
-      <w:r>
-        <w:rPr>
-          <w:b/>
-        </w:rPr>
-        <w:t>Power</w:t>
-      </w:r>
-      <w:r>
-        <w:rPr>
-          <w:b w:val="0"/>
-        </w:rPr>
-        <w:t xml:space="preserve"> depends on the data-generating assumptions, while this stated unit-cost calculation does not.</w:t>
-      </w:r>
-    </w:p>
-    <w:p>
-      <w:pPr>
-        <w:spacing w:line="336" w:lineRule="auto" w:after="180"/>
-      </w:pPr>
-      <w:r>
-        <w:rPr>
-          <w:b w:val="0"/>
-        </w:rPr>
-        <w:t xml:space="preserve">Collect each learner’s explanation before discussion. Use the first missing connection between </w:t>
-      </w:r>
-      <w:r>
-        <w:rPr>
-          <w:b/>
-        </w:rPr>
-        <w:t>input</w:t>
-      </w:r>
-      <w:r>
-        <w:rPr>
-          <w:b w:val="0"/>
-        </w:rPr>
-        <w:t xml:space="preserve">, deciding step and result to choose support. This question is worked-case practice, not fresh mastery </w:t>
-      </w:r>
-      <w:r>
-        <w:rPr>
-          <w:b/>
-        </w:rPr>
-        <w:t>evidence</w:t>
-      </w:r>
-      <w:r>
-        <w:rPr>
-          <w:b w:val="0"/>
-        </w:rPr>
-        <w:t>.</w:t>
-      </w:r>
-    </w:p>
-    <w:p>
-      <w:pPr>
-        <w:pStyle w:val="Heading1"/>
-      </w:pPr>
-      <w:r>
-        <w:t>04. Run the investigation and diagnose misconceptions</w:t>
-      </w:r>
-    </w:p>
-    <w:p>
-      <w:r>
-        <w:t>Run the Power and resource tradeoffs investigation and use the first unsupported step to choose a teaching response.</w:t>
-      </w:r>
-    </w:p>
-    <w:p>
-      <w:pPr>
-        <w:spacing w:line="336" w:lineRule="auto" w:after="180"/>
-      </w:pPr>
-      <w:r>
-        <w:rPr>
-          <w:b w:val="0"/>
-        </w:rPr>
-        <w:t xml:space="preserve">The worked result establishes every future case: </w:t>
-      </w:r>
-      <w:r>
-        <w:rPr>
-          <w:b/>
-        </w:rPr>
-        <w:t>Power</w:t>
-      </w:r>
-      <w:r>
-        <w:rPr>
-          <w:b w:val="0"/>
-        </w:rPr>
-        <w:t xml:space="preserve"> estimates do not repair biased sampling or establish the probability a particular hypothesis is true.</w:t>
-      </w:r>
-    </w:p>
-    <w:p>
-      <w:pPr>
-        <w:spacing w:line="336" w:lineRule="auto" w:after="180"/>
-      </w:pPr>
-      <w:r>
-        <w:rPr>
-          <w:b w:val="0"/>
-        </w:rPr>
-        <w:t xml:space="preserve">A missing </w:t>
-      </w:r>
-      <w:r>
-        <w:rPr>
-          <w:b/>
-        </w:rPr>
-        <w:t>input</w:t>
-      </w:r>
-      <w:r>
-        <w:rPr>
-          <w:b w:val="0"/>
-        </w:rPr>
-        <w:t xml:space="preserve"> may be replaced without recording the change: A replacement changes the </w:t>
-      </w:r>
-      <w:r>
-        <w:rPr>
-          <w:b/>
-        </w:rPr>
-        <w:t>evidence</w:t>
-      </w:r>
-      <w:r>
-        <w:rPr>
-          <w:b w:val="0"/>
-        </w:rPr>
-        <w:t xml:space="preserve"> or contract. Record the change and its justification; do not silently turn unknown into a measured value.</w:t>
-      </w:r>
-    </w:p>
-    <w:p>
-      <w:pPr>
-        <w:spacing w:line="336" w:lineRule="auto" w:after="180"/>
-      </w:pPr>
-      <w:r>
-        <w:rPr>
-          <w:b w:val="0"/>
-        </w:rPr>
-        <w:t xml:space="preserve">Repeating an assessed case is new independent </w:t>
-      </w:r>
-      <w:r>
-        <w:rPr>
-          <w:b/>
-        </w:rPr>
-        <w:t>evidence</w:t>
-      </w:r>
-      <w:r>
-        <w:rPr>
-          <w:b w:val="0"/>
-        </w:rPr>
-        <w:t>: A replay checks consistency. An example used for feedback or revision cannot later be described as untouched final evaluation.</w:t>
-      </w:r>
-    </w:p>
-    <w:p>
-      <w:pPr>
-        <w:spacing w:line="336" w:lineRule="auto" w:after="180"/>
-      </w:pPr>
-      <w:r>
-        <w:rPr>
-          <w:b w:val="0"/>
-        </w:rPr>
-        <w:t xml:space="preserve">Use Section 9 for the </w:t>
-      </w:r>
-      <w:r>
-        <w:rPr>
-          <w:b/>
-        </w:rPr>
-        <w:t>evidence</w:t>
-      </w:r>
-      <w:r>
-        <w:rPr>
-          <w:b w:val="0"/>
-        </w:rPr>
-        <w:t xml:space="preserve"> ledger. Add a boundary or missing-</w:t>
-      </w:r>
-      <w:r>
-        <w:rPr>
-          <w:b/>
-        </w:rPr>
-        <w:t>input</w:t>
-      </w:r>
-      <w:r>
-        <w:rPr>
-          <w:b w:val="0"/>
-        </w:rPr>
-        <w:t xml:space="preserve"> case and record the expected response before checking. More successful repeats of one case do not establish wider coverage.</w:t>
-      </w:r>
-    </w:p>
-    <w:p>
-      <w:pPr>
-        <w:pStyle w:val="Heading3"/>
-      </w:pPr>
-      <w:r>
-        <w:t>Match the support to the first error</w:t>
+        <w:pStyle w:val="Heading2"/>
+      </w:pPr>
+      <w:r>
+        <w:t>Choose accessible support</w:t>
       </w:r>
     </w:p>
     <w:tbl>
@@ -2790,57 +3911,39 @@
     </w:p>
     <w:p>
       <w:pPr>
-        <w:pStyle w:val="Heading1"/>
-      </w:pPr>
-      <w:r>
-        <w:t>05. Assess and explain the answers</w:t>
+        <w:pStyle w:val="Heading2"/>
+      </w:pPr>
+      <w:r>
+        <w:t>Earlier wording, alternatives and picture transcripts · reference / check after trying</w:t>
       </w:r>
     </w:p>
     <w:p>
-      <w:r>
-        <w:t>Use the Power and resource tradeoffs questions, teacher keys and criteria after the relevant attempts. Previously discussed cases are practice; protect the separately selected independent task.</w:t>
+      <w:pPr>
+        <w:pStyle w:val="Heading3"/>
+      </w:pPr>
+      <w:r>
+        <w:t>Match the support to the first error</w:t>
       </w:r>
     </w:p>
     <w:p>
       <w:pPr>
-        <w:pStyle w:val="Heading3"/>
-      </w:pPr>
-      <w:r>
-        <w:t>Guided and exit questions</w:t>
+        <w:pStyle w:val="Heading1"/>
+      </w:pPr>
+      <w:r>
+        <w:t>05. Assess the new research scenario</w:t>
       </w:r>
     </w:p>
     <w:p>
-      <w:pPr>
-        <w:spacing w:line="336" w:lineRule="auto" w:after="180"/>
-      </w:pPr>
-      <w:r>
-        <w:rPr>
-          <w:b w:val="0"/>
-        </w:rPr>
-        <w:t>Guided: Estimated detection62% versus83%; cost60 versus120 credits per study. These simulation frequencies depend on the supplied model; null error is unmeasured.</w:t>
+      <w:r>
+        <w:t>Keep the selected answer private until after a first attempt.</w:t>
       </w:r>
     </w:p>
     <w:p>
       <w:pPr>
-        <w:spacing w:line="336" w:lineRule="auto" w:after="180"/>
-      </w:pPr>
-      <w:r>
-        <w:rPr>
-          <w:b w:val="0"/>
-        </w:rPr>
-        <w:t xml:space="preserve">Qualification: </w:t>
-      </w:r>
-      <w:r>
-        <w:rPr>
-          <w:b/>
-        </w:rPr>
-        <w:t>Power</w:t>
-      </w:r>
-      <w:r>
-        <w:rPr>
-          <w:b w:val="0"/>
-        </w:rPr>
-        <w:t xml:space="preserve"> estimates do not repair biased sampling or establish the probability a particular hypothesis is true.</w:t>
+        <w:pStyle w:val="Heading2"/>
+      </w:pPr>
+      <w:r>
+        <w:t>Selected independent task and checked answer</w:t>
       </w:r>
     </w:p>
     <w:p>
@@ -2851,631 +3954,38 @@
         <w:rPr>
           <w:b w:val="0"/>
         </w:rPr>
-        <w:t xml:space="preserve">Exit: accept a concrete variation with its predicted outcome and a stated condition that would challenge the </w:t>
-      </w:r>
-      <w:r>
-        <w:rPr>
-          <w:b/>
-        </w:rPr>
-        <w:t>mechanism</w:t>
-      </w:r>
-      <w:r>
-        <w:rPr>
-          <w:b w:val="0"/>
-        </w:rPr>
-        <w:t xml:space="preserve">; reject a claim resting on unmeasured </w:t>
-      </w:r>
-      <w:r>
-        <w:rPr>
-          <w:b/>
-        </w:rPr>
-        <w:t>evidence</w:t>
-      </w:r>
-      <w:r>
-        <w:rPr>
-          <w:b w:val="0"/>
-        </w:rPr>
-        <w:t>.</w:t>
+        <w:t>Selected case: One hundred alternative trials detect 70 at n 30 and85 at n 60; unit cost 2. Compare.</w:t>
       </w:r>
     </w:p>
     <w:p>
       <w:pPr>
-        <w:pStyle w:val="Heading3"/>
-      </w:pPr>
-      <w:r>
-        <w:t>W1 Explain the mechanism</w:t>
+        <w:spacing w:line="336" w:lineRule="auto" w:after="180"/>
+      </w:pPr>
+      <w:r>
+        <w:rPr>
+          <w:b w:val="0"/>
+        </w:rPr>
+        <w:t xml:space="preserve">Teacher explanation: </w:t>
+      </w:r>
+      <w:r>
+        <w:rPr>
+          <w:b/>
+        </w:rPr>
+        <w:t>70%</w:t>
+      </w:r>
+      <w:r>
+        <w:rPr>
+          <w:b w:val="0"/>
+        </w:rPr>
+        <w:t xml:space="preserve"> versus85%; cost 60 versus 120. Larger n improves detection here but not automatically under every model.</w:t>
       </w:r>
     </w:p>
     <w:p>
       <w:pPr>
-        <w:pStyle w:val="Heading3"/>
-      </w:pPr>
-      <w:r>
-        <w:t>Workbook question · W1</w:t>
-      </w:r>
-    </w:p>
-    <w:p>
-      <w:pPr>
-        <w:spacing w:line="336" w:lineRule="auto" w:after="180"/>
-        <w:shd w:fill="F5F1FB"/>
-      </w:pPr>
-      <w:r>
-        <w:rPr>
-          <w:b w:val="0"/>
-        </w:rPr>
-        <w:t xml:space="preserve">Explain the weekly </w:t>
-      </w:r>
-      <w:r>
-        <w:rPr>
-          <w:b/>
-        </w:rPr>
-        <w:t>mechanism</w:t>
-      </w:r>
-      <w:r>
-        <w:rPr>
-          <w:b w:val="0"/>
-        </w:rPr>
-        <w:t xml:space="preserve"> in your own words. Use the worked scenario to name its </w:t>
-      </w:r>
-      <w:r>
-        <w:rPr>
-          <w:b/>
-        </w:rPr>
-        <w:t>input</w:t>
-      </w:r>
-      <w:r>
-        <w:rPr>
-          <w:b w:val="0"/>
-        </w:rPr>
-        <w:t xml:space="preserve">, decision rule and </w:t>
-      </w:r>
-      <w:r>
-        <w:rPr>
-          <w:b/>
-        </w:rPr>
-        <w:t>output</w:t>
-      </w:r>
-      <w:r>
-        <w:rPr>
-          <w:b w:val="0"/>
-        </w:rPr>
-        <w:t>.</w:t>
-      </w:r>
-    </w:p>
-    <w:p>
-      <w:pPr>
-        <w:pStyle w:val="Heading3"/>
-      </w:pPr>
-      <w:r>
-        <w:t>Teacher reasoning · W1</w:t>
-      </w:r>
-    </w:p>
-    <w:p>
-      <w:pPr>
-        <w:spacing w:line="336" w:lineRule="auto" w:after="180"/>
-        <w:shd w:fill="F1F6FC"/>
-      </w:pPr>
-      <w:r>
-        <w:rPr>
-          <w:b w:val="0"/>
-        </w:rPr>
-        <w:t xml:space="preserve">Teacher explanation: </w:t>
-      </w:r>
-      <w:r>
-        <w:rPr>
-          <w:b/>
-        </w:rPr>
-        <w:t>Power</w:t>
-      </w:r>
-      <w:r>
-        <w:rPr>
-          <w:b w:val="0"/>
-        </w:rPr>
-        <w:t xml:space="preserve"> concerns detecting a declared effect under a specified model and test. Planning depends on effect size, variability, unit independence and budget.</w:t>
-      </w:r>
-    </w:p>
-    <w:p>
-      <w:pPr>
-        <w:spacing w:line="336" w:lineRule="auto" w:after="180"/>
-        <w:shd w:fill="F1F6FC"/>
-      </w:pPr>
-      <w:r>
-        <w:rPr>
-          <w:b w:val="0"/>
-        </w:rPr>
-        <w:t>Use supplied simulation results rather than an unsupported universal sample-size rule. Estimated detection frequency is detections/simulated alternative trials; false positives require null trials separately.</w:t>
-      </w:r>
-    </w:p>
-    <w:p>
-      <w:pPr>
-        <w:pStyle w:val="Heading3"/>
-      </w:pPr>
-      <w:r>
-        <w:t>W2 Trace the worked case</w:t>
-      </w:r>
-    </w:p>
-    <w:p>
-      <w:pPr>
-        <w:pStyle w:val="Heading3"/>
-      </w:pPr>
-      <w:r>
-        <w:t>Workbook question · W2</w:t>
-      </w:r>
-    </w:p>
-    <w:p>
-      <w:pPr>
-        <w:spacing w:line="336" w:lineRule="auto" w:after="180"/>
-        <w:shd w:fill="F5F1FB"/>
-      </w:pPr>
-      <w:r>
-        <w:rPr>
-          <w:b w:val="0"/>
-        </w:rPr>
-        <w:t>For a fixed alternative100 simulations detect62 times at n20 and83 at n40. Per-unit cost3 credits. Show the intermediate steps and give the conclusion with its scope.</w:t>
-      </w:r>
-    </w:p>
-    <w:p>
-      <w:pPr>
-        <w:pStyle w:val="Heading3"/>
-      </w:pPr>
-      <w:r>
-        <w:t>Teacher reasoning · W2</w:t>
-      </w:r>
-    </w:p>
-    <w:p>
-      <w:pPr>
-        <w:spacing w:line="336" w:lineRule="auto" w:after="180"/>
-        <w:shd w:fill="F1F6FC"/>
-      </w:pPr>
-      <w:r>
-        <w:rPr>
-          <w:b w:val="0"/>
-        </w:rPr>
-        <w:t>Teacher explanation: Estimated detection62% versus83%; cost60 versus120 credits per study. These simulation frequencies depend on the supplied model; null error is unmeasured.</w:t>
-      </w:r>
-    </w:p>
-    <w:p>
-      <w:pPr>
-        <w:pStyle w:val="Heading3"/>
-      </w:pPr>
-      <w:r>
-        <w:t>W3 Audit the limit</w:t>
-      </w:r>
-    </w:p>
-    <w:p>
-      <w:pPr>
-        <w:pStyle w:val="Heading3"/>
-      </w:pPr>
-      <w:r>
-        <w:t>Workbook question · W3</w:t>
-      </w:r>
-    </w:p>
-    <w:p>
-      <w:pPr>
-        <w:spacing w:line="336" w:lineRule="auto" w:after="180"/>
-        <w:shd w:fill="F5F1FB"/>
-      </w:pPr>
-      <w:r>
-        <w:rPr>
-          <w:b w:val="0"/>
-        </w:rPr>
-        <w:t xml:space="preserve">A report omits this qualification: </w:t>
-      </w:r>
-      <w:r>
-        <w:rPr>
-          <w:b/>
-        </w:rPr>
-        <w:t>Power</w:t>
-      </w:r>
-      <w:r>
-        <w:rPr>
-          <w:b w:val="0"/>
-        </w:rPr>
-        <w:t xml:space="preserve"> estimates do not repair biased sampling or establish the probability a particular hypothesis is true.</w:t>
-      </w:r>
-    </w:p>
-    <w:p>
-      <w:pPr>
-        <w:spacing w:line="336" w:lineRule="auto" w:after="180"/>
-        <w:shd w:fill="F5F1FB"/>
-      </w:pPr>
-      <w:r>
-        <w:rPr>
-          <w:b w:val="0"/>
-        </w:rPr>
-        <w:t>Explain how omitting it could change a reader's interpretation, and write an accurate replacement.</w:t>
-      </w:r>
-    </w:p>
-    <w:p>
-      <w:pPr>
-        <w:pStyle w:val="Heading3"/>
-      </w:pPr>
-      <w:r>
-        <w:t>Teacher reasoning · W3</w:t>
-      </w:r>
-    </w:p>
-    <w:p>
-      <w:pPr>
-        <w:spacing w:line="336" w:lineRule="auto" w:after="180"/>
-        <w:shd w:fill="F1F6FC"/>
-      </w:pPr>
-      <w:r>
-        <w:rPr>
-          <w:b w:val="0"/>
-        </w:rPr>
-        <w:t xml:space="preserve">Teacher explanation: </w:t>
-      </w:r>
-      <w:r>
-        <w:rPr>
-          <w:b/>
-        </w:rPr>
-        <w:t>Power</w:t>
-      </w:r>
-      <w:r>
-        <w:rPr>
-          <w:b w:val="0"/>
-        </w:rPr>
-        <w:t xml:space="preserve"> estimates do not repair biased sampling or establish the probability a particular hypothesis is true.</w:t>
-      </w:r>
-    </w:p>
-    <w:p>
-      <w:pPr>
-        <w:spacing w:line="336" w:lineRule="auto" w:after="180"/>
-        <w:shd w:fill="F1F6FC"/>
-      </w:pPr>
-      <w:r>
-        <w:rPr>
-          <w:b w:val="0"/>
-        </w:rPr>
-        <w:t xml:space="preserve">State the observed result separately from the unverified or out-of-scope claim; preserve the original </w:t>
-      </w:r>
-      <w:r>
-        <w:rPr>
-          <w:b/>
-        </w:rPr>
-        <w:t>evidence</w:t>
-      </w:r>
-      <w:r>
-        <w:rPr>
-          <w:b w:val="0"/>
-        </w:rPr>
-        <w:t xml:space="preserve"> rather than inventing a missing fact.</w:t>
-      </w:r>
-    </w:p>
-    <w:p>
-      <w:pPr>
-        <w:pStyle w:val="Heading3"/>
-      </w:pPr>
-      <w:r>
-        <w:t>W4 Apply a new case independently</w:t>
-      </w:r>
-    </w:p>
-    <w:p>
-      <w:pPr>
-        <w:pStyle w:val="Heading3"/>
-      </w:pPr>
-      <w:r>
-        <w:t>Workbook question · W4</w:t>
-      </w:r>
-    </w:p>
-    <w:p>
-      <w:pPr>
-        <w:spacing w:line="336" w:lineRule="auto" w:after="180"/>
-        <w:shd w:fill="F5F1FB"/>
-      </w:pPr>
-      <w:r>
-        <w:rPr>
-          <w:b w:val="0"/>
-        </w:rPr>
-        <w:t>One hundred alternative trials detect70 at n30 and85 at n60; unit cost2. Compare.</w:t>
-      </w:r>
-    </w:p>
-    <w:p>
-      <w:pPr>
-        <w:pStyle w:val="Heading3"/>
-      </w:pPr>
-      <w:r>
-        <w:t>Teacher reasoning · W4</w:t>
-      </w:r>
-    </w:p>
-    <w:p>
-      <w:pPr>
-        <w:spacing w:line="336" w:lineRule="auto" w:after="180"/>
-        <w:shd w:fill="F1F6FC"/>
-      </w:pPr>
-      <w:r>
-        <w:rPr>
-          <w:b w:val="0"/>
-        </w:rPr>
-        <w:t xml:space="preserve">Teacher explanation: </w:t>
-      </w:r>
-      <w:r>
-        <w:rPr>
-          <w:b/>
-        </w:rPr>
-        <w:t>70%</w:t>
-      </w:r>
-      <w:r>
-        <w:rPr>
-          <w:b w:val="0"/>
-        </w:rPr>
-        <w:t xml:space="preserve"> versus85%; cost60 versus120. Larger n improves detection here but not automatically under every model.</w:t>
-      </w:r>
-    </w:p>
-    <w:p>
-      <w:pPr>
-        <w:pStyle w:val="Heading3"/>
-      </w:pPr>
-      <w:r>
-        <w:t>W5 Design a revealing follow-up</w:t>
-      </w:r>
-    </w:p>
-    <w:p>
-      <w:pPr>
-        <w:pStyle w:val="Heading3"/>
-      </w:pPr>
-      <w:r>
-        <w:t>Workbook question · W5</w:t>
-      </w:r>
-    </w:p>
-    <w:p>
-      <w:pPr>
-        <w:spacing w:line="336" w:lineRule="auto" w:after="180"/>
-        <w:shd w:fill="F5F1FB"/>
-      </w:pPr>
-      <w:r>
-        <w:rPr>
-          <w:b w:val="0"/>
-        </w:rPr>
-        <w:t>For the worked scenario, propose one additional case that could reveal a failure, describe its expected outcome before running it, and explain what would need to remain fixed for a fair comparison.</w:t>
-      </w:r>
-    </w:p>
-    <w:p>
-      <w:pPr>
-        <w:spacing w:line="336" w:lineRule="auto" w:after="180"/>
-        <w:shd w:fill="F5F1FB"/>
-      </w:pPr>
-      <w:r>
-        <w:rPr>
-          <w:b w:val="0"/>
-        </w:rPr>
-        <w:t>Do not reuse W4 as a new final test after receiving feedback.</w:t>
-      </w:r>
-    </w:p>
-    <w:p>
-      <w:pPr>
-        <w:pStyle w:val="Heading3"/>
-      </w:pPr>
-      <w:r>
-        <w:t>Teacher reasoning · W5</w:t>
-      </w:r>
-    </w:p>
-    <w:p>
-      <w:pPr>
-        <w:spacing w:line="336" w:lineRule="auto" w:after="180"/>
-        <w:shd w:fill="F1F6FC"/>
-      </w:pPr>
-      <w:r>
-        <w:rPr>
-          <w:b w:val="0"/>
-        </w:rPr>
-        <w:t xml:space="preserve">Teacher explanation: Accept a concrete variant of the worked </w:t>
-      </w:r>
-      <w:r>
-        <w:rPr>
-          <w:b/>
-        </w:rPr>
-        <w:t>input</w:t>
-      </w:r>
-      <w:r>
-        <w:rPr>
-          <w:b w:val="0"/>
-        </w:rPr>
-        <w:t xml:space="preserve"> or a missing/conflicting/boundary condition, with an expectation derived from the declared procedure.</w:t>
-      </w:r>
-    </w:p>
-    <w:p>
-      <w:pPr>
-        <w:spacing w:line="336" w:lineRule="auto" w:after="180"/>
-        <w:shd w:fill="F1F6FC"/>
-      </w:pPr>
-      <w:r>
-        <w:rPr>
-          <w:b w:val="0"/>
-        </w:rPr>
-        <w:t xml:space="preserve">Require preserved settings, original </w:t>
-      </w:r>
-      <w:r>
-        <w:rPr>
-          <w:b/>
-        </w:rPr>
-        <w:t>output</w:t>
-      </w:r>
-      <w:r>
-        <w:rPr>
-          <w:b w:val="0"/>
-        </w:rPr>
-        <w:t xml:space="preserve">s and data roles. </w:t>
-      </w:r>
-      <w:r>
-        <w:rPr>
-          <w:b/>
-        </w:rPr>
-        <w:t>Power</w:t>
-      </w:r>
-      <w:r>
-        <w:rPr>
-          <w:b w:val="0"/>
-        </w:rPr>
-        <w:t xml:space="preserve"> estimates do not repair biased sampling or establish the probability a particular hypothesis is true.</w:t>
-      </w:r>
-    </w:p>
-    <w:p>
-      <w:pPr>
-        <w:spacing w:line="336" w:lineRule="auto" w:after="180"/>
-        <w:shd w:fill="F1F6FC"/>
-      </w:pPr>
-      <w:r>
-        <w:rPr>
-          <w:b w:val="0"/>
-        </w:rPr>
-        <w:t xml:space="preserve">The new case should test this particular </w:t>
-      </w:r>
-      <w:r>
-        <w:rPr>
-          <w:b/>
-        </w:rPr>
-        <w:t>mechanism</w:t>
-      </w:r>
-      <w:r>
-        <w:rPr>
-          <w:b w:val="0"/>
-        </w:rPr>
-        <w:t xml:space="preserve"> rather than merely restate the original result.</w:t>
-      </w:r>
-    </w:p>
-    <w:p>
-      <w:pPr>
-        <w:pStyle w:val="Heading3"/>
-      </w:pPr>
-      <w:r>
-        <w:t>Independent assessment and fresh retry</w:t>
-      </w:r>
-    </w:p>
-    <w:p>
-      <w:pPr>
-        <w:pStyle w:val="Heading3"/>
-      </w:pPr>
-      <w:r>
-        <w:t>Teacher key · Independent assessment and fresh retry</w:t>
-      </w:r>
-    </w:p>
-    <w:p>
-      <w:pPr>
-        <w:spacing w:line="336" w:lineRule="auto" w:after="180"/>
-        <w:shd w:fill="F1F6FC"/>
-      </w:pPr>
-      <w:r>
-        <w:rPr>
-          <w:b w:val="0"/>
-        </w:rPr>
-        <w:t xml:space="preserve">W4: </w:t>
-      </w:r>
-      <w:r>
-        <w:rPr>
-          <w:b/>
-        </w:rPr>
-        <w:t>70%</w:t>
-      </w:r>
-      <w:r>
-        <w:rPr>
-          <w:b w:val="0"/>
-        </w:rPr>
-        <w:t xml:space="preserve"> versus85%; cost60 versus120. Larger n improves detection here but not automatically under every model. Require intermediate reasoning and the stated scope.</w:t>
-      </w:r>
-    </w:p>
-    <w:p>
-      <w:pPr>
-        <w:spacing w:line="336" w:lineRule="auto" w:after="180"/>
-        <w:shd w:fill="F1F6FC"/>
-      </w:pPr>
-      <w:r>
-        <w:rPr>
-          <w:b w:val="0"/>
-        </w:rPr>
-        <w:t>Fresh retry: Fifty alternative simulations detect35; sample n25, cost4 each. Expected reasoning: Estimated detection</w:t>
-      </w:r>
-      <w:r>
-        <w:rPr>
-          <w:b/>
-        </w:rPr>
-        <w:t>70%</w:t>
-      </w:r>
-      <w:r>
-        <w:rPr>
-          <w:b w:val="0"/>
-        </w:rPr>
-        <w:t>; study cost100 credits. Finite simulation uncertainty remains.</w:t>
-      </w:r>
-    </w:p>
-    <w:p>
-      <w:pPr>
-        <w:spacing w:line="336" w:lineRule="auto" w:after="180"/>
-        <w:shd w:fill="F1F6FC"/>
-      </w:pPr>
-      <w:r>
-        <w:rPr>
-          <w:b w:val="0"/>
-        </w:rPr>
-        <w:t>If students need support, record it and reassess with another new case rather than awarding independence to a copied answer.</w:t>
-      </w:r>
-    </w:p>
-    <w:p>
-      <w:pPr>
-        <w:pStyle w:val="Heading3"/>
-      </w:pPr>
-      <w:r>
-        <w:t>Assess independent transfer</w:t>
-      </w:r>
-    </w:p>
-    <w:p>
-      <w:pPr>
-        <w:pStyle w:val="Heading3"/>
-      </w:pPr>
-      <w:r>
-        <w:t>Independent question · withhold the key</w:t>
-      </w:r>
-    </w:p>
-    <w:p>
-      <w:pPr>
-        <w:spacing w:line="336" w:lineRule="auto" w:after="180"/>
-        <w:shd w:fill="F5F1FB"/>
-      </w:pPr>
-      <w:r>
-        <w:rPr>
-          <w:b w:val="0"/>
-        </w:rPr>
-        <w:t>Selected case: One hundred alternative trials detect70 at n30 and85 at n60; unit cost2. Compare.</w:t>
-      </w:r>
-    </w:p>
-    <w:p>
-      <w:pPr>
-        <w:pStyle w:val="Heading3"/>
-      </w:pPr>
-      <w:r>
-        <w:t>Selected case answer</w:t>
-      </w:r>
-    </w:p>
-    <w:p>
-      <w:pPr>
-        <w:pStyle w:val="Heading3"/>
-      </w:pPr>
-      <w:r>
-        <w:t>Teacher key · Selected case answer</w:t>
-      </w:r>
-    </w:p>
-    <w:p>
-      <w:pPr>
-        <w:spacing w:line="336" w:lineRule="auto" w:after="180"/>
-        <w:shd w:fill="F1F6FC"/>
-      </w:pPr>
-      <w:r>
-        <w:rPr>
-          <w:b w:val="0"/>
-        </w:rPr>
-        <w:t xml:space="preserve">Teacher explanation: </w:t>
-      </w:r>
-      <w:r>
-        <w:rPr>
-          <w:b/>
-        </w:rPr>
-        <w:t>70%</w:t>
-      </w:r>
-      <w:r>
-        <w:rPr>
-          <w:b w:val="0"/>
-        </w:rPr>
-        <w:t xml:space="preserve"> versus85%; cost60 versus120. Larger n improves detection here but not automatically under every model.</w:t>
+        <w:pStyle w:val="Heading2"/>
+      </w:pPr>
+      <w:r>
+        <w:t>Judge explanation,trace and limits</w:t>
       </w:r>
     </w:p>
     <w:tbl>
@@ -3582,54 +4092,55 @@
     </w:tbl>
     <w:p>
       <w:pPr>
-        <w:pStyle w:val="Heading3"/>
-      </w:pPr>
-      <w:r>
-        <w:t>Teacher key · Selected case answer</w:t>
+        <w:spacing w:line="336" w:lineRule="auto" w:after="180"/>
+      </w:pPr>
+      <w:r>
+        <w:rPr>
+          <w:b w:val="0"/>
+        </w:rPr>
+        <w:t>Record each dimension as not yet, with support, or independent. Accept a valid alternative procedure with a defensible trace.</w:t>
       </w:r>
     </w:p>
     <w:p>
       <w:pPr>
         <w:spacing w:line="336" w:lineRule="auto" w:after="180"/>
-        <w:shd w:fill="F1F6FC"/>
       </w:pPr>
       <w:r>
         <w:rPr>
           <w:b w:val="0"/>
         </w:rPr>
-        <w:t>Record each dimension as not yet, with support, or independent. Accept a valid alternative procedure with a defensible trace.</w:t>
+        <w:t xml:space="preserve">Do not penalise an honestly recorded model failure if the learner correctly explains its </w:t>
+      </w:r>
+      <w:r>
+        <w:rPr>
+          <w:b/>
+        </w:rPr>
+        <w:t>evidence</w:t>
+      </w:r>
+      <w:r>
+        <w:rPr>
+          <w:b w:val="0"/>
+        </w:rPr>
+        <w:t xml:space="preserve"> and limits.</w:t>
       </w:r>
     </w:p>
     <w:p>
       <w:pPr>
-        <w:spacing w:line="336" w:lineRule="auto" w:after="180"/>
-        <w:shd w:fill="F1F6FC"/>
-      </w:pPr>
-      <w:r>
-        <w:rPr>
-          <w:b w:val="0"/>
-        </w:rPr>
-        <w:t xml:space="preserve">Do not penalise an honestly recorded model failure if the learner correctly explains its </w:t>
-      </w:r>
-      <w:r>
-        <w:rPr>
-          <w:b/>
-        </w:rPr>
-        <w:t>evidence</w:t>
-      </w:r>
-      <w:r>
-        <w:rPr>
-          <w:b w:val="0"/>
-        </w:rPr>
-        <w:t xml:space="preserve"> and limits.</w:t>
+        <w:pStyle w:val="Heading2"/>
+      </w:pPr>
+      <w:r>
+        <w:t>Give one usable repair</w:t>
       </w:r>
     </w:p>
     <w:p>
       <w:pPr>
-        <w:pStyle w:val="Heading3"/>
-      </w:pPr>
-      <w:r>
-        <w:t>Feedback that the learner uses</w:t>
+        <w:spacing w:line="336" w:lineRule="auto" w:after="180"/>
+      </w:pPr>
+      <w:r>
+        <w:rPr>
+          <w:b w:val="0"/>
+        </w:rPr>
+        <w:t>Name the earliest unsupported step and give one action to repair it. Have the learner make that repair now and explain why. Then assess the relevant skill on a fresh, fully specified case.</w:t>
       </w:r>
     </w:p>
     <w:p>
@@ -3640,31 +4151,85 @@
         <w:rPr>
           <w:b w:val="0"/>
         </w:rPr>
-        <w:t>Name the earliest unsupported step and give one action to repair it. Have the learner make that repair now and explain why. Then assess the relevant skill on a fresh, fully specified case.</w:t>
+        <w:t>Confirm it was not previously practised with feedback; solve and check the new case before assigning it. A follow-up design prompt is a starting brief, not automatically an equivalent test.</w:t>
       </w:r>
     </w:p>
     <w:p>
       <w:pPr>
-        <w:spacing w:line="336" w:lineRule="auto" w:after="180"/>
-      </w:pPr>
-      <w:r>
-        <w:rPr>
-          <w:b w:val="0"/>
-        </w:rPr>
-        <w:t>Confirm it was not previously practised with feedback; solve and check the new case before assigning it. A follow-up design prompt is a starting brief, not automatically an equivalent test.</w:t>
+        <w:pStyle w:val="Heading2"/>
+      </w:pPr>
+      <w:r>
+        <w:t>W1 Explain the mechanism</w:t>
       </w:r>
     </w:p>
     <w:p>
       <w:pPr>
-        <w:pStyle w:val="Heading1"/>
-      </w:pPr>
-      <w:r>
-        <w:t>06. Connect the project, support and next lesson</w:t>
+        <w:spacing w:line="336" w:lineRule="auto" w:after="180"/>
+      </w:pPr>
+      <w:r>
+        <w:rPr>
+          <w:b w:val="0"/>
+        </w:rPr>
+        <w:t xml:space="preserve">Explain the weekly </w:t>
+      </w:r>
+      <w:r>
+        <w:rPr>
+          <w:b/>
+        </w:rPr>
+        <w:t>mechanism</w:t>
+      </w:r>
+      <w:r>
+        <w:rPr>
+          <w:b w:val="0"/>
+        </w:rPr>
+        <w:t xml:space="preserve"> in your own words. Use the worked scenario to name its </w:t>
+      </w:r>
+      <w:r>
+        <w:rPr>
+          <w:b/>
+        </w:rPr>
+        <w:t>input</w:t>
+      </w:r>
+      <w:r>
+        <w:rPr>
+          <w:b w:val="0"/>
+        </w:rPr>
+        <w:t xml:space="preserve">, decision rule and </w:t>
+      </w:r>
+      <w:r>
+        <w:rPr>
+          <w:b/>
+        </w:rPr>
+        <w:t>output</w:t>
+      </w:r>
+      <w:r>
+        <w:rPr>
+          <w:b w:val="0"/>
+        </w:rPr>
+        <w:t>.</w:t>
       </w:r>
     </w:p>
     <w:p>
-      <w:r>
-        <w:t>Connect Power and resource tradeoffs to Reproducible AI Research Study, adapt support and plan a later changed-case check.</w:t>
+      <w:pPr>
+        <w:spacing w:line="336" w:lineRule="auto" w:after="180"/>
+      </w:pPr>
+      <w:r>
+        <w:rPr>
+          <w:b w:val="0"/>
+        </w:rPr>
+        <w:t xml:space="preserve">Teacher explanation: </w:t>
+      </w:r>
+      <w:r>
+        <w:rPr>
+          <w:b/>
+        </w:rPr>
+        <w:t>Power</w:t>
+      </w:r>
+      <w:r>
+        <w:rPr>
+          <w:b w:val="0"/>
+        </w:rPr>
+        <w:t xml:space="preserve"> concerns detecting a declared effect under a specified model and test. Planning depends on effect size, variability, unit independence and budget.</w:t>
       </w:r>
     </w:p>
     <w:p>
@@ -3675,90 +4240,15 @@
         <w:rPr>
           <w:b w:val="0"/>
         </w:rPr>
-        <w:t xml:space="preserve">Add a labelled </w:t>
-      </w:r>
-      <w:r>
-        <w:rPr>
-          <w:b/>
-        </w:rPr>
-        <w:t>power</w:t>
-      </w:r>
-      <w:r>
-        <w:rPr>
-          <w:b w:val="0"/>
-        </w:rPr>
-        <w:t xml:space="preserve"> and resource tradeoffs </w:t>
-      </w:r>
-      <w:r>
-        <w:rPr>
-          <w:b/>
-        </w:rPr>
-        <w:t>evidence</w:t>
-      </w:r>
-      <w:r>
-        <w:rPr>
-          <w:b w:val="0"/>
-        </w:rPr>
-        <w:t xml:space="preserve"> sheet to Reproducible AI Research Study. Show how you can explain the </w:t>
-      </w:r>
-      <w:r>
-        <w:rPr>
-          <w:b/>
-        </w:rPr>
-        <w:t>mechanism</w:t>
-      </w:r>
-      <w:r>
-        <w:rPr>
-          <w:b w:val="0"/>
-        </w:rPr>
-        <w:t xml:space="preserve"> and terminology of </w:t>
-      </w:r>
-      <w:r>
-        <w:rPr>
-          <w:b/>
-        </w:rPr>
-        <w:t>power</w:t>
-      </w:r>
-      <w:r>
-        <w:rPr>
-          <w:b w:val="0"/>
-        </w:rPr>
-        <w:t xml:space="preserve"> and resource tradeoffs.</w:t>
+        <w:t>Use supplied simulation results rather than an unsupported universal sample-size rule. Estimated detection frequency is detections/simulated alternative trials; false positives require null trials separately.</w:t>
       </w:r>
     </w:p>
     <w:p>
       <w:pPr>
-        <w:spacing w:line="336" w:lineRule="auto" w:after="180"/>
-      </w:pPr>
-      <w:r>
-        <w:rPr>
-          <w:b w:val="0"/>
-        </w:rPr>
-        <w:t xml:space="preserve">Use the supplied fictional case and keep its </w:t>
-      </w:r>
-      <w:r>
-        <w:rPr>
-          <w:b/>
-        </w:rPr>
-        <w:t>input</w:t>
-      </w:r>
-      <w:r>
-        <w:rPr>
-          <w:b w:val="0"/>
-        </w:rPr>
-        <w:t xml:space="preserve">s, intermediate steps, calculation or </w:t>
-      </w:r>
-      <w:r>
-        <w:rPr>
-          <w:b/>
-        </w:rPr>
-        <w:t>prediction</w:t>
-      </w:r>
-      <w:r>
-        <w:rPr>
-          <w:b w:val="0"/>
-        </w:rPr>
-        <w:t>, and limitation. Connect this record to last week’s record; a matching answer without a trace is insufficient.</w:t>
+        <w:pStyle w:val="Heading2"/>
+      </w:pPr>
+      <w:r>
+        <w:t>W2 Trace the worked case</w:t>
       </w:r>
     </w:p>
     <w:p>
@@ -3769,19 +4259,7 @@
         <w:rPr>
           <w:b w:val="0"/>
         </w:rPr>
-        <w:t xml:space="preserve">Provide an </w:t>
-      </w:r>
-      <w:r>
-        <w:rPr>
-          <w:b/>
-        </w:rPr>
-        <w:t>input</w:t>
-      </w:r>
-      <w:r>
-        <w:rPr>
-          <w:b w:val="0"/>
-        </w:rPr>
-        <w:t>/procedure/result/limit frame and a calculator when needed. Ask students to identify the first step before completing the whole trace.</w:t>
+        <w:t>For a fixed alternative 100 simulations detect 62 times at n 20 and83 at n 40. Per-unit cost 3 credits. Show the intermediate steps and give the conclusion with its scope.</w:t>
       </w:r>
     </w:p>
     <w:p>
@@ -3792,42 +4270,15 @@
         <w:rPr>
           <w:b w:val="0"/>
         </w:rPr>
-        <w:t xml:space="preserve">Extension: compare two concrete variants of this </w:t>
-      </w:r>
-      <w:r>
-        <w:rPr>
-          <w:b/>
-        </w:rPr>
-        <w:t>mechanism</w:t>
-      </w:r>
-      <w:r>
-        <w:rPr>
-          <w:b w:val="0"/>
-        </w:rPr>
-        <w:t xml:space="preserve"> while holding unrelated conditions fixed; report both successful and unsuccessful outcomes.</w:t>
+        <w:t>Teacher explanation: Estimated detection 62% versus 83%; cost 60 versus 120 credits per study. These simulation frequencies depend on the supplied model; null error is unmeasured.</w:t>
       </w:r>
     </w:p>
     <w:p>
       <w:pPr>
-        <w:spacing w:line="336" w:lineRule="auto" w:after="180"/>
-      </w:pPr>
-      <w:r>
-        <w:rPr>
-          <w:b w:val="0"/>
-        </w:rPr>
-        <w:t xml:space="preserve">Next connection: Reproducible environment and records. Preserve the current case record and retrieve its </w:t>
-      </w:r>
-      <w:r>
-        <w:rPr>
-          <w:b/>
-        </w:rPr>
-        <w:t>evidence</w:t>
-      </w:r>
-      <w:r>
-        <w:rPr>
-          <w:b w:val="0"/>
-        </w:rPr>
-        <w:t xml:space="preserve"> boundary before moving on.</w:t>
+        <w:pStyle w:val="Heading2"/>
+      </w:pPr>
+      <w:r>
+        <w:t>W3 Audit the limit</w:t>
       </w:r>
     </w:p>
     <w:p>
@@ -3838,15 +4289,605 @@
         <w:rPr>
           <w:b w:val="0"/>
         </w:rPr>
-        <w:t>Retain the project ledger and assess a changed case after support. Check the relevant prerequisite before carrying this component forward.</w:t>
+        <w:t xml:space="preserve">A report omits this qualification: </w:t>
+      </w:r>
+      <w:r>
+        <w:rPr>
+          <w:b/>
+        </w:rPr>
+        <w:t>Power</w:t>
+      </w:r>
+      <w:r>
+        <w:rPr>
+          <w:b w:val="0"/>
+        </w:rPr>
+        <w:t xml:space="preserve"> estimates do not repair biased sampling or establish the probability a particular hypothesis is true.</w:t>
       </w:r>
     </w:p>
     <w:p>
       <w:pPr>
+        <w:spacing w:line="336" w:lineRule="auto" w:after="180"/>
+      </w:pPr>
+      <w:r>
+        <w:rPr>
+          <w:b w:val="0"/>
+        </w:rPr>
+        <w:t>Explain how omitting it could change a reader's interpretation, and write an accurate replacement.</w:t>
+      </w:r>
+    </w:p>
+    <w:p>
+      <w:pPr>
+        <w:spacing w:line="336" w:lineRule="auto" w:after="180"/>
+      </w:pPr>
+      <w:r>
+        <w:rPr>
+          <w:b w:val="0"/>
+        </w:rPr>
+        <w:t xml:space="preserve">Teacher explanation: </w:t>
+      </w:r>
+      <w:r>
+        <w:rPr>
+          <w:b/>
+        </w:rPr>
+        <w:t>Power</w:t>
+      </w:r>
+      <w:r>
+        <w:rPr>
+          <w:b w:val="0"/>
+        </w:rPr>
+        <w:t xml:space="preserve"> estimates do not repair biased sampling or establish the probability a particular hypothesis is true.</w:t>
+      </w:r>
+    </w:p>
+    <w:p>
+      <w:pPr>
+        <w:spacing w:line="336" w:lineRule="auto" w:after="180"/>
+      </w:pPr>
+      <w:r>
+        <w:rPr>
+          <w:b w:val="0"/>
+        </w:rPr>
+        <w:t xml:space="preserve">State the observed result separately from the unverified or out-of-scope claim; preserve the original </w:t>
+      </w:r>
+      <w:r>
+        <w:rPr>
+          <w:b/>
+        </w:rPr>
+        <w:t>evidence</w:t>
+      </w:r>
+      <w:r>
+        <w:rPr>
+          <w:b w:val="0"/>
+        </w:rPr>
+        <w:t xml:space="preserve"> rather than inventing a missing fact.</w:t>
+      </w:r>
+    </w:p>
+    <w:p>
+      <w:pPr>
+        <w:pStyle w:val="Heading2"/>
+      </w:pPr>
+      <w:r>
+        <w:t>W5 Design a revealing follow-up</w:t>
+      </w:r>
+    </w:p>
+    <w:p>
+      <w:pPr>
+        <w:spacing w:line="336" w:lineRule="auto" w:after="180"/>
+      </w:pPr>
+      <w:r>
+        <w:rPr>
+          <w:b w:val="0"/>
+        </w:rPr>
+        <w:t>For the worked scenario, propose one additional case that could reveal a failure, describe its expected outcome before running it, and explain what would need to remain fixed for a fair comparison.</w:t>
+      </w:r>
+    </w:p>
+    <w:p>
+      <w:pPr>
+        <w:spacing w:line="336" w:lineRule="auto" w:after="180"/>
+      </w:pPr>
+      <w:r>
+        <w:rPr>
+          <w:b w:val="0"/>
+        </w:rPr>
+        <w:t>Do not reuse W4 as a new final test after receiving feedback.</w:t>
+      </w:r>
+    </w:p>
+    <w:p>
+      <w:pPr>
+        <w:spacing w:line="336" w:lineRule="auto" w:after="180"/>
+      </w:pPr>
+      <w:r>
+        <w:rPr>
+          <w:b w:val="0"/>
+        </w:rPr>
+        <w:t xml:space="preserve">Teacher explanation: Accept a concrete variant of the worked </w:t>
+      </w:r>
+      <w:r>
+        <w:rPr>
+          <w:b/>
+        </w:rPr>
+        <w:t>input</w:t>
+      </w:r>
+      <w:r>
+        <w:rPr>
+          <w:b w:val="0"/>
+        </w:rPr>
+        <w:t xml:space="preserve"> or a missing/conflicting/boundary condition, with an expectation derived from the declared procedure.</w:t>
+      </w:r>
+    </w:p>
+    <w:p>
+      <w:pPr>
+        <w:spacing w:line="336" w:lineRule="auto" w:after="180"/>
+      </w:pPr>
+      <w:r>
+        <w:rPr>
+          <w:b w:val="0"/>
+        </w:rPr>
+        <w:t xml:space="preserve">Require preserved settings, original </w:t>
+      </w:r>
+      <w:r>
+        <w:rPr>
+          <w:b/>
+        </w:rPr>
+        <w:t>output</w:t>
+      </w:r>
+      <w:r>
+        <w:rPr>
+          <w:b w:val="0"/>
+        </w:rPr>
+        <w:t xml:space="preserve">s and data roles. </w:t>
+      </w:r>
+      <w:r>
+        <w:rPr>
+          <w:b/>
+        </w:rPr>
+        <w:t>Power</w:t>
+      </w:r>
+      <w:r>
+        <w:rPr>
+          <w:b w:val="0"/>
+        </w:rPr>
+        <w:t xml:space="preserve"> estimates do not repair biased sampling or establish the probability a particular hypothesis is true.</w:t>
+      </w:r>
+    </w:p>
+    <w:p>
+      <w:pPr>
+        <w:spacing w:line="336" w:lineRule="auto" w:after="180"/>
+      </w:pPr>
+      <w:r>
+        <w:rPr>
+          <w:b w:val="0"/>
+        </w:rPr>
+        <w:t xml:space="preserve">The new case should test this particular </w:t>
+      </w:r>
+      <w:r>
+        <w:rPr>
+          <w:b/>
+        </w:rPr>
+        <w:t>mechanism</w:t>
+      </w:r>
+      <w:r>
+        <w:rPr>
+          <w:b w:val="0"/>
+        </w:rPr>
+        <w:t xml:space="preserve"> rather than merely restate the original result.</w:t>
+      </w:r>
+    </w:p>
+    <w:p>
+      <w:pPr>
+        <w:pStyle w:val="Heading2"/>
+      </w:pPr>
+      <w:r>
+        <w:t>Earlier wording, alternatives and picture transcripts · reference / check after trying</w:t>
+      </w:r>
+    </w:p>
+    <w:p>
+      <w:pPr>
         <w:pStyle w:val="Heading3"/>
       </w:pPr>
       <w:r>
-        <w:t>Plan the delayed return</w:t>
+        <w:t>Guided and exit questions</w:t>
+      </w:r>
+    </w:p>
+    <w:p>
+      <w:pPr>
+        <w:spacing w:line="336" w:lineRule="auto" w:after="180"/>
+      </w:pPr>
+      <w:r>
+        <w:rPr>
+          <w:b w:val="0"/>
+        </w:rPr>
+        <w:t xml:space="preserve">Guided: Estimated detection 62% versus 83%; cost 60 versus 120 credits per study. These simulation frequencies depend on the supplied model; null error is unmeasured. Qualification: </w:t>
+      </w:r>
+      <w:r>
+        <w:rPr>
+          <w:b/>
+        </w:rPr>
+        <w:t>Power</w:t>
+      </w:r>
+      <w:r>
+        <w:rPr>
+          <w:b w:val="0"/>
+        </w:rPr>
+        <w:t xml:space="preserve"> estimates do not repair biased sampling or establish the probability a particular hypothesis is true. Exit: accept a concrete variation with its predicted outcome and a stated condition that would challenge the </w:t>
+      </w:r>
+      <w:r>
+        <w:rPr>
+          <w:b/>
+        </w:rPr>
+        <w:t>mechanism</w:t>
+      </w:r>
+      <w:r>
+        <w:rPr>
+          <w:b w:val="0"/>
+        </w:rPr>
+        <w:t xml:space="preserve">; reject a claim resting on unmeasured </w:t>
+      </w:r>
+      <w:r>
+        <w:rPr>
+          <w:b/>
+        </w:rPr>
+        <w:t>evidence</w:t>
+      </w:r>
+      <w:r>
+        <w:rPr>
+          <w:b w:val="0"/>
+        </w:rPr>
+        <w:t>.</w:t>
+      </w:r>
+    </w:p>
+    <w:p>
+      <w:pPr>
+        <w:pStyle w:val="Heading3"/>
+      </w:pPr>
+      <w:r>
+        <w:t>W1 Explain the mechanism</w:t>
+      </w:r>
+    </w:p>
+    <w:p>
+      <w:pPr>
+        <w:pStyle w:val="Heading3"/>
+      </w:pPr>
+      <w:r>
+        <w:t>W2 Trace the worked case</w:t>
+      </w:r>
+    </w:p>
+    <w:p>
+      <w:pPr>
+        <w:pStyle w:val="Heading3"/>
+      </w:pPr>
+      <w:r>
+        <w:t>W3 Audit the limit</w:t>
+      </w:r>
+    </w:p>
+    <w:p>
+      <w:pPr>
+        <w:pStyle w:val="Heading3"/>
+      </w:pPr>
+      <w:r>
+        <w:t>W4 Apply a new case independently</w:t>
+      </w:r>
+    </w:p>
+    <w:p>
+      <w:pPr>
+        <w:spacing w:line="336" w:lineRule="auto" w:after="180"/>
+      </w:pPr>
+      <w:r>
+        <w:rPr>
+          <w:b w:val="0"/>
+        </w:rPr>
+        <w:t>One hundred alternative trials detect 70 at n 30 and85 at n 60; unit cost 2. Compare.</w:t>
+      </w:r>
+    </w:p>
+    <w:p>
+      <w:pPr>
+        <w:spacing w:line="336" w:lineRule="auto" w:after="180"/>
+      </w:pPr>
+      <w:r>
+        <w:rPr>
+          <w:b w:val="0"/>
+        </w:rPr>
+        <w:t xml:space="preserve">Teacher explanation: </w:t>
+      </w:r>
+      <w:r>
+        <w:rPr>
+          <w:b/>
+        </w:rPr>
+        <w:t>70%</w:t>
+      </w:r>
+      <w:r>
+        <w:rPr>
+          <w:b w:val="0"/>
+        </w:rPr>
+        <w:t xml:space="preserve"> versus85%; cost 60 versus 120. Larger n improves detection here but not automatically under every model.</w:t>
+      </w:r>
+    </w:p>
+    <w:p>
+      <w:pPr>
+        <w:pStyle w:val="Heading3"/>
+      </w:pPr>
+      <w:r>
+        <w:t>W5 Design a revealing follow-up</w:t>
+      </w:r>
+    </w:p>
+    <w:p>
+      <w:pPr>
+        <w:pStyle w:val="Heading3"/>
+      </w:pPr>
+      <w:r>
+        <w:t>Independent assessment and fresh retry</w:t>
+      </w:r>
+    </w:p>
+    <w:p>
+      <w:pPr>
+        <w:spacing w:line="336" w:lineRule="auto" w:after="180"/>
+      </w:pPr>
+      <w:r>
+        <w:rPr>
+          <w:b w:val="0"/>
+        </w:rPr>
+        <w:t xml:space="preserve">W4: </w:t>
+      </w:r>
+      <w:r>
+        <w:rPr>
+          <w:b/>
+        </w:rPr>
+        <w:t>70%</w:t>
+      </w:r>
+      <w:r>
+        <w:rPr>
+          <w:b w:val="0"/>
+        </w:rPr>
+        <w:t xml:space="preserve"> versus85%; cost 60 versus 120. Larger n improves detection here but not automatically under every model. Require intermediate reasoning and the stated scope. Fresh retry: Fifty alternative simulations detect35; sample n25, cost4 each. Expected reasoning: Estimated detection</w:t>
+      </w:r>
+      <w:r>
+        <w:rPr>
+          <w:b/>
+        </w:rPr>
+        <w:t>70%</w:t>
+      </w:r>
+      <w:r>
+        <w:rPr>
+          <w:b w:val="0"/>
+        </w:rPr>
+        <w:t>; study cost100 credits. Finite simulation uncertainty remains. If students need support, record it and reassess with another new case rather than awarding independence to a copied answer.</w:t>
+      </w:r>
+    </w:p>
+    <w:p>
+      <w:pPr>
+        <w:pStyle w:val="Heading3"/>
+      </w:pPr>
+      <w:r>
+        <w:t>Assess independent transfer</w:t>
+      </w:r>
+    </w:p>
+    <w:p>
+      <w:pPr>
+        <w:pStyle w:val="Heading3"/>
+      </w:pPr>
+      <w:r>
+        <w:t>Selected case answer</w:t>
+      </w:r>
+    </w:p>
+    <w:p>
+      <w:pPr>
+        <w:pStyle w:val="Heading3"/>
+      </w:pPr>
+      <w:r>
+        <w:t>Feedback that the learner uses</w:t>
+      </w:r>
+    </w:p>
+    <w:p>
+      <w:pPr>
+        <w:pStyle w:val="Heading1"/>
+      </w:pPr>
+      <w:r>
+        <w:t>06. Connect, support and revisit research reasoning</w:t>
+      </w:r>
+    </w:p>
+    <w:p>
+      <w:r>
+        <w:t>Use saved evidence and assumptions to choose the next question.</w:t>
+      </w:r>
+    </w:p>
+    <w:p>
+      <w:pPr>
+        <w:pStyle w:val="Heading2"/>
+      </w:pPr>
+      <w:r>
+        <w:t>Project and next-week bridge</w:t>
+      </w:r>
+    </w:p>
+    <w:p>
+      <w:pPr>
+        <w:spacing w:line="336" w:lineRule="auto" w:after="180"/>
+      </w:pPr>
+      <w:r>
+        <w:rPr>
+          <w:b w:val="0"/>
+        </w:rPr>
+        <w:t xml:space="preserve">Add a labelled </w:t>
+      </w:r>
+      <w:r>
+        <w:rPr>
+          <w:b/>
+        </w:rPr>
+        <w:t>power</w:t>
+      </w:r>
+      <w:r>
+        <w:rPr>
+          <w:b w:val="0"/>
+        </w:rPr>
+        <w:t xml:space="preserve"> and resource tradeoffs </w:t>
+      </w:r>
+      <w:r>
+        <w:rPr>
+          <w:b/>
+        </w:rPr>
+        <w:t>evidence</w:t>
+      </w:r>
+      <w:r>
+        <w:rPr>
+          <w:b w:val="0"/>
+        </w:rPr>
+        <w:t xml:space="preserve"> sheet to Reproducible AI Research Study. Show how you can explain the </w:t>
+      </w:r>
+      <w:r>
+        <w:rPr>
+          <w:b/>
+        </w:rPr>
+        <w:t>mechanism</w:t>
+      </w:r>
+      <w:r>
+        <w:rPr>
+          <w:b w:val="0"/>
+        </w:rPr>
+        <w:t xml:space="preserve"> and terminology of </w:t>
+      </w:r>
+      <w:r>
+        <w:rPr>
+          <w:b/>
+        </w:rPr>
+        <w:t>power</w:t>
+      </w:r>
+      <w:r>
+        <w:rPr>
+          <w:b w:val="0"/>
+        </w:rPr>
+        <w:t xml:space="preserve"> and resource tradeoffs.</w:t>
+      </w:r>
+    </w:p>
+    <w:p>
+      <w:pPr>
+        <w:spacing w:line="336" w:lineRule="auto" w:after="180"/>
+      </w:pPr>
+      <w:r>
+        <w:rPr>
+          <w:b w:val="0"/>
+        </w:rPr>
+        <w:t xml:space="preserve">Use the supplied fictional case and keep its </w:t>
+      </w:r>
+      <w:r>
+        <w:rPr>
+          <w:b/>
+        </w:rPr>
+        <w:t>input</w:t>
+      </w:r>
+      <w:r>
+        <w:rPr>
+          <w:b w:val="0"/>
+        </w:rPr>
+        <w:t xml:space="preserve">s, intermediate steps, calculation or </w:t>
+      </w:r>
+      <w:r>
+        <w:rPr>
+          <w:b/>
+        </w:rPr>
+        <w:t>prediction</w:t>
+      </w:r>
+      <w:r>
+        <w:rPr>
+          <w:b w:val="0"/>
+        </w:rPr>
+        <w:t>, and limitation. Connect this record to last week’s record; a matching answer without a trace is insufficient.</w:t>
+      </w:r>
+    </w:p>
+    <w:p>
+      <w:pPr>
+        <w:spacing w:line="336" w:lineRule="auto" w:after="180"/>
+      </w:pPr>
+      <w:r>
+        <w:rPr>
+          <w:b w:val="0"/>
+        </w:rPr>
+        <w:t xml:space="preserve">Provide an </w:t>
+      </w:r>
+      <w:r>
+        <w:rPr>
+          <w:b/>
+        </w:rPr>
+        <w:t>input</w:t>
+      </w:r>
+      <w:r>
+        <w:rPr>
+          <w:b w:val="0"/>
+        </w:rPr>
+        <w:t>/procedure/result/limit frame and a calculator when needed. Ask students to identify the first step before completing the whole trace.</w:t>
+      </w:r>
+    </w:p>
+    <w:p>
+      <w:pPr>
+        <w:spacing w:line="336" w:lineRule="auto" w:after="180"/>
+      </w:pPr>
+      <w:r>
+        <w:rPr>
+          <w:b w:val="0"/>
+        </w:rPr>
+        <w:t xml:space="preserve">Extension: compare two concrete variants of this </w:t>
+      </w:r>
+      <w:r>
+        <w:rPr>
+          <w:b/>
+        </w:rPr>
+        <w:t>mechanism</w:t>
+      </w:r>
+      <w:r>
+        <w:rPr>
+          <w:b w:val="0"/>
+        </w:rPr>
+        <w:t xml:space="preserve"> while holding unrelated conditions fixed; report both successful and unsuccessful outcomes.</w:t>
+      </w:r>
+    </w:p>
+    <w:p>
+      <w:pPr>
+        <w:spacing w:line="336" w:lineRule="auto" w:after="180"/>
+      </w:pPr>
+      <w:r>
+        <w:rPr>
+          <w:b w:val="0"/>
+        </w:rPr>
+        <w:t xml:space="preserve">Next connection: Reproducible environment and records. Preserve the current case record and retrieve its </w:t>
+      </w:r>
+      <w:r>
+        <w:rPr>
+          <w:b/>
+        </w:rPr>
+        <w:t>evidence</w:t>
+      </w:r>
+      <w:r>
+        <w:rPr>
+          <w:b w:val="0"/>
+        </w:rPr>
+        <w:t xml:space="preserve"> boundary before moving on.</w:t>
+      </w:r>
+    </w:p>
+    <w:p>
+      <w:pPr>
+        <w:spacing w:line="336" w:lineRule="auto" w:after="180"/>
+      </w:pPr>
+      <w:r>
+        <w:rPr>
+          <w:b w:val="0"/>
+        </w:rPr>
+        <w:t>Retain the project ledger and assess a changed case after support. Check the relevant prerequisite before carrying this component forward.</w:t>
+      </w:r>
+    </w:p>
+    <w:p>
+      <w:pPr>
+        <w:spacing w:line="336" w:lineRule="auto" w:after="180"/>
+      </w:pPr>
+      <w:r>
+        <w:rPr>
+          <w:b w:val="0"/>
+        </w:rPr>
+        <w:t>For the Reproducible AI Research Study, retain an annotated worked trace and the changed-case reasoning. Connect the claim to its records, units and assumptions so another investigator can challenge or reproduce it.</w:t>
+      </w:r>
+    </w:p>
+    <w:p>
+      <w:pPr>
+        <w:pStyle w:val="Heading2"/>
+      </w:pPr>
+      <w:r>
+        <w:t>Delayed return and support record</w:t>
       </w:r>
     </w:p>
     <w:p>
@@ -4063,48 +5104,60 @@
     </w:p>
     <w:p>
       <w:pPr>
-        <w:pStyle w:val="Heading3"/>
-      </w:pPr>
-      <w:r>
-        <w:t>Project evidence from this case</w:t>
+        <w:pStyle w:val="Heading2"/>
+      </w:pPr>
+      <w:r>
+        <w:t>Earlier wording, alternatives and picture transcripts · reference / check after trying</w:t>
       </w:r>
     </w:p>
     <w:p>
       <w:pPr>
-        <w:spacing w:line="336" w:lineRule="auto" w:after="180"/>
-      </w:pPr>
-      <w:r>
-        <w:rPr>
-          <w:b w:val="0"/>
-        </w:rPr>
-        <w:t>For the Reproducible AI Research Study, retain an annotated worked trace and the changed-case reasoning. Connect the claim to its records, units and assumptions so another investigator can challenge or reproduce it.</w:t>
+        <w:pStyle w:val="Heading3"/>
+      </w:pPr>
+      <w:r>
+        <w:t>Plan the delayed return</w:t>
       </w:r>
     </w:p>
     <w:p>
       <w:pPr>
-        <w:pStyle w:val="Heading1"/>
-      </w:pPr>
-      <w:r>
-        <w:t>07. Prepare, teach and assess</w:t>
+        <w:pStyle w:val="Heading3"/>
+      </w:pPr>
+      <w:r>
+        <w:t>Project evidence from this case</w:t>
       </w:r>
     </w:p>
     <w:p>
-      <w:r>
-        <w:t>Use this preparation summary alongside the detailed Power and resource tradeoffs lesson; it is a checklist rather than a replacement for the full sequence.</w:t>
+      <w:pPr>
+        <w:pStyle w:val="Heading1"/>
+      </w:pPr>
+      <w:r>
+        <w:t>Reference bank and extra practice</w:t>
       </w:r>
     </w:p>
     <w:p>
       <w:pPr>
-        <w:pStyle w:val="Heading3"/>
-      </w:pPr>
-      <w:r>
-        <w:t>Teaching target</w:t>
+        <w:pStyle w:val="Heading1"/>
+      </w:pPr>
+      <w:r>
+        <w:t>07. Reference · Alternative planning checklist</w:t>
       </w:r>
     </w:p>
     <w:p>
+      <w:r>
+        <w:t>Use alongside the main route when helpful.</w:t>
+      </w:r>
+    </w:p>
+    <w:p>
+      <w:pPr>
+        <w:pStyle w:val="Heading2"/>
+      </w:pPr>
+      <w:r>
+        <w:t>Planning,assessment and project reminders</w:t>
+      </w:r>
+    </w:p>
+    <w:p>
       <w:pPr>
         <w:spacing w:line="336" w:lineRule="auto" w:after="180"/>
-        <w:shd w:fill="EDF7F3"/>
       </w:pPr>
       <w:r>
         <w:rPr>
@@ -4311,27 +5364,41 @@
         <w:rPr>
           <w:b w:val="0"/>
         </w:rPr>
-        <w:t>Before class, solve the supported practice: For a fixed alternative100 simulations detect62 times at n20 and83 at n40. Per-unit cost3 credits. Show the intermediate steps and give the conclusion with its scope.</w:t>
+        <w:t>Before class, solve the supported practice: For a fixed alternative 100 simulations detect 62 times at n 20 and83 at n 40. Per-unit cost 3 credits. Show the intermediate steps and give the conclusion with its scope.</w:t>
       </w:r>
     </w:p>
     <w:p>
       <w:pPr>
-        <w:pStyle w:val="Heading3"/>
-      </w:pPr>
-      <w:r>
-        <w:t>Supported practice answer</w:t>
+        <w:spacing w:line="336" w:lineRule="auto" w:after="180"/>
+      </w:pPr>
+      <w:r>
+        <w:rPr>
+          <w:b w:val="0"/>
+        </w:rPr>
+        <w:t>Reasoned practice answer: Teacher explanation: Estimated detection 62% versus 83%; cost 60 versus 120 credits per study. These simulation frequencies depend on the supplied model; null error is unmeasured.</w:t>
       </w:r>
     </w:p>
     <w:p>
       <w:pPr>
         <w:spacing w:line="336" w:lineRule="auto" w:after="180"/>
-        <w:shd w:fill="F1F6FC"/>
       </w:pPr>
       <w:r>
         <w:rPr>
           <w:b w:val="0"/>
         </w:rPr>
-        <w:t>Reasoned practice answer: Teacher explanation: Estimated detection62% versus83%; cost60 versus120 credits per study. These simulation frequencies depend on the supplied model; null error is unmeasured.</w:t>
+        <w:t xml:space="preserve">Check every learner before discussion: Use the worked case for </w:t>
+      </w:r>
+      <w:r>
+        <w:rPr>
+          <w:b/>
+        </w:rPr>
+        <w:t>Power</w:t>
+      </w:r>
+      <w:r>
+        <w:rPr>
+          <w:b w:val="0"/>
+        </w:rPr>
+        <w:t xml:space="preserve"> and resource tradeoffs. Proposed explanation: “The worked result establishes every future case”. Decide whether this explanation is supported.</w:t>
       </w:r>
     </w:p>
     <w:p>
@@ -4342,19 +5409,7 @@
         <w:rPr>
           <w:b w:val="0"/>
         </w:rPr>
-        <w:t xml:space="preserve">Check every learner before discussion: Use the worked case for </w:t>
-      </w:r>
-      <w:r>
-        <w:rPr>
-          <w:b/>
-        </w:rPr>
-        <w:t>Power</w:t>
-      </w:r>
-      <w:r>
-        <w:rPr>
-          <w:b w:val="0"/>
-        </w:rPr>
-        <w:t xml:space="preserve"> and resource tradeoffs. Proposed explanation: “The worked result establishes every future case”. Decide whether this explanation is supported.</w:t>
+        <w:t>Point to the step or supplied fact that decides; explain your repair if needed.</w:t>
       </w:r>
     </w:p>
     <w:p>
@@ -4365,141 +5420,93 @@
         <w:rPr>
           <w:b w:val="0"/>
         </w:rPr>
-        <w:t>Point to the step or supplied fact that decides; explain your repair if needed.</w:t>
+        <w:t xml:space="preserve">Misconception repair: </w:t>
+      </w:r>
+      <w:r>
+        <w:rPr>
+          <w:b/>
+        </w:rPr>
+        <w:t>Power</w:t>
+      </w:r>
+      <w:r>
+        <w:rPr>
+          <w:b w:val="0"/>
+        </w:rPr>
+        <w:t xml:space="preserve"> estimates do not repair biased sampling or establish the probability a particular hypothesis is true.</w:t>
       </w:r>
     </w:p>
     <w:p>
       <w:pPr>
-        <w:pStyle w:val="Heading3"/>
-      </w:pPr>
-      <w:r>
-        <w:t>Repair the misconception</w:t>
+        <w:spacing w:line="336" w:lineRule="auto" w:after="180"/>
+      </w:pPr>
+      <w:r>
+        <w:rPr>
+          <w:b w:val="0"/>
+        </w:rPr>
+        <w:t xml:space="preserve">Support: read the exact case aloud, enlarge the labelled picture, supply </w:t>
+      </w:r>
+      <w:r>
+        <w:rPr>
+          <w:b/>
+        </w:rPr>
+        <w:t>input</w:t>
+      </w:r>
+      <w:r>
+        <w:rPr>
+          <w:b w:val="0"/>
+        </w:rPr>
+        <w:t xml:space="preserve"> cards and model only the first deciding step. Accept a spoken explanation or drawing; retain the reasoning goal.</w:t>
       </w:r>
     </w:p>
     <w:p>
       <w:pPr>
         <w:spacing w:line="336" w:lineRule="auto" w:after="180"/>
-        <w:shd w:fill="FFF5E6"/>
       </w:pPr>
       <w:r>
         <w:rPr>
           <w:b w:val="0"/>
         </w:rPr>
-        <w:t xml:space="preserve">Misconception repair: </w:t>
+        <w:t xml:space="preserve">Extension: Change the assumed effect or variability but keep the sample sizes. Require a </w:t>
       </w:r>
       <w:r>
         <w:rPr>
           <w:b/>
         </w:rPr>
-        <w:t>Power</w:t>
+        <w:t>prediction</w:t>
       </w:r>
       <w:r>
         <w:rPr>
           <w:b w:val="0"/>
         </w:rPr>
-        <w:t xml:space="preserve"> estimates do not repair biased sampling or establish the probability a particular hypothesis is true.</w:t>
+        <w:t xml:space="preserve"> and a reason before comparing.</w:t>
       </w:r>
     </w:p>
     <w:p>
       <w:pPr>
-        <w:pStyle w:val="Heading3"/>
-      </w:pPr>
-      <w:r>
-        <w:t>Support without giving away the answer</w:t>
+        <w:spacing w:line="336" w:lineRule="auto" w:after="180"/>
+      </w:pPr>
+      <w:r>
+        <w:rPr>
+          <w:b w:val="0"/>
+        </w:rPr>
+        <w:t xml:space="preserve">Expected result: The detection fractions need new simulation; the resource costs stay 40 and 80. Reason: </w:t>
+      </w:r>
+      <w:r>
+        <w:rPr>
+          <w:b/>
+        </w:rPr>
+        <w:t>Power</w:t>
+      </w:r>
+      <w:r>
+        <w:rPr>
+          <w:b w:val="0"/>
+        </w:rPr>
+        <w:t xml:space="preserve"> depends on the data-generating assumptions, while this stated unit-cost calculation does not.</w:t>
       </w:r>
     </w:p>
     <w:p>
       <w:pPr>
         <w:spacing w:line="336" w:lineRule="auto" w:after="180"/>
-        <w:shd w:fill="F1F6F8"/>
-      </w:pPr>
-      <w:r>
-        <w:rPr>
-          <w:b w:val="0"/>
-        </w:rPr>
-        <w:t xml:space="preserve">Support: read the exact case aloud, enlarge the labelled picture, supply </w:t>
-      </w:r>
-      <w:r>
-        <w:rPr>
-          <w:b/>
-        </w:rPr>
-        <w:t>input</w:t>
-      </w:r>
-      <w:r>
-        <w:rPr>
-          <w:b w:val="0"/>
-        </w:rPr>
-        <w:t xml:space="preserve"> cards and model only the first deciding step. Accept a spoken explanation or drawing; retain the reasoning goal.</w:t>
-      </w:r>
-    </w:p>
-    <w:p>
-      <w:pPr>
-        <w:pStyle w:val="Heading3"/>
-      </w:pPr>
-      <w:r>
-        <w:t>Extend the reasoning</w:t>
-      </w:r>
-    </w:p>
-    <w:p>
-      <w:pPr>
-        <w:spacing w:line="336" w:lineRule="auto" w:after="180"/>
-        <w:shd w:fill="F5F1FB"/>
-      </w:pPr>
-      <w:r>
-        <w:rPr>
-          <w:b w:val="0"/>
-        </w:rPr>
-        <w:t xml:space="preserve">Extension: Change the assumed effect or variability but keep the sample sizes. Require a </w:t>
-      </w:r>
-      <w:r>
-        <w:rPr>
-          <w:b/>
-        </w:rPr>
-        <w:t>prediction</w:t>
-      </w:r>
-      <w:r>
-        <w:rPr>
-          <w:b w:val="0"/>
-        </w:rPr>
-        <w:t xml:space="preserve"> and a reason before comparing.</w:t>
-      </w:r>
-    </w:p>
-    <w:p>
-      <w:pPr>
-        <w:spacing w:line="336" w:lineRule="auto" w:after="180"/>
-        <w:shd w:fill="F5F1FB"/>
-      </w:pPr>
-      <w:r>
-        <w:rPr>
-          <w:b w:val="0"/>
-        </w:rPr>
-        <w:t xml:space="preserve">Expected result: The detection fractions need new simulation; the resource costs stay 40 and 80. Reason: </w:t>
-      </w:r>
-      <w:r>
-        <w:rPr>
-          <w:b/>
-        </w:rPr>
-        <w:t>Power</w:t>
-      </w:r>
-      <w:r>
-        <w:rPr>
-          <w:b w:val="0"/>
-        </w:rPr>
-        <w:t xml:space="preserve"> depends on the data-generating assumptions, while this stated unit-cost calculation does not.</w:t>
-      </w:r>
-    </w:p>
-    <w:p>
-      <w:pPr>
-        <w:pStyle w:val="Heading3"/>
-      </w:pPr>
-      <w:r>
-        <w:t>Protect the independent attempt</w:t>
-      </w:r>
-    </w:p>
-    <w:p>
-      <w:pPr>
-        <w:spacing w:line="336" w:lineRule="auto" w:after="180"/>
-        <w:shd w:fill="FFF5E6"/>
       </w:pPr>
       <w:r>
         <w:rPr>
@@ -4694,58 +5701,57 @@
     </w:tbl>
     <w:p>
       <w:pPr>
-        <w:pStyle w:val="Heading3"/>
-      </w:pPr>
-      <w:r>
-        <w:t>Project checkpoint</w:t>
+        <w:spacing w:line="336" w:lineRule="auto" w:after="180"/>
+      </w:pPr>
+      <w:r>
+        <w:rPr>
+          <w:b w:val="0"/>
+        </w:rPr>
+        <w:t>Project checkpoint: Evaluate and revise. Compare with your starting method, explain errors and record a justified revision.</w:t>
       </w:r>
     </w:p>
     <w:p>
       <w:pPr>
         <w:spacing w:line="336" w:lineRule="auto" w:after="180"/>
-        <w:shd w:fill="EDF7F3"/>
       </w:pPr>
       <w:r>
         <w:rPr>
           <w:b w:val="0"/>
         </w:rPr>
-        <w:t>Project checkpoint: Evaluate and revise. Compare with your starting method, explain errors and record a justified revision.</w:t>
+        <w:t xml:space="preserve">Use the weekly teacher answer for topic-specific reasoning. A saved progress tick is an activity record; judge mastery from the learner’s explanation and </w:t>
+      </w:r>
+      <w:r>
+        <w:rPr>
+          <w:b/>
+        </w:rPr>
+        <w:t>evidence</w:t>
+      </w:r>
+      <w:r>
+        <w:rPr>
+          <w:b w:val="0"/>
+        </w:rPr>
+        <w:t>.</w:t>
       </w:r>
     </w:p>
     <w:p>
       <w:pPr>
-        <w:spacing w:line="336" w:lineRule="auto" w:after="180"/>
-      </w:pPr>
-      <w:r>
-        <w:rPr>
-          <w:b w:val="0"/>
-        </w:rPr>
-        <w:t xml:space="preserve">Use the weekly teacher answer for topic-specific reasoning. A saved progress tick is an activity record; judge mastery from the learner’s explanation and </w:t>
-      </w:r>
-      <w:r>
-        <w:rPr>
-          <w:b/>
-        </w:rPr>
-        <w:t>evidence</w:t>
-      </w:r>
-      <w:r>
-        <w:rPr>
-          <w:b w:val="0"/>
-        </w:rPr>
-        <w:t>.</w:t>
+        <w:pStyle w:val="Heading1"/>
+      </w:pPr>
+      <w:r>
+        <w:t>08. Reference · Feedback,labs and repair paths</w:t>
       </w:r>
     </w:p>
     <w:p>
-      <w:pPr>
-        <w:pStyle w:val="Heading1"/>
-      </w:pPr>
-      <w:r>
-        <w:t>08. Use feedback, labs and repair paths</w:t>
+      <w:r>
+        <w:t>Retain the first attempt and the evidence used for a repair.</w:t>
       </w:r>
     </w:p>
     <w:p>
-      <w:r>
-        <w:t>Use feedback, earlier review and portfolios purposefully. Apply the coding routine only when this lesson has an executable lab.</w:t>
+      <w:pPr>
+        <w:pStyle w:val="Heading2"/>
+      </w:pPr>
+      <w:r>
+        <w:t>Feedback and record guidance</w:t>
       </w:r>
     </w:p>
     <w:p>
@@ -4783,40 +5789,42 @@
       </w:r>
     </w:p>
     <w:p>
-      <w:pPr>
-        <w:pStyle w:val="Heading3"/>
-      </w:pPr>
-      <w:r>
-        <w:t>For later coding lessons</w:t>
+      <w:r>
+        <w:t>This week has no code block. Use this routine when a later lesson includes an executable lab.</w:t>
       </w:r>
     </w:p>
     <w:p>
-      <w:r>
-        <w:t>This week has no code block. Use this routine when a later lesson includes an executable lab.</w:t>
+      <w:pPr>
+        <w:spacing w:line="336" w:lineRule="auto" w:after="180"/>
+      </w:pPr>
+      <w:r>
+        <w:rPr>
+          <w:b w:val="0"/>
+        </w:rPr>
+        <w:t xml:space="preserve">Ask students to predict before running code. Preserve errors and actual </w:t>
+      </w:r>
+      <w:r>
+        <w:rPr>
+          <w:b/>
+        </w:rPr>
+        <w:t>output</w:t>
+      </w:r>
+      <w:r>
+        <w:rPr>
+          <w:b w:val="0"/>
+        </w:rPr>
+        <w:t>s; collect a changed test and an explanation. The branch-boundary and indexing lessons deliberately include failure cases.</w:t>
       </w:r>
     </w:p>
     <w:p>
       <w:pPr>
         <w:spacing w:line="336" w:lineRule="auto" w:after="180"/>
-        <w:shd w:fill="F1F6F8"/>
       </w:pPr>
       <w:r>
         <w:rPr>
           <w:b w:val="0"/>
         </w:rPr>
-        <w:t xml:space="preserve">Ask students to predict before running code. Preserve errors and actual </w:t>
-      </w:r>
-      <w:r>
-        <w:rPr>
-          <w:b/>
-        </w:rPr>
-        <w:t>output</w:t>
-      </w:r>
-      <w:r>
-        <w:rPr>
-          <w:b w:val="0"/>
-        </w:rPr>
-        <w:t>s; collect a changed test and an explanation. The branch-boundary and indexing lessons deliberately include failure cases.</w:t>
+        <w:t>Use the earlier worked-explanation links to address a specific missing building block, then return to the current question. Adapt this suggestion after observing the learner; it is not an automatic diagnosis.</w:t>
       </w:r>
     </w:p>
     <w:p>
@@ -4827,71 +5835,37 @@
         <w:rPr>
           <w:b w:val="0"/>
         </w:rPr>
-        <w:t>Use the earlier worked-explanation links to address a specific missing building block, then return to the current question. Adapt this suggestion after observing the learner; it is not an automatic diagnosis.</w:t>
+        <w:t xml:space="preserve">Collect the completed-work portfolio as </w:t>
+      </w:r>
+      <w:r>
+        <w:rPr>
+          <w:b/>
+        </w:rPr>
+        <w:t>evidence</w:t>
+      </w:r>
+      <w:r>
+        <w:rPr>
+          <w:b w:val="0"/>
+        </w:rPr>
+        <w:t>. Record support separately from correctness, and assess explanation, trace/test and limitations. Progress ticks and quiz selections alone do not establish mastery.</w:t>
       </w:r>
     </w:p>
     <w:p>
       <w:pPr>
-        <w:spacing w:line="336" w:lineRule="auto" w:after="180"/>
-      </w:pPr>
-      <w:r>
-        <w:rPr>
-          <w:b w:val="0"/>
-        </w:rPr>
-        <w:t xml:space="preserve">Collect the completed-work portfolio as </w:t>
-      </w:r>
-      <w:r>
-        <w:rPr>
-          <w:b/>
-        </w:rPr>
-        <w:t>evidence</w:t>
-      </w:r>
-      <w:r>
-        <w:rPr>
-          <w:b w:val="0"/>
-        </w:rPr>
-        <w:t>. Record support separately from correctness, and assess explanation, trace/test and limitations. Progress ticks and quiz selections alone do not establish mastery.</w:t>
+        <w:pStyle w:val="Heading1"/>
+      </w:pPr>
+      <w:r>
+        <w:t>09. Reference · Teach with the six pictures</w:t>
       </w:r>
     </w:p>
     <w:p>
-      <w:pPr>
-        <w:pStyle w:val="Heading1"/>
-      </w:pPr>
-      <w:r>
-        <w:t>09. Visual concept journey</w:t>
+      <w:r>
+        <w:t>Choose one picture for a particular reasoning move.</w:t>
       </w:r>
     </w:p>
     <w:p>
-      <w:r>
-        <w:t>Show one Power and resource tradeoffs graphic at a time, request a prediction and discuss its trace before the independent assessment.</w:t>
-      </w:r>
-    </w:p>
-    <w:p>
-      <w:pPr>
-        <w:spacing w:line="336" w:lineRule="auto" w:after="180"/>
-      </w:pPr>
-      <w:r>
-        <w:rPr>
-          <w:b w:val="0"/>
-        </w:rPr>
-        <w:t xml:space="preserve">Use one picture at a time. Hide a worked result before asking for a </w:t>
-      </w:r>
-      <w:r>
-        <w:rPr>
-          <w:b/>
-        </w:rPr>
-        <w:t>prediction</w:t>
-      </w:r>
-      <w:r>
-        <w:rPr>
-          <w:b w:val="0"/>
-        </w:rPr>
-        <w:t>, then reveal it for feedback. These are supported teaching cases; retain the separate independent assessment for a fresh first attempt.</w:t>
-      </w:r>
-    </w:p>
-    <w:p>
-      <w:pPr>
-        <w:pStyle w:val="Heading3"/>
+      <w:pPr>
+        <w:pStyle w:val="Heading2"/>
       </w:pPr>
       <w:r>
         <w:t>01. Power and resource tradeoffs: the case</w:t>
@@ -4902,7 +5876,7 @@
         <w:drawing>
           <wp:inline xmlns:a="http://schemas.openxmlformats.org/drawingml/2006/main" xmlns:pic="http://schemas.openxmlformats.org/drawingml/2006/picture">
             <wp:extent cx="5486400" cy="2843784"/>
-            <wp:docPr id="3" name="Picture 3" descr="A simulated detection-and-resource trade-off. A fictional simulation repeats a study under the same assumed alternative effect, using two independent-unit sample sizes. Supplied facts: There are 100 simulation trials per design. At n=20, 60 detect the specified effect; at n=40, 80 detect it. Each independent unit costs 2 resource units. Same test and effect assumptions are used."/>
+            <wp:docPr id="5" name="Picture 5" descr="A simulated detection-and-resource trade-off. A fictional simulation repeats a study under the same assumed alternative effect, using two independent-unit sample sizes. Supplied facts: There are 100 simulation trials per design. At n=20, 60 detect the specified effect; at n=40, 80 detect it. Each independent unit costs 2 resource units. Same test and effect assumptions are used."/>
             <wp:cNvGraphicFramePr>
               <a:graphicFrameLocks noChangeAspect="1"/>
             </wp:cNvGraphicFramePr>
@@ -4914,7 +5888,7 @@
                     <pic:cNvPicPr/>
                   </pic:nvPicPr>
                   <pic:blipFill>
-                    <a:blip r:embed="rId11"/>
+                    <a:blip r:embed="rId13"/>
                     <a:stretch>
                       <a:fillRect/>
                     </a:stretch>
@@ -4970,7 +5944,6 @@
     <w:p>
       <w:pPr>
         <w:spacing w:line="336" w:lineRule="auto" w:after="180"/>
-        <w:shd w:fill="F5F1FB"/>
       </w:pPr>
       <w:r>
         <w:rPr>
@@ -4981,27 +5954,18 @@
     </w:p>
     <w:p>
       <w:pPr>
-        <w:pStyle w:val="Heading3"/>
-      </w:pPr>
-      <w:r>
-        <w:t>Discuss while showing the picture</w:t>
+        <w:spacing w:line="336" w:lineRule="auto" w:after="180"/>
+      </w:pPr>
+      <w:r>
+        <w:rPr>
+          <w:b w:val="0"/>
+        </w:rPr>
+        <w:t>Teacher prompt: Point to the given fact that matters most. Explain why it matters. Ask learners to describe one label or arrow in ordinary words. Use the adjacent transcript if the image is difficult to see.</w:t>
       </w:r>
     </w:p>
     <w:p>
       <w:pPr>
-        <w:spacing w:line="336" w:lineRule="auto" w:after="180"/>
-        <w:shd w:fill="F1F6F8"/>
-      </w:pPr>
-      <w:r>
-        <w:rPr>
-          <w:b w:val="0"/>
-        </w:rPr>
-        <w:t>Teacher prompt: Point to the given fact that matters most. Explain why it matters. Ask learners to describe one label or arrow in ordinary words. Use the adjacent transcript if the image is difficult to see.</w:t>
-      </w:r>
-    </w:p>
-    <w:p>
-      <w:pPr>
-        <w:pStyle w:val="Heading3"/>
+        <w:pStyle w:val="Heading2"/>
       </w:pPr>
       <w:r>
         <w:t>02. Follow the deciding steps</w:t>
@@ -5012,7 +5976,7 @@
         <w:drawing>
           <wp:inline xmlns:a="http://schemas.openxmlformats.org/drawingml/2006/main" xmlns:pic="http://schemas.openxmlformats.org/drawingml/2006/picture">
             <wp:extent cx="5486400" cy="3337560"/>
-            <wp:docPr id="4" name="Picture 4" descr="Estimate simulated detection: Observed detection fractions are 60/100=60% and 80/100=80%. → Calculate design cost: n=20 costs 40 resource units; n=40 costs 80 units. → Compare the trade-off: Doubling cost adds 20 percentage points of simulated detection under these assumptions."/>
+            <wp:docPr id="6" name="Picture 6" descr="Estimate simulated detection: Observed detection fractions are 60/100=60% and 80/100=80%. → Calculate design cost: n=20 costs 40 resource units; n=40 costs 80 units. → Compare the trade-off: Doubling cost adds 20 percentage points of simulated detection under these assumptions."/>
             <wp:cNvGraphicFramePr>
               <a:graphicFrameLocks noChangeAspect="1"/>
             </wp:cNvGraphicFramePr>
@@ -5024,7 +5988,7 @@
                     <pic:cNvPicPr/>
                   </pic:nvPicPr>
                   <pic:blipFill>
-                    <a:blip r:embed="rId12"/>
+                    <a:blip r:embed="rId10"/>
                     <a:stretch>
                       <a:fillRect/>
                     </a:stretch>
@@ -5081,7 +6045,6 @@
     <w:p>
       <w:pPr>
         <w:spacing w:line="336" w:lineRule="auto" w:after="180"/>
-        <w:shd w:fill="F5F1FB"/>
       </w:pPr>
       <w:r>
         <w:rPr>
@@ -5104,39 +6067,30 @@
     </w:p>
     <w:p>
       <w:pPr>
-        <w:pStyle w:val="Heading3"/>
-      </w:pPr>
-      <w:r>
-        <w:t>Discuss while showing the picture</w:t>
+        <w:spacing w:line="336" w:lineRule="auto" w:after="180"/>
+      </w:pPr>
+      <w:r>
+        <w:rPr>
+          <w:b w:val="0"/>
+        </w:rPr>
+        <w:t xml:space="preserve">Teacher prompt: Point to each numbered stage and explain which recorded </w:t>
+      </w:r>
+      <w:r>
+        <w:rPr>
+          <w:b/>
+        </w:rPr>
+        <w:t>input</w:t>
+      </w:r>
+      <w:r>
+        <w:rPr>
+          <w:b w:val="0"/>
+        </w:rPr>
+        <w:t xml:space="preserve"> it uses. Ask learners to describe one label or arrow in ordinary words. Use the adjacent transcript if the image is difficult to see.</w:t>
       </w:r>
     </w:p>
     <w:p>
       <w:pPr>
-        <w:spacing w:line="336" w:lineRule="auto" w:after="180"/>
-        <w:shd w:fill="F1F6F8"/>
-      </w:pPr>
-      <w:r>
-        <w:rPr>
-          <w:b w:val="0"/>
-        </w:rPr>
-        <w:t xml:space="preserve">Teacher prompt: Point to each numbered stage and explain which recorded </w:t>
-      </w:r>
-      <w:r>
-        <w:rPr>
-          <w:b/>
-        </w:rPr>
-        <w:t>input</w:t>
-      </w:r>
-      <w:r>
-        <w:rPr>
-          <w:b w:val="0"/>
-        </w:rPr>
-        <w:t xml:space="preserve"> it uses. Ask learners to describe one label or arrow in ordinary words. Use the adjacent transcript if the image is difficult to see.</w:t>
-      </w:r>
-    </w:p>
-    <w:p>
-      <w:pPr>
-        <w:pStyle w:val="Heading3"/>
+        <w:pStyle w:val="Heading2"/>
       </w:pPr>
       <w:r>
         <w:t>03. Stipulated simulation and resource records</w:t>
@@ -5147,7 +6101,7 @@
         <w:drawing>
           <wp:inline xmlns:a="http://schemas.openxmlformats.org/drawingml/2006/main" xmlns:pic="http://schemas.openxmlformats.org/drawingml/2006/picture">
             <wp:extent cx="5486400" cy="3096768"/>
-            <wp:docPr id="5" name="Picture 5" descr="Stipulated simulation and resource records. Smaller design: Independent units = 20, Detections = 60, Trials = 100, Cost units = 40. Larger design: Independent units = 40, Detections = 80, Trials = 100, Cost units = 80."/>
+            <wp:docPr id="7" name="Picture 7" descr="Stipulated simulation and resource records. Smaller design: Independent units = 20, Detections = 60, Trials = 100, Cost units = 40. Larger design: Independent units = 40, Detections = 80, Trials = 100, Cost units = 80."/>
             <wp:cNvGraphicFramePr>
               <a:graphicFrameLocks noChangeAspect="1"/>
             </wp:cNvGraphicFramePr>
@@ -5159,7 +6113,7 @@
                     <pic:cNvPicPr/>
                   </pic:nvPicPr>
                   <pic:blipFill>
-                    <a:blip r:embed="rId13"/>
+                    <a:blip r:embed="rId14"/>
                     <a:stretch>
                       <a:fillRect/>
                     </a:stretch>
@@ -5192,7 +6146,6 @@
     <w:p>
       <w:pPr>
         <w:spacing w:line="336" w:lineRule="auto" w:after="180"/>
-        <w:shd w:fill="F5F1FB"/>
       </w:pPr>
       <w:r>
         <w:rPr>
@@ -5203,39 +6156,29 @@
     </w:p>
     <w:p>
       <w:pPr>
-        <w:pStyle w:val="Heading3"/>
-      </w:pPr>
-      <w:r>
-        <w:t>Discuss while showing the picture</w:t>
+        <w:spacing w:line="336" w:lineRule="auto" w:after="180"/>
+      </w:pPr>
+      <w:r>
+        <w:rPr>
+          <w:b w:val="0"/>
+        </w:rPr>
+        <w:t>Teacher prompt: Read the labels and values. Explain the relationship the model shows. Ask learners to describe one label or arrow in ordinary words. Use the adjacent transcript if the image is difficult to see.</w:t>
       </w:r>
     </w:p>
     <w:p>
       <w:pPr>
         <w:spacing w:line="336" w:lineRule="auto" w:after="180"/>
-        <w:shd w:fill="F1F6F8"/>
       </w:pPr>
       <w:r>
         <w:rPr>
           <w:b w:val="0"/>
         </w:rPr>
-        <w:t>Teacher prompt: Read the labels and values. Explain the relationship the model shows. Ask learners to describe one label or arrow in ordinary words. Use the adjacent transcript if the image is difficult to see.</w:t>
+        <w:t>Check row/column meanings, units and denominators before discussing a difference. Supplied toy values are not real class or model results.</w:t>
       </w:r>
     </w:p>
     <w:p>
       <w:pPr>
-        <w:spacing w:line="336" w:lineRule="auto" w:after="180"/>
-        <w:shd w:fill="F1F6F8"/>
-      </w:pPr>
-      <w:r>
-        <w:rPr>
-          <w:b w:val="0"/>
-        </w:rPr>
-        <w:t>Check row/column meanings, units and denominators before discussing a difference. Supplied toy values are not real class or model results.</w:t>
-      </w:r>
-    </w:p>
-    <w:p>
-      <w:pPr>
-        <w:pStyle w:val="Heading3"/>
+        <w:pStyle w:val="Heading2"/>
       </w:pPr>
       <w:r>
         <w:t>04. Change one thing. Trace what follows.</w:t>
@@ -5246,7 +6189,7 @@
         <w:drawing>
           <wp:inline xmlns:a="http://schemas.openxmlformats.org/drawingml/2006/main" xmlns:pic="http://schemas.openxmlformats.org/drawingml/2006/picture">
             <wp:extent cx="5486400" cy="3191256"/>
-            <wp:docPr id="6" name="Picture 6" descr="Original case: Doubling cost adds 20 percentage points of simulated detection under these assumptions. Changed condition: Change the assumed effect or variability but keep the sample sizes. Expected result: The detection fractions need new simulation; the resource costs stay 40 and 80. Reason: Power depends on the data-generating assumptions, while this stated unit-cost calculation does not."/>
+            <wp:docPr id="8" name="Picture 8" descr="Original case: Doubling cost adds 20 percentage points of simulated detection under these assumptions. Changed condition: Change the assumed effect or variability but keep the sample sizes. Expected result: The detection fractions need new simulation; the resource costs stay 40 and 80. Reason: Power depends on the data-generating assumptions, while this stated unit-cost calculation does not."/>
             <wp:cNvGraphicFramePr>
               <a:graphicFrameLocks noChangeAspect="1"/>
             </wp:cNvGraphicFramePr>
@@ -5258,7 +6201,7 @@
                     <pic:cNvPicPr/>
                   </pic:nvPicPr>
                   <pic:blipFill>
-                    <a:blip r:embed="rId14"/>
+                    <a:blip r:embed="rId15"/>
                     <a:stretch>
                       <a:fillRect/>
                     </a:stretch>
@@ -5314,7 +6257,6 @@
     <w:p>
       <w:pPr>
         <w:spacing w:line="336" w:lineRule="auto" w:after="180"/>
-        <w:shd w:fill="F5F1FB"/>
       </w:pPr>
       <w:r>
         <w:rPr>
@@ -5325,51 +6267,41 @@
     </w:p>
     <w:p>
       <w:pPr>
-        <w:pStyle w:val="Heading3"/>
-      </w:pPr>
-      <w:r>
-        <w:t>Discuss while showing the picture</w:t>
+        <w:spacing w:line="336" w:lineRule="auto" w:after="180"/>
+      </w:pPr>
+      <w:r>
+        <w:rPr>
+          <w:b w:val="0"/>
+        </w:rPr>
+        <w:t>Teacher prompt: Predict before checking the worked changed-case result. Name what changed and what the supplied facts allow you to conclude. Ask learners to describe one label or arrow in ordinary words.</w:t>
       </w:r>
     </w:p>
     <w:p>
       <w:pPr>
         <w:spacing w:line="336" w:lineRule="auto" w:after="180"/>
-        <w:shd w:fill="F1F6F8"/>
       </w:pPr>
       <w:r>
         <w:rPr>
           <w:b w:val="0"/>
         </w:rPr>
-        <w:t>Teacher prompt: Predict before checking the worked changed-case result. Name what changed and what the supplied facts allow you to conclude. Ask learners to describe one label or arrow in ordinary words.</w:t>
+        <w:t xml:space="preserve">Use the adjacent transcript if the image is difficult to see. Changed-case reasoning: </w:t>
+      </w:r>
+      <w:r>
+        <w:rPr>
+          <w:b/>
+        </w:rPr>
+        <w:t>Power</w:t>
+      </w:r>
+      <w:r>
+        <w:rPr>
+          <w:b w:val="0"/>
+        </w:rPr>
+        <w:t xml:space="preserve"> depends on the data-generating assumptions, while this stated unit-cost calculation does not.</w:t>
       </w:r>
     </w:p>
     <w:p>
       <w:pPr>
-        <w:spacing w:line="336" w:lineRule="auto" w:after="180"/>
-        <w:shd w:fill="F1F6F8"/>
-      </w:pPr>
-      <w:r>
-        <w:rPr>
-          <w:b w:val="0"/>
-        </w:rPr>
-        <w:t xml:space="preserve">Use the adjacent transcript if the image is difficult to see. Changed-case reasoning: </w:t>
-      </w:r>
-      <w:r>
-        <w:rPr>
-          <w:b/>
-        </w:rPr>
-        <w:t>Power</w:t>
-      </w:r>
-      <w:r>
-        <w:rPr>
-          <w:b w:val="0"/>
-        </w:rPr>
-        <w:t xml:space="preserve"> depends on the data-generating assumptions, while this stated unit-cost calculation does not.</w:t>
-      </w:r>
-    </w:p>
-    <w:p>
-      <w:pPr>
-        <w:pStyle w:val="Heading3"/>
+        <w:pStyle w:val="Heading2"/>
       </w:pPr>
       <w:r>
         <w:t>05. Connect the explanation to its limit</w:t>
@@ -5380,7 +6312,7 @@
         <w:drawing>
           <wp:inline xmlns:a="http://schemas.openxmlformats.org/drawingml/2006/main" xmlns:pic="http://schemas.openxmlformats.org/drawingml/2006/picture">
             <wp:extent cx="5486400" cy="2834640"/>
-            <wp:docPr id="7" name="Picture 7" descr="Power is the probability of detecting a specified effect under a specified model and decision rule. Repeated simulation can estimate it; the estimate depends on effect size, variability, design and test assumptions, not sample size alone. Limit: Only 100 trials per design produce noisy estimates. They are fictional stipulated results, not executed simulation or evidence about pupils."/>
+            <wp:docPr id="9" name="Picture 9" descr="Power is the probability of detecting a specified effect under a specified model and decision rule. Repeated simulation can estimate it; the estimate depends on effect size, variability, design and test assumptions, not sample size alone. Limit: Only 100 trials per design produce noisy estimates. They are fictional stipulated results, not executed simulation or evidence about pupils."/>
             <wp:cNvGraphicFramePr>
               <a:graphicFrameLocks noChangeAspect="1"/>
             </wp:cNvGraphicFramePr>
@@ -5392,7 +6324,7 @@
                     <pic:cNvPicPr/>
                   </pic:nvPicPr>
                   <pic:blipFill>
-                    <a:blip r:embed="rId15"/>
+                    <a:blip r:embed="rId16"/>
                     <a:stretch>
                       <a:fillRect/>
                     </a:stretch>
@@ -5465,7 +6397,6 @@
     <w:p>
       <w:pPr>
         <w:spacing w:line="336" w:lineRule="auto" w:after="180"/>
-        <w:shd w:fill="F5F1FB"/>
       </w:pPr>
       <w:r>
         <w:rPr>
@@ -5476,51 +6407,41 @@
     </w:p>
     <w:p>
       <w:pPr>
-        <w:pStyle w:val="Heading3"/>
-      </w:pPr>
-      <w:r>
-        <w:t>Discuss while showing the picture</w:t>
+        <w:spacing w:line="336" w:lineRule="auto" w:after="180"/>
+      </w:pPr>
+      <w:r>
+        <w:rPr>
+          <w:b w:val="0"/>
+        </w:rPr>
+        <w:t>Teacher prompt: Explain the case, then point to a limit on the claim. Ask learners to describe one label or arrow in ordinary words. Use the adjacent transcript if the image is difficult to see.</w:t>
       </w:r>
     </w:p>
     <w:p>
       <w:pPr>
         <w:spacing w:line="336" w:lineRule="auto" w:after="180"/>
-        <w:shd w:fill="F1F6F8"/>
       </w:pPr>
       <w:r>
         <w:rPr>
           <w:b w:val="0"/>
         </w:rPr>
-        <w:t>Teacher prompt: Explain the case, then point to a limit on the claim. Ask learners to describe one label or arrow in ordinary words. Use the adjacent transcript if the image is difficult to see.</w:t>
+        <w:t xml:space="preserve">Keep the stated scope: Only 100 trials per design produce noisy estimates. They are fictional stipulated results, not executed simulation or </w:t>
+      </w:r>
+      <w:r>
+        <w:rPr>
+          <w:b/>
+        </w:rPr>
+        <w:t>evidence</w:t>
+      </w:r>
+      <w:r>
+        <w:rPr>
+          <w:b w:val="0"/>
+        </w:rPr>
+        <w:t xml:space="preserve"> about pupils.</w:t>
       </w:r>
     </w:p>
     <w:p>
       <w:pPr>
-        <w:spacing w:line="336" w:lineRule="auto" w:after="180"/>
-        <w:shd w:fill="F1F6F8"/>
-      </w:pPr>
-      <w:r>
-        <w:rPr>
-          <w:b w:val="0"/>
-        </w:rPr>
-        <w:t xml:space="preserve">Keep the stated scope: Only 100 trials per design produce noisy estimates. They are fictional stipulated results, not executed simulation or </w:t>
-      </w:r>
-      <w:r>
-        <w:rPr>
-          <w:b/>
-        </w:rPr>
-        <w:t>evidence</w:t>
-      </w:r>
-      <w:r>
-        <w:rPr>
-          <w:b w:val="0"/>
-        </w:rPr>
-        <w:t xml:space="preserve"> about pupils.</w:t>
-      </w:r>
-    </w:p>
-    <w:p>
-      <w:pPr>
-        <w:pStyle w:val="Heading3"/>
+        <w:pStyle w:val="Heading2"/>
       </w:pPr>
       <w:r>
         <w:t>06. Make the idea visible in your project</w:t>
@@ -5531,7 +6452,7 @@
         <w:drawing>
           <wp:inline xmlns:a="http://schemas.openxmlformats.org/drawingml/2006/main" xmlns:pic="http://schemas.openxmlformats.org/drawingml/2006/picture">
             <wp:extent cx="5486400" cy="3681984"/>
-            <wp:docPr id="8" name="Picture 8" descr="For the Reproducible AI Research Study, retain an annotated worked trace and the changed-case reasoning. Connect the claim to its records, units and assumptions so another investigator can challenge or reproduce it. Draw your input, deciding step, result and limit. Supported question: Calculate both simulated detection fractions and resource costs. What additional detection is observed for the extra forty units, and does that establish power for an actual classroom study?"/>
+            <wp:docPr id="10" name="Picture 10" descr="For the Reproducible AI Research Study, retain an annotated worked trace and the changed-case reasoning. Connect the claim to its records, units and assumptions so another investigator can challenge or reproduce it. Draw your input, deciding step, result and limit. Supported question: Calculate both simulated detection fractions and resource costs. What additional detection is observed for the extra forty units, and does that establish power for an actual classroom study?"/>
             <wp:cNvGraphicFramePr>
               <a:graphicFrameLocks noChangeAspect="1"/>
             </wp:cNvGraphicFramePr>
@@ -5543,7 +6464,7 @@
                     <pic:cNvPicPr/>
                   </pic:nvPicPr>
                   <pic:blipFill>
-                    <a:blip r:embed="rId16"/>
+                    <a:blip r:embed="rId17"/>
                     <a:stretch>
                       <a:fillRect/>
                     </a:stretch>
@@ -5622,7 +6543,6 @@
     <w:p>
       <w:pPr>
         <w:spacing w:line="336" w:lineRule="auto" w:after="180"/>
-        <w:shd w:fill="F5F1FB"/>
       </w:pPr>
       <w:r>
         <w:rPr>
@@ -5645,82 +6565,151 @@
     </w:p>
     <w:p>
       <w:pPr>
-        <w:pStyle w:val="Heading3"/>
-      </w:pPr>
-      <w:r>
-        <w:t>Discuss while showing the picture</w:t>
+        <w:spacing w:line="336" w:lineRule="auto" w:after="180"/>
+      </w:pPr>
+      <w:r>
+        <w:rPr>
+          <w:b w:val="0"/>
+        </w:rPr>
+        <w:t xml:space="preserve">Teacher prompt: Draw your project trace and justify the deciding step using </w:t>
+      </w:r>
+      <w:r>
+        <w:rPr>
+          <w:b/>
+        </w:rPr>
+        <w:t>evidence</w:t>
+      </w:r>
+      <w:r>
+        <w:rPr>
+          <w:b w:val="0"/>
+        </w:rPr>
+        <w:t>. Ask learners to describe one label or arrow in ordinary words. Use the adjacent transcript if the image is difficult to see.</w:t>
       </w:r>
     </w:p>
     <w:p>
       <w:pPr>
         <w:spacing w:line="336" w:lineRule="auto" w:after="180"/>
-        <w:shd w:fill="F1F6F8"/>
       </w:pPr>
       <w:r>
         <w:rPr>
           <w:b w:val="0"/>
         </w:rPr>
-        <w:t xml:space="preserve">Teacher prompt: Draw your project trace and justify the deciding step using </w:t>
+        <w:t xml:space="preserve">Supported practice key: The fractions are </w:t>
       </w:r>
       <w:r>
         <w:rPr>
           <w:b/>
         </w:rPr>
-        <w:t>evidence</w:t>
+        <w:t>60%</w:t>
       </w:r>
       <w:r>
         <w:rPr>
           <w:b w:val="0"/>
         </w:rPr>
-        <w:t>. Ask learners to describe one label or arrow in ordinary words. Use the adjacent transcript if the image is difficult to see.</w:t>
+        <w:t xml:space="preserve"> and </w:t>
+      </w:r>
+      <w:r>
+        <w:rPr>
+          <w:b/>
+        </w:rPr>
+        <w:t>80%</w:t>
+      </w:r>
+      <w:r>
+        <w:rPr>
+          <w:b w:val="0"/>
+        </w:rPr>
+        <w:t xml:space="preserve">; costs are 40 and 80 units. Forty extra units add 20 percentage points here. These simulation estimates do not establish real-study </w:t>
+      </w:r>
+      <w:r>
+        <w:rPr>
+          <w:b/>
+        </w:rPr>
+        <w:t>power</w:t>
+      </w:r>
+      <w:r>
+        <w:rPr>
+          <w:b w:val="0"/>
+        </w:rPr>
+        <w:t xml:space="preserve"> without justified assumptions.</w:t>
       </w:r>
     </w:p>
     <w:p>
       <w:pPr>
+        <w:pStyle w:val="Heading2"/>
+      </w:pPr>
+      <w:r>
+        <w:t>Earlier wording, alternatives and picture transcripts · reference / check after trying</w:t>
+      </w:r>
+    </w:p>
+    <w:p>
+      <w:pPr>
         <w:spacing w:line="336" w:lineRule="auto" w:after="180"/>
-        <w:shd w:fill="F1F6F8"/>
       </w:pPr>
       <w:r>
         <w:rPr>
           <w:b w:val="0"/>
         </w:rPr>
-        <w:t xml:space="preserve">Supported practice key: The fractions are </w:t>
+        <w:t xml:space="preserve">Use one picture at a time. Hide a worked result before asking for a </w:t>
       </w:r>
       <w:r>
         <w:rPr>
           <w:b/>
         </w:rPr>
-        <w:t>60%</w:t>
+        <w:t>prediction</w:t>
       </w:r>
       <w:r>
         <w:rPr>
           <w:b w:val="0"/>
         </w:rPr>
-        <w:t xml:space="preserve"> and </w:t>
-      </w:r>
-      <w:r>
-        <w:rPr>
-          <w:b/>
-        </w:rPr>
-        <w:t>80%</w:t>
-      </w:r>
-      <w:r>
-        <w:rPr>
-          <w:b w:val="0"/>
-        </w:rPr>
-        <w:t xml:space="preserve">; costs are 40 and 80 units. Forty extra units add 20 percentage points here. These simulation estimates do not establish real-study </w:t>
-      </w:r>
-      <w:r>
-        <w:rPr>
-          <w:b/>
-        </w:rPr>
-        <w:t>power</w:t>
-      </w:r>
-      <w:r>
-        <w:rPr>
-          <w:b w:val="0"/>
-        </w:rPr>
-        <w:t xml:space="preserve"> without justified assumptions.</w:t>
+        <w:t>, then reveal it for feedback. These are supported teaching cases; retain the separate independent assessment for a fresh first attempt.</w:t>
+      </w:r>
+    </w:p>
+    <w:p>
+      <w:pPr>
+        <w:pStyle w:val="Heading3"/>
+      </w:pPr>
+      <w:r>
+        <w:t>01. Power and resource tradeoffs: the case</w:t>
+      </w:r>
+    </w:p>
+    <w:p>
+      <w:pPr>
+        <w:pStyle w:val="Heading3"/>
+      </w:pPr>
+      <w:r>
+        <w:t>02. Follow the deciding steps</w:t>
+      </w:r>
+    </w:p>
+    <w:p>
+      <w:pPr>
+        <w:pStyle w:val="Heading3"/>
+      </w:pPr>
+      <w:r>
+        <w:t>03. Stipulated simulation and resource records</w:t>
+      </w:r>
+    </w:p>
+    <w:p>
+      <w:pPr>
+        <w:pStyle w:val="Heading3"/>
+      </w:pPr>
+      <w:r>
+        <w:t>04. Change one thing. Trace what follows.</w:t>
+      </w:r>
+    </w:p>
+    <w:p>
+      <w:pPr>
+        <w:pStyle w:val="Heading3"/>
+      </w:pPr>
+      <w:r>
+        <w:t>05. Connect the explanation to its limit</w:t>
+      </w:r>
+    </w:p>
+    <w:p>
+      <w:pPr>
+        <w:pStyle w:val="Heading3"/>
+      </w:pPr>
+      <w:r>
+        <w:t>06. Make the idea visible in your project</w:t>
       </w:r>
     </w:p>
     <w:sectPr>
